--- a/SO/lab6/Report_Anastasiia.docx
+++ b/SO/lab6/Report_Anastasiia.docx
@@ -1658,15 +1658,15 @@
       </w:pPr>
     </w:p>
     <w:p>
-      <w:r>
-        <w:rPr>
-          <w:noProof/>
-        </w:rPr>
+      <w:pPr>
+        <w:jc w:val="center"/>
+      </w:pPr>
+      <w:r>
         <w:drawing>
-          <wp:inline distT="0" distB="0" distL="0" distR="0" wp14:anchorId="17B3CD7F" wp14:editId="67DF5128">
-            <wp:extent cx="4121362" cy="1384371"/>
-            <wp:effectExtent l="0" t="0" r="0" b="6350"/>
-            <wp:docPr id="1005655364" name="Рисунок 1"/>
+          <wp:inline distT="0" distB="0" distL="0" distR="0" wp14:anchorId="4A8D1B3C" wp14:editId="225AB925">
+            <wp:extent cx="3429176" cy="1924149"/>
+            <wp:effectExtent l="0" t="0" r="0" b="0"/>
+            <wp:docPr id="1721452268" name="Рисунок 1"/>
             <wp:cNvGraphicFramePr>
               <a:graphicFrameLocks xmlns:a="http://schemas.openxmlformats.org/drawingml/2006/main" noChangeAspect="1"/>
             </wp:cNvGraphicFramePr>
@@ -1674,7 +1674,7 @@
               <a:graphicData uri="http://schemas.openxmlformats.org/drawingml/2006/picture">
                 <pic:pic xmlns:pic="http://schemas.openxmlformats.org/drawingml/2006/picture">
                   <pic:nvPicPr>
-                    <pic:cNvPr id="1005655364" name=""/>
+                    <pic:cNvPr id="1721452268" name=""/>
                     <pic:cNvPicPr/>
                   </pic:nvPicPr>
                   <pic:blipFill>
@@ -1686,7 +1686,7 @@
                   <pic:spPr>
                     <a:xfrm>
                       <a:off x="0" y="0"/>
-                      <a:ext cx="4121362" cy="1384371"/>
+                      <a:ext cx="3429176" cy="1924149"/>
                     </a:xfrm>
                     <a:prstGeom prst="rect">
                       <a:avLst/>
@@ -1707,7 +1707,6 @@
         <w:rPr>
           <w:noProof/>
         </w:rPr>
-        <w:lastRenderedPageBreak/>
         <w:drawing>
           <wp:inline distT="0" distB="0" distL="0" distR="0" wp14:anchorId="1E8D15D7" wp14:editId="258B9B1F">
             <wp:extent cx="5804198" cy="4610337"/>
@@ -1747,7 +1746,6 @@
     </w:p>
     <w:p/>
     <w:p/>
-    <w:p/>
     <w:p>
       <w:r>
         <w:rPr>
@@ -1791,6 +1789,2699 @@
       </w:r>
     </w:p>
     <w:p/>
+    <w:p>
+      <w:r>
+        <w:rPr>
+          <w:lang w:val="en-US"/>
+        </w:rPr>
+        <w:t>Grep</w:t>
+      </w:r>
+      <w:r>
+        <w:t xml:space="preserve"> – </w:t>
+      </w:r>
+      <w:proofErr w:type="gramStart"/>
+      <w:r>
+        <w:rPr>
+          <w:lang w:val="en-US"/>
+        </w:rPr>
+        <w:t>E</w:t>
+      </w:r>
+      <w:r>
+        <w:t xml:space="preserve"> </w:t>
+      </w:r>
+      <w:r>
+        <w:rPr>
+          <w:lang w:val="uk-UA"/>
+        </w:rPr>
+        <w:t xml:space="preserve"> </w:t>
+      </w:r>
+      <w:r>
+        <w:t>это</w:t>
+      </w:r>
+      <w:proofErr w:type="gramEnd"/>
+      <w:r>
+        <w:t xml:space="preserve"> поиск строк в файле содержащих  подстроку совпадающую с расширенным шаблоном (-Е)</w:t>
+      </w:r>
+    </w:p>
+    <w:p>
+      <w:pPr>
+        <w:rPr>
+          <w:lang w:val="uk-UA"/>
+        </w:rPr>
+      </w:pPr>
+      <w:r>
+        <w:t>’01-[</w:t>
+      </w:r>
+      <w:r>
+        <w:rPr>
+          <w:lang w:val="en-US"/>
+        </w:rPr>
+        <w:t>A</w:t>
+      </w:r>
+      <w:r>
+        <w:t>-</w:t>
+      </w:r>
+      <w:proofErr w:type="gramStart"/>
+      <w:r>
+        <w:rPr>
+          <w:lang w:val="en-US"/>
+        </w:rPr>
+        <w:t>z</w:t>
+      </w:r>
+      <w:r>
+        <w:t>]+</w:t>
+      </w:r>
+      <w:proofErr w:type="gramEnd"/>
+      <w:r>
+        <w:t xml:space="preserve">-[0-9]+’ </w:t>
+      </w:r>
+    </w:p>
+    <w:p>
+      <w:pPr>
+        <w:pStyle w:val="a4"/>
+        <w:numPr>
+          <w:ilvl w:val="0"/>
+          <w:numId w:val="33"/>
+        </w:numPr>
+      </w:pPr>
+      <w:r>
+        <w:t>Буквальное совпадение со значением 01-</w:t>
+      </w:r>
+    </w:p>
+    <w:p>
+      <w:pPr>
+        <w:ind w:left="360"/>
+      </w:pPr>
+      <w:r>
+        <w:t xml:space="preserve">«01» это первое число месяц </w:t>
+      </w:r>
+      <w:proofErr w:type="gramStart"/>
+      <w:r>
+        <w:t>« -</w:t>
+      </w:r>
+      <w:proofErr w:type="gramEnd"/>
+      <w:r>
+        <w:t xml:space="preserve"> » это разделитель </w:t>
+      </w:r>
+    </w:p>
+    <w:p>
+      <w:pPr>
+        <w:ind w:left="360"/>
+      </w:pPr>
+      <w:r>
+        <w:t>[</w:t>
+      </w:r>
+      <w:r>
+        <w:rPr>
+          <w:lang w:val="en-US"/>
+        </w:rPr>
+        <w:t>A</w:t>
+      </w:r>
+      <w:r>
+        <w:t>-</w:t>
+      </w:r>
+      <w:proofErr w:type="gramStart"/>
+      <w:r>
+        <w:rPr>
+          <w:lang w:val="en-US"/>
+        </w:rPr>
+        <w:t>z</w:t>
+      </w:r>
+      <w:r>
+        <w:t>]+</w:t>
+      </w:r>
+      <w:proofErr w:type="gramEnd"/>
+      <w:r>
+        <w:t xml:space="preserve"> любая буква латинского алфавита повторенная один или более раз. Используется </w:t>
+      </w:r>
+      <w:r>
+        <w:t>для обозначения</w:t>
+      </w:r>
+      <w:r>
+        <w:t xml:space="preserve"> месяц</w:t>
+      </w:r>
+      <w:r>
+        <w:t>а</w:t>
+      </w:r>
+      <w:r>
+        <w:t xml:space="preserve">. </w:t>
+      </w:r>
+    </w:p>
+    <w:p>
+      <w:pPr>
+        <w:ind w:left="360"/>
+        <w:rPr>
+          <w:lang w:val="uk-UA"/>
+        </w:rPr>
+      </w:pPr>
+      <w:r>
+        <w:t>[</w:t>
+      </w:r>
+      <w:r>
+        <w:rPr>
+          <w:lang w:val="uk-UA"/>
+        </w:rPr>
+        <w:t>0-</w:t>
+      </w:r>
+      <w:proofErr w:type="gramStart"/>
+      <w:r>
+        <w:rPr>
+          <w:lang w:val="uk-UA"/>
+        </w:rPr>
+        <w:t>9</w:t>
+      </w:r>
+      <w:r>
+        <w:t>]</w:t>
+      </w:r>
+      <w:r>
+        <w:rPr>
+          <w:lang w:val="uk-UA"/>
+        </w:rPr>
+        <w:t>+</w:t>
+      </w:r>
+      <w:proofErr w:type="gramEnd"/>
+      <w:r>
+        <w:rPr>
+          <w:lang w:val="uk-UA"/>
+        </w:rPr>
+        <w:t xml:space="preserve"> любая цифра </w:t>
+      </w:r>
+      <w:proofErr w:type="spellStart"/>
+      <w:r>
+        <w:rPr>
+          <w:lang w:val="uk-UA"/>
+        </w:rPr>
+        <w:t>повтаренная</w:t>
+      </w:r>
+      <w:proofErr w:type="spellEnd"/>
+      <w:r>
+        <w:rPr>
+          <w:lang w:val="uk-UA"/>
+        </w:rPr>
+        <w:t xml:space="preserve"> один и </w:t>
+      </w:r>
+      <w:proofErr w:type="spellStart"/>
+      <w:r>
+        <w:rPr>
+          <w:lang w:val="uk-UA"/>
+        </w:rPr>
+        <w:t>более</w:t>
+      </w:r>
+      <w:proofErr w:type="spellEnd"/>
+      <w:r>
+        <w:rPr>
+          <w:lang w:val="uk-UA"/>
+        </w:rPr>
+        <w:t xml:space="preserve"> раз. </w:t>
+      </w:r>
+    </w:p>
+    <w:p>
+      <w:pPr>
+        <w:ind w:left="360"/>
+      </w:pPr>
+      <w:r>
+        <w:rPr>
+          <w:lang w:val="uk-UA"/>
+        </w:rPr>
+        <w:t xml:space="preserve">Используется для </w:t>
+      </w:r>
+      <w:proofErr w:type="spellStart"/>
+      <w:r>
+        <w:rPr>
+          <w:lang w:val="uk-UA"/>
+        </w:rPr>
+        <w:t>обозначения</w:t>
+      </w:r>
+      <w:proofErr w:type="spellEnd"/>
+      <w:r>
+        <w:rPr>
+          <w:lang w:val="uk-UA"/>
+        </w:rPr>
+        <w:t xml:space="preserve"> </w:t>
+      </w:r>
+      <w:proofErr w:type="spellStart"/>
+      <w:r>
+        <w:rPr>
+          <w:lang w:val="uk-UA"/>
+        </w:rPr>
+        <w:t>года</w:t>
+      </w:r>
+      <w:proofErr w:type="spellEnd"/>
+      <w:r>
+        <w:rPr>
+          <w:lang w:val="uk-UA"/>
+        </w:rPr>
+        <w:t>.</w:t>
+      </w:r>
+    </w:p>
+    <w:p/>
+    <w:p/>
+    <w:p/>
+    <w:p/>
+    <w:p/>
+    <w:p/>
+    <w:p/>
+    <w:p/>
+    <w:p/>
+    <w:p/>
+    <w:p>
+      <w:pPr>
+        <w:jc w:val="center"/>
+        <w:rPr>
+          <w:b/>
+          <w:bCs/>
+          <w:sz w:val="28"/>
+          <w:szCs w:val="28"/>
+          <w:lang w:val="en-US"/>
+        </w:rPr>
+      </w:pPr>
+      <w:r>
+        <w:rPr>
+          <w:b/>
+          <w:bCs/>
+          <w:sz w:val="28"/>
+          <w:szCs w:val="28"/>
+        </w:rPr>
+        <w:t>Структура</w:t>
+      </w:r>
+      <w:r>
+        <w:rPr>
+          <w:b/>
+          <w:bCs/>
+          <w:sz w:val="28"/>
+          <w:szCs w:val="28"/>
+          <w:lang w:val="en-US"/>
+        </w:rPr>
+        <w:t xml:space="preserve"> </w:t>
+      </w:r>
+      <w:r>
+        <w:rPr>
+          <w:b/>
+          <w:bCs/>
+          <w:sz w:val="28"/>
+          <w:szCs w:val="28"/>
+        </w:rPr>
+        <w:t>файла</w:t>
+      </w:r>
+      <w:r>
+        <w:rPr>
+          <w:b/>
+          <w:bCs/>
+          <w:sz w:val="28"/>
+          <w:szCs w:val="28"/>
+          <w:lang w:val="en-US"/>
+        </w:rPr>
+        <w:t xml:space="preserve"> query1</w:t>
+      </w:r>
+    </w:p>
+    <w:p>
+      <w:pPr>
+        <w:jc w:val="center"/>
+        <w:rPr>
+          <w:lang w:val="en-US"/>
+        </w:rPr>
+      </w:pPr>
+    </w:p>
+    <w:p>
+      <w:pPr>
+        <w:rPr>
+          <w:lang w:val="en-US"/>
+        </w:rPr>
+      </w:pPr>
+      <w:r>
+        <w:rPr>
+          <w:lang w:val="en-US"/>
+        </w:rPr>
+        <w:t>7369 JOHN Q SMITH CLERK RESEARCH DALLAS 800</w:t>
+      </w:r>
+    </w:p>
+    <w:p>
+      <w:pPr>
+        <w:rPr>
+          <w:lang w:val="en-US"/>
+        </w:rPr>
+      </w:pPr>
+      <w:r>
+        <w:rPr>
+          <w:lang w:val="en-US"/>
+        </w:rPr>
+        <w:t xml:space="preserve">7499 KEVIN J ALLEN </w:t>
+      </w:r>
+      <w:bookmarkStart w:id="1" w:name="_Hlk152616042"/>
+      <w:r>
+        <w:rPr>
+          <w:lang w:val="en-US"/>
+        </w:rPr>
+        <w:t>SALESPERSON</w:t>
+      </w:r>
+      <w:bookmarkEnd w:id="1"/>
+      <w:r>
+        <w:rPr>
+          <w:lang w:val="en-US"/>
+        </w:rPr>
+        <w:t xml:space="preserve"> SALES CHICAGO 1600</w:t>
+      </w:r>
+    </w:p>
+    <w:p>
+      <w:pPr>
+        <w:rPr>
+          <w:lang w:val="en-US"/>
+        </w:rPr>
+      </w:pPr>
+      <w:r>
+        <w:rPr>
+          <w:lang w:val="en-US"/>
+        </w:rPr>
+        <w:t>7505 JEAN K DOYLE MANAGER SALES NEW-YORK 2850</w:t>
+      </w:r>
+    </w:p>
+    <w:p>
+      <w:pPr>
+        <w:rPr>
+          <w:lang w:val="en-US"/>
+        </w:rPr>
+      </w:pPr>
+      <w:r>
+        <w:rPr>
+          <w:lang w:val="en-US"/>
+        </w:rPr>
+        <w:t>7506 LYNN S DENNIS MANAGER SALES DALLAS 2750</w:t>
+      </w:r>
+    </w:p>
+    <w:p>
+      <w:pPr>
+        <w:rPr>
+          <w:lang w:val="en-US"/>
+        </w:rPr>
+      </w:pPr>
+      <w:r>
+        <w:rPr>
+          <w:lang w:val="en-US"/>
+        </w:rPr>
+        <w:t>7507 LESLIE D BAKER MANAGER OPERATIONS NEW-YORK 2200</w:t>
+      </w:r>
+    </w:p>
+    <w:p>
+      <w:pPr>
+        <w:rPr>
+          <w:lang w:val="en-US"/>
+        </w:rPr>
+      </w:pPr>
+      <w:r>
+        <w:rPr>
+          <w:lang w:val="en-US"/>
+        </w:rPr>
+        <w:t>7521 CYNTHIA D WARD SALESPERSON SALES CHICAGO 1250</w:t>
+      </w:r>
+    </w:p>
+    <w:p>
+      <w:pPr>
+        <w:rPr>
+          <w:lang w:val="en-US"/>
+        </w:rPr>
+      </w:pPr>
+      <w:r>
+        <w:rPr>
+          <w:lang w:val="en-US"/>
+        </w:rPr>
+        <w:t>7555 DANIEL T PETERS SALESPERSON SALES NEW-YORK 1250</w:t>
+      </w:r>
+    </w:p>
+    <w:p>
+      <w:pPr>
+        <w:rPr>
+          <w:lang w:val="en-US"/>
+        </w:rPr>
+      </w:pPr>
+      <w:r>
+        <w:rPr>
+          <w:lang w:val="en-US"/>
+        </w:rPr>
+        <w:t>7557 KAREN P SHAW SALESPERSON SALES NEW-YORK 1250</w:t>
+      </w:r>
+    </w:p>
+    <w:p>
+      <w:pPr>
+        <w:rPr>
+          <w:lang w:val="en-US"/>
+        </w:rPr>
+      </w:pPr>
+      <w:r>
+        <w:rPr>
+          <w:lang w:val="en-US"/>
+        </w:rPr>
+        <w:t>7560 SARAH S DUNCAN SALESPERSON SALES DALLAS 1250</w:t>
+      </w:r>
+    </w:p>
+    <w:p>
+      <w:pPr>
+        <w:rPr>
+          <w:lang w:val="en-US"/>
+        </w:rPr>
+      </w:pPr>
+      <w:r>
+        <w:rPr>
+          <w:lang w:val="en-US"/>
+        </w:rPr>
+        <w:t>7564 GREGORY J LANGE SALESPERSON SALES DALLAS 1250</w:t>
+      </w:r>
+    </w:p>
+    <w:p>
+      <w:pPr>
+        <w:rPr>
+          <w:lang w:val="en-US"/>
+        </w:rPr>
+      </w:pPr>
+      <w:r>
+        <w:rPr>
+          <w:lang w:val="en-US"/>
+        </w:rPr>
+        <w:t>7566 TERRY M JONES MANAGER RESEARCH DALLAS 2975</w:t>
+      </w:r>
+    </w:p>
+    <w:p>
+      <w:pPr>
+        <w:rPr>
+          <w:lang w:val="en-US"/>
+        </w:rPr>
+      </w:pPr>
+      <w:r>
+        <w:rPr>
+          <w:lang w:val="en-US"/>
+        </w:rPr>
+        <w:t>7569 CHRIS L ALBERTS MANAGER RESEARCH NEW-YORK 3000</w:t>
+      </w:r>
+    </w:p>
+    <w:p>
+      <w:pPr>
+        <w:rPr>
+          <w:lang w:val="en-US"/>
+        </w:rPr>
+      </w:pPr>
+      <w:r>
+        <w:rPr>
+          <w:lang w:val="en-US"/>
+        </w:rPr>
+        <w:t>7600 RAYMOND Y PORTER SALESPERSON SALES NEW-YORK 1250</w:t>
+      </w:r>
+    </w:p>
+    <w:p>
+      <w:pPr>
+        <w:rPr>
+          <w:lang w:val="en-US"/>
+        </w:rPr>
+      </w:pPr>
+      <w:r>
+        <w:rPr>
+          <w:lang w:val="en-US"/>
+        </w:rPr>
+        <w:t>7609 RICHARD M LEWIS STAFF OPERATIONS DALLAS 1800</w:t>
+      </w:r>
+    </w:p>
+    <w:p>
+      <w:pPr>
+        <w:rPr>
+          <w:lang w:val="en-US"/>
+        </w:rPr>
+      </w:pPr>
+      <w:r>
+        <w:rPr>
+          <w:lang w:val="en-US"/>
+        </w:rPr>
+        <w:t>7654 KENNETH J MARTIN SALESPERSON SALES CHICAGO 1250</w:t>
+      </w:r>
+    </w:p>
+    <w:p>
+      <w:pPr>
+        <w:rPr>
+          <w:lang w:val="en-US"/>
+        </w:rPr>
+      </w:pPr>
+      <w:r>
+        <w:rPr>
+          <w:lang w:val="en-US"/>
+        </w:rPr>
+        <w:t>7676 DENISE D SOMMERS STAFF OPERATIONS CHICAGO 1850</w:t>
+      </w:r>
+    </w:p>
+    <w:p>
+      <w:pPr>
+        <w:rPr>
+          <w:lang w:val="en-US"/>
+        </w:rPr>
+      </w:pPr>
+      <w:r>
+        <w:rPr>
+          <w:lang w:val="en-US"/>
+        </w:rPr>
+        <w:t>7698 MARION S BLAKE MANAGER SALES CHICAGO 2850</w:t>
+      </w:r>
+    </w:p>
+    <w:p>
+      <w:pPr>
+        <w:rPr>
+          <w:lang w:val="en-US"/>
+        </w:rPr>
+      </w:pPr>
+      <w:r>
+        <w:rPr>
+          <w:lang w:val="en-US"/>
+        </w:rPr>
+        <w:t>7782 CAROL F CLARK MANAGER ACCOUNTING NEW-YORK 2450</w:t>
+      </w:r>
+    </w:p>
+    <w:p>
+      <w:pPr>
+        <w:rPr>
+          <w:lang w:val="en-US"/>
+        </w:rPr>
+      </w:pPr>
+      <w:r>
+        <w:rPr>
+          <w:lang w:val="en-US"/>
+        </w:rPr>
+        <w:t>7788 DONALD T SCOTT ANALYST RESEARCH DALLAS 3000</w:t>
+      </w:r>
+    </w:p>
+    <w:p>
+      <w:pPr>
+        <w:rPr>
+          <w:lang w:val="en-US"/>
+        </w:rPr>
+      </w:pPr>
+      <w:r>
+        <w:rPr>
+          <w:lang w:val="en-US"/>
+        </w:rPr>
+        <w:t>7789 LIVIA N WEST SALESPERSON SALES DALLAS 1500</w:t>
+      </w:r>
+    </w:p>
+    <w:p>
+      <w:pPr>
+        <w:rPr>
+          <w:lang w:val="en-US"/>
+        </w:rPr>
+      </w:pPr>
+      <w:r>
+        <w:rPr>
+          <w:lang w:val="en-US"/>
+        </w:rPr>
+        <w:t>7799 MATTHEW G FISHER ANALYST RESEARCH NEW-YORK 3000</w:t>
+      </w:r>
+    </w:p>
+    <w:p>
+      <w:pPr>
+        <w:rPr>
+          <w:lang w:val="en-US"/>
+        </w:rPr>
+      </w:pPr>
+      <w:r>
+        <w:rPr>
+          <w:lang w:val="en-US"/>
+        </w:rPr>
+        <w:t>7820 PAUL S ROSS SALESPERSON SALES BOSTON 1300</w:t>
+      </w:r>
+    </w:p>
+    <w:p>
+      <w:pPr>
+        <w:rPr>
+          <w:lang w:val="en-US"/>
+        </w:rPr>
+      </w:pPr>
+      <w:r>
+        <w:rPr>
+          <w:lang w:val="en-US"/>
+        </w:rPr>
+        <w:t>7839 FRANCIS A KING PRESIDENT ACCOUNTING NEW-YORK 5000</w:t>
+      </w:r>
+    </w:p>
+    <w:p>
+      <w:pPr>
+        <w:rPr>
+          <w:lang w:val="en-US"/>
+        </w:rPr>
+      </w:pPr>
+      <w:r>
+        <w:rPr>
+          <w:lang w:val="en-US"/>
+        </w:rPr>
+        <w:t>7876 DIANE G ADAMS CLERK RESEARCH DALLAS 1100</w:t>
+      </w:r>
+    </w:p>
+    <w:p>
+      <w:pPr>
+        <w:rPr>
+          <w:lang w:val="en-US"/>
+        </w:rPr>
+      </w:pPr>
+      <w:r>
+        <w:rPr>
+          <w:lang w:val="en-US"/>
+        </w:rPr>
+        <w:t>7900 FRED S JAMES CLERK SALES CHICAGO 950</w:t>
+      </w:r>
+    </w:p>
+    <w:p>
+      <w:pPr>
+        <w:rPr>
+          <w:lang w:val="en-US"/>
+        </w:rPr>
+      </w:pPr>
+      <w:r>
+        <w:rPr>
+          <w:lang w:val="en-US"/>
+        </w:rPr>
+        <w:t>7902 JENNIFER D FORD ANALYST RESEARCH DALLAS 3000</w:t>
+      </w:r>
+    </w:p>
+    <w:p>
+      <w:pPr>
+        <w:rPr>
+          <w:lang w:val="en-US"/>
+        </w:rPr>
+      </w:pPr>
+      <w:r>
+        <w:rPr>
+          <w:lang w:val="en-US"/>
+        </w:rPr>
+        <w:t>7916 GRACE M ROBERTS ANALYST RESEARCH NEW-YORK 2875</w:t>
+      </w:r>
+    </w:p>
+    <w:p>
+      <w:pPr>
+        <w:rPr>
+          <w:lang w:val="en-US"/>
+        </w:rPr>
+      </w:pPr>
+      <w:r>
+        <w:rPr>
+          <w:lang w:val="en-US"/>
+        </w:rPr>
+        <w:t>7919 MICHAEL A DOUGLAS CLERK RESEARCH NEW-YORK 800</w:t>
+      </w:r>
+    </w:p>
+    <w:p>
+      <w:pPr>
+        <w:rPr>
+          <w:lang w:val="en-US"/>
+        </w:rPr>
+      </w:pPr>
+      <w:r>
+        <w:rPr>
+          <w:lang w:val="en-US"/>
+        </w:rPr>
+        <w:t>7934 BARBARA M MILLER CLERK ACCOUNTING NEW-YORK 1300</w:t>
+      </w:r>
+    </w:p>
+    <w:p>
+      <w:pPr>
+        <w:rPr>
+          <w:lang w:val="en-US"/>
+        </w:rPr>
+      </w:pPr>
+      <w:r>
+        <w:rPr>
+          <w:lang w:val="en-US"/>
+        </w:rPr>
+        <w:t>7950 ALICE B JENSEN CLERK SALES NEW-YORK 750</w:t>
+      </w:r>
+    </w:p>
+    <w:p>
+      <w:pPr>
+        <w:rPr>
+          <w:lang w:val="en-US"/>
+        </w:rPr>
+      </w:pPr>
+      <w:r>
+        <w:rPr>
+          <w:lang w:val="en-US"/>
+        </w:rPr>
+        <w:t>7954 JAMES T MURRAY CLERK SALES DALLAS 750</w:t>
+      </w:r>
+    </w:p>
+    <w:p>
+      <w:pPr>
+        <w:rPr>
+          <w:lang w:val="en-US"/>
+        </w:rPr>
+      </w:pPr>
+    </w:p>
+    <w:p>
+      <w:pPr>
+        <w:rPr>
+          <w:lang w:val="en-US"/>
+        </w:rPr>
+      </w:pPr>
+    </w:p>
+    <w:p>
+      <w:pPr>
+        <w:jc w:val="center"/>
+        <w:rPr>
+          <w:lang w:val="en-US"/>
+        </w:rPr>
+      </w:pPr>
+      <w:r>
+        <w:rPr>
+          <w:lang w:val="en-US"/>
+        </w:rPr>
+        <w:drawing>
+          <wp:inline distT="0" distB="0" distL="0" distR="0" wp14:anchorId="295BBF3F" wp14:editId="3FC4A14A">
+            <wp:extent cx="4375375" cy="1346269"/>
+            <wp:effectExtent l="0" t="0" r="6350" b="6350"/>
+            <wp:docPr id="1941160712" name="Рисунок 1"/>
+            <wp:cNvGraphicFramePr>
+              <a:graphicFrameLocks xmlns:a="http://schemas.openxmlformats.org/drawingml/2006/main" noChangeAspect="1"/>
+            </wp:cNvGraphicFramePr>
+            <a:graphic xmlns:a="http://schemas.openxmlformats.org/drawingml/2006/main">
+              <a:graphicData uri="http://schemas.openxmlformats.org/drawingml/2006/picture">
+                <pic:pic xmlns:pic="http://schemas.openxmlformats.org/drawingml/2006/picture">
+                  <pic:nvPicPr>
+                    <pic:cNvPr id="1941160712" name=""/>
+                    <pic:cNvPicPr/>
+                  </pic:nvPicPr>
+                  <pic:blipFill>
+                    <a:blip r:embed="rId11"/>
+                    <a:stretch>
+                      <a:fillRect/>
+                    </a:stretch>
+                  </pic:blipFill>
+                  <pic:spPr>
+                    <a:xfrm>
+                      <a:off x="0" y="0"/>
+                      <a:ext cx="4375375" cy="1346269"/>
+                    </a:xfrm>
+                    <a:prstGeom prst="rect">
+                      <a:avLst/>
+                    </a:prstGeom>
+                  </pic:spPr>
+                </pic:pic>
+              </a:graphicData>
+            </a:graphic>
+          </wp:inline>
+        </w:drawing>
+      </w:r>
+    </w:p>
+    <w:p>
+      <w:pPr>
+        <w:rPr>
+          <w:lang w:val="en-US"/>
+        </w:rPr>
+      </w:pPr>
+      <w:r>
+        <w:rPr>
+          <w:noProof/>
+          <w:lang w:val="en-US"/>
+        </w:rPr>
+        <w:lastRenderedPageBreak/>
+        <w:drawing>
+          <wp:inline distT="0" distB="0" distL="0" distR="0" wp14:anchorId="4A01876B" wp14:editId="003BA52C">
+            <wp:extent cx="5940425" cy="3808730"/>
+            <wp:effectExtent l="0" t="0" r="3175" b="1270"/>
+            <wp:docPr id="2008549366" name="Рисунок 1"/>
+            <wp:cNvGraphicFramePr>
+              <a:graphicFrameLocks xmlns:a="http://schemas.openxmlformats.org/drawingml/2006/main" noChangeAspect="1"/>
+            </wp:cNvGraphicFramePr>
+            <a:graphic xmlns:a="http://schemas.openxmlformats.org/drawingml/2006/main">
+              <a:graphicData uri="http://schemas.openxmlformats.org/drawingml/2006/picture">
+                <pic:pic xmlns:pic="http://schemas.openxmlformats.org/drawingml/2006/picture">
+                  <pic:nvPicPr>
+                    <pic:cNvPr id="2008549366" name=""/>
+                    <pic:cNvPicPr/>
+                  </pic:nvPicPr>
+                  <pic:blipFill>
+                    <a:blip r:embed="rId12"/>
+                    <a:stretch>
+                      <a:fillRect/>
+                    </a:stretch>
+                  </pic:blipFill>
+                  <pic:spPr>
+                    <a:xfrm>
+                      <a:off x="0" y="0"/>
+                      <a:ext cx="5940425" cy="3808730"/>
+                    </a:xfrm>
+                    <a:prstGeom prst="rect">
+                      <a:avLst/>
+                    </a:prstGeom>
+                  </pic:spPr>
+                </pic:pic>
+              </a:graphicData>
+            </a:graphic>
+          </wp:inline>
+        </w:drawing>
+      </w:r>
+    </w:p>
+    <w:p>
+      <w:pPr>
+        <w:rPr>
+          <w:lang w:val="en-US"/>
+        </w:rPr>
+      </w:pPr>
+    </w:p>
+    <w:p>
+      <w:pPr>
+        <w:rPr>
+          <w:lang w:val="en-US"/>
+        </w:rPr>
+      </w:pPr>
+    </w:p>
+    <w:p>
+      <w:r>
+        <w:t>«</w:t>
+      </w:r>
+      <w:r>
+        <w:rPr>
+          <w:lang w:val="en-US"/>
+        </w:rPr>
+        <w:t>Grep</w:t>
+      </w:r>
+      <w:r>
+        <w:t xml:space="preserve"> – </w:t>
+      </w:r>
+      <w:proofErr w:type="gramStart"/>
+      <w:r>
+        <w:rPr>
+          <w:lang w:val="en-US"/>
+        </w:rPr>
+        <w:t>E</w:t>
+      </w:r>
+      <w:r>
+        <w:t>»</w:t>
+      </w:r>
+      <w:r>
+        <w:t xml:space="preserve"> </w:t>
+      </w:r>
+      <w:r>
+        <w:rPr>
+          <w:lang w:val="uk-UA"/>
+        </w:rPr>
+        <w:t xml:space="preserve"> </w:t>
+      </w:r>
+      <w:r>
+        <w:t>это</w:t>
+      </w:r>
+      <w:proofErr w:type="gramEnd"/>
+      <w:r>
+        <w:t xml:space="preserve"> поиск строк в файле содержащих  подстроку совпадающую с расширенным шаблоном (-Е)</w:t>
+      </w:r>
+    </w:p>
+    <w:p/>
+    <w:p>
+      <w:r>
+        <w:t>«</w:t>
+      </w:r>
+      <w:r>
+        <w:t>^</w:t>
+      </w:r>
+      <w:r>
+        <w:t>»</w:t>
+      </w:r>
+      <w:r>
+        <w:t xml:space="preserve"> - </w:t>
+      </w:r>
+      <w:r>
+        <w:t>обозначает начало строки.</w:t>
+      </w:r>
+    </w:p>
+    <w:p/>
+    <w:p>
+      <w:pPr>
+        <w:rPr>
+          <w:lang w:val="uk-UA"/>
+        </w:rPr>
+      </w:pPr>
+      <w:r>
+        <w:t>«</w:t>
+      </w:r>
+      <w:r>
+        <w:t>[</w:t>
+      </w:r>
+      <w:r>
+        <w:rPr>
+          <w:lang w:val="uk-UA"/>
+        </w:rPr>
+        <w:t>0-</w:t>
+      </w:r>
+      <w:proofErr w:type="gramStart"/>
+      <w:r>
+        <w:rPr>
+          <w:lang w:val="uk-UA"/>
+        </w:rPr>
+        <w:t>9</w:t>
+      </w:r>
+      <w:r>
+        <w:t>]</w:t>
+      </w:r>
+      <w:r>
+        <w:rPr>
+          <w:lang w:val="uk-UA"/>
+        </w:rPr>
+        <w:t>+</w:t>
+      </w:r>
+      <w:proofErr w:type="gramEnd"/>
+      <w:r>
+        <w:rPr>
+          <w:lang w:val="uk-UA"/>
+        </w:rPr>
+        <w:t xml:space="preserve"> </w:t>
+      </w:r>
+      <w:proofErr w:type="spellStart"/>
+      <w:r>
+        <w:rPr>
+          <w:lang w:val="uk-UA"/>
+        </w:rPr>
+        <w:t>пробел</w:t>
+      </w:r>
+      <w:proofErr w:type="spellEnd"/>
+      <w:r>
+        <w:rPr>
+          <w:lang w:val="uk-UA"/>
+        </w:rPr>
+        <w:t>»</w:t>
+      </w:r>
+    </w:p>
+    <w:p>
+      <w:pPr>
+        <w:rPr>
+          <w:lang w:val="uk-UA"/>
+        </w:rPr>
+      </w:pPr>
+      <w:proofErr w:type="spellStart"/>
+      <w:r>
+        <w:rPr>
+          <w:lang w:val="uk-UA"/>
+        </w:rPr>
+        <w:t>любая</w:t>
+      </w:r>
+      <w:proofErr w:type="spellEnd"/>
+      <w:r>
+        <w:rPr>
+          <w:lang w:val="uk-UA"/>
+        </w:rPr>
+        <w:t xml:space="preserve"> цифра </w:t>
+      </w:r>
+      <w:proofErr w:type="spellStart"/>
+      <w:r>
+        <w:rPr>
+          <w:lang w:val="uk-UA"/>
+        </w:rPr>
+        <w:t>повтаренная</w:t>
+      </w:r>
+      <w:proofErr w:type="spellEnd"/>
+      <w:r>
+        <w:rPr>
+          <w:lang w:val="uk-UA"/>
+        </w:rPr>
+        <w:t xml:space="preserve"> один и </w:t>
+      </w:r>
+      <w:proofErr w:type="spellStart"/>
+      <w:r>
+        <w:rPr>
+          <w:lang w:val="uk-UA"/>
+        </w:rPr>
+        <w:t>более</w:t>
+      </w:r>
+      <w:proofErr w:type="spellEnd"/>
+      <w:r>
+        <w:rPr>
+          <w:lang w:val="uk-UA"/>
+        </w:rPr>
+        <w:t xml:space="preserve"> раз. </w:t>
+      </w:r>
+    </w:p>
+    <w:p>
+      <w:pPr>
+        <w:rPr>
+          <w:lang w:val="uk-UA"/>
+        </w:rPr>
+      </w:pPr>
+      <w:r>
+        <w:rPr>
+          <w:lang w:val="uk-UA"/>
+        </w:rPr>
+        <w:t xml:space="preserve">Используется для </w:t>
+      </w:r>
+      <w:proofErr w:type="spellStart"/>
+      <w:r>
+        <w:rPr>
+          <w:lang w:val="uk-UA"/>
+        </w:rPr>
+        <w:t>обозначения</w:t>
+      </w:r>
+      <w:proofErr w:type="spellEnd"/>
+      <w:r>
+        <w:rPr>
+          <w:lang w:val="uk-UA"/>
+        </w:rPr>
+        <w:t xml:space="preserve"> </w:t>
+      </w:r>
+      <w:proofErr w:type="spellStart"/>
+      <w:r>
+        <w:rPr>
+          <w:lang w:val="uk-UA"/>
+        </w:rPr>
+        <w:t>кода</w:t>
+      </w:r>
+      <w:proofErr w:type="spellEnd"/>
+      <w:r>
+        <w:rPr>
+          <w:lang w:val="uk-UA"/>
+        </w:rPr>
+        <w:t>.</w:t>
+      </w:r>
+    </w:p>
+    <w:p>
+      <w:pPr>
+        <w:rPr>
+          <w:lang w:val="uk-UA"/>
+        </w:rPr>
+      </w:pPr>
+    </w:p>
+    <w:p>
+      <w:pPr>
+        <w:rPr>
+          <w:lang w:val="uk-UA"/>
+        </w:rPr>
+      </w:pPr>
+      <w:r>
+        <w:rPr>
+          <w:lang w:val="uk-UA"/>
+        </w:rPr>
+        <w:t>«</w:t>
+      </w:r>
+      <w:proofErr w:type="spellStart"/>
+      <w:r>
+        <w:rPr>
+          <w:lang w:val="uk-UA"/>
+        </w:rPr>
+        <w:t>пробел</w:t>
+      </w:r>
+      <w:proofErr w:type="spellEnd"/>
+      <w:r>
+        <w:rPr>
+          <w:lang w:val="uk-UA"/>
+        </w:rPr>
+        <w:t>»</w:t>
+      </w:r>
+    </w:p>
+    <w:p>
+      <w:pPr>
+        <w:rPr>
+          <w:lang w:val="uk-UA"/>
+        </w:rPr>
+      </w:pPr>
+      <w:r>
+        <w:rPr>
+          <w:lang w:val="uk-UA"/>
+        </w:rPr>
+        <w:t xml:space="preserve"> </w:t>
+      </w:r>
+      <w:proofErr w:type="spellStart"/>
+      <w:r>
+        <w:rPr>
+          <w:lang w:val="uk-UA"/>
+        </w:rPr>
+        <w:t>сипаратор</w:t>
+      </w:r>
+      <w:proofErr w:type="spellEnd"/>
+      <w:r>
+        <w:rPr>
+          <w:lang w:val="uk-UA"/>
+        </w:rPr>
+        <w:t xml:space="preserve"> </w:t>
+      </w:r>
+      <w:proofErr w:type="spellStart"/>
+      <w:r>
+        <w:rPr>
+          <w:lang w:val="uk-UA"/>
+        </w:rPr>
+        <w:t>между</w:t>
+      </w:r>
+      <w:proofErr w:type="spellEnd"/>
+      <w:r>
+        <w:rPr>
+          <w:lang w:val="uk-UA"/>
+        </w:rPr>
+        <w:t xml:space="preserve"> </w:t>
+      </w:r>
+      <w:proofErr w:type="spellStart"/>
+      <w:r>
+        <w:rPr>
+          <w:lang w:val="uk-UA"/>
+        </w:rPr>
+        <w:t>столбцами</w:t>
+      </w:r>
+      <w:proofErr w:type="spellEnd"/>
+      <w:r>
+        <w:rPr>
+          <w:lang w:val="uk-UA"/>
+        </w:rPr>
+        <w:t>.</w:t>
+      </w:r>
+    </w:p>
+    <w:p>
+      <w:pPr>
+        <w:rPr>
+          <w:lang w:val="uk-UA"/>
+        </w:rPr>
+      </w:pPr>
+    </w:p>
+    <w:p>
+      <w:r>
+        <w:t xml:space="preserve">«пробел </w:t>
+      </w:r>
+      <w:r>
+        <w:t>[</w:t>
+      </w:r>
+      <w:r>
+        <w:rPr>
+          <w:lang w:val="en-US"/>
+        </w:rPr>
+        <w:t>A</w:t>
+      </w:r>
+      <w:r>
+        <w:t>-</w:t>
+      </w:r>
+      <w:proofErr w:type="gramStart"/>
+      <w:r>
+        <w:rPr>
+          <w:lang w:val="en-US"/>
+        </w:rPr>
+        <w:t>z</w:t>
+      </w:r>
+      <w:r>
+        <w:t>]+</w:t>
+      </w:r>
+      <w:proofErr w:type="gramEnd"/>
+      <w:r>
+        <w:t xml:space="preserve"> </w:t>
+      </w:r>
+      <w:r>
+        <w:t>пробел»</w:t>
+      </w:r>
+    </w:p>
+    <w:p>
+      <w:r>
+        <w:t>любая буква латинского алфавита повторенная один или более раз.</w:t>
+      </w:r>
+    </w:p>
+    <w:p>
+      <w:r>
+        <w:t xml:space="preserve">Используется для обозначения </w:t>
+      </w:r>
+      <w:r>
+        <w:t>имени</w:t>
+      </w:r>
+      <w:r>
+        <w:t>.</w:t>
+      </w:r>
+    </w:p>
+    <w:p/>
+    <w:p>
+      <w:r>
+        <w:t xml:space="preserve">«пробел </w:t>
+      </w:r>
+      <w:r>
+        <w:t>[</w:t>
+      </w:r>
+      <w:r>
+        <w:rPr>
+          <w:lang w:val="en-US"/>
+        </w:rPr>
+        <w:t>A</w:t>
+      </w:r>
+      <w:r>
+        <w:t>-</w:t>
+      </w:r>
+      <w:r>
+        <w:rPr>
+          <w:lang w:val="en-US"/>
+        </w:rPr>
+        <w:t>z</w:t>
+      </w:r>
+      <w:r>
+        <w:t>]</w:t>
+      </w:r>
+      <w:r>
+        <w:t xml:space="preserve"> </w:t>
+      </w:r>
+      <w:r>
+        <w:t xml:space="preserve">пробел» </w:t>
+      </w:r>
+      <w:r>
+        <w:t xml:space="preserve">любая буква </w:t>
+      </w:r>
+      <w:proofErr w:type="gramStart"/>
+      <w:r>
+        <w:t>латинского алфавита</w:t>
+      </w:r>
+      <w:proofErr w:type="gramEnd"/>
+      <w:r>
+        <w:t xml:space="preserve"> повторенная один раз.</w:t>
+      </w:r>
+    </w:p>
+    <w:p>
+      <w:r>
+        <w:t xml:space="preserve">Используется для обозначения </w:t>
+      </w:r>
+      <w:r>
+        <w:t>инициала</w:t>
+      </w:r>
+      <w:r>
+        <w:t>.</w:t>
+      </w:r>
+    </w:p>
+    <w:p/>
+    <w:p>
+      <w:r>
+        <w:t xml:space="preserve">«пробел </w:t>
+      </w:r>
+      <w:r>
+        <w:t>[</w:t>
+      </w:r>
+      <w:r>
+        <w:rPr>
+          <w:lang w:val="en-US"/>
+        </w:rPr>
+        <w:t>A</w:t>
+      </w:r>
+      <w:r>
+        <w:t>-</w:t>
+      </w:r>
+      <w:proofErr w:type="gramStart"/>
+      <w:r>
+        <w:rPr>
+          <w:lang w:val="en-US"/>
+        </w:rPr>
+        <w:t>z</w:t>
+      </w:r>
+      <w:r>
+        <w:t>]+</w:t>
+      </w:r>
+      <w:proofErr w:type="gramEnd"/>
+      <w:r>
+        <w:t xml:space="preserve"> </w:t>
+      </w:r>
+      <w:r>
+        <w:t xml:space="preserve">пробел» </w:t>
+      </w:r>
+      <w:r>
+        <w:t>любая буква латинского алфавита повторенная один или более раз.</w:t>
+      </w:r>
+    </w:p>
+    <w:p>
+      <w:r>
+        <w:t xml:space="preserve">Используется для обозначения </w:t>
+      </w:r>
+      <w:r>
+        <w:t>фамилии</w:t>
+      </w:r>
+      <w:r>
+        <w:t>.</w:t>
+      </w:r>
+    </w:p>
+    <w:p/>
+    <w:p>
+      <w:r>
+        <w:rPr>
+          <w:lang w:val="en-US"/>
+        </w:rPr>
+        <w:t>SALESPERSON</w:t>
+      </w:r>
+      <w:r>
+        <w:t xml:space="preserve"> – буквальное совпадение со строкой «</w:t>
+      </w:r>
+      <w:r>
+        <w:rPr>
+          <w:lang w:val="en-US"/>
+        </w:rPr>
+        <w:t>SALESPERSON</w:t>
+      </w:r>
+      <w:r>
+        <w:t>»</w:t>
+      </w:r>
+    </w:p>
+    <w:p/>
+    <w:p>
+      <w:r>
+        <w:t>«</w:t>
+      </w:r>
+      <w:r>
+        <w:rPr>
+          <w:lang w:val="en-US"/>
+        </w:rPr>
+        <w:t>Grep</w:t>
+      </w:r>
+      <w:r>
+        <w:t xml:space="preserve"> – </w:t>
+      </w:r>
+      <w:proofErr w:type="gramStart"/>
+      <w:r>
+        <w:rPr>
+          <w:lang w:val="en-US"/>
+        </w:rPr>
+        <w:t>E</w:t>
+      </w:r>
+      <w:r>
+        <w:t>»</w:t>
+      </w:r>
+      <w:r>
+        <w:t xml:space="preserve"> </w:t>
+      </w:r>
+      <w:r>
+        <w:rPr>
+          <w:lang w:val="uk-UA"/>
+        </w:rPr>
+        <w:t xml:space="preserve"> </w:t>
+      </w:r>
+      <w:r>
+        <w:t>это</w:t>
+      </w:r>
+      <w:proofErr w:type="gramEnd"/>
+      <w:r>
+        <w:t xml:space="preserve"> поиск строк в файле содержащих  подстроку совпадающую с расширенным шаблоном (-Е)</w:t>
+      </w:r>
+      <w:r>
+        <w:t xml:space="preserve">, </w:t>
+      </w:r>
+      <w:r>
+        <w:t>выбор всех строк не содержащих совпадение (-</w:t>
+      </w:r>
+      <w:r>
+        <w:rPr>
+          <w:lang w:val="en-US"/>
+        </w:rPr>
+        <w:t>v</w:t>
+      </w:r>
+      <w:r>
+        <w:t>)</w:t>
+      </w:r>
+      <w:r>
+        <w:t>.</w:t>
+      </w:r>
+    </w:p>
+    <w:p/>
+    <w:p>
+      <w:pPr>
+        <w:jc w:val="center"/>
+        <w:rPr>
+          <w:b/>
+          <w:bCs/>
+          <w:sz w:val="28"/>
+          <w:szCs w:val="28"/>
+        </w:rPr>
+      </w:pPr>
+      <w:r>
+        <w:rPr>
+          <w:b/>
+          <w:bCs/>
+          <w:sz w:val="28"/>
+          <w:szCs w:val="28"/>
+        </w:rPr>
+        <w:lastRenderedPageBreak/>
+        <w:t>Структура</w:t>
+      </w:r>
+      <w:r>
+        <w:rPr>
+          <w:b/>
+          <w:bCs/>
+          <w:sz w:val="28"/>
+          <w:szCs w:val="28"/>
+        </w:rPr>
+        <w:t xml:space="preserve"> </w:t>
+      </w:r>
+      <w:r>
+        <w:rPr>
+          <w:b/>
+          <w:bCs/>
+          <w:sz w:val="28"/>
+          <w:szCs w:val="28"/>
+        </w:rPr>
+        <w:t>файла</w:t>
+      </w:r>
+      <w:r>
+        <w:rPr>
+          <w:b/>
+          <w:bCs/>
+          <w:sz w:val="28"/>
+          <w:szCs w:val="28"/>
+        </w:rPr>
+        <w:t xml:space="preserve"> </w:t>
+      </w:r>
+      <w:r>
+        <w:rPr>
+          <w:b/>
+          <w:bCs/>
+          <w:sz w:val="28"/>
+          <w:szCs w:val="28"/>
+          <w:lang w:val="en-US"/>
+        </w:rPr>
+        <w:t>query</w:t>
+      </w:r>
+      <w:r>
+        <w:rPr>
+          <w:b/>
+          <w:bCs/>
+          <w:sz w:val="28"/>
+          <w:szCs w:val="28"/>
+        </w:rPr>
+        <w:t>2</w:t>
+      </w:r>
+    </w:p>
+    <w:p>
+      <w:pPr>
+        <w:jc w:val="center"/>
+      </w:pPr>
+    </w:p>
+    <w:p>
+      <w:pPr>
+        <w:rPr>
+          <w:lang w:val="en-US"/>
+        </w:rPr>
+      </w:pPr>
+      <w:proofErr w:type="gramStart"/>
+      <w:r>
+        <w:rPr>
+          <w:lang w:val="en-US"/>
+        </w:rPr>
+        <w:t>100:JOCKSPORTS</w:t>
+      </w:r>
+      <w:proofErr w:type="gramEnd"/>
+      <w:r>
+        <w:rPr>
+          <w:lang w:val="en-US"/>
+        </w:rPr>
+        <w:t xml:space="preserve"> :345 VIEWRIDGE :BELMONT :CA:96711:5986609:5000</w:t>
+      </w:r>
+    </w:p>
+    <w:p>
+      <w:pPr>
+        <w:rPr>
+          <w:lang w:val="en-US"/>
+        </w:rPr>
+      </w:pPr>
+      <w:proofErr w:type="gramStart"/>
+      <w:r>
+        <w:rPr>
+          <w:lang w:val="en-US"/>
+        </w:rPr>
+        <w:t>101:TKB</w:t>
+      </w:r>
+      <w:proofErr w:type="gramEnd"/>
+      <w:r>
+        <w:rPr>
+          <w:lang w:val="en-US"/>
+        </w:rPr>
+        <w:t xml:space="preserve"> SPORT SHOP :490 BOLI RD. :REDWOOD CITY :CA:94061:3681223:10000</w:t>
+      </w:r>
+    </w:p>
+    <w:p>
+      <w:pPr>
+        <w:rPr>
+          <w:lang w:val="en-US"/>
+        </w:rPr>
+      </w:pPr>
+      <w:proofErr w:type="gramStart"/>
+      <w:r>
+        <w:rPr>
+          <w:lang w:val="en-US"/>
+        </w:rPr>
+        <w:t>102:VOLLYRITE</w:t>
+      </w:r>
+      <w:proofErr w:type="gramEnd"/>
+      <w:r>
+        <w:rPr>
+          <w:lang w:val="en-US"/>
+        </w:rPr>
+        <w:t xml:space="preserve"> :9722 HAMILTON :BURLINGAME :CA:95133:6443341:7000</w:t>
+      </w:r>
+    </w:p>
+    <w:p>
+      <w:pPr>
+        <w:rPr>
+          <w:lang w:val="en-US"/>
+        </w:rPr>
+      </w:pPr>
+      <w:proofErr w:type="gramStart"/>
+      <w:r>
+        <w:rPr>
+          <w:lang w:val="en-US"/>
+        </w:rPr>
+        <w:t>103:JUST</w:t>
+      </w:r>
+      <w:proofErr w:type="gramEnd"/>
+      <w:r>
+        <w:rPr>
+          <w:lang w:val="en-US"/>
+        </w:rPr>
+        <w:t xml:space="preserve"> TENNIS :HILLVIEW MALL :BURLINGAME :CA:97544:6779312:3000</w:t>
+      </w:r>
+    </w:p>
+    <w:p>
+      <w:pPr>
+        <w:rPr>
+          <w:lang w:val="en-US"/>
+        </w:rPr>
+      </w:pPr>
+      <w:proofErr w:type="gramStart"/>
+      <w:r>
+        <w:rPr>
+          <w:lang w:val="en-US"/>
+        </w:rPr>
+        <w:t>104:EVERY</w:t>
+      </w:r>
+      <w:proofErr w:type="gramEnd"/>
+      <w:r>
+        <w:rPr>
+          <w:lang w:val="en-US"/>
+        </w:rPr>
+        <w:t xml:space="preserve"> MOUNTAIN :574 SURRY RD. :CUPERTINO :CA:93301:9962323:10000</w:t>
+      </w:r>
+    </w:p>
+    <w:p>
+      <w:pPr>
+        <w:rPr>
+          <w:lang w:val="en-US"/>
+        </w:rPr>
+      </w:pPr>
+      <w:proofErr w:type="gramStart"/>
+      <w:r>
+        <w:rPr>
+          <w:lang w:val="en-US"/>
+        </w:rPr>
+        <w:t>105:K</w:t>
+      </w:r>
+      <w:proofErr w:type="gramEnd"/>
+      <w:r>
+        <w:rPr>
+          <w:lang w:val="en-US"/>
+        </w:rPr>
+        <w:t xml:space="preserve"> + T SPORTS :3476 EL PASEO :SANTA CLARA :CA:91003:3769966:5000</w:t>
+      </w:r>
+    </w:p>
+    <w:p>
+      <w:pPr>
+        <w:rPr>
+          <w:lang w:val="en-US"/>
+        </w:rPr>
+      </w:pPr>
+      <w:proofErr w:type="gramStart"/>
+      <w:r>
+        <w:rPr>
+          <w:lang w:val="en-US"/>
+        </w:rPr>
+        <w:t>106:SHAPE</w:t>
+      </w:r>
+      <w:proofErr w:type="gramEnd"/>
+      <w:r>
+        <w:rPr>
+          <w:lang w:val="en-US"/>
+        </w:rPr>
+        <w:t xml:space="preserve"> UP :908 SEQUOIA :PALO ALTO :CA:94301:3649777:6000</w:t>
+      </w:r>
+    </w:p>
+    <w:p>
+      <w:pPr>
+        <w:rPr>
+          <w:lang w:val="en-US"/>
+        </w:rPr>
+      </w:pPr>
+      <w:proofErr w:type="gramStart"/>
+      <w:r>
+        <w:rPr>
+          <w:lang w:val="en-US"/>
+        </w:rPr>
+        <w:t>107:WOMENS</w:t>
+      </w:r>
+      <w:proofErr w:type="gramEnd"/>
+      <w:r>
+        <w:rPr>
+          <w:lang w:val="en-US"/>
+        </w:rPr>
+        <w:t xml:space="preserve"> SPORTS :VALCO VILLAGE :SUNNYVALE :CA:93301:9674398:10000</w:t>
+      </w:r>
+    </w:p>
+    <w:p>
+      <w:pPr>
+        <w:rPr>
+          <w:lang w:val="en-US"/>
+        </w:rPr>
+      </w:pPr>
+      <w:proofErr w:type="gramStart"/>
+      <w:r>
+        <w:rPr>
+          <w:lang w:val="en-US"/>
+        </w:rPr>
+        <w:t>108:NORTH</w:t>
+      </w:r>
+      <w:proofErr w:type="gramEnd"/>
+      <w:r>
+        <w:rPr>
+          <w:lang w:val="en-US"/>
+        </w:rPr>
+        <w:t xml:space="preserve"> WOODS HEALTH CENTER :98 LONE PINE WAY :HIBBING :MN:55649:5669123:8000</w:t>
+      </w:r>
+    </w:p>
+    <w:p>
+      <w:pPr>
+        <w:rPr>
+          <w:lang w:val="en-US"/>
+        </w:rPr>
+      </w:pPr>
+      <w:proofErr w:type="gramStart"/>
+      <w:r>
+        <w:rPr>
+          <w:lang w:val="en-US"/>
+        </w:rPr>
+        <w:t>201:STADIUM</w:t>
+      </w:r>
+      <w:proofErr w:type="gramEnd"/>
+      <w:r>
+        <w:rPr>
+          <w:lang w:val="en-US"/>
+        </w:rPr>
+        <w:t xml:space="preserve"> SPORTS :47 IRVING PL. :NEW YORK :NY:10003:5555335:10000</w:t>
+      </w:r>
+    </w:p>
+    <w:p>
+      <w:pPr>
+        <w:rPr>
+          <w:lang w:val="en-US"/>
+        </w:rPr>
+      </w:pPr>
+      <w:proofErr w:type="gramStart"/>
+      <w:r>
+        <w:rPr>
+          <w:lang w:val="en-US"/>
+        </w:rPr>
+        <w:t>202:HOOPS</w:t>
+      </w:r>
+      <w:proofErr w:type="gramEnd"/>
+      <w:r>
+        <w:rPr>
+          <w:lang w:val="en-US"/>
+        </w:rPr>
+        <w:t xml:space="preserve"> :2345 ADAMS AVE. :LEICESTER :MA:01524:5557542:5000</w:t>
+      </w:r>
+    </w:p>
+    <w:p>
+      <w:pPr>
+        <w:rPr>
+          <w:lang w:val="en-US"/>
+        </w:rPr>
+      </w:pPr>
+      <w:proofErr w:type="gramStart"/>
+      <w:r>
+        <w:rPr>
+          <w:lang w:val="en-US"/>
+        </w:rPr>
+        <w:t>203:REBOUND</w:t>
+      </w:r>
+      <w:proofErr w:type="gramEnd"/>
+      <w:r>
+        <w:rPr>
+          <w:lang w:val="en-US"/>
+        </w:rPr>
+        <w:t xml:space="preserve"> SPORTS :2 E. 14TH ST. :NEW YORK :NY:10009:5555989:10000</w:t>
+      </w:r>
+    </w:p>
+    <w:p>
+      <w:pPr>
+        <w:rPr>
+          <w:lang w:val="en-US"/>
+        </w:rPr>
+      </w:pPr>
+      <w:proofErr w:type="gramStart"/>
+      <w:r>
+        <w:rPr>
+          <w:lang w:val="en-US"/>
+        </w:rPr>
+        <w:t>204:THE</w:t>
+      </w:r>
+      <w:proofErr w:type="gramEnd"/>
+      <w:r>
+        <w:rPr>
+          <w:lang w:val="en-US"/>
+        </w:rPr>
+        <w:t xml:space="preserve"> POWER FORWARD :1 KNOTS LANDING :DALLAS :TX:75248:5550505:12000</w:t>
+      </w:r>
+    </w:p>
+    <w:p>
+      <w:pPr>
+        <w:rPr>
+          <w:lang w:val="en-US"/>
+        </w:rPr>
+      </w:pPr>
+      <w:proofErr w:type="gramStart"/>
+      <w:r>
+        <w:rPr>
+          <w:lang w:val="en-US"/>
+        </w:rPr>
+        <w:t>205:POINT</w:t>
+      </w:r>
+      <w:proofErr w:type="gramEnd"/>
+      <w:r>
+        <w:rPr>
+          <w:lang w:val="en-US"/>
+        </w:rPr>
+        <w:t xml:space="preserve"> GUARD :20 THURSTON ST. :YONKERS :NY:10956:5554766:3000</w:t>
+      </w:r>
+    </w:p>
+    <w:p>
+      <w:pPr>
+        <w:rPr>
+          <w:lang w:val="en-US"/>
+        </w:rPr>
+      </w:pPr>
+      <w:proofErr w:type="gramStart"/>
+      <w:r>
+        <w:rPr>
+          <w:lang w:val="en-US"/>
+        </w:rPr>
+        <w:t>206:THE</w:t>
+      </w:r>
+      <w:proofErr w:type="gramEnd"/>
+      <w:r>
+        <w:rPr>
+          <w:lang w:val="en-US"/>
+        </w:rPr>
+        <w:t xml:space="preserve"> COLISEUM :5678 WILBUR PL. :SCARSDALE :NY:10583:5550217:6000</w:t>
+      </w:r>
+    </w:p>
+    <w:p>
+      <w:pPr>
+        <w:rPr>
+          <w:lang w:val="en-US"/>
+        </w:rPr>
+      </w:pPr>
+      <w:proofErr w:type="gramStart"/>
+      <w:r>
+        <w:rPr>
+          <w:lang w:val="en-US"/>
+        </w:rPr>
+        <w:t>207:FAST</w:t>
+      </w:r>
+      <w:proofErr w:type="gramEnd"/>
+      <w:r>
+        <w:rPr>
+          <w:lang w:val="en-US"/>
+        </w:rPr>
+        <w:t xml:space="preserve"> BREAK :1000 HERBERT LN. :CONCORD :MA:01742:5551298:7000</w:t>
+      </w:r>
+    </w:p>
+    <w:p>
+      <w:pPr>
+        <w:rPr>
+          <w:lang w:val="en-US"/>
+        </w:rPr>
+      </w:pPr>
+      <w:r>
+        <w:rPr>
+          <w:lang w:val="en-US"/>
+        </w:rPr>
+        <w:t>208:AL AND BOB&amp;#</w:t>
+      </w:r>
+      <w:proofErr w:type="gramStart"/>
+      <w:r>
+        <w:rPr>
+          <w:lang w:val="en-US"/>
+        </w:rPr>
+        <w:t>39;S</w:t>
+      </w:r>
+      <w:proofErr w:type="gramEnd"/>
+      <w:r>
+        <w:rPr>
+          <w:lang w:val="en-US"/>
+        </w:rPr>
+        <w:t xml:space="preserve"> SPORTS :260 YORKTOWN CT. :AUSTIN :TX:78731:5557631:4000</w:t>
+      </w:r>
+    </w:p>
+    <w:p>
+      <w:pPr>
+        <w:rPr>
+          <w:lang w:val="en-US"/>
+        </w:rPr>
+      </w:pPr>
+      <w:r>
+        <w:rPr>
+          <w:lang w:val="en-US"/>
+        </w:rPr>
+        <w:t xml:space="preserve">211:AT BAT :234 BEACHEM </w:t>
+      </w:r>
+      <w:proofErr w:type="gramStart"/>
+      <w:r>
+        <w:rPr>
+          <w:lang w:val="en-US"/>
+        </w:rPr>
+        <w:t>ST. :BROOKLINE</w:t>
+      </w:r>
+      <w:proofErr w:type="gramEnd"/>
+      <w:r>
+        <w:rPr>
+          <w:lang w:val="en-US"/>
+        </w:rPr>
+        <w:t xml:space="preserve"> :MA:02146:5557385:8000</w:t>
+      </w:r>
+    </w:p>
+    <w:p>
+      <w:pPr>
+        <w:rPr>
+          <w:lang w:val="en-US"/>
+        </w:rPr>
+      </w:pPr>
+      <w:proofErr w:type="gramStart"/>
+      <w:r>
+        <w:rPr>
+          <w:lang w:val="en-US"/>
+        </w:rPr>
+        <w:t>212:ALL</w:t>
+      </w:r>
+      <w:proofErr w:type="gramEnd"/>
+      <w:r>
+        <w:rPr>
+          <w:lang w:val="en-US"/>
+        </w:rPr>
+        <w:t xml:space="preserve"> SPORT :1000 38TH ST. :BROOKLYN :NY:11210:5551739:6000</w:t>
+      </w:r>
+    </w:p>
+    <w:p>
+      <w:pPr>
+        <w:rPr>
+          <w:lang w:val="en-US"/>
+        </w:rPr>
+      </w:pPr>
+      <w:proofErr w:type="gramStart"/>
+      <w:r>
+        <w:rPr>
+          <w:lang w:val="en-US"/>
+        </w:rPr>
+        <w:t>213:GOOD</w:t>
+      </w:r>
+      <w:proofErr w:type="gramEnd"/>
+      <w:r>
+        <w:rPr>
+          <w:lang w:val="en-US"/>
+        </w:rPr>
+        <w:t xml:space="preserve"> SPORT :400 46TH ST. :SUNNYSIDE :NY:11104:5553771:5000</w:t>
+      </w:r>
+    </w:p>
+    <w:p>
+      <w:pPr>
+        <w:rPr>
+          <w:lang w:val="en-US"/>
+        </w:rPr>
+      </w:pPr>
+      <w:r>
+        <w:rPr>
+          <w:lang w:val="en-US"/>
+        </w:rPr>
+        <w:t>214:AL&amp;#</w:t>
+      </w:r>
+      <w:proofErr w:type="gramStart"/>
+      <w:r>
+        <w:rPr>
+          <w:lang w:val="en-US"/>
+        </w:rPr>
+        <w:t>39;S</w:t>
+      </w:r>
+      <w:proofErr w:type="gramEnd"/>
+      <w:r>
+        <w:rPr>
+          <w:lang w:val="en-US"/>
+        </w:rPr>
+        <w:t xml:space="preserve"> PRO SHOP :45 SPRUCE ST. :SPRING :TX:77388:5555172:8000</w:t>
+      </w:r>
+    </w:p>
+    <w:p>
+      <w:pPr>
+        <w:rPr>
+          <w:lang w:val="en-US"/>
+        </w:rPr>
+      </w:pPr>
+      <w:proofErr w:type="gramStart"/>
+      <w:r>
+        <w:rPr>
+          <w:lang w:val="en-US"/>
+        </w:rPr>
+        <w:t>215:BOB</w:t>
+      </w:r>
+      <w:proofErr w:type="gramEnd"/>
+      <w:r>
+        <w:rPr>
+          <w:lang w:val="en-US"/>
+        </w:rPr>
+        <w:t>&amp;#39;S FAMILY SPORTS :400 E. 23RD :HOUSTON :TX:77026:5558015:8000</w:t>
+      </w:r>
+    </w:p>
+    <w:p>
+      <w:pPr>
+        <w:rPr>
+          <w:lang w:val="en-US"/>
+        </w:rPr>
+      </w:pPr>
+      <w:proofErr w:type="gramStart"/>
+      <w:r>
+        <w:rPr>
+          <w:lang w:val="en-US"/>
+        </w:rPr>
+        <w:t>216:THE</w:t>
+      </w:r>
+      <w:proofErr w:type="gramEnd"/>
+      <w:r>
+        <w:rPr>
+          <w:lang w:val="en-US"/>
+        </w:rPr>
+        <w:t xml:space="preserve"> ALL AMERICAN :547 PRENTICE RD. :CHELSEA :MA:02150:5553047:5000</w:t>
+      </w:r>
+    </w:p>
+    <w:p>
+      <w:pPr>
+        <w:rPr>
+          <w:lang w:val="en-US"/>
+        </w:rPr>
+      </w:pPr>
+      <w:proofErr w:type="gramStart"/>
+      <w:r>
+        <w:rPr>
+          <w:lang w:val="en-US"/>
+        </w:rPr>
+        <w:t>217:HIT</w:t>
+      </w:r>
+      <w:proofErr w:type="gramEnd"/>
+      <w:r>
+        <w:rPr>
+          <w:lang w:val="en-US"/>
+        </w:rPr>
+        <w:t>, THROW, AND RUN :333 WOOD COURT :GRAPEVINE :TX:76051:5552352:6000</w:t>
+      </w:r>
+    </w:p>
+    <w:p>
+      <w:pPr>
+        <w:rPr>
+          <w:lang w:val="en-US"/>
+        </w:rPr>
+      </w:pPr>
+      <w:proofErr w:type="gramStart"/>
+      <w:r>
+        <w:rPr>
+          <w:lang w:val="en-US"/>
+        </w:rPr>
+        <w:t>218:THE</w:t>
+      </w:r>
+      <w:proofErr w:type="gramEnd"/>
+      <w:r>
+        <w:rPr>
+          <w:lang w:val="en-US"/>
+        </w:rPr>
+        <w:t xml:space="preserve"> OUTFIELD :346 GARDEN BLVD. :FLUSHING :NY:11355:5552131:4000</w:t>
+      </w:r>
+    </w:p>
+    <w:p>
+      <w:pPr>
+        <w:rPr>
+          <w:lang w:val="en-US"/>
+        </w:rPr>
+      </w:pPr>
+      <w:proofErr w:type="gramStart"/>
+      <w:r>
+        <w:rPr>
+          <w:lang w:val="en-US"/>
+        </w:rPr>
+        <w:t>221:WHEELS</w:t>
+      </w:r>
+      <w:proofErr w:type="gramEnd"/>
+      <w:r>
+        <w:rPr>
+          <w:lang w:val="en-US"/>
+        </w:rPr>
+        <w:t xml:space="preserve"> AND DEALS :2 MEMORIAL DRIVE :HOUSTON :TX:77007:5554139:10000</w:t>
+      </w:r>
+    </w:p>
+    <w:p>
+      <w:pPr>
+        <w:rPr>
+          <w:lang w:val="en-US"/>
+        </w:rPr>
+      </w:pPr>
+      <w:proofErr w:type="gramStart"/>
+      <w:r>
+        <w:rPr>
+          <w:lang w:val="en-US"/>
+        </w:rPr>
+        <w:t>222:JUST</w:t>
+      </w:r>
+      <w:proofErr w:type="gramEnd"/>
+      <w:r>
+        <w:rPr>
+          <w:lang w:val="en-US"/>
+        </w:rPr>
+        <w:t xml:space="preserve"> BIKES :4000 PARKRIDGE BLVD. :DALLAS :TX:75205:5558735:4000</w:t>
+      </w:r>
+    </w:p>
+    <w:p>
+      <w:pPr>
+        <w:rPr>
+          <w:lang w:val="en-US"/>
+        </w:rPr>
+      </w:pPr>
+      <w:proofErr w:type="gramStart"/>
+      <w:r>
+        <w:rPr>
+          <w:lang w:val="en-US"/>
+        </w:rPr>
+        <w:t>223:VELO</w:t>
+      </w:r>
+      <w:proofErr w:type="gramEnd"/>
+      <w:r>
+        <w:rPr>
+          <w:lang w:val="en-US"/>
+        </w:rPr>
+        <w:t xml:space="preserve"> SPORTS :23 WHITE ST. :MALDEN :MA:02148:5554983:5000</w:t>
+      </w:r>
+    </w:p>
+    <w:p>
+      <w:pPr>
+        <w:rPr>
+          <w:lang w:val="en-US"/>
+        </w:rPr>
+      </w:pPr>
+      <w:proofErr w:type="gramStart"/>
+      <w:r>
+        <w:rPr>
+          <w:lang w:val="en-US"/>
+        </w:rPr>
+        <w:t>224:JOE</w:t>
+      </w:r>
+      <w:proofErr w:type="gramEnd"/>
+      <w:r>
+        <w:rPr>
+          <w:lang w:val="en-US"/>
+        </w:rPr>
+        <w:t>&amp;#39;S BIKE SHOP :4500 FOX COURT :GRAND PRARIE :TX:75051:5559834:6000</w:t>
+      </w:r>
+    </w:p>
+    <w:p>
+      <w:pPr>
+        <w:rPr>
+          <w:lang w:val="en-US"/>
+        </w:rPr>
+      </w:pPr>
+      <w:proofErr w:type="gramStart"/>
+      <w:r>
+        <w:rPr>
+          <w:lang w:val="en-US"/>
+        </w:rPr>
+        <w:t>225:BOB</w:t>
+      </w:r>
+      <w:proofErr w:type="gramEnd"/>
+      <w:r>
+        <w:rPr>
+          <w:lang w:val="en-US"/>
+        </w:rPr>
+        <w:t>&amp;#39;S SWIM, CYCLE, AND RUN:300 HORSECREEK CIRCLE:IRVING :TX:75039:5558388:7000</w:t>
+      </w:r>
+    </w:p>
+    <w:p>
+      <w:pPr>
+        <w:rPr>
+          <w:lang w:val="en-US"/>
+        </w:rPr>
+      </w:pPr>
+      <w:proofErr w:type="gramStart"/>
+      <w:r>
+        <w:rPr>
+          <w:lang w:val="en-US"/>
+        </w:rPr>
+        <w:t>226:CENTURY</w:t>
+      </w:r>
+      <w:proofErr w:type="gramEnd"/>
+      <w:r>
+        <w:rPr>
+          <w:lang w:val="en-US"/>
+        </w:rPr>
+        <w:t xml:space="preserve"> SHOP :8 DAGMAR DR. :HUNTINGTON :NY:11743:5553006:4000</w:t>
+      </w:r>
+    </w:p>
+    <w:p>
+      <w:pPr>
+        <w:rPr>
+          <w:lang w:val="en-US"/>
+        </w:rPr>
+      </w:pPr>
+      <w:proofErr w:type="gramStart"/>
+      <w:r>
+        <w:rPr>
+          <w:lang w:val="en-US"/>
+        </w:rPr>
+        <w:t>227:THE</w:t>
+      </w:r>
+      <w:proofErr w:type="gramEnd"/>
+      <w:r>
+        <w:rPr>
+          <w:lang w:val="en-US"/>
+        </w:rPr>
+        <w:t xml:space="preserve"> TOUR :2500 GARDNER RD. :SOMERVILLE :MA:02144:5556673:5000</w:t>
+      </w:r>
+    </w:p>
+    <w:p>
+      <w:pPr>
+        <w:rPr>
+          <w:lang w:val="en-US"/>
+        </w:rPr>
+      </w:pPr>
+      <w:proofErr w:type="gramStart"/>
+      <w:r>
+        <w:rPr>
+          <w:lang w:val="en-US"/>
+        </w:rPr>
+        <w:t>228:FITNESS</w:t>
+      </w:r>
+      <w:proofErr w:type="gramEnd"/>
+      <w:r>
+        <w:rPr>
+          <w:lang w:val="en-US"/>
+        </w:rPr>
+        <w:t xml:space="preserve"> FIRST :5000 85TH ST. :JACKSON HEIGHTS:NY:11372:5558710:4000</w:t>
+      </w:r>
+    </w:p>
+    <w:p>
+      <w:pPr>
+        <w:rPr>
+          <w:lang w:val="en-US"/>
+        </w:rPr>
+      </w:pPr>
+    </w:p>
+    <w:p>
+      <w:pPr>
+        <w:rPr>
+          <w:lang w:val="en-US"/>
+        </w:rPr>
+      </w:pPr>
+    </w:p>
+    <w:p>
+      <w:pPr>
+        <w:rPr>
+          <w:lang w:val="en-US"/>
+        </w:rPr>
+      </w:pPr>
+      <w:r>
+        <w:rPr>
+          <w:lang w:val="en-US"/>
+        </w:rPr>
+        <w:drawing>
+          <wp:inline distT="0" distB="0" distL="0" distR="0" wp14:anchorId="077ECAB8" wp14:editId="2633A1A7">
+            <wp:extent cx="5893103" cy="1403422"/>
+            <wp:effectExtent l="0" t="0" r="0" b="6350"/>
+            <wp:docPr id="304190258" name="Рисунок 1"/>
+            <wp:cNvGraphicFramePr>
+              <a:graphicFrameLocks xmlns:a="http://schemas.openxmlformats.org/drawingml/2006/main" noChangeAspect="1"/>
+            </wp:cNvGraphicFramePr>
+            <a:graphic xmlns:a="http://schemas.openxmlformats.org/drawingml/2006/main">
+              <a:graphicData uri="http://schemas.openxmlformats.org/drawingml/2006/picture">
+                <pic:pic xmlns:pic="http://schemas.openxmlformats.org/drawingml/2006/picture">
+                  <pic:nvPicPr>
+                    <pic:cNvPr id="304190258" name=""/>
+                    <pic:cNvPicPr/>
+                  </pic:nvPicPr>
+                  <pic:blipFill>
+                    <a:blip r:embed="rId13"/>
+                    <a:stretch>
+                      <a:fillRect/>
+                    </a:stretch>
+                  </pic:blipFill>
+                  <pic:spPr>
+                    <a:xfrm>
+                      <a:off x="0" y="0"/>
+                      <a:ext cx="5893103" cy="1403422"/>
+                    </a:xfrm>
+                    <a:prstGeom prst="rect">
+                      <a:avLst/>
+                    </a:prstGeom>
+                  </pic:spPr>
+                </pic:pic>
+              </a:graphicData>
+            </a:graphic>
+          </wp:inline>
+        </w:drawing>
+      </w:r>
+    </w:p>
+    <w:p>
+      <w:pPr>
+        <w:rPr>
+          <w:lang w:val="en-US"/>
+        </w:rPr>
+      </w:pPr>
+      <w:r>
+        <w:rPr>
+          <w:noProof/>
+          <w:lang w:val="en-US"/>
+        </w:rPr>
+        <w:lastRenderedPageBreak/>
+        <w:drawing>
+          <wp:inline distT="0" distB="0" distL="0" distR="0" wp14:anchorId="736B0F1D" wp14:editId="17CC624E">
+            <wp:extent cx="5940425" cy="2976245"/>
+            <wp:effectExtent l="0" t="0" r="3175" b="0"/>
+            <wp:docPr id="847715585" name="Рисунок 1"/>
+            <wp:cNvGraphicFramePr>
+              <a:graphicFrameLocks xmlns:a="http://schemas.openxmlformats.org/drawingml/2006/main" noChangeAspect="1"/>
+            </wp:cNvGraphicFramePr>
+            <a:graphic xmlns:a="http://schemas.openxmlformats.org/drawingml/2006/main">
+              <a:graphicData uri="http://schemas.openxmlformats.org/drawingml/2006/picture">
+                <pic:pic xmlns:pic="http://schemas.openxmlformats.org/drawingml/2006/picture">
+                  <pic:nvPicPr>
+                    <pic:cNvPr id="847715585" name=""/>
+                    <pic:cNvPicPr/>
+                  </pic:nvPicPr>
+                  <pic:blipFill>
+                    <a:blip r:embed="rId14"/>
+                    <a:stretch>
+                      <a:fillRect/>
+                    </a:stretch>
+                  </pic:blipFill>
+                  <pic:spPr>
+                    <a:xfrm>
+                      <a:off x="0" y="0"/>
+                      <a:ext cx="5940425" cy="2976245"/>
+                    </a:xfrm>
+                    <a:prstGeom prst="rect">
+                      <a:avLst/>
+                    </a:prstGeom>
+                  </pic:spPr>
+                </pic:pic>
+              </a:graphicData>
+            </a:graphic>
+          </wp:inline>
+        </w:drawing>
+      </w:r>
+    </w:p>
+    <w:p>
+      <w:pPr>
+        <w:rPr>
+          <w:lang w:val="en-US"/>
+        </w:rPr>
+      </w:pPr>
+    </w:p>
+    <w:p>
+      <w:r>
+        <w:t>«</w:t>
+      </w:r>
+      <w:r>
+        <w:rPr>
+          <w:lang w:val="en-US"/>
+        </w:rPr>
+        <w:t>Grep</w:t>
+      </w:r>
+      <w:r>
+        <w:t xml:space="preserve"> – </w:t>
+      </w:r>
+      <w:proofErr w:type="gramStart"/>
+      <w:r>
+        <w:rPr>
+          <w:lang w:val="en-US"/>
+        </w:rPr>
+        <w:t>E</w:t>
+      </w:r>
+      <w:r>
+        <w:t>»</w:t>
+      </w:r>
+      <w:r>
+        <w:t xml:space="preserve"> </w:t>
+      </w:r>
+      <w:r>
+        <w:rPr>
+          <w:lang w:val="uk-UA"/>
+        </w:rPr>
+        <w:t xml:space="preserve"> </w:t>
+      </w:r>
+      <w:r>
+        <w:t>это</w:t>
+      </w:r>
+      <w:proofErr w:type="gramEnd"/>
+      <w:r>
+        <w:t xml:space="preserve"> поиск строк в файле содержащих  подстроку совпадающую с расширенным шаблоном (-Е)</w:t>
+      </w:r>
+    </w:p>
+    <w:p/>
+    <w:p>
+      <w:r>
+        <w:t xml:space="preserve">«:555» </w:t>
+      </w:r>
+      <w:r>
+        <w:t>- буквальное совпадение.</w:t>
+      </w:r>
+    </w:p>
+    <w:p>
+      <w:pPr>
+        <w:rPr>
+          <w:lang w:val="uk-UA"/>
+        </w:rPr>
+      </w:pPr>
+      <w:r>
+        <w:t>«</w:t>
+      </w:r>
+      <w:r>
+        <w:t>[</w:t>
+      </w:r>
+      <w:r>
+        <w:rPr>
+          <w:lang w:val="uk-UA"/>
+        </w:rPr>
+        <w:t>0-</w:t>
+      </w:r>
+      <w:proofErr w:type="gramStart"/>
+      <w:r>
+        <w:rPr>
+          <w:lang w:val="uk-UA"/>
+        </w:rPr>
+        <w:t>9</w:t>
+      </w:r>
+      <w:r>
+        <w:t>]</w:t>
+      </w:r>
+      <w:r>
+        <w:rPr>
+          <w:lang w:val="uk-UA"/>
+        </w:rPr>
+        <w:t>+</w:t>
+      </w:r>
+      <w:proofErr w:type="gramEnd"/>
+      <w:r>
+        <w:rPr>
+          <w:lang w:val="uk-UA"/>
+        </w:rPr>
+        <w:t>:</w:t>
+      </w:r>
+      <w:r>
+        <w:rPr>
+          <w:lang w:val="uk-UA"/>
+        </w:rPr>
+        <w:t>»</w:t>
+      </w:r>
+    </w:p>
+    <w:p>
+      <w:pPr>
+        <w:rPr>
+          <w:lang w:val="uk-UA"/>
+        </w:rPr>
+      </w:pPr>
+      <w:proofErr w:type="spellStart"/>
+      <w:r>
+        <w:rPr>
+          <w:lang w:val="uk-UA"/>
+        </w:rPr>
+        <w:t>любая</w:t>
+      </w:r>
+      <w:proofErr w:type="spellEnd"/>
+      <w:r>
+        <w:rPr>
+          <w:lang w:val="uk-UA"/>
+        </w:rPr>
+        <w:t xml:space="preserve"> цифра </w:t>
+      </w:r>
+      <w:proofErr w:type="spellStart"/>
+      <w:r>
+        <w:rPr>
+          <w:lang w:val="uk-UA"/>
+        </w:rPr>
+        <w:t>повтаренная</w:t>
+      </w:r>
+      <w:proofErr w:type="spellEnd"/>
+      <w:r>
+        <w:rPr>
+          <w:lang w:val="uk-UA"/>
+        </w:rPr>
+        <w:t xml:space="preserve"> один и </w:t>
+      </w:r>
+      <w:proofErr w:type="spellStart"/>
+      <w:r>
+        <w:rPr>
+          <w:lang w:val="uk-UA"/>
+        </w:rPr>
+        <w:t>более</w:t>
+      </w:r>
+      <w:proofErr w:type="spellEnd"/>
+      <w:r>
+        <w:rPr>
+          <w:lang w:val="uk-UA"/>
+        </w:rPr>
+        <w:t xml:space="preserve"> раз. </w:t>
+      </w:r>
+    </w:p>
+    <w:p>
+      <w:pPr>
+        <w:rPr>
+          <w:lang w:val="uk-UA"/>
+        </w:rPr>
+      </w:pPr>
+      <w:r>
+        <w:rPr>
+          <w:lang w:val="uk-UA"/>
+        </w:rPr>
+        <w:t xml:space="preserve">Используется для </w:t>
+      </w:r>
+      <w:proofErr w:type="spellStart"/>
+      <w:r>
+        <w:rPr>
+          <w:lang w:val="uk-UA"/>
+        </w:rPr>
+        <w:t>обозначения</w:t>
+      </w:r>
+      <w:proofErr w:type="spellEnd"/>
+      <w:r>
+        <w:rPr>
+          <w:lang w:val="uk-UA"/>
+        </w:rPr>
+        <w:t xml:space="preserve"> </w:t>
+      </w:r>
+      <w:proofErr w:type="spellStart"/>
+      <w:r>
+        <w:rPr>
+          <w:lang w:val="uk-UA"/>
+        </w:rPr>
+        <w:t>кода</w:t>
+      </w:r>
+      <w:proofErr w:type="spellEnd"/>
+      <w:r>
+        <w:rPr>
+          <w:lang w:val="uk-UA"/>
+        </w:rPr>
+        <w:t>.</w:t>
+      </w:r>
+      <w:r>
+        <w:t xml:space="preserve"> </w:t>
+      </w:r>
+      <w:r>
+        <w:rPr>
+          <w:lang w:val="uk-UA"/>
+        </w:rPr>
+        <w:t>«</w:t>
+      </w:r>
+      <w:r>
+        <w:t>:</w:t>
+      </w:r>
+      <w:r>
+        <w:rPr>
+          <w:lang w:val="uk-UA"/>
+        </w:rPr>
+        <w:t xml:space="preserve">» сепаратор </w:t>
+      </w:r>
+      <w:proofErr w:type="spellStart"/>
+      <w:r>
+        <w:rPr>
+          <w:lang w:val="uk-UA"/>
+        </w:rPr>
+        <w:t>между</w:t>
+      </w:r>
+      <w:proofErr w:type="spellEnd"/>
+      <w:r>
+        <w:rPr>
+          <w:lang w:val="uk-UA"/>
+        </w:rPr>
+        <w:t xml:space="preserve"> </w:t>
+      </w:r>
+      <w:proofErr w:type="spellStart"/>
+      <w:r>
+        <w:rPr>
+          <w:lang w:val="uk-UA"/>
+        </w:rPr>
+        <w:t>столбцами</w:t>
+      </w:r>
+      <w:proofErr w:type="spellEnd"/>
+      <w:r>
+        <w:rPr>
+          <w:lang w:val="uk-UA"/>
+        </w:rPr>
+        <w:t xml:space="preserve">. </w:t>
+      </w:r>
+    </w:p>
+    <w:p/>
+    <w:p>
+      <w:pPr>
+        <w:rPr>
+          <w:lang w:val="uk-UA"/>
+        </w:rPr>
+      </w:pPr>
+      <w:r>
+        <w:t>«</w:t>
+      </w:r>
+      <w:r>
+        <w:t>[</w:t>
+      </w:r>
+      <w:r>
+        <w:rPr>
+          <w:lang w:val="uk-UA"/>
+        </w:rPr>
+        <w:t>0-</w:t>
+      </w:r>
+      <w:proofErr w:type="gramStart"/>
+      <w:r>
+        <w:rPr>
+          <w:lang w:val="uk-UA"/>
+        </w:rPr>
+        <w:t>9</w:t>
+      </w:r>
+      <w:r>
+        <w:t>]</w:t>
+      </w:r>
+      <w:r>
+        <w:rPr>
+          <w:lang w:val="uk-UA"/>
+        </w:rPr>
+        <w:t>+</w:t>
+      </w:r>
+      <w:proofErr w:type="gramEnd"/>
+      <w:r>
+        <w:t>$</w:t>
+      </w:r>
+      <w:r>
+        <w:rPr>
+          <w:lang w:val="uk-UA"/>
+        </w:rPr>
+        <w:t>»</w:t>
+      </w:r>
+    </w:p>
+    <w:p>
+      <w:pPr>
+        <w:rPr>
+          <w:lang w:val="uk-UA"/>
+        </w:rPr>
+      </w:pPr>
+      <w:proofErr w:type="spellStart"/>
+      <w:r>
+        <w:rPr>
+          <w:lang w:val="uk-UA"/>
+        </w:rPr>
+        <w:t>любая</w:t>
+      </w:r>
+      <w:proofErr w:type="spellEnd"/>
+      <w:r>
+        <w:rPr>
+          <w:lang w:val="uk-UA"/>
+        </w:rPr>
+        <w:t xml:space="preserve"> цифра </w:t>
+      </w:r>
+      <w:proofErr w:type="spellStart"/>
+      <w:r>
+        <w:rPr>
+          <w:lang w:val="uk-UA"/>
+        </w:rPr>
+        <w:t>повтаренная</w:t>
+      </w:r>
+      <w:proofErr w:type="spellEnd"/>
+      <w:r>
+        <w:rPr>
+          <w:lang w:val="uk-UA"/>
+        </w:rPr>
+        <w:t xml:space="preserve"> один и </w:t>
+      </w:r>
+      <w:proofErr w:type="spellStart"/>
+      <w:r>
+        <w:rPr>
+          <w:lang w:val="uk-UA"/>
+        </w:rPr>
+        <w:t>более</w:t>
+      </w:r>
+      <w:proofErr w:type="spellEnd"/>
+      <w:r>
+        <w:rPr>
+          <w:lang w:val="uk-UA"/>
+        </w:rPr>
+        <w:t xml:space="preserve"> раз. </w:t>
+      </w:r>
+    </w:p>
+    <w:p>
+      <w:pPr>
+        <w:rPr>
+          <w:lang w:val="uk-UA"/>
+        </w:rPr>
+      </w:pPr>
+      <w:r>
+        <w:rPr>
+          <w:lang w:val="uk-UA"/>
+        </w:rPr>
+        <w:t xml:space="preserve">Используется для </w:t>
+      </w:r>
+      <w:proofErr w:type="spellStart"/>
+      <w:r>
+        <w:rPr>
+          <w:lang w:val="uk-UA"/>
+        </w:rPr>
+        <w:t>обозначения</w:t>
+      </w:r>
+      <w:proofErr w:type="spellEnd"/>
+      <w:r>
+        <w:rPr>
+          <w:lang w:val="uk-UA"/>
+        </w:rPr>
+        <w:t xml:space="preserve"> </w:t>
+      </w:r>
+      <w:proofErr w:type="spellStart"/>
+      <w:r>
+        <w:rPr>
+          <w:lang w:val="uk-UA"/>
+        </w:rPr>
+        <w:t>кода</w:t>
+      </w:r>
+      <w:proofErr w:type="spellEnd"/>
+      <w:r>
+        <w:rPr>
+          <w:lang w:val="uk-UA"/>
+        </w:rPr>
+        <w:t>.</w:t>
+      </w:r>
+      <w:r>
+        <w:rPr>
+          <w:lang w:val="uk-UA"/>
+        </w:rPr>
+        <w:t xml:space="preserve"> </w:t>
+      </w:r>
+    </w:p>
+    <w:p>
+      <w:r>
+        <w:rPr>
+          <w:lang w:val="uk-UA"/>
+        </w:rPr>
+        <w:t>«</w:t>
+      </w:r>
+      <w:r>
+        <w:t>$</w:t>
+      </w:r>
+      <w:r>
+        <w:rPr>
+          <w:lang w:val="uk-UA"/>
+        </w:rPr>
+        <w:t>»</w:t>
+      </w:r>
+      <w:r>
+        <w:t xml:space="preserve"> конец строки. Данный шаблон учитывает только два последних столбца каждой строки.</w:t>
+      </w:r>
+    </w:p>
+    <w:p>
+      <w:pPr>
+        <w:rPr>
+          <w:lang w:val="uk-UA"/>
+        </w:rPr>
+      </w:pPr>
+    </w:p>
     <w:p/>
     <w:p/>
     <w:p/>
@@ -1809,6 +4500,9 @@
     <w:p/>
     <w:p/>
     <w:p/>
+    <w:p/>
+    <w:p/>
+    <w:p/>
     <w:p>
       <w:pPr>
         <w:jc w:val="center"/>
@@ -1817,7 +4511,6 @@
           <w:bCs/>
           <w:sz w:val="28"/>
           <w:szCs w:val="28"/>
-          <w:lang w:val="en-US"/>
         </w:rPr>
       </w:pPr>
       <w:r>
@@ -1827,7 +4520,6 @@
           <w:sz w:val="28"/>
           <w:szCs w:val="28"/>
         </w:rPr>
-        <w:lastRenderedPageBreak/>
         <w:t>Структура</w:t>
       </w:r>
       <w:r>
@@ -1836,7 +4528,6 @@
           <w:bCs/>
           <w:sz w:val="28"/>
           <w:szCs w:val="28"/>
-          <w:lang w:val="en-US"/>
         </w:rPr>
         <w:t xml:space="preserve"> </w:t>
       </w:r>
@@ -1855,445 +4546,827 @@
           <w:bCs/>
           <w:sz w:val="28"/>
           <w:szCs w:val="28"/>
-          <w:lang w:val="en-US"/>
-        </w:rPr>
-        <w:t xml:space="preserve"> query1</w:t>
+        </w:rPr>
+        <w:t xml:space="preserve"> </w:t>
+      </w:r>
+      <w:r>
+        <w:rPr>
+          <w:b/>
+          <w:bCs/>
+          <w:sz w:val="28"/>
+          <w:szCs w:val="28"/>
+          <w:lang w:val="en-US"/>
+        </w:rPr>
+        <w:t>query</w:t>
+      </w:r>
+      <w:r>
+        <w:rPr>
+          <w:b/>
+          <w:bCs/>
+          <w:sz w:val="28"/>
+          <w:szCs w:val="28"/>
+        </w:rPr>
+        <w:t>3</w:t>
       </w:r>
     </w:p>
     <w:p>
       <w:pPr>
         <w:jc w:val="center"/>
-        <w:rPr>
-          <w:lang w:val="en-US"/>
-        </w:rPr>
-      </w:pPr>
-    </w:p>
-    <w:p>
-      <w:pPr>
-        <w:rPr>
-          <w:lang w:val="en-US"/>
-        </w:rPr>
-      </w:pPr>
-      <w:r>
-        <w:rPr>
-          <w:lang w:val="en-US"/>
-        </w:rPr>
-        <w:t>7369 JOHN Q SMITH CLERK RESEARCH DALLAS 800</w:t>
-      </w:r>
-    </w:p>
-    <w:p>
-      <w:pPr>
-        <w:rPr>
-          <w:lang w:val="en-US"/>
-        </w:rPr>
-      </w:pPr>
-      <w:r>
-        <w:rPr>
-          <w:lang w:val="en-US"/>
-        </w:rPr>
-        <w:t>7499 KEVIN J ALLEN SALESPERSON SALES CHICAGO 1600</w:t>
-      </w:r>
-    </w:p>
-    <w:p>
-      <w:pPr>
-        <w:rPr>
-          <w:lang w:val="en-US"/>
-        </w:rPr>
-      </w:pPr>
-      <w:r>
-        <w:rPr>
-          <w:lang w:val="en-US"/>
-        </w:rPr>
-        <w:t>7505 JEAN K DOYLE MANAGER SALES NEW-YORK 2850</w:t>
-      </w:r>
-    </w:p>
-    <w:p>
-      <w:pPr>
-        <w:rPr>
-          <w:lang w:val="en-US"/>
-        </w:rPr>
-      </w:pPr>
-      <w:r>
-        <w:rPr>
-          <w:lang w:val="en-US"/>
-        </w:rPr>
-        <w:t>7506 LYNN S DENNIS MANAGER SALES DALLAS 2750</w:t>
-      </w:r>
-    </w:p>
-    <w:p>
-      <w:pPr>
-        <w:rPr>
-          <w:lang w:val="en-US"/>
-        </w:rPr>
-      </w:pPr>
-      <w:r>
-        <w:rPr>
-          <w:lang w:val="en-US"/>
-        </w:rPr>
-        <w:t>7507 LESLIE D BAKER MANAGER OPERATIONS NEW-YORK 2200</w:t>
-      </w:r>
-    </w:p>
-    <w:p>
-      <w:pPr>
-        <w:rPr>
-          <w:lang w:val="en-US"/>
-        </w:rPr>
-      </w:pPr>
-      <w:r>
-        <w:rPr>
-          <w:lang w:val="en-US"/>
-        </w:rPr>
-        <w:t>7521 CYNTHIA D WARD SALESPERSON SALES CHICAGO 1250</w:t>
-      </w:r>
-    </w:p>
-    <w:p>
-      <w:pPr>
-        <w:rPr>
-          <w:lang w:val="en-US"/>
-        </w:rPr>
-      </w:pPr>
-      <w:r>
-        <w:rPr>
-          <w:lang w:val="en-US"/>
-        </w:rPr>
-        <w:t>7555 DANIEL T PETERS SALESPERSON SALES NEW-YORK 1250</w:t>
-      </w:r>
-    </w:p>
-    <w:p>
-      <w:pPr>
-        <w:rPr>
-          <w:lang w:val="en-US"/>
-        </w:rPr>
-      </w:pPr>
-      <w:r>
-        <w:rPr>
-          <w:lang w:val="en-US"/>
-        </w:rPr>
-        <w:t>7557 KAREN P SHAW SALESPERSON SALES NEW-YORK 1250</w:t>
-      </w:r>
-    </w:p>
-    <w:p>
-      <w:pPr>
-        <w:rPr>
-          <w:lang w:val="en-US"/>
-        </w:rPr>
-      </w:pPr>
-      <w:r>
-        <w:rPr>
-          <w:lang w:val="en-US"/>
-        </w:rPr>
-        <w:t>7560 SARAH S DUNCAN SALESPERSON SALES DALLAS 1250</w:t>
-      </w:r>
-    </w:p>
-    <w:p>
-      <w:pPr>
-        <w:rPr>
-          <w:lang w:val="en-US"/>
-        </w:rPr>
-      </w:pPr>
-      <w:r>
-        <w:rPr>
-          <w:lang w:val="en-US"/>
-        </w:rPr>
-        <w:t>7564 GREGORY J LANGE SALESPERSON SALES DALLAS 1250</w:t>
-      </w:r>
-    </w:p>
-    <w:p>
-      <w:pPr>
-        <w:rPr>
-          <w:lang w:val="en-US"/>
-        </w:rPr>
-      </w:pPr>
-      <w:r>
-        <w:rPr>
-          <w:lang w:val="en-US"/>
-        </w:rPr>
-        <w:t>7566 TERRY M JONES MANAGER RESEARCH DALLAS 2975</w:t>
-      </w:r>
-    </w:p>
-    <w:p>
-      <w:pPr>
-        <w:rPr>
-          <w:lang w:val="en-US"/>
-        </w:rPr>
-      </w:pPr>
-      <w:r>
-        <w:rPr>
-          <w:lang w:val="en-US"/>
-        </w:rPr>
-        <w:t>7569 CHRIS L ALBERTS MANAGER RESEARCH NEW-YORK 3000</w:t>
-      </w:r>
-    </w:p>
-    <w:p>
-      <w:pPr>
-        <w:rPr>
-          <w:lang w:val="en-US"/>
-        </w:rPr>
-      </w:pPr>
-      <w:r>
-        <w:rPr>
-          <w:lang w:val="en-US"/>
-        </w:rPr>
-        <w:t>7600 RAYMOND Y PORTER SALESPERSON SALES NEW-YORK 1250</w:t>
-      </w:r>
-    </w:p>
-    <w:p>
-      <w:pPr>
-        <w:rPr>
-          <w:lang w:val="en-US"/>
-        </w:rPr>
-      </w:pPr>
-      <w:r>
-        <w:rPr>
-          <w:lang w:val="en-US"/>
-        </w:rPr>
-        <w:t>7609 RICHARD M LEWIS STAFF OPERATIONS DALLAS 1800</w:t>
-      </w:r>
-    </w:p>
-    <w:p>
-      <w:pPr>
-        <w:rPr>
-          <w:lang w:val="en-US"/>
-        </w:rPr>
-      </w:pPr>
-      <w:r>
-        <w:rPr>
-          <w:lang w:val="en-US"/>
-        </w:rPr>
-        <w:t>7654 KENNETH J MARTIN SALESPERSON SALES CHICAGO 1250</w:t>
-      </w:r>
-    </w:p>
-    <w:p>
-      <w:pPr>
-        <w:rPr>
-          <w:lang w:val="en-US"/>
-        </w:rPr>
-      </w:pPr>
-      <w:r>
-        <w:rPr>
-          <w:lang w:val="en-US"/>
-        </w:rPr>
-        <w:t>7676 DENISE D SOMMERS STAFF OPERATIONS CHICAGO 1850</w:t>
-      </w:r>
-    </w:p>
-    <w:p>
-      <w:pPr>
-        <w:rPr>
-          <w:lang w:val="en-US"/>
-        </w:rPr>
-      </w:pPr>
-      <w:r>
-        <w:rPr>
-          <w:lang w:val="en-US"/>
-        </w:rPr>
-        <w:t>7698 MARION S BLAKE MANAGER SALES CHICAGO 2850</w:t>
-      </w:r>
-    </w:p>
-    <w:p>
-      <w:pPr>
-        <w:rPr>
-          <w:lang w:val="en-US"/>
-        </w:rPr>
-      </w:pPr>
-      <w:r>
-        <w:rPr>
-          <w:lang w:val="en-US"/>
-        </w:rPr>
-        <w:t>7782 CAROL F CLARK MANAGER ACCOUNTING NEW-YORK 2450</w:t>
-      </w:r>
-    </w:p>
-    <w:p>
-      <w:pPr>
-        <w:rPr>
-          <w:lang w:val="en-US"/>
-        </w:rPr>
-      </w:pPr>
-      <w:r>
-        <w:rPr>
-          <w:lang w:val="en-US"/>
-        </w:rPr>
-        <w:t>7788 DONALD T SCOTT ANALYST RESEARCH DALLAS 3000</w:t>
-      </w:r>
-    </w:p>
-    <w:p>
-      <w:pPr>
-        <w:rPr>
-          <w:lang w:val="en-US"/>
-        </w:rPr>
-      </w:pPr>
-      <w:r>
-        <w:rPr>
-          <w:lang w:val="en-US"/>
-        </w:rPr>
-        <w:t>7789 LIVIA N WEST SALESPERSON SALES DALLAS 1500</w:t>
-      </w:r>
-    </w:p>
-    <w:p>
-      <w:pPr>
-        <w:rPr>
-          <w:lang w:val="en-US"/>
-        </w:rPr>
-      </w:pPr>
-      <w:r>
-        <w:rPr>
-          <w:lang w:val="en-US"/>
-        </w:rPr>
-        <w:t>7799 MATTHEW G FISHER ANALYST RESEARCH NEW-YORK 3000</w:t>
-      </w:r>
-    </w:p>
-    <w:p>
-      <w:pPr>
-        <w:rPr>
-          <w:lang w:val="en-US"/>
-        </w:rPr>
-      </w:pPr>
-      <w:r>
-        <w:rPr>
-          <w:lang w:val="en-US"/>
-        </w:rPr>
-        <w:t>7820 PAUL S ROSS SALESPERSON SALES BOSTON 1300</w:t>
-      </w:r>
-    </w:p>
-    <w:p>
-      <w:pPr>
-        <w:rPr>
-          <w:lang w:val="en-US"/>
-        </w:rPr>
-      </w:pPr>
-      <w:r>
-        <w:rPr>
-          <w:lang w:val="en-US"/>
-        </w:rPr>
-        <w:t>7839 FRANCIS A KING PRESIDENT ACCOUNTING NEW-YORK 5000</w:t>
-      </w:r>
-    </w:p>
-    <w:p>
-      <w:pPr>
-        <w:rPr>
-          <w:lang w:val="en-US"/>
-        </w:rPr>
-      </w:pPr>
-      <w:r>
-        <w:rPr>
-          <w:lang w:val="en-US"/>
-        </w:rPr>
-        <w:t>7876 DIANE G ADAMS CLERK RESEARCH DALLAS 1100</w:t>
-      </w:r>
-    </w:p>
-    <w:p>
-      <w:pPr>
-        <w:rPr>
-          <w:lang w:val="en-US"/>
-        </w:rPr>
-      </w:pPr>
-      <w:r>
-        <w:rPr>
-          <w:lang w:val="en-US"/>
-        </w:rPr>
-        <w:t>7900 FRED S JAMES CLERK SALES CHICAGO 950</w:t>
-      </w:r>
-    </w:p>
-    <w:p>
-      <w:pPr>
-        <w:rPr>
-          <w:lang w:val="en-US"/>
-        </w:rPr>
-      </w:pPr>
-      <w:r>
-        <w:rPr>
-          <w:lang w:val="en-US"/>
-        </w:rPr>
-        <w:t>7902 JENNIFER D FORD ANALYST RESEARCH DALLAS 3000</w:t>
-      </w:r>
-    </w:p>
-    <w:p>
-      <w:pPr>
-        <w:rPr>
-          <w:lang w:val="en-US"/>
-        </w:rPr>
-      </w:pPr>
-      <w:r>
-        <w:rPr>
-          <w:lang w:val="en-US"/>
-        </w:rPr>
-        <w:t>7916 GRACE M ROBERTS ANALYST RESEARCH NEW-YORK 2875</w:t>
-      </w:r>
-    </w:p>
-    <w:p>
-      <w:pPr>
-        <w:rPr>
-          <w:lang w:val="en-US"/>
-        </w:rPr>
-      </w:pPr>
-      <w:r>
-        <w:rPr>
-          <w:lang w:val="en-US"/>
-        </w:rPr>
-        <w:t>7919 MICHAEL A DOUGLAS CLERK RESEARCH NEW-YORK 800</w:t>
-      </w:r>
-    </w:p>
-    <w:p>
-      <w:pPr>
-        <w:rPr>
-          <w:lang w:val="en-US"/>
-        </w:rPr>
-      </w:pPr>
-      <w:r>
-        <w:rPr>
-          <w:lang w:val="en-US"/>
-        </w:rPr>
-        <w:t>7934 BARBARA M MILLER CLERK ACCOUNTING NEW-YORK 1300</w:t>
-      </w:r>
-    </w:p>
-    <w:p>
-      <w:pPr>
-        <w:rPr>
-          <w:lang w:val="en-US"/>
-        </w:rPr>
-      </w:pPr>
-      <w:r>
-        <w:rPr>
-          <w:lang w:val="en-US"/>
-        </w:rPr>
-        <w:t>7950 ALICE B JENSEN CLERK SALES NEW-YORK 750</w:t>
-      </w:r>
-    </w:p>
-    <w:p>
-      <w:pPr>
-        <w:rPr>
-          <w:lang w:val="en-US"/>
-        </w:rPr>
-      </w:pPr>
-      <w:r>
-        <w:rPr>
-          <w:lang w:val="en-US"/>
-        </w:rPr>
-        <w:t>7954 JAMES T MURRAY CLERK SALES DALLAS 750</w:t>
-      </w:r>
-    </w:p>
-    <w:p>
-      <w:pPr>
-        <w:rPr>
-          <w:lang w:val="en-US"/>
-        </w:rPr>
-      </w:pPr>
-    </w:p>
-    <w:p>
-      <w:pPr>
-        <w:rPr>
-          <w:lang w:val="en-US"/>
-        </w:rPr>
-      </w:pPr>
-      <w:r>
-        <w:rPr>
-          <w:lang w:val="en-US"/>
-        </w:rPr>
-        <w:lastRenderedPageBreak/>
+      </w:pPr>
+    </w:p>
+    <w:p>
+      <w:pPr>
+        <w:rPr>
+          <w:lang w:val="en-US"/>
+        </w:rPr>
+      </w:pPr>
+      <w:proofErr w:type="gramStart"/>
+      <w:r>
+        <w:rPr>
+          <w:lang w:val="en-US"/>
+        </w:rPr>
+        <w:t>100890!ACE</w:t>
+      </w:r>
+      <w:proofErr w:type="gramEnd"/>
+      <w:r>
+        <w:rPr>
+          <w:lang w:val="en-US"/>
+        </w:rPr>
+        <w:t xml:space="preserve"> TENNIS NET !58 !46.4 !01-JAN-89</w:t>
+      </w:r>
+    </w:p>
+    <w:p>
+      <w:pPr>
+        <w:rPr>
+          <w:lang w:val="en-US"/>
+        </w:rPr>
+      </w:pPr>
+      <w:proofErr w:type="gramStart"/>
+      <w:r>
+        <w:rPr>
+          <w:lang w:val="en-US"/>
+        </w:rPr>
+        <w:t>100860!ACE</w:t>
+      </w:r>
+      <w:proofErr w:type="gramEnd"/>
+      <w:r>
+        <w:rPr>
+          <w:lang w:val="en-US"/>
+        </w:rPr>
+        <w:t xml:space="preserve"> TENNIS RACKET I !35 !28 !01-JUN-90</w:t>
+      </w:r>
+    </w:p>
+    <w:p>
+      <w:pPr>
+        <w:rPr>
+          <w:lang w:val="en-US"/>
+        </w:rPr>
+      </w:pPr>
+      <w:proofErr w:type="gramStart"/>
+      <w:r>
+        <w:rPr>
+          <w:lang w:val="en-US"/>
+        </w:rPr>
+        <w:t>100861!ACE</w:t>
+      </w:r>
+      <w:proofErr w:type="gramEnd"/>
+      <w:r>
+        <w:rPr>
+          <w:lang w:val="en-US"/>
+        </w:rPr>
+        <w:t xml:space="preserve"> TENNIS RACKET II !45 !36 !01-JUN-90</w:t>
+      </w:r>
+    </w:p>
+    <w:p>
+      <w:pPr>
+        <w:rPr>
+          <w:lang w:val="en-US"/>
+        </w:rPr>
+      </w:pPr>
+      <w:proofErr w:type="gramStart"/>
+      <w:r>
+        <w:rPr>
+          <w:lang w:val="en-US"/>
+        </w:rPr>
+        <w:t>100870!ACE</w:t>
+      </w:r>
+      <w:proofErr w:type="gramEnd"/>
+      <w:r>
+        <w:rPr>
+          <w:lang w:val="en-US"/>
+        </w:rPr>
+        <w:t xml:space="preserve"> TENNIS BALLS-3 PACK !2.8 !2.4 !01-JAN-90</w:t>
+      </w:r>
+    </w:p>
+    <w:p>
+      <w:pPr>
+        <w:rPr>
+          <w:lang w:val="en-US"/>
+        </w:rPr>
+      </w:pPr>
+      <w:proofErr w:type="gramStart"/>
+      <w:r>
+        <w:rPr>
+          <w:lang w:val="en-US"/>
+        </w:rPr>
+        <w:t>100871!ACE</w:t>
+      </w:r>
+      <w:proofErr w:type="gramEnd"/>
+      <w:r>
+        <w:rPr>
+          <w:lang w:val="en-US"/>
+        </w:rPr>
+        <w:t xml:space="preserve"> TENNIS BALLS-6 PACK !5.6 !4.8 !01-JAN-90</w:t>
+      </w:r>
+    </w:p>
+    <w:p>
+      <w:pPr>
+        <w:rPr>
+          <w:lang w:val="en-US"/>
+        </w:rPr>
+      </w:pPr>
+      <w:proofErr w:type="gramStart"/>
+      <w:r>
+        <w:rPr>
+          <w:lang w:val="en-US"/>
+        </w:rPr>
+        <w:t>101860!SP</w:t>
+      </w:r>
+      <w:proofErr w:type="gramEnd"/>
+      <w:r>
+        <w:rPr>
+          <w:lang w:val="en-US"/>
+        </w:rPr>
+        <w:t xml:space="preserve"> TENNIS RACKET !24 !18 !15-FEB-89</w:t>
+      </w:r>
+    </w:p>
+    <w:p>
+      <w:pPr>
+        <w:rPr>
+          <w:lang w:val="en-US"/>
+        </w:rPr>
+      </w:pPr>
+      <w:proofErr w:type="gramStart"/>
+      <w:r>
+        <w:rPr>
+          <w:lang w:val="en-US"/>
+        </w:rPr>
+        <w:t>101863!SP</w:t>
+      </w:r>
+      <w:proofErr w:type="gramEnd"/>
+      <w:r>
+        <w:rPr>
+          <w:lang w:val="en-US"/>
+        </w:rPr>
+        <w:t xml:space="preserve"> JUNIOR RACKET !12.5 !9.4 !15-FEB-89</w:t>
+      </w:r>
+    </w:p>
+    <w:p>
+      <w:pPr>
+        <w:rPr>
+          <w:lang w:val="en-US"/>
+        </w:rPr>
+      </w:pPr>
+      <w:proofErr w:type="gramStart"/>
+      <w:r>
+        <w:rPr>
+          <w:lang w:val="en-US"/>
+        </w:rPr>
+        <w:t>102130!RH</w:t>
+      </w:r>
+      <w:proofErr w:type="gramEnd"/>
+      <w:r>
+        <w:rPr>
+          <w:lang w:val="en-US"/>
+        </w:rPr>
+        <w:t>: &amp;</w:t>
+      </w:r>
+      <w:proofErr w:type="spellStart"/>
+      <w:r>
+        <w:rPr>
+          <w:lang w:val="en-US"/>
+        </w:rPr>
+        <w:t>quot;GUIDE</w:t>
+      </w:r>
+      <w:proofErr w:type="spellEnd"/>
+      <w:r>
+        <w:rPr>
+          <w:lang w:val="en-US"/>
+        </w:rPr>
+        <w:t xml:space="preserve"> TO </w:t>
+      </w:r>
+      <w:proofErr w:type="spellStart"/>
+      <w:r>
+        <w:rPr>
+          <w:lang w:val="en-US"/>
+        </w:rPr>
+        <w:t>TENNIS&amp;quot</w:t>
+      </w:r>
+      <w:proofErr w:type="spellEnd"/>
+      <w:r>
+        <w:rPr>
+          <w:lang w:val="en-US"/>
+        </w:rPr>
+        <w:t>; !3.4 !2.8 !18-AUG-89</w:t>
+      </w:r>
+    </w:p>
+    <w:p>
+      <w:pPr>
+        <w:rPr>
+          <w:lang w:val="en-US"/>
+        </w:rPr>
+      </w:pPr>
+      <w:proofErr w:type="gramStart"/>
+      <w:r>
+        <w:rPr>
+          <w:lang w:val="en-US"/>
+        </w:rPr>
+        <w:t>200376!SB</w:t>
+      </w:r>
+      <w:proofErr w:type="gramEnd"/>
+      <w:r>
+        <w:rPr>
+          <w:lang w:val="en-US"/>
+        </w:rPr>
+        <w:t xml:space="preserve"> ENERGY BAR-6 PACK !2.4 !1.75 !15-NOV-90</w:t>
+      </w:r>
+    </w:p>
+    <w:p>
+      <w:pPr>
+        <w:rPr>
+          <w:lang w:val="en-US"/>
+        </w:rPr>
+      </w:pPr>
+      <w:proofErr w:type="gramStart"/>
+      <w:r>
+        <w:rPr>
+          <w:lang w:val="en-US"/>
+        </w:rPr>
+        <w:t>200380!SB</w:t>
+      </w:r>
+      <w:proofErr w:type="gramEnd"/>
+      <w:r>
+        <w:rPr>
+          <w:lang w:val="en-US"/>
+        </w:rPr>
+        <w:t xml:space="preserve"> VITA SNACK-6 PACK !4 !3.2 !15-NOV-90</w:t>
+      </w:r>
+    </w:p>
+    <w:p>
+      <w:pPr>
+        <w:rPr>
+          <w:lang w:val="en-US"/>
+        </w:rPr>
+      </w:pPr>
+      <w:proofErr w:type="gramStart"/>
+      <w:r>
+        <w:rPr>
+          <w:lang w:val="en-US"/>
+        </w:rPr>
+        <w:t>103120!WIFF</w:t>
+      </w:r>
+      <w:proofErr w:type="gramEnd"/>
+      <w:r>
+        <w:rPr>
+          <w:lang w:val="en-US"/>
+        </w:rPr>
+        <w:t xml:space="preserve"> SOFTBALL BAT I !25 !20 !01-JUN-90</w:t>
+      </w:r>
+    </w:p>
+    <w:p>
+      <w:pPr>
+        <w:rPr>
+          <w:lang w:val="en-US"/>
+        </w:rPr>
+      </w:pPr>
+      <w:proofErr w:type="gramStart"/>
+      <w:r>
+        <w:rPr>
+          <w:lang w:val="en-US"/>
+        </w:rPr>
+        <w:t>103121!WIFF</w:t>
+      </w:r>
+      <w:proofErr w:type="gramEnd"/>
+      <w:r>
+        <w:rPr>
+          <w:lang w:val="en-US"/>
+        </w:rPr>
+        <w:t xml:space="preserve"> SOFTBALL BAT II !30 !24 !01-JUN-90</w:t>
+      </w:r>
+    </w:p>
+    <w:p>
+      <w:pPr>
+        <w:rPr>
+          <w:lang w:val="en-US"/>
+        </w:rPr>
+      </w:pPr>
+      <w:proofErr w:type="gramStart"/>
+      <w:r>
+        <w:rPr>
+          <w:lang w:val="en-US"/>
+        </w:rPr>
+        <w:t>103130!WIFF</w:t>
+      </w:r>
+      <w:proofErr w:type="gramEnd"/>
+      <w:r>
+        <w:rPr>
+          <w:lang w:val="en-US"/>
+        </w:rPr>
+        <w:t xml:space="preserve"> SOFTBALL, SMALL !4.2 !3.6 !01-JAN-90</w:t>
+      </w:r>
+    </w:p>
+    <w:p>
+      <w:pPr>
+        <w:rPr>
+          <w:lang w:val="en-US"/>
+        </w:rPr>
+      </w:pPr>
+      <w:proofErr w:type="gramStart"/>
+      <w:r>
+        <w:rPr>
+          <w:lang w:val="en-US"/>
+        </w:rPr>
+        <w:t>103131!WIFF</w:t>
+      </w:r>
+      <w:proofErr w:type="gramEnd"/>
+      <w:r>
+        <w:rPr>
+          <w:lang w:val="en-US"/>
+        </w:rPr>
+        <w:t xml:space="preserve"> SOFTBALL, LARGE !4.5 !3.9 !01-JAN-90</w:t>
+      </w:r>
+    </w:p>
+    <w:p>
+      <w:pPr>
+        <w:rPr>
+          <w:lang w:val="en-US"/>
+        </w:rPr>
+      </w:pPr>
+      <w:proofErr w:type="gramStart"/>
+      <w:r>
+        <w:rPr>
+          <w:lang w:val="en-US"/>
+        </w:rPr>
+        <w:t>103140!WIFF</w:t>
+      </w:r>
+      <w:proofErr w:type="gramEnd"/>
+      <w:r>
+        <w:rPr>
+          <w:lang w:val="en-US"/>
+        </w:rPr>
+        <w:t xml:space="preserve"> SOFTBALL MITT (LH) !20 !15 !15-FEB-89</w:t>
+      </w:r>
+    </w:p>
+    <w:p>
+      <w:pPr>
+        <w:rPr>
+          <w:lang w:val="en-US"/>
+        </w:rPr>
+      </w:pPr>
+      <w:proofErr w:type="gramStart"/>
+      <w:r>
+        <w:rPr>
+          <w:lang w:val="en-US"/>
+        </w:rPr>
+        <w:t>103141!WIFF</w:t>
+      </w:r>
+      <w:proofErr w:type="gramEnd"/>
+      <w:r>
+        <w:rPr>
+          <w:lang w:val="en-US"/>
+        </w:rPr>
+        <w:t xml:space="preserve"> SOFTBALL MITT (RH) !20 !15 !15-FEB-89</w:t>
+      </w:r>
+    </w:p>
+    <w:p>
+      <w:pPr>
+        <w:rPr>
+          <w:lang w:val="en-US"/>
+        </w:rPr>
+      </w:pPr>
+      <w:proofErr w:type="gramStart"/>
+      <w:r>
+        <w:rPr>
+          <w:lang w:val="en-US"/>
+        </w:rPr>
+        <w:t>102132!RH</w:t>
+      </w:r>
+      <w:proofErr w:type="gramEnd"/>
+      <w:r>
+        <w:rPr>
+          <w:lang w:val="en-US"/>
+        </w:rPr>
+        <w:t>: &amp;</w:t>
+      </w:r>
+      <w:proofErr w:type="spellStart"/>
+      <w:r>
+        <w:rPr>
+          <w:lang w:val="en-US"/>
+        </w:rPr>
+        <w:t>quot;GUIDE</w:t>
+      </w:r>
+      <w:proofErr w:type="spellEnd"/>
+      <w:r>
+        <w:rPr>
+          <w:lang w:val="en-US"/>
+        </w:rPr>
+        <w:t xml:space="preserve"> TO </w:t>
+      </w:r>
+      <w:proofErr w:type="spellStart"/>
+      <w:r>
+        <w:rPr>
+          <w:lang w:val="en-US"/>
+        </w:rPr>
+        <w:t>SOFTBALL&amp;quot</w:t>
+      </w:r>
+      <w:proofErr w:type="spellEnd"/>
+      <w:r>
+        <w:rPr>
+          <w:lang w:val="en-US"/>
+        </w:rPr>
+        <w:t>; !3.4 !2.8 !18-AUG-89</w:t>
+      </w:r>
+    </w:p>
+    <w:p>
+      <w:pPr>
+        <w:rPr>
+          <w:lang w:val="en-US"/>
+        </w:rPr>
+      </w:pPr>
+      <w:proofErr w:type="gramStart"/>
+      <w:r>
+        <w:rPr>
+          <w:lang w:val="en-US"/>
+        </w:rPr>
+        <w:t>104350!DUNK</w:t>
+      </w:r>
+      <w:proofErr w:type="gramEnd"/>
+      <w:r>
+        <w:rPr>
+          <w:lang w:val="en-US"/>
+        </w:rPr>
+        <w:t xml:space="preserve"> BASKETBALL INDOOR !44 !35.3 !01-JUN-90</w:t>
+      </w:r>
+    </w:p>
+    <w:p>
+      <w:pPr>
+        <w:rPr>
+          <w:lang w:val="en-US"/>
+        </w:rPr>
+      </w:pPr>
+      <w:proofErr w:type="gramStart"/>
+      <w:r>
+        <w:rPr>
+          <w:lang w:val="en-US"/>
+        </w:rPr>
+        <w:t>104351!DUNK</w:t>
+      </w:r>
+      <w:proofErr w:type="gramEnd"/>
+      <w:r>
+        <w:rPr>
+          <w:lang w:val="en-US"/>
+        </w:rPr>
+        <w:t xml:space="preserve"> BASKETBALL OUTDOOR !26 !20.8 !01-JUN-90</w:t>
+      </w:r>
+    </w:p>
+    <w:p>
+      <w:pPr>
+        <w:rPr>
+          <w:lang w:val="en-US"/>
+        </w:rPr>
+      </w:pPr>
+      <w:proofErr w:type="gramStart"/>
+      <w:r>
+        <w:rPr>
+          <w:lang w:val="en-US"/>
+        </w:rPr>
+        <w:t>104352!DUNK</w:t>
+      </w:r>
+      <w:proofErr w:type="gramEnd"/>
+      <w:r>
+        <w:rPr>
+          <w:lang w:val="en-US"/>
+        </w:rPr>
+        <w:t xml:space="preserve"> BASKETBALL PROFESSIONAL!58.3 !40.8 !01-JUN-90</w:t>
+      </w:r>
+    </w:p>
+    <w:p>
+      <w:pPr>
+        <w:rPr>
+          <w:lang w:val="en-US"/>
+        </w:rPr>
+      </w:pPr>
+      <w:proofErr w:type="gramStart"/>
+      <w:r>
+        <w:rPr>
+          <w:lang w:val="en-US"/>
+        </w:rPr>
+        <w:t>104360!DUNK</w:t>
+      </w:r>
+      <w:proofErr w:type="gramEnd"/>
+      <w:r>
+        <w:rPr>
+          <w:lang w:val="en-US"/>
+        </w:rPr>
+        <w:t xml:space="preserve"> HOOP !39 !32 !01-JAN-90</w:t>
+      </w:r>
+    </w:p>
+    <w:p>
+      <w:pPr>
+        <w:rPr>
+          <w:lang w:val="en-US"/>
+        </w:rPr>
+      </w:pPr>
+      <w:proofErr w:type="gramStart"/>
+      <w:r>
+        <w:rPr>
+          <w:lang w:val="en-US"/>
+        </w:rPr>
+        <w:t>104361!DUNK</w:t>
+      </w:r>
+      <w:proofErr w:type="gramEnd"/>
+      <w:r>
+        <w:rPr>
+          <w:lang w:val="en-US"/>
+        </w:rPr>
+        <w:t xml:space="preserve"> HOOP W/FIBERGLASS BOARD!50 !35 !01-JAN-90</w:t>
+      </w:r>
+    </w:p>
+    <w:p>
+      <w:pPr>
+        <w:rPr>
+          <w:lang w:val="en-US"/>
+        </w:rPr>
+      </w:pPr>
+      <w:proofErr w:type="gramStart"/>
+      <w:r>
+        <w:rPr>
+          <w:lang w:val="en-US"/>
+        </w:rPr>
+        <w:t>104362!DUNK</w:t>
+      </w:r>
+      <w:proofErr w:type="gramEnd"/>
+      <w:r>
+        <w:rPr>
+          <w:lang w:val="en-US"/>
+        </w:rPr>
+        <w:t xml:space="preserve"> NETS - RAINBOW !5 !4 !15-FEB-89</w:t>
+      </w:r>
+    </w:p>
+    <w:p>
+      <w:pPr>
+        <w:rPr>
+          <w:lang w:val="en-US"/>
+        </w:rPr>
+      </w:pPr>
+      <w:proofErr w:type="gramStart"/>
+      <w:r>
+        <w:rPr>
+          <w:lang w:val="en-US"/>
+        </w:rPr>
+        <w:t>102134!RH</w:t>
+      </w:r>
+      <w:proofErr w:type="gramEnd"/>
+      <w:r>
+        <w:rPr>
+          <w:lang w:val="en-US"/>
+        </w:rPr>
+        <w:t>: &amp;</w:t>
+      </w:r>
+      <w:proofErr w:type="spellStart"/>
+      <w:r>
+        <w:rPr>
+          <w:lang w:val="en-US"/>
+        </w:rPr>
+        <w:t>quot;GUIDE</w:t>
+      </w:r>
+      <w:proofErr w:type="spellEnd"/>
+      <w:r>
+        <w:rPr>
+          <w:lang w:val="en-US"/>
+        </w:rPr>
+        <w:t xml:space="preserve"> TO </w:t>
+      </w:r>
+      <w:proofErr w:type="spellStart"/>
+      <w:r>
+        <w:rPr>
+          <w:lang w:val="en-US"/>
+        </w:rPr>
+        <w:t>BASKETBALL&amp;quot</w:t>
+      </w:r>
+      <w:proofErr w:type="spellEnd"/>
+      <w:r>
+        <w:rPr>
+          <w:lang w:val="en-US"/>
+        </w:rPr>
+        <w:t>; !3.4 !2.8 !18-AUG-89</w:t>
+      </w:r>
+    </w:p>
+    <w:p>
+      <w:pPr>
+        <w:rPr>
+          <w:lang w:val="en-US"/>
+        </w:rPr>
+      </w:pPr>
+      <w:proofErr w:type="gramStart"/>
+      <w:r>
+        <w:rPr>
+          <w:lang w:val="en-US"/>
+        </w:rPr>
+        <w:t>105123!YELLOW</w:t>
+      </w:r>
+      <w:proofErr w:type="gramEnd"/>
+      <w:r>
+        <w:rPr>
+          <w:lang w:val="en-US"/>
+        </w:rPr>
+        <w:t xml:space="preserve"> JERSEY BICYCLE HELMET!40 !34 !01-JUN-90</w:t>
+      </w:r>
+    </w:p>
+    <w:p>
+      <w:pPr>
+        <w:rPr>
+          <w:lang w:val="en-US"/>
+        </w:rPr>
+      </w:pPr>
+      <w:proofErr w:type="gramStart"/>
+      <w:r>
+        <w:rPr>
+          <w:lang w:val="en-US"/>
+        </w:rPr>
+        <w:t>105124!YELLOW</w:t>
+      </w:r>
+      <w:proofErr w:type="gramEnd"/>
+      <w:r>
+        <w:rPr>
+          <w:lang w:val="en-US"/>
+        </w:rPr>
+        <w:t xml:space="preserve"> JERSEY BICYCLE GLOVES!15 !10 !01-JUN-90</w:t>
+      </w:r>
+    </w:p>
+    <w:p>
+      <w:pPr>
+        <w:rPr>
+          <w:lang w:val="en-US"/>
+        </w:rPr>
+      </w:pPr>
+      <w:proofErr w:type="gramStart"/>
+      <w:r>
+        <w:rPr>
+          <w:lang w:val="en-US"/>
+        </w:rPr>
+        <w:t>105125!YELLOW</w:t>
+      </w:r>
+      <w:proofErr w:type="gramEnd"/>
+      <w:r>
+        <w:rPr>
+          <w:lang w:val="en-US"/>
+        </w:rPr>
+        <w:t xml:space="preserve"> JERSEY WATER BOTTLE !3 !2.6 !01-JAN-90</w:t>
+      </w:r>
+    </w:p>
+    <w:p>
+      <w:pPr>
+        <w:rPr>
+          <w:lang w:val="en-US"/>
+        </w:rPr>
+      </w:pPr>
+      <w:proofErr w:type="gramStart"/>
+      <w:r>
+        <w:rPr>
+          <w:lang w:val="en-US"/>
+        </w:rPr>
+        <w:t>105126!YELLOW</w:t>
+      </w:r>
+      <w:proofErr w:type="gramEnd"/>
+      <w:r>
+        <w:rPr>
+          <w:lang w:val="en-US"/>
+        </w:rPr>
+        <w:t xml:space="preserve"> JERSEY BOTTLE CAGE !6 !5 !01-JAN-90</w:t>
+      </w:r>
+    </w:p>
+    <w:p>
+      <w:pPr>
+        <w:rPr>
+          <w:lang w:val="en-US"/>
+        </w:rPr>
+      </w:pPr>
+      <w:proofErr w:type="gramStart"/>
+      <w:r>
+        <w:rPr>
+          <w:lang w:val="en-US"/>
+        </w:rPr>
+        <w:t>105127!YELLOW</w:t>
+      </w:r>
+      <w:proofErr w:type="gramEnd"/>
+      <w:r>
+        <w:rPr>
+          <w:lang w:val="en-US"/>
+        </w:rPr>
+        <w:t xml:space="preserve"> JERSEY FRAME PUMP !6 !5 !15-NOV-90</w:t>
+      </w:r>
+    </w:p>
+    <w:p>
+      <w:pPr>
+        <w:rPr>
+          <w:lang w:val="en-US"/>
+        </w:rPr>
+      </w:pPr>
+      <w:proofErr w:type="gramStart"/>
+      <w:r>
+        <w:rPr>
+          <w:lang w:val="en-US"/>
+        </w:rPr>
+        <w:t>105128!YELLOW</w:t>
+      </w:r>
+      <w:proofErr w:type="gramEnd"/>
+      <w:r>
+        <w:rPr>
+          <w:lang w:val="en-US"/>
+        </w:rPr>
+        <w:t xml:space="preserve"> JERSEY SADDLE PACK !10 !8 !15-NOV-90</w:t>
+      </w:r>
+    </w:p>
+    <w:p>
+      <w:pPr>
+        <w:rPr>
+          <w:lang w:val="en-US"/>
+        </w:rPr>
+      </w:pPr>
+      <w:proofErr w:type="gramStart"/>
+      <w:r>
+        <w:rPr>
+          <w:lang w:val="en-US"/>
+        </w:rPr>
+        <w:t>102136!RH</w:t>
+      </w:r>
+      <w:proofErr w:type="gramEnd"/>
+      <w:r>
+        <w:rPr>
+          <w:lang w:val="en-US"/>
+        </w:rPr>
+        <w:t>: &amp;</w:t>
+      </w:r>
+      <w:proofErr w:type="spellStart"/>
+      <w:r>
+        <w:rPr>
+          <w:lang w:val="en-US"/>
+        </w:rPr>
+        <w:t>quot;GUIDE</w:t>
+      </w:r>
+      <w:proofErr w:type="spellEnd"/>
+      <w:r>
+        <w:rPr>
+          <w:lang w:val="en-US"/>
+        </w:rPr>
+        <w:t xml:space="preserve"> TO </w:t>
+      </w:r>
+      <w:proofErr w:type="spellStart"/>
+      <w:r>
+        <w:rPr>
+          <w:lang w:val="en-US"/>
+        </w:rPr>
+        <w:t>CYCLING&amp;quot</w:t>
+      </w:r>
+      <w:proofErr w:type="spellEnd"/>
+      <w:r>
+        <w:rPr>
+          <w:lang w:val="en-US"/>
+        </w:rPr>
+        <w:t>; !3.4 !2.8 !18-AUG-89</w:t>
+      </w:r>
+    </w:p>
+    <w:p>
+      <w:pPr>
+        <w:rPr>
+          <w:lang w:val="en-US"/>
+        </w:rPr>
+      </w:pPr>
+    </w:p>
+    <w:p>
+      <w:pPr>
+        <w:rPr>
+          <w:lang w:val="en-US"/>
+        </w:rPr>
+      </w:pPr>
+    </w:p>
+    <w:p>
+      <w:pPr>
+        <w:jc w:val="center"/>
+        <w:rPr>
+          <w:lang w:val="en-US"/>
+        </w:rPr>
+      </w:pPr>
+      <w:r>
+        <w:rPr>
+          <w:lang w:val="en-US"/>
+        </w:rPr>
         <w:drawing>
-          <wp:inline distT="0" distB="0" distL="0" distR="0" wp14:anchorId="4A01876B" wp14:editId="003BA52C">
-            <wp:extent cx="5940425" cy="3808730"/>
-            <wp:effectExtent l="0" t="0" r="3175" b="1270"/>
-            <wp:docPr id="2008549366" name="Рисунок 1"/>
+          <wp:inline distT="0" distB="0" distL="0" distR="0" wp14:anchorId="602C72E8" wp14:editId="244105B9">
+            <wp:extent cx="4210266" cy="1530429"/>
+            <wp:effectExtent l="0" t="0" r="0" b="0"/>
+            <wp:docPr id="1025050774" name="Рисунок 1"/>
             <wp:cNvGraphicFramePr>
               <a:graphicFrameLocks xmlns:a="http://schemas.openxmlformats.org/drawingml/2006/main" noChangeAspect="1"/>
             </wp:cNvGraphicFramePr>
@@ -2301,11 +5374,11 @@
               <a:graphicData uri="http://schemas.openxmlformats.org/drawingml/2006/picture">
                 <pic:pic xmlns:pic="http://schemas.openxmlformats.org/drawingml/2006/picture">
                   <pic:nvPicPr>
-                    <pic:cNvPr id="2008549366" name=""/>
+                    <pic:cNvPr id="1025050774" name=""/>
                     <pic:cNvPicPr/>
                   </pic:nvPicPr>
                   <pic:blipFill>
-                    <a:blip r:embed="rId11"/>
+                    <a:blip r:embed="rId15"/>
                     <a:stretch>
                       <a:fillRect/>
                     </a:stretch>
@@ -2313,7 +5386,7 @@
                   <pic:spPr>
                     <a:xfrm>
                       <a:off x="0" y="0"/>
-                      <a:ext cx="5940425" cy="3808730"/>
+                      <a:ext cx="4210266" cy="1530429"/>
                     </a:xfrm>
                     <a:prstGeom prst="rect">
                       <a:avLst/>
@@ -2328,186 +5401,11 @@
     </w:p>
     <w:p>
       <w:pPr>
-        <w:rPr>
-          <w:lang w:val="en-US"/>
-        </w:rPr>
-      </w:pPr>
-    </w:p>
-    <w:p>
-      <w:pPr>
-        <w:rPr>
-          <w:lang w:val="en-US"/>
-        </w:rPr>
-      </w:pPr>
-    </w:p>
-    <w:p>
-      <w:pPr>
-        <w:rPr>
-          <w:lang w:val="en-US"/>
-        </w:rPr>
-      </w:pPr>
-    </w:p>
-    <w:p>
-      <w:pPr>
-        <w:rPr>
-          <w:lang w:val="en-US"/>
-        </w:rPr>
-      </w:pPr>
-    </w:p>
-    <w:p>
-      <w:pPr>
-        <w:rPr>
-          <w:lang w:val="en-US"/>
-        </w:rPr>
-      </w:pPr>
-    </w:p>
-    <w:p>
-      <w:pPr>
-        <w:rPr>
-          <w:lang w:val="en-US"/>
-        </w:rPr>
-      </w:pPr>
-    </w:p>
-    <w:p>
-      <w:pPr>
-        <w:rPr>
-          <w:lang w:val="en-US"/>
-        </w:rPr>
-      </w:pPr>
-    </w:p>
-    <w:p>
-      <w:pPr>
-        <w:rPr>
-          <w:lang w:val="en-US"/>
-        </w:rPr>
-      </w:pPr>
-    </w:p>
-    <w:p>
-      <w:pPr>
-        <w:rPr>
-          <w:lang w:val="en-US"/>
-        </w:rPr>
-      </w:pPr>
-    </w:p>
-    <w:p>
-      <w:pPr>
-        <w:rPr>
-          <w:lang w:val="en-US"/>
-        </w:rPr>
-      </w:pPr>
-    </w:p>
-    <w:p>
-      <w:pPr>
-        <w:rPr>
-          <w:lang w:val="en-US"/>
-        </w:rPr>
-      </w:pPr>
-    </w:p>
-    <w:p>
-      <w:pPr>
-        <w:rPr>
-          <w:lang w:val="en-US"/>
-        </w:rPr>
-      </w:pPr>
-    </w:p>
-    <w:p>
-      <w:pPr>
-        <w:rPr>
-          <w:lang w:val="en-US"/>
-        </w:rPr>
-      </w:pPr>
-    </w:p>
-    <w:p>
-      <w:pPr>
-        <w:rPr>
-          <w:lang w:val="en-US"/>
-        </w:rPr>
-      </w:pPr>
-    </w:p>
-    <w:p>
-      <w:pPr>
-        <w:rPr>
-          <w:lang w:val="en-US"/>
-        </w:rPr>
-      </w:pPr>
-    </w:p>
-    <w:p>
-      <w:pPr>
-        <w:rPr>
-          <w:lang w:val="en-US"/>
-        </w:rPr>
-      </w:pPr>
-    </w:p>
-    <w:p>
-      <w:pPr>
-        <w:rPr>
-          <w:lang w:val="en-US"/>
-        </w:rPr>
-      </w:pPr>
-    </w:p>
-    <w:p>
-      <w:pPr>
-        <w:rPr>
-          <w:lang w:val="en-US"/>
-        </w:rPr>
-      </w:pPr>
-    </w:p>
-    <w:p>
-      <w:pPr>
-        <w:rPr>
-          <w:lang w:val="en-US"/>
-        </w:rPr>
-      </w:pPr>
-    </w:p>
-    <w:p>
-      <w:pPr>
         <w:jc w:val="center"/>
         <w:rPr>
-          <w:b/>
-          <w:bCs/>
-          <w:sz w:val="28"/>
-          <w:szCs w:val="28"/>
-          <w:lang w:val="en-US"/>
-        </w:rPr>
-      </w:pPr>
-      <w:r>
-        <w:rPr>
-          <w:b/>
-          <w:bCs/>
-          <w:sz w:val="28"/>
-          <w:szCs w:val="28"/>
-        </w:rPr>
-        <w:t>Структура</w:t>
-      </w:r>
-      <w:r>
-        <w:rPr>
-          <w:b/>
-          <w:bCs/>
-          <w:sz w:val="28"/>
-          <w:szCs w:val="28"/>
-          <w:lang w:val="en-US"/>
-        </w:rPr>
-        <w:t xml:space="preserve"> </w:t>
-      </w:r>
-      <w:r>
-        <w:rPr>
-          <w:b/>
-          <w:bCs/>
-          <w:sz w:val="28"/>
-          <w:szCs w:val="28"/>
-        </w:rPr>
-        <w:t>файла</w:t>
-      </w:r>
-      <w:r>
-        <w:rPr>
-          <w:b/>
-          <w:bCs/>
-          <w:sz w:val="28"/>
-          <w:szCs w:val="28"/>
-          <w:lang w:val="en-US"/>
-        </w:rPr>
-        <w:t xml:space="preserve"> query2</w:t>
-      </w:r>
+          <w:lang w:val="en-US"/>
+        </w:rPr>
+      </w:pPr>
     </w:p>
     <w:p>
       <w:pPr>
@@ -2519,1685 +5417,39 @@
     </w:p>
     <w:p>
       <w:pPr>
-        <w:rPr>
-          <w:lang w:val="en-US"/>
-        </w:rPr>
-      </w:pPr>
-      <w:proofErr w:type="gramStart"/>
-      <w:r>
-        <w:rPr>
-          <w:lang w:val="en-US"/>
-        </w:rPr>
-        <w:t>100:JOCKSPORTS</w:t>
-      </w:r>
-      <w:proofErr w:type="gramEnd"/>
-      <w:r>
-        <w:rPr>
-          <w:lang w:val="en-US"/>
-        </w:rPr>
-        <w:t xml:space="preserve"> :345 VIEWRIDGE :BELMONT :CA:96711:5986609:5000</w:t>
-      </w:r>
-    </w:p>
-    <w:p>
-      <w:pPr>
-        <w:rPr>
-          <w:lang w:val="en-US"/>
-        </w:rPr>
-      </w:pPr>
-      <w:proofErr w:type="gramStart"/>
-      <w:r>
-        <w:rPr>
-          <w:lang w:val="en-US"/>
-        </w:rPr>
-        <w:t>101:TKB</w:t>
-      </w:r>
-      <w:proofErr w:type="gramEnd"/>
-      <w:r>
-        <w:rPr>
-          <w:lang w:val="en-US"/>
-        </w:rPr>
-        <w:t xml:space="preserve"> SPORT SHOP :490 BOLI RD. :REDWOOD CITY :CA:94061:3681223:10000</w:t>
-      </w:r>
-    </w:p>
-    <w:p>
-      <w:pPr>
-        <w:rPr>
-          <w:lang w:val="en-US"/>
-        </w:rPr>
-      </w:pPr>
-      <w:proofErr w:type="gramStart"/>
-      <w:r>
-        <w:rPr>
-          <w:lang w:val="en-US"/>
-        </w:rPr>
-        <w:t>102:VOLLYRITE</w:t>
-      </w:r>
-      <w:proofErr w:type="gramEnd"/>
-      <w:r>
-        <w:rPr>
-          <w:lang w:val="en-US"/>
-        </w:rPr>
-        <w:t xml:space="preserve"> :9722 HAMILTON :BURLINGAME :CA:95133:6443341:7000</w:t>
-      </w:r>
-    </w:p>
-    <w:p>
-      <w:pPr>
-        <w:rPr>
-          <w:lang w:val="en-US"/>
-        </w:rPr>
-      </w:pPr>
-      <w:proofErr w:type="gramStart"/>
-      <w:r>
-        <w:rPr>
-          <w:lang w:val="en-US"/>
-        </w:rPr>
-        <w:t>103:JUST</w:t>
-      </w:r>
-      <w:proofErr w:type="gramEnd"/>
-      <w:r>
-        <w:rPr>
-          <w:lang w:val="en-US"/>
-        </w:rPr>
-        <w:t xml:space="preserve"> TENNIS :HILLVIEW MALL :BURLINGAME :CA:97544:6779312:3000</w:t>
-      </w:r>
-    </w:p>
-    <w:p>
-      <w:pPr>
-        <w:rPr>
-          <w:lang w:val="en-US"/>
-        </w:rPr>
-      </w:pPr>
-      <w:proofErr w:type="gramStart"/>
-      <w:r>
-        <w:rPr>
-          <w:lang w:val="en-US"/>
-        </w:rPr>
-        <w:t>104:EVERY</w:t>
-      </w:r>
-      <w:proofErr w:type="gramEnd"/>
-      <w:r>
-        <w:rPr>
-          <w:lang w:val="en-US"/>
-        </w:rPr>
-        <w:t xml:space="preserve"> MOUNTAIN :574 SURRY RD. :CUPERTINO :CA:93301:9962323:10000</w:t>
-      </w:r>
-    </w:p>
-    <w:p>
-      <w:pPr>
-        <w:rPr>
-          <w:lang w:val="en-US"/>
-        </w:rPr>
-      </w:pPr>
-      <w:proofErr w:type="gramStart"/>
-      <w:r>
-        <w:rPr>
-          <w:lang w:val="en-US"/>
-        </w:rPr>
-        <w:t>105:K</w:t>
-      </w:r>
-      <w:proofErr w:type="gramEnd"/>
-      <w:r>
-        <w:rPr>
-          <w:lang w:val="en-US"/>
-        </w:rPr>
-        <w:t xml:space="preserve"> + T SPORTS :3476 EL PASEO :SANTA CLARA :CA:91003:3769966:5000</w:t>
-      </w:r>
-    </w:p>
-    <w:p>
-      <w:pPr>
-        <w:rPr>
-          <w:lang w:val="en-US"/>
-        </w:rPr>
-      </w:pPr>
-      <w:proofErr w:type="gramStart"/>
-      <w:r>
-        <w:rPr>
-          <w:lang w:val="en-US"/>
-        </w:rPr>
-        <w:t>106:SHAPE</w:t>
-      </w:r>
-      <w:proofErr w:type="gramEnd"/>
-      <w:r>
-        <w:rPr>
-          <w:lang w:val="en-US"/>
-        </w:rPr>
-        <w:t xml:space="preserve"> UP :908 SEQUOIA :PALO ALTO :CA:94301:3649777:6000</w:t>
-      </w:r>
-    </w:p>
-    <w:p>
-      <w:pPr>
-        <w:rPr>
-          <w:lang w:val="en-US"/>
-        </w:rPr>
-      </w:pPr>
-      <w:proofErr w:type="gramStart"/>
-      <w:r>
-        <w:rPr>
-          <w:lang w:val="en-US"/>
-        </w:rPr>
-        <w:t>107:WOMENS</w:t>
-      </w:r>
-      <w:proofErr w:type="gramEnd"/>
-      <w:r>
-        <w:rPr>
-          <w:lang w:val="en-US"/>
-        </w:rPr>
-        <w:t xml:space="preserve"> SPORTS :VALCO VILLAGE :SUNNYVALE :CA:93301:9674398:10000</w:t>
-      </w:r>
-    </w:p>
-    <w:p>
-      <w:pPr>
-        <w:rPr>
-          <w:lang w:val="en-US"/>
-        </w:rPr>
-      </w:pPr>
-      <w:proofErr w:type="gramStart"/>
-      <w:r>
-        <w:rPr>
+        <w:jc w:val="center"/>
+        <w:rPr>
+          <w:lang w:val="en-US"/>
+        </w:rPr>
+      </w:pPr>
+    </w:p>
+    <w:p>
+      <w:pPr>
+        <w:jc w:val="center"/>
+        <w:rPr>
+          <w:lang w:val="en-US"/>
+        </w:rPr>
+      </w:pPr>
+    </w:p>
+    <w:p>
+      <w:pPr>
+        <w:rPr>
+          <w:lang w:val="en-US"/>
+        </w:rPr>
+      </w:pPr>
+    </w:p>
+    <w:p>
+      <w:pPr>
+        <w:rPr>
+          <w:lang w:val="en-US"/>
+        </w:rPr>
+      </w:pPr>
+      <w:r>
+        <w:rPr>
+          <w:noProof/>
           <w:lang w:val="en-US"/>
         </w:rPr>
         <w:lastRenderedPageBreak/>
-        <w:t>108:NORTH</w:t>
-      </w:r>
-      <w:proofErr w:type="gramEnd"/>
-      <w:r>
-        <w:rPr>
-          <w:lang w:val="en-US"/>
-        </w:rPr>
-        <w:t xml:space="preserve"> WOODS HEALTH CENTER :98 LONE PINE WAY :HIBBING :MN:55649:5669123:8000</w:t>
-      </w:r>
-    </w:p>
-    <w:p>
-      <w:pPr>
-        <w:rPr>
-          <w:lang w:val="en-US"/>
-        </w:rPr>
-      </w:pPr>
-      <w:proofErr w:type="gramStart"/>
-      <w:r>
-        <w:rPr>
-          <w:lang w:val="en-US"/>
-        </w:rPr>
-        <w:t>201:STADIUM</w:t>
-      </w:r>
-      <w:proofErr w:type="gramEnd"/>
-      <w:r>
-        <w:rPr>
-          <w:lang w:val="en-US"/>
-        </w:rPr>
-        <w:t xml:space="preserve"> SPORTS :47 IRVING PL. :NEW YORK :NY:10003:5555335:10000</w:t>
-      </w:r>
-    </w:p>
-    <w:p>
-      <w:pPr>
-        <w:rPr>
-          <w:lang w:val="en-US"/>
-        </w:rPr>
-      </w:pPr>
-      <w:proofErr w:type="gramStart"/>
-      <w:r>
-        <w:rPr>
-          <w:lang w:val="en-US"/>
-        </w:rPr>
-        <w:t>202:HOOPS</w:t>
-      </w:r>
-      <w:proofErr w:type="gramEnd"/>
-      <w:r>
-        <w:rPr>
-          <w:lang w:val="en-US"/>
-        </w:rPr>
-        <w:t xml:space="preserve"> :2345 ADAMS AVE. :LEICESTER :MA:01524:5557542:5000</w:t>
-      </w:r>
-    </w:p>
-    <w:p>
-      <w:pPr>
-        <w:rPr>
-          <w:lang w:val="en-US"/>
-        </w:rPr>
-      </w:pPr>
-      <w:proofErr w:type="gramStart"/>
-      <w:r>
-        <w:rPr>
-          <w:lang w:val="en-US"/>
-        </w:rPr>
-        <w:t>203:REBOUND</w:t>
-      </w:r>
-      <w:proofErr w:type="gramEnd"/>
-      <w:r>
-        <w:rPr>
-          <w:lang w:val="en-US"/>
-        </w:rPr>
-        <w:t xml:space="preserve"> SPORTS :2 E. 14TH ST. :NEW YORK :NY:10009:5555989:10000</w:t>
-      </w:r>
-    </w:p>
-    <w:p>
-      <w:pPr>
-        <w:rPr>
-          <w:lang w:val="en-US"/>
-        </w:rPr>
-      </w:pPr>
-      <w:proofErr w:type="gramStart"/>
-      <w:r>
-        <w:rPr>
-          <w:lang w:val="en-US"/>
-        </w:rPr>
-        <w:t>204:THE</w:t>
-      </w:r>
-      <w:proofErr w:type="gramEnd"/>
-      <w:r>
-        <w:rPr>
-          <w:lang w:val="en-US"/>
-        </w:rPr>
-        <w:t xml:space="preserve"> POWER FORWARD :1 KNOTS LANDING :DALLAS :TX:75248:5550505:12000</w:t>
-      </w:r>
-    </w:p>
-    <w:p>
-      <w:pPr>
-        <w:rPr>
-          <w:lang w:val="en-US"/>
-        </w:rPr>
-      </w:pPr>
-      <w:proofErr w:type="gramStart"/>
-      <w:r>
-        <w:rPr>
-          <w:lang w:val="en-US"/>
-        </w:rPr>
-        <w:t>205:POINT</w:t>
-      </w:r>
-      <w:proofErr w:type="gramEnd"/>
-      <w:r>
-        <w:rPr>
-          <w:lang w:val="en-US"/>
-        </w:rPr>
-        <w:t xml:space="preserve"> GUARD :20 THURSTON ST. :YONKERS :NY:10956:5554766:3000</w:t>
-      </w:r>
-    </w:p>
-    <w:p>
-      <w:pPr>
-        <w:rPr>
-          <w:lang w:val="en-US"/>
-        </w:rPr>
-      </w:pPr>
-      <w:proofErr w:type="gramStart"/>
-      <w:r>
-        <w:rPr>
-          <w:lang w:val="en-US"/>
-        </w:rPr>
-        <w:t>206:THE</w:t>
-      </w:r>
-      <w:proofErr w:type="gramEnd"/>
-      <w:r>
-        <w:rPr>
-          <w:lang w:val="en-US"/>
-        </w:rPr>
-        <w:t xml:space="preserve"> COLISEUM :5678 WILBUR PL. :SCARSDALE :NY:10583:5550217:6000</w:t>
-      </w:r>
-    </w:p>
-    <w:p>
-      <w:pPr>
-        <w:rPr>
-          <w:lang w:val="en-US"/>
-        </w:rPr>
-      </w:pPr>
-      <w:proofErr w:type="gramStart"/>
-      <w:r>
-        <w:rPr>
-          <w:lang w:val="en-US"/>
-        </w:rPr>
-        <w:t>207:FAST</w:t>
-      </w:r>
-      <w:proofErr w:type="gramEnd"/>
-      <w:r>
-        <w:rPr>
-          <w:lang w:val="en-US"/>
-        </w:rPr>
-        <w:t xml:space="preserve"> BREAK :1000 HERBERT LN. :CONCORD :MA:01742:5551298:7000</w:t>
-      </w:r>
-    </w:p>
-    <w:p>
-      <w:pPr>
-        <w:rPr>
-          <w:lang w:val="en-US"/>
-        </w:rPr>
-      </w:pPr>
-      <w:r>
-        <w:rPr>
-          <w:lang w:val="en-US"/>
-        </w:rPr>
-        <w:t>208:AL AND BOB&amp;#</w:t>
-      </w:r>
-      <w:proofErr w:type="gramStart"/>
-      <w:r>
-        <w:rPr>
-          <w:lang w:val="en-US"/>
-        </w:rPr>
-        <w:t>39;S</w:t>
-      </w:r>
-      <w:proofErr w:type="gramEnd"/>
-      <w:r>
-        <w:rPr>
-          <w:lang w:val="en-US"/>
-        </w:rPr>
-        <w:t xml:space="preserve"> SPORTS :260 YORKTOWN CT. :AUSTIN :TX:78731:5557631:4000</w:t>
-      </w:r>
-    </w:p>
-    <w:p>
-      <w:pPr>
-        <w:rPr>
-          <w:lang w:val="en-US"/>
-        </w:rPr>
-      </w:pPr>
-      <w:r>
-        <w:rPr>
-          <w:lang w:val="en-US"/>
-        </w:rPr>
-        <w:t xml:space="preserve">211:AT BAT :234 BEACHEM </w:t>
-      </w:r>
-      <w:proofErr w:type="gramStart"/>
-      <w:r>
-        <w:rPr>
-          <w:lang w:val="en-US"/>
-        </w:rPr>
-        <w:t>ST. :BROOKLINE</w:t>
-      </w:r>
-      <w:proofErr w:type="gramEnd"/>
-      <w:r>
-        <w:rPr>
-          <w:lang w:val="en-US"/>
-        </w:rPr>
-        <w:t xml:space="preserve"> :MA:02146:5557385:8000</w:t>
-      </w:r>
-    </w:p>
-    <w:p>
-      <w:pPr>
-        <w:rPr>
-          <w:lang w:val="en-US"/>
-        </w:rPr>
-      </w:pPr>
-      <w:proofErr w:type="gramStart"/>
-      <w:r>
-        <w:rPr>
-          <w:lang w:val="en-US"/>
-        </w:rPr>
-        <w:t>212:ALL</w:t>
-      </w:r>
-      <w:proofErr w:type="gramEnd"/>
-      <w:r>
-        <w:rPr>
-          <w:lang w:val="en-US"/>
-        </w:rPr>
-        <w:t xml:space="preserve"> SPORT :1000 38TH ST. :BROOKLYN :NY:11210:5551739:6000</w:t>
-      </w:r>
-    </w:p>
-    <w:p>
-      <w:pPr>
-        <w:rPr>
-          <w:lang w:val="en-US"/>
-        </w:rPr>
-      </w:pPr>
-      <w:proofErr w:type="gramStart"/>
-      <w:r>
-        <w:rPr>
-          <w:lang w:val="en-US"/>
-        </w:rPr>
-        <w:t>213:GOOD</w:t>
-      </w:r>
-      <w:proofErr w:type="gramEnd"/>
-      <w:r>
-        <w:rPr>
-          <w:lang w:val="en-US"/>
-        </w:rPr>
-        <w:t xml:space="preserve"> SPORT :400 46TH ST. :SUNNYSIDE :NY:11104:5553771:5000</w:t>
-      </w:r>
-    </w:p>
-    <w:p>
-      <w:pPr>
-        <w:rPr>
-          <w:lang w:val="en-US"/>
-        </w:rPr>
-      </w:pPr>
-      <w:r>
-        <w:rPr>
-          <w:lang w:val="en-US"/>
-        </w:rPr>
-        <w:t>214:AL&amp;#</w:t>
-      </w:r>
-      <w:proofErr w:type="gramStart"/>
-      <w:r>
-        <w:rPr>
-          <w:lang w:val="en-US"/>
-        </w:rPr>
-        <w:t>39;S</w:t>
-      </w:r>
-      <w:proofErr w:type="gramEnd"/>
-      <w:r>
-        <w:rPr>
-          <w:lang w:val="en-US"/>
-        </w:rPr>
-        <w:t xml:space="preserve"> PRO SHOP :45 SPRUCE ST. :SPRING :TX:77388:5555172:8000</w:t>
-      </w:r>
-    </w:p>
-    <w:p>
-      <w:pPr>
-        <w:rPr>
-          <w:lang w:val="en-US"/>
-        </w:rPr>
-      </w:pPr>
-      <w:proofErr w:type="gramStart"/>
-      <w:r>
-        <w:rPr>
-          <w:lang w:val="en-US"/>
-        </w:rPr>
-        <w:t>215:BOB</w:t>
-      </w:r>
-      <w:proofErr w:type="gramEnd"/>
-      <w:r>
-        <w:rPr>
-          <w:lang w:val="en-US"/>
-        </w:rPr>
-        <w:t>&amp;#39;S FAMILY SPORTS :400 E. 23RD :HOUSTON :TX:77026:5558015:8000</w:t>
-      </w:r>
-    </w:p>
-    <w:p>
-      <w:pPr>
-        <w:rPr>
-          <w:lang w:val="en-US"/>
-        </w:rPr>
-      </w:pPr>
-      <w:proofErr w:type="gramStart"/>
-      <w:r>
-        <w:rPr>
-          <w:lang w:val="en-US"/>
-        </w:rPr>
-        <w:t>216:THE</w:t>
-      </w:r>
-      <w:proofErr w:type="gramEnd"/>
-      <w:r>
-        <w:rPr>
-          <w:lang w:val="en-US"/>
-        </w:rPr>
-        <w:t xml:space="preserve"> ALL AMERICAN :547 PRENTICE RD. :CHELSEA :MA:02150:5553047:5000</w:t>
-      </w:r>
-    </w:p>
-    <w:p>
-      <w:pPr>
-        <w:rPr>
-          <w:lang w:val="en-US"/>
-        </w:rPr>
-      </w:pPr>
-      <w:proofErr w:type="gramStart"/>
-      <w:r>
-        <w:rPr>
-          <w:lang w:val="en-US"/>
-        </w:rPr>
-        <w:t>217:HIT</w:t>
-      </w:r>
-      <w:proofErr w:type="gramEnd"/>
-      <w:r>
-        <w:rPr>
-          <w:lang w:val="en-US"/>
-        </w:rPr>
-        <w:t>, THROW, AND RUN :333 WOOD COURT :GRAPEVINE :TX:76051:5552352:6000</w:t>
-      </w:r>
-    </w:p>
-    <w:p>
-      <w:pPr>
-        <w:rPr>
-          <w:lang w:val="en-US"/>
-        </w:rPr>
-      </w:pPr>
-      <w:proofErr w:type="gramStart"/>
-      <w:r>
-        <w:rPr>
-          <w:lang w:val="en-US"/>
-        </w:rPr>
-        <w:t>218:THE</w:t>
-      </w:r>
-      <w:proofErr w:type="gramEnd"/>
-      <w:r>
-        <w:rPr>
-          <w:lang w:val="en-US"/>
-        </w:rPr>
-        <w:t xml:space="preserve"> OUTFIELD :346 GARDEN BLVD. :FLUSHING :NY:11355:5552131:4000</w:t>
-      </w:r>
-    </w:p>
-    <w:p>
-      <w:pPr>
-        <w:rPr>
-          <w:lang w:val="en-US"/>
-        </w:rPr>
-      </w:pPr>
-      <w:proofErr w:type="gramStart"/>
-      <w:r>
-        <w:rPr>
-          <w:lang w:val="en-US"/>
-        </w:rPr>
-        <w:t>221:WHEELS</w:t>
-      </w:r>
-      <w:proofErr w:type="gramEnd"/>
-      <w:r>
-        <w:rPr>
-          <w:lang w:val="en-US"/>
-        </w:rPr>
-        <w:t xml:space="preserve"> AND DEALS :2 MEMORIAL DRIVE :HOUSTON :TX:77007:5554139:10000</w:t>
-      </w:r>
-    </w:p>
-    <w:p>
-      <w:pPr>
-        <w:rPr>
-          <w:lang w:val="en-US"/>
-        </w:rPr>
-      </w:pPr>
-      <w:proofErr w:type="gramStart"/>
-      <w:r>
-        <w:rPr>
-          <w:lang w:val="en-US"/>
-        </w:rPr>
-        <w:t>222:JUST</w:t>
-      </w:r>
-      <w:proofErr w:type="gramEnd"/>
-      <w:r>
-        <w:rPr>
-          <w:lang w:val="en-US"/>
-        </w:rPr>
-        <w:t xml:space="preserve"> BIKES :4000 PARKRIDGE BLVD. :DALLAS :TX:75205:5558735:4000</w:t>
-      </w:r>
-    </w:p>
-    <w:p>
-      <w:pPr>
-        <w:rPr>
-          <w:lang w:val="en-US"/>
-        </w:rPr>
-      </w:pPr>
-      <w:proofErr w:type="gramStart"/>
-      <w:r>
-        <w:rPr>
-          <w:lang w:val="en-US"/>
-        </w:rPr>
-        <w:t>223:VELO</w:t>
-      </w:r>
-      <w:proofErr w:type="gramEnd"/>
-      <w:r>
-        <w:rPr>
-          <w:lang w:val="en-US"/>
-        </w:rPr>
-        <w:t xml:space="preserve"> SPORTS :23 WHITE ST. :MALDEN :MA:02148:5554983:5000</w:t>
-      </w:r>
-    </w:p>
-    <w:p>
-      <w:pPr>
-        <w:rPr>
-          <w:lang w:val="en-US"/>
-        </w:rPr>
-      </w:pPr>
-      <w:proofErr w:type="gramStart"/>
-      <w:r>
-        <w:rPr>
-          <w:lang w:val="en-US"/>
-        </w:rPr>
-        <w:t>224:JOE</w:t>
-      </w:r>
-      <w:proofErr w:type="gramEnd"/>
-      <w:r>
-        <w:rPr>
-          <w:lang w:val="en-US"/>
-        </w:rPr>
-        <w:t>&amp;#39;S BIKE SHOP :4500 FOX COURT :GRAND PRARIE :TX:75051:5559834:6000</w:t>
-      </w:r>
-    </w:p>
-    <w:p>
-      <w:pPr>
-        <w:rPr>
-          <w:lang w:val="en-US"/>
-        </w:rPr>
-      </w:pPr>
-      <w:proofErr w:type="gramStart"/>
-      <w:r>
-        <w:rPr>
-          <w:lang w:val="en-US"/>
-        </w:rPr>
-        <w:t>225:BOB</w:t>
-      </w:r>
-      <w:proofErr w:type="gramEnd"/>
-      <w:r>
-        <w:rPr>
-          <w:lang w:val="en-US"/>
-        </w:rPr>
-        <w:t>&amp;#39;S SWIM, CYCLE, AND RUN:300 HORSECREEK CIRCLE:IRVING :TX:75039:5558388:7000</w:t>
-      </w:r>
-    </w:p>
-    <w:p>
-      <w:pPr>
-        <w:rPr>
-          <w:lang w:val="en-US"/>
-        </w:rPr>
-      </w:pPr>
-      <w:proofErr w:type="gramStart"/>
-      <w:r>
-        <w:rPr>
-          <w:lang w:val="en-US"/>
-        </w:rPr>
-        <w:t>226:CENTURY</w:t>
-      </w:r>
-      <w:proofErr w:type="gramEnd"/>
-      <w:r>
-        <w:rPr>
-          <w:lang w:val="en-US"/>
-        </w:rPr>
-        <w:t xml:space="preserve"> SHOP :8 DAGMAR DR. :HUNTINGTON :NY:11743:5553006:4000</w:t>
-      </w:r>
-    </w:p>
-    <w:p>
-      <w:pPr>
-        <w:rPr>
-          <w:lang w:val="en-US"/>
-        </w:rPr>
-      </w:pPr>
-      <w:proofErr w:type="gramStart"/>
-      <w:r>
-        <w:rPr>
-          <w:lang w:val="en-US"/>
-        </w:rPr>
-        <w:t>227:THE</w:t>
-      </w:r>
-      <w:proofErr w:type="gramEnd"/>
-      <w:r>
-        <w:rPr>
-          <w:lang w:val="en-US"/>
-        </w:rPr>
-        <w:t xml:space="preserve"> TOUR :2500 GARDNER RD. :SOMERVILLE :MA:02144:5556673:5000</w:t>
-      </w:r>
-    </w:p>
-    <w:p>
-      <w:pPr>
-        <w:rPr>
-          <w:lang w:val="en-US"/>
-        </w:rPr>
-      </w:pPr>
-      <w:proofErr w:type="gramStart"/>
-      <w:r>
-        <w:rPr>
-          <w:lang w:val="en-US"/>
-        </w:rPr>
-        <w:t>228:FITNESS</w:t>
-      </w:r>
-      <w:proofErr w:type="gramEnd"/>
-      <w:r>
-        <w:rPr>
-          <w:lang w:val="en-US"/>
-        </w:rPr>
-        <w:t xml:space="preserve"> FIRST :5000 85TH ST. :JACKSON HEIGHTS:NY:11372:5558710:4000</w:t>
-      </w:r>
-    </w:p>
-    <w:p>
-      <w:pPr>
-        <w:rPr>
-          <w:lang w:val="en-US"/>
-        </w:rPr>
-      </w:pPr>
-    </w:p>
-    <w:p>
-      <w:pPr>
-        <w:rPr>
-          <w:lang w:val="en-US"/>
-        </w:rPr>
-      </w:pPr>
-      <w:r>
-        <w:rPr>
-          <w:lang w:val="en-US"/>
-        </w:rPr>
-        <w:drawing>
-          <wp:inline distT="0" distB="0" distL="0" distR="0" wp14:anchorId="736B0F1D" wp14:editId="17CC624E">
-            <wp:extent cx="5940425" cy="2976245"/>
-            <wp:effectExtent l="0" t="0" r="3175" b="0"/>
-            <wp:docPr id="847715585" name="Рисунок 1"/>
-            <wp:cNvGraphicFramePr>
-              <a:graphicFrameLocks xmlns:a="http://schemas.openxmlformats.org/drawingml/2006/main" noChangeAspect="1"/>
-            </wp:cNvGraphicFramePr>
-            <a:graphic xmlns:a="http://schemas.openxmlformats.org/drawingml/2006/main">
-              <a:graphicData uri="http://schemas.openxmlformats.org/drawingml/2006/picture">
-                <pic:pic xmlns:pic="http://schemas.openxmlformats.org/drawingml/2006/picture">
-                  <pic:nvPicPr>
-                    <pic:cNvPr id="847715585" name=""/>
-                    <pic:cNvPicPr/>
-                  </pic:nvPicPr>
-                  <pic:blipFill>
-                    <a:blip r:embed="rId12"/>
-                    <a:stretch>
-                      <a:fillRect/>
-                    </a:stretch>
-                  </pic:blipFill>
-                  <pic:spPr>
-                    <a:xfrm>
-                      <a:off x="0" y="0"/>
-                      <a:ext cx="5940425" cy="2976245"/>
-                    </a:xfrm>
-                    <a:prstGeom prst="rect">
-                      <a:avLst/>
-                    </a:prstGeom>
-                  </pic:spPr>
-                </pic:pic>
-              </a:graphicData>
-            </a:graphic>
-          </wp:inline>
-        </w:drawing>
-      </w:r>
-    </w:p>
-    <w:p>
-      <w:pPr>
-        <w:rPr>
-          <w:lang w:val="en-US"/>
-        </w:rPr>
-      </w:pPr>
-    </w:p>
-    <w:p>
-      <w:pPr>
-        <w:rPr>
-          <w:lang w:val="en-US"/>
-        </w:rPr>
-      </w:pPr>
-    </w:p>
-    <w:p>
-      <w:pPr>
-        <w:rPr>
-          <w:lang w:val="en-US"/>
-        </w:rPr>
-      </w:pPr>
-    </w:p>
-    <w:p>
-      <w:pPr>
-        <w:rPr>
-          <w:lang w:val="en-US"/>
-        </w:rPr>
-      </w:pPr>
-    </w:p>
-    <w:p>
-      <w:pPr>
-        <w:rPr>
-          <w:lang w:val="en-US"/>
-        </w:rPr>
-      </w:pPr>
-    </w:p>
-    <w:p>
-      <w:pPr>
-        <w:rPr>
-          <w:lang w:val="en-US"/>
-        </w:rPr>
-      </w:pPr>
-    </w:p>
-    <w:p>
-      <w:pPr>
-        <w:rPr>
-          <w:lang w:val="en-US"/>
-        </w:rPr>
-      </w:pPr>
-    </w:p>
-    <w:p>
-      <w:pPr>
-        <w:rPr>
-          <w:lang w:val="en-US"/>
-        </w:rPr>
-      </w:pPr>
-    </w:p>
-    <w:p>
-      <w:pPr>
-        <w:rPr>
-          <w:lang w:val="en-US"/>
-        </w:rPr>
-      </w:pPr>
-    </w:p>
-    <w:p>
-      <w:pPr>
-        <w:rPr>
-          <w:lang w:val="en-US"/>
-        </w:rPr>
-      </w:pPr>
-    </w:p>
-    <w:p>
-      <w:pPr>
-        <w:rPr>
-          <w:lang w:val="en-US"/>
-        </w:rPr>
-      </w:pPr>
-    </w:p>
-    <w:p>
-      <w:pPr>
-        <w:jc w:val="center"/>
-        <w:rPr>
-          <w:b/>
-          <w:bCs/>
-          <w:sz w:val="28"/>
-          <w:szCs w:val="28"/>
-          <w:lang w:val="en-US"/>
-        </w:rPr>
-      </w:pPr>
-      <w:r>
-        <w:rPr>
-          <w:b/>
-          <w:bCs/>
-          <w:sz w:val="28"/>
-          <w:szCs w:val="28"/>
-        </w:rPr>
-        <w:t>Структура</w:t>
-      </w:r>
-      <w:r>
-        <w:rPr>
-          <w:b/>
-          <w:bCs/>
-          <w:sz w:val="28"/>
-          <w:szCs w:val="28"/>
-          <w:lang w:val="en-US"/>
-        </w:rPr>
-        <w:t xml:space="preserve"> </w:t>
-      </w:r>
-      <w:r>
-        <w:rPr>
-          <w:b/>
-          <w:bCs/>
-          <w:sz w:val="28"/>
-          <w:szCs w:val="28"/>
-        </w:rPr>
-        <w:t>файла</w:t>
-      </w:r>
-      <w:r>
-        <w:rPr>
-          <w:b/>
-          <w:bCs/>
-          <w:sz w:val="28"/>
-          <w:szCs w:val="28"/>
-          <w:lang w:val="en-US"/>
-        </w:rPr>
-        <w:t xml:space="preserve"> query3</w:t>
-      </w:r>
-    </w:p>
-    <w:p>
-      <w:pPr>
-        <w:jc w:val="center"/>
-        <w:rPr>
-          <w:lang w:val="en-US"/>
-        </w:rPr>
-      </w:pPr>
-    </w:p>
-    <w:p>
-      <w:pPr>
-        <w:rPr>
-          <w:lang w:val="en-US"/>
-        </w:rPr>
-      </w:pPr>
-      <w:proofErr w:type="gramStart"/>
-      <w:r>
-        <w:rPr>
-          <w:lang w:val="en-US"/>
-        </w:rPr>
-        <w:t>100890!ACE</w:t>
-      </w:r>
-      <w:proofErr w:type="gramEnd"/>
-      <w:r>
-        <w:rPr>
-          <w:lang w:val="en-US"/>
-        </w:rPr>
-        <w:t xml:space="preserve"> TENNIS NET !58 !46.4 !01-JAN-89</w:t>
-      </w:r>
-    </w:p>
-    <w:p>
-      <w:pPr>
-        <w:rPr>
-          <w:lang w:val="en-US"/>
-        </w:rPr>
-      </w:pPr>
-      <w:proofErr w:type="gramStart"/>
-      <w:r>
-        <w:rPr>
-          <w:lang w:val="en-US"/>
-        </w:rPr>
-        <w:t>100860!ACE</w:t>
-      </w:r>
-      <w:proofErr w:type="gramEnd"/>
-      <w:r>
-        <w:rPr>
-          <w:lang w:val="en-US"/>
-        </w:rPr>
-        <w:t xml:space="preserve"> TENNIS RACKET I !35 !28 !01-JUN-90</w:t>
-      </w:r>
-    </w:p>
-    <w:p>
-      <w:pPr>
-        <w:rPr>
-          <w:lang w:val="en-US"/>
-        </w:rPr>
-      </w:pPr>
-      <w:proofErr w:type="gramStart"/>
-      <w:r>
-        <w:rPr>
-          <w:lang w:val="en-US"/>
-        </w:rPr>
-        <w:t>100861!ACE</w:t>
-      </w:r>
-      <w:proofErr w:type="gramEnd"/>
-      <w:r>
-        <w:rPr>
-          <w:lang w:val="en-US"/>
-        </w:rPr>
-        <w:t xml:space="preserve"> TENNIS RACKET II !45 !36 !01-JUN-90</w:t>
-      </w:r>
-    </w:p>
-    <w:p>
-      <w:pPr>
-        <w:rPr>
-          <w:lang w:val="en-US"/>
-        </w:rPr>
-      </w:pPr>
-      <w:proofErr w:type="gramStart"/>
-      <w:r>
-        <w:rPr>
-          <w:lang w:val="en-US"/>
-        </w:rPr>
-        <w:t>100870!ACE</w:t>
-      </w:r>
-      <w:proofErr w:type="gramEnd"/>
-      <w:r>
-        <w:rPr>
-          <w:lang w:val="en-US"/>
-        </w:rPr>
-        <w:t xml:space="preserve"> TENNIS BALLS-3 PACK !2.8 !2.4 !01-JAN-90</w:t>
-      </w:r>
-    </w:p>
-    <w:p>
-      <w:pPr>
-        <w:rPr>
-          <w:lang w:val="en-US"/>
-        </w:rPr>
-      </w:pPr>
-      <w:proofErr w:type="gramStart"/>
-      <w:r>
-        <w:rPr>
-          <w:lang w:val="en-US"/>
-        </w:rPr>
-        <w:t>100871!ACE</w:t>
-      </w:r>
-      <w:proofErr w:type="gramEnd"/>
-      <w:r>
-        <w:rPr>
-          <w:lang w:val="en-US"/>
-        </w:rPr>
-        <w:t xml:space="preserve"> TENNIS BALLS-6 PACK !5.6 !4.8 !01-JAN-90</w:t>
-      </w:r>
-    </w:p>
-    <w:p>
-      <w:pPr>
-        <w:rPr>
-          <w:lang w:val="en-US"/>
-        </w:rPr>
-      </w:pPr>
-      <w:proofErr w:type="gramStart"/>
-      <w:r>
-        <w:rPr>
-          <w:lang w:val="en-US"/>
-        </w:rPr>
-        <w:t>101860!SP</w:t>
-      </w:r>
-      <w:proofErr w:type="gramEnd"/>
-      <w:r>
-        <w:rPr>
-          <w:lang w:val="en-US"/>
-        </w:rPr>
-        <w:t xml:space="preserve"> TENNIS RACKET !24 !18 !15-FEB-89</w:t>
-      </w:r>
-    </w:p>
-    <w:p>
-      <w:pPr>
-        <w:rPr>
-          <w:lang w:val="en-US"/>
-        </w:rPr>
-      </w:pPr>
-      <w:proofErr w:type="gramStart"/>
-      <w:r>
-        <w:rPr>
-          <w:lang w:val="en-US"/>
-        </w:rPr>
-        <w:t>101863!SP</w:t>
-      </w:r>
-      <w:proofErr w:type="gramEnd"/>
-      <w:r>
-        <w:rPr>
-          <w:lang w:val="en-US"/>
-        </w:rPr>
-        <w:t xml:space="preserve"> JUNIOR RACKET !12.5 !9.4 !15-FEB-89</w:t>
-      </w:r>
-    </w:p>
-    <w:p>
-      <w:pPr>
-        <w:rPr>
-          <w:lang w:val="en-US"/>
-        </w:rPr>
-      </w:pPr>
-      <w:proofErr w:type="gramStart"/>
-      <w:r>
-        <w:rPr>
-          <w:lang w:val="en-US"/>
-        </w:rPr>
-        <w:t>102130!RH</w:t>
-      </w:r>
-      <w:proofErr w:type="gramEnd"/>
-      <w:r>
-        <w:rPr>
-          <w:lang w:val="en-US"/>
-        </w:rPr>
-        <w:t>: &amp;</w:t>
-      </w:r>
-      <w:proofErr w:type="spellStart"/>
-      <w:r>
-        <w:rPr>
-          <w:lang w:val="en-US"/>
-        </w:rPr>
-        <w:t>quot;GUIDE</w:t>
-      </w:r>
-      <w:proofErr w:type="spellEnd"/>
-      <w:r>
-        <w:rPr>
-          <w:lang w:val="en-US"/>
-        </w:rPr>
-        <w:t xml:space="preserve"> TO </w:t>
-      </w:r>
-      <w:proofErr w:type="spellStart"/>
-      <w:r>
-        <w:rPr>
-          <w:lang w:val="en-US"/>
-        </w:rPr>
-        <w:t>TENNIS&amp;quot</w:t>
-      </w:r>
-      <w:proofErr w:type="spellEnd"/>
-      <w:r>
-        <w:rPr>
-          <w:lang w:val="en-US"/>
-        </w:rPr>
-        <w:t>; !3.4 !2.8 !18-AUG-89</w:t>
-      </w:r>
-    </w:p>
-    <w:p>
-      <w:pPr>
-        <w:rPr>
-          <w:lang w:val="en-US"/>
-        </w:rPr>
-      </w:pPr>
-      <w:proofErr w:type="gramStart"/>
-      <w:r>
-        <w:rPr>
-          <w:lang w:val="en-US"/>
-        </w:rPr>
-        <w:t>200376!SB</w:t>
-      </w:r>
-      <w:proofErr w:type="gramEnd"/>
-      <w:r>
-        <w:rPr>
-          <w:lang w:val="en-US"/>
-        </w:rPr>
-        <w:t xml:space="preserve"> ENERGY BAR-6 PACK !2.4 !1.75 !15-NOV-90</w:t>
-      </w:r>
-    </w:p>
-    <w:p>
-      <w:pPr>
-        <w:rPr>
-          <w:lang w:val="en-US"/>
-        </w:rPr>
-      </w:pPr>
-      <w:proofErr w:type="gramStart"/>
-      <w:r>
-        <w:rPr>
-          <w:lang w:val="en-US"/>
-        </w:rPr>
-        <w:t>200380!SB</w:t>
-      </w:r>
-      <w:proofErr w:type="gramEnd"/>
-      <w:r>
-        <w:rPr>
-          <w:lang w:val="en-US"/>
-        </w:rPr>
-        <w:t xml:space="preserve"> VITA SNACK-6 PACK !4 !3.2 !15-NOV-90</w:t>
-      </w:r>
-    </w:p>
-    <w:p>
-      <w:pPr>
-        <w:rPr>
-          <w:lang w:val="en-US"/>
-        </w:rPr>
-      </w:pPr>
-      <w:proofErr w:type="gramStart"/>
-      <w:r>
-        <w:rPr>
-          <w:lang w:val="en-US"/>
-        </w:rPr>
-        <w:t>103120!WIFF</w:t>
-      </w:r>
-      <w:proofErr w:type="gramEnd"/>
-      <w:r>
-        <w:rPr>
-          <w:lang w:val="en-US"/>
-        </w:rPr>
-        <w:t xml:space="preserve"> SOFTBALL BAT I !25 !20 !01-JUN-90</w:t>
-      </w:r>
-    </w:p>
-    <w:p>
-      <w:pPr>
-        <w:rPr>
-          <w:lang w:val="en-US"/>
-        </w:rPr>
-      </w:pPr>
-      <w:proofErr w:type="gramStart"/>
-      <w:r>
-        <w:rPr>
-          <w:lang w:val="en-US"/>
-        </w:rPr>
-        <w:t>103121!WIFF</w:t>
-      </w:r>
-      <w:proofErr w:type="gramEnd"/>
-      <w:r>
-        <w:rPr>
-          <w:lang w:val="en-US"/>
-        </w:rPr>
-        <w:t xml:space="preserve"> SOFTBALL BAT II !30 !24 !01-JUN-90</w:t>
-      </w:r>
-    </w:p>
-    <w:p>
-      <w:pPr>
-        <w:rPr>
-          <w:lang w:val="en-US"/>
-        </w:rPr>
-      </w:pPr>
-      <w:proofErr w:type="gramStart"/>
-      <w:r>
-        <w:rPr>
-          <w:lang w:val="en-US"/>
-        </w:rPr>
-        <w:t>103130!WIFF</w:t>
-      </w:r>
-      <w:proofErr w:type="gramEnd"/>
-      <w:r>
-        <w:rPr>
-          <w:lang w:val="en-US"/>
-        </w:rPr>
-        <w:t xml:space="preserve"> SOFTBALL, SMALL !4.2 !3.6 !01-JAN-90</w:t>
-      </w:r>
-    </w:p>
-    <w:p>
-      <w:pPr>
-        <w:rPr>
-          <w:lang w:val="en-US"/>
-        </w:rPr>
-      </w:pPr>
-      <w:proofErr w:type="gramStart"/>
-      <w:r>
-        <w:rPr>
-          <w:lang w:val="en-US"/>
-        </w:rPr>
-        <w:t>103131!WIFF</w:t>
-      </w:r>
-      <w:proofErr w:type="gramEnd"/>
-      <w:r>
-        <w:rPr>
-          <w:lang w:val="en-US"/>
-        </w:rPr>
-        <w:t xml:space="preserve"> SOFTBALL, LARGE !4.5 !3.9 !01-JAN-90</w:t>
-      </w:r>
-    </w:p>
-    <w:p>
-      <w:pPr>
-        <w:rPr>
-          <w:lang w:val="en-US"/>
-        </w:rPr>
-      </w:pPr>
-      <w:proofErr w:type="gramStart"/>
-      <w:r>
-        <w:rPr>
-          <w:lang w:val="en-US"/>
-        </w:rPr>
-        <w:t>103140!WIFF</w:t>
-      </w:r>
-      <w:proofErr w:type="gramEnd"/>
-      <w:r>
-        <w:rPr>
-          <w:lang w:val="en-US"/>
-        </w:rPr>
-        <w:t xml:space="preserve"> SOFTBALL MITT (LH) !20 !15 !15-FEB-89</w:t>
-      </w:r>
-    </w:p>
-    <w:p>
-      <w:pPr>
-        <w:rPr>
-          <w:lang w:val="en-US"/>
-        </w:rPr>
-      </w:pPr>
-      <w:proofErr w:type="gramStart"/>
-      <w:r>
-        <w:rPr>
-          <w:lang w:val="en-US"/>
-        </w:rPr>
-        <w:t>103141!WIFF</w:t>
-      </w:r>
-      <w:proofErr w:type="gramEnd"/>
-      <w:r>
-        <w:rPr>
-          <w:lang w:val="en-US"/>
-        </w:rPr>
-        <w:t xml:space="preserve"> SOFTBALL MITT (RH) !20 !15 !15-FEB-89</w:t>
-      </w:r>
-    </w:p>
-    <w:p>
-      <w:pPr>
-        <w:rPr>
-          <w:lang w:val="en-US"/>
-        </w:rPr>
-      </w:pPr>
-      <w:proofErr w:type="gramStart"/>
-      <w:r>
-        <w:rPr>
-          <w:lang w:val="en-US"/>
-        </w:rPr>
-        <w:t>102132!RH</w:t>
-      </w:r>
-      <w:proofErr w:type="gramEnd"/>
-      <w:r>
-        <w:rPr>
-          <w:lang w:val="en-US"/>
-        </w:rPr>
-        <w:t>: &amp;</w:t>
-      </w:r>
-      <w:proofErr w:type="spellStart"/>
-      <w:r>
-        <w:rPr>
-          <w:lang w:val="en-US"/>
-        </w:rPr>
-        <w:t>quot;GUIDE</w:t>
-      </w:r>
-      <w:proofErr w:type="spellEnd"/>
-      <w:r>
-        <w:rPr>
-          <w:lang w:val="en-US"/>
-        </w:rPr>
-        <w:t xml:space="preserve"> TO </w:t>
-      </w:r>
-      <w:proofErr w:type="spellStart"/>
-      <w:r>
-        <w:rPr>
-          <w:lang w:val="en-US"/>
-        </w:rPr>
-        <w:t>SOFTBALL&amp;quot</w:t>
-      </w:r>
-      <w:proofErr w:type="spellEnd"/>
-      <w:r>
-        <w:rPr>
-          <w:lang w:val="en-US"/>
-        </w:rPr>
-        <w:t>; !3.4 !2.8 !18-AUG-89</w:t>
-      </w:r>
-    </w:p>
-    <w:p>
-      <w:pPr>
-        <w:rPr>
-          <w:lang w:val="en-US"/>
-        </w:rPr>
-      </w:pPr>
-      <w:proofErr w:type="gramStart"/>
-      <w:r>
-        <w:rPr>
-          <w:lang w:val="en-US"/>
-        </w:rPr>
-        <w:t>104350!DUNK</w:t>
-      </w:r>
-      <w:proofErr w:type="gramEnd"/>
-      <w:r>
-        <w:rPr>
-          <w:lang w:val="en-US"/>
-        </w:rPr>
-        <w:t xml:space="preserve"> BASKETBALL INDOOR !44 !35.3 !01-JUN-90</w:t>
-      </w:r>
-    </w:p>
-    <w:p>
-      <w:pPr>
-        <w:rPr>
-          <w:lang w:val="en-US"/>
-        </w:rPr>
-      </w:pPr>
-      <w:proofErr w:type="gramStart"/>
-      <w:r>
-        <w:rPr>
-          <w:lang w:val="en-US"/>
-        </w:rPr>
-        <w:t>104351!DUNK</w:t>
-      </w:r>
-      <w:proofErr w:type="gramEnd"/>
-      <w:r>
-        <w:rPr>
-          <w:lang w:val="en-US"/>
-        </w:rPr>
-        <w:t xml:space="preserve"> BASKETBALL OUTDOOR !26 !20.8 !01-JUN-90</w:t>
-      </w:r>
-    </w:p>
-    <w:p>
-      <w:pPr>
-        <w:rPr>
-          <w:lang w:val="en-US"/>
-        </w:rPr>
-      </w:pPr>
-      <w:proofErr w:type="gramStart"/>
-      <w:r>
-        <w:rPr>
-          <w:lang w:val="en-US"/>
-        </w:rPr>
-        <w:t>104352!DUNK</w:t>
-      </w:r>
-      <w:proofErr w:type="gramEnd"/>
-      <w:r>
-        <w:rPr>
-          <w:lang w:val="en-US"/>
-        </w:rPr>
-        <w:t xml:space="preserve"> BASKETBALL PROFESSIONAL!58.3 !40.8 !01-JUN-90</w:t>
-      </w:r>
-    </w:p>
-    <w:p>
-      <w:pPr>
-        <w:rPr>
-          <w:lang w:val="en-US"/>
-        </w:rPr>
-      </w:pPr>
-      <w:proofErr w:type="gramStart"/>
-      <w:r>
-        <w:rPr>
-          <w:lang w:val="en-US"/>
-        </w:rPr>
-        <w:t>104360!DUNK</w:t>
-      </w:r>
-      <w:proofErr w:type="gramEnd"/>
-      <w:r>
-        <w:rPr>
-          <w:lang w:val="en-US"/>
-        </w:rPr>
-        <w:t xml:space="preserve"> HOOP !39 !32 !01-JAN-90</w:t>
-      </w:r>
-    </w:p>
-    <w:p>
-      <w:pPr>
-        <w:rPr>
-          <w:lang w:val="en-US"/>
-        </w:rPr>
-      </w:pPr>
-      <w:proofErr w:type="gramStart"/>
-      <w:r>
-        <w:rPr>
-          <w:lang w:val="en-US"/>
-        </w:rPr>
-        <w:t>104361!DUNK</w:t>
-      </w:r>
-      <w:proofErr w:type="gramEnd"/>
-      <w:r>
-        <w:rPr>
-          <w:lang w:val="en-US"/>
-        </w:rPr>
-        <w:t xml:space="preserve"> HOOP W/FIBERGLASS BOARD!50 !35 !01-JAN-90</w:t>
-      </w:r>
-    </w:p>
-    <w:p>
-      <w:pPr>
-        <w:rPr>
-          <w:lang w:val="en-US"/>
-        </w:rPr>
-      </w:pPr>
-      <w:proofErr w:type="gramStart"/>
-      <w:r>
-        <w:rPr>
-          <w:lang w:val="en-US"/>
-        </w:rPr>
-        <w:t>104362!DUNK</w:t>
-      </w:r>
-      <w:proofErr w:type="gramEnd"/>
-      <w:r>
-        <w:rPr>
-          <w:lang w:val="en-US"/>
-        </w:rPr>
-        <w:t xml:space="preserve"> NETS - RAINBOW !5 !4 !15-FEB-89</w:t>
-      </w:r>
-    </w:p>
-    <w:p>
-      <w:pPr>
-        <w:rPr>
-          <w:lang w:val="en-US"/>
-        </w:rPr>
-      </w:pPr>
-      <w:proofErr w:type="gramStart"/>
-      <w:r>
-        <w:rPr>
-          <w:lang w:val="en-US"/>
-        </w:rPr>
-        <w:t>102134!RH</w:t>
-      </w:r>
-      <w:proofErr w:type="gramEnd"/>
-      <w:r>
-        <w:rPr>
-          <w:lang w:val="en-US"/>
-        </w:rPr>
-        <w:t>: &amp;</w:t>
-      </w:r>
-      <w:proofErr w:type="spellStart"/>
-      <w:r>
-        <w:rPr>
-          <w:lang w:val="en-US"/>
-        </w:rPr>
-        <w:t>quot;GUIDE</w:t>
-      </w:r>
-      <w:proofErr w:type="spellEnd"/>
-      <w:r>
-        <w:rPr>
-          <w:lang w:val="en-US"/>
-        </w:rPr>
-        <w:t xml:space="preserve"> TO </w:t>
-      </w:r>
-      <w:proofErr w:type="spellStart"/>
-      <w:r>
-        <w:rPr>
-          <w:lang w:val="en-US"/>
-        </w:rPr>
-        <w:t>BASKETBALL&amp;quot</w:t>
-      </w:r>
-      <w:proofErr w:type="spellEnd"/>
-      <w:r>
-        <w:rPr>
-          <w:lang w:val="en-US"/>
-        </w:rPr>
-        <w:t>; !3.4 !2.8 !18-AUG-89</w:t>
-      </w:r>
-    </w:p>
-    <w:p>
-      <w:pPr>
-        <w:rPr>
-          <w:lang w:val="en-US"/>
-        </w:rPr>
-      </w:pPr>
-      <w:proofErr w:type="gramStart"/>
-      <w:r>
-        <w:rPr>
-          <w:lang w:val="en-US"/>
-        </w:rPr>
-        <w:t>105123!YELLOW</w:t>
-      </w:r>
-      <w:proofErr w:type="gramEnd"/>
-      <w:r>
-        <w:rPr>
-          <w:lang w:val="en-US"/>
-        </w:rPr>
-        <w:t xml:space="preserve"> JERSEY BICYCLE HELMET!40 !34 !01-JUN-90</w:t>
-      </w:r>
-    </w:p>
-    <w:p>
-      <w:pPr>
-        <w:rPr>
-          <w:lang w:val="en-US"/>
-        </w:rPr>
-      </w:pPr>
-      <w:proofErr w:type="gramStart"/>
-      <w:r>
-        <w:rPr>
-          <w:lang w:val="en-US"/>
-        </w:rPr>
-        <w:t>105124!YELLOW</w:t>
-      </w:r>
-      <w:proofErr w:type="gramEnd"/>
-      <w:r>
-        <w:rPr>
-          <w:lang w:val="en-US"/>
-        </w:rPr>
-        <w:t xml:space="preserve"> JERSEY BICYCLE GLOVES!15 !10 !01-JUN-90</w:t>
-      </w:r>
-    </w:p>
-    <w:p>
-      <w:pPr>
-        <w:rPr>
-          <w:lang w:val="en-US"/>
-        </w:rPr>
-      </w:pPr>
-      <w:proofErr w:type="gramStart"/>
-      <w:r>
-        <w:rPr>
-          <w:lang w:val="en-US"/>
-        </w:rPr>
-        <w:t>105125!YELLOW</w:t>
-      </w:r>
-      <w:proofErr w:type="gramEnd"/>
-      <w:r>
-        <w:rPr>
-          <w:lang w:val="en-US"/>
-        </w:rPr>
-        <w:t xml:space="preserve"> JERSEY WATER BOTTLE !3 !2.6 !01-JAN-90</w:t>
-      </w:r>
-    </w:p>
-    <w:p>
-      <w:pPr>
-        <w:rPr>
-          <w:lang w:val="en-US"/>
-        </w:rPr>
-      </w:pPr>
-      <w:proofErr w:type="gramStart"/>
-      <w:r>
-        <w:rPr>
-          <w:lang w:val="en-US"/>
-        </w:rPr>
-        <w:t>105126!YELLOW</w:t>
-      </w:r>
-      <w:proofErr w:type="gramEnd"/>
-      <w:r>
-        <w:rPr>
-          <w:lang w:val="en-US"/>
-        </w:rPr>
-        <w:t xml:space="preserve"> JERSEY BOTTLE CAGE !6 !5 !01-JAN-90</w:t>
-      </w:r>
-    </w:p>
-    <w:p>
-      <w:pPr>
-        <w:rPr>
-          <w:lang w:val="en-US"/>
-        </w:rPr>
-      </w:pPr>
-      <w:proofErr w:type="gramStart"/>
-      <w:r>
-        <w:rPr>
-          <w:lang w:val="en-US"/>
-        </w:rPr>
-        <w:t>105127!YELLOW</w:t>
-      </w:r>
-      <w:proofErr w:type="gramEnd"/>
-      <w:r>
-        <w:rPr>
-          <w:lang w:val="en-US"/>
-        </w:rPr>
-        <w:t xml:space="preserve"> JERSEY FRAME PUMP !6 !5 !15-NOV-90</w:t>
-      </w:r>
-    </w:p>
-    <w:p>
-      <w:pPr>
-        <w:rPr>
-          <w:lang w:val="en-US"/>
-        </w:rPr>
-      </w:pPr>
-      <w:proofErr w:type="gramStart"/>
-      <w:r>
-        <w:rPr>
-          <w:lang w:val="en-US"/>
-        </w:rPr>
-        <w:t>105128!YELLOW</w:t>
-      </w:r>
-      <w:proofErr w:type="gramEnd"/>
-      <w:r>
-        <w:rPr>
-          <w:lang w:val="en-US"/>
-        </w:rPr>
-        <w:t xml:space="preserve"> JERSEY SADDLE PACK !10 !8 !15-NOV-90</w:t>
-      </w:r>
-    </w:p>
-    <w:p>
-      <w:pPr>
-        <w:rPr>
-          <w:lang w:val="en-US"/>
-        </w:rPr>
-      </w:pPr>
-      <w:proofErr w:type="gramStart"/>
-      <w:r>
-        <w:rPr>
-          <w:lang w:val="en-US"/>
-        </w:rPr>
-        <w:t>102136!RH</w:t>
-      </w:r>
-      <w:proofErr w:type="gramEnd"/>
-      <w:r>
-        <w:rPr>
-          <w:lang w:val="en-US"/>
-        </w:rPr>
-        <w:t>: &amp;</w:t>
-      </w:r>
-      <w:proofErr w:type="spellStart"/>
-      <w:r>
-        <w:rPr>
-          <w:lang w:val="en-US"/>
-        </w:rPr>
-        <w:t>quot;GUIDE</w:t>
-      </w:r>
-      <w:proofErr w:type="spellEnd"/>
-      <w:r>
-        <w:rPr>
-          <w:lang w:val="en-US"/>
-        </w:rPr>
-        <w:t xml:space="preserve"> TO </w:t>
-      </w:r>
-      <w:proofErr w:type="spellStart"/>
-      <w:r>
-        <w:rPr>
-          <w:lang w:val="en-US"/>
-        </w:rPr>
-        <w:t>CYCLING&amp;quot</w:t>
-      </w:r>
-      <w:proofErr w:type="spellEnd"/>
-      <w:r>
-        <w:rPr>
-          <w:lang w:val="en-US"/>
-        </w:rPr>
-        <w:t>; !3.4 !2.8 !18-AUG-89</w:t>
-      </w:r>
-    </w:p>
-    <w:p>
-      <w:pPr>
-        <w:rPr>
-          <w:lang w:val="en-US"/>
-        </w:rPr>
-      </w:pPr>
-    </w:p>
-    <w:p>
-      <w:pPr>
-        <w:rPr>
-          <w:lang w:val="en-US"/>
-        </w:rPr>
-      </w:pPr>
-      <w:r>
-        <w:rPr>
-          <w:lang w:val="en-US"/>
-        </w:rPr>
         <w:drawing>
           <wp:inline distT="0" distB="0" distL="0" distR="0" wp14:anchorId="1818C34C" wp14:editId="5DC03B60">
             <wp:extent cx="5940425" cy="760095"/>
@@ -4214,7 +5466,7 @@
                     <pic:cNvPicPr/>
                   </pic:nvPicPr>
                   <pic:blipFill>
-                    <a:blip r:embed="rId13"/>
+                    <a:blip r:embed="rId16"/>
                     <a:stretch>
                       <a:fillRect/>
                     </a:stretch>
@@ -4243,117 +5495,384 @@
       </w:pPr>
     </w:p>
     <w:p>
-      <w:pPr>
-        <w:rPr>
-          <w:lang w:val="en-US"/>
-        </w:rPr>
-      </w:pPr>
-    </w:p>
-    <w:p>
-      <w:pPr>
-        <w:rPr>
-          <w:lang w:val="en-US"/>
-        </w:rPr>
-      </w:pPr>
-    </w:p>
-    <w:p>
-      <w:pPr>
-        <w:rPr>
-          <w:lang w:val="en-US"/>
-        </w:rPr>
-      </w:pPr>
-    </w:p>
-    <w:p>
-      <w:pPr>
-        <w:rPr>
-          <w:lang w:val="en-US"/>
-        </w:rPr>
-      </w:pPr>
-    </w:p>
-    <w:p>
-      <w:pPr>
-        <w:rPr>
-          <w:lang w:val="en-US"/>
-        </w:rPr>
-      </w:pPr>
-    </w:p>
-    <w:p>
-      <w:pPr>
-        <w:rPr>
-          <w:lang w:val="en-US"/>
-        </w:rPr>
-      </w:pPr>
-    </w:p>
-    <w:p>
-      <w:pPr>
-        <w:rPr>
-          <w:lang w:val="en-US"/>
-        </w:rPr>
-      </w:pPr>
-    </w:p>
-    <w:p>
-      <w:pPr>
-        <w:rPr>
-          <w:lang w:val="en-US"/>
-        </w:rPr>
-      </w:pPr>
-    </w:p>
-    <w:p>
-      <w:pPr>
-        <w:rPr>
-          <w:lang w:val="en-US"/>
-        </w:rPr>
-      </w:pPr>
-    </w:p>
-    <w:p>
-      <w:pPr>
-        <w:rPr>
-          <w:lang w:val="en-US"/>
-        </w:rPr>
-      </w:pPr>
-    </w:p>
-    <w:p>
-      <w:pPr>
-        <w:rPr>
-          <w:lang w:val="en-US"/>
-        </w:rPr>
-      </w:pPr>
-    </w:p>
-    <w:p>
-      <w:pPr>
-        <w:rPr>
-          <w:lang w:val="en-US"/>
-        </w:rPr>
-      </w:pPr>
-    </w:p>
-    <w:p>
-      <w:pPr>
-        <w:rPr>
-          <w:lang w:val="en-US"/>
-        </w:rPr>
-      </w:pPr>
-    </w:p>
-    <w:p>
-      <w:pPr>
-        <w:rPr>
-          <w:lang w:val="en-US"/>
-        </w:rPr>
-      </w:pPr>
-    </w:p>
-    <w:p>
-      <w:pPr>
-        <w:rPr>
-          <w:lang w:val="en-US"/>
-        </w:rPr>
-      </w:pPr>
-    </w:p>
-    <w:p>
-      <w:pPr>
-        <w:rPr>
-          <w:lang w:val="en-US"/>
-        </w:rPr>
-      </w:pPr>
-    </w:p>
+      <w:r>
+        <w:t>«</w:t>
+      </w:r>
+      <w:r>
+        <w:rPr>
+          <w:lang w:val="en-US"/>
+        </w:rPr>
+        <w:t>Grep</w:t>
+      </w:r>
+      <w:r>
+        <w:t xml:space="preserve"> – </w:t>
+      </w:r>
+      <w:proofErr w:type="gramStart"/>
+      <w:r>
+        <w:rPr>
+          <w:lang w:val="en-US"/>
+        </w:rPr>
+        <w:t>E</w:t>
+      </w:r>
+      <w:r>
+        <w:t>»</w:t>
+      </w:r>
+      <w:r>
+        <w:t xml:space="preserve"> </w:t>
+      </w:r>
+      <w:r>
+        <w:rPr>
+          <w:lang w:val="uk-UA"/>
+        </w:rPr>
+        <w:t xml:space="preserve"> </w:t>
+      </w:r>
+      <w:r>
+        <w:t>это</w:t>
+      </w:r>
+      <w:proofErr w:type="gramEnd"/>
+      <w:r>
+        <w:t xml:space="preserve"> поиск строк в файле содержащих  подстроку совпадающую с расширенным шаблоном (-Е)</w:t>
+      </w:r>
+    </w:p>
+    <w:p/>
+    <w:p>
+      <w:r>
+        <w:t>«</w:t>
+      </w:r>
+      <w:r>
+        <w:t>^</w:t>
+      </w:r>
+      <w:r>
+        <w:t>»</w:t>
+      </w:r>
+      <w:r>
+        <w:t xml:space="preserve"> - </w:t>
+      </w:r>
+      <w:r>
+        <w:t>обозначает начало строки.</w:t>
+      </w:r>
+    </w:p>
+    <w:p>
+      <w:pPr>
+        <w:rPr>
+          <w:lang w:val="uk-UA"/>
+        </w:rPr>
+      </w:pPr>
+      <w:r>
+        <w:t>«</w:t>
+      </w:r>
+      <w:r>
+        <w:t>[</w:t>
+      </w:r>
+      <w:r>
+        <w:rPr>
+          <w:lang w:val="uk-UA"/>
+        </w:rPr>
+        <w:t>0-</w:t>
+      </w:r>
+      <w:proofErr w:type="gramStart"/>
+      <w:r>
+        <w:rPr>
+          <w:lang w:val="uk-UA"/>
+        </w:rPr>
+        <w:t>9</w:t>
+      </w:r>
+      <w:r>
+        <w:t>]</w:t>
+      </w:r>
+      <w:r>
+        <w:rPr>
+          <w:lang w:val="uk-UA"/>
+        </w:rPr>
+        <w:t>+</w:t>
+      </w:r>
+      <w:proofErr w:type="gramEnd"/>
+      <w:r>
+        <w:rPr>
+          <w:lang w:val="uk-UA"/>
+        </w:rPr>
+        <w:t>!</w:t>
+      </w:r>
+      <w:r>
+        <w:rPr>
+          <w:lang w:val="uk-UA"/>
+        </w:rPr>
+        <w:t>»</w:t>
+      </w:r>
+    </w:p>
+    <w:p>
+      <w:pPr>
+        <w:rPr>
+          <w:lang w:val="uk-UA"/>
+        </w:rPr>
+      </w:pPr>
+      <w:proofErr w:type="spellStart"/>
+      <w:r>
+        <w:rPr>
+          <w:lang w:val="uk-UA"/>
+        </w:rPr>
+        <w:t>любая</w:t>
+      </w:r>
+      <w:proofErr w:type="spellEnd"/>
+      <w:r>
+        <w:rPr>
+          <w:lang w:val="uk-UA"/>
+        </w:rPr>
+        <w:t xml:space="preserve"> цифра </w:t>
+      </w:r>
+      <w:proofErr w:type="spellStart"/>
+      <w:r>
+        <w:rPr>
+          <w:lang w:val="uk-UA"/>
+        </w:rPr>
+        <w:t>повтаренная</w:t>
+      </w:r>
+      <w:proofErr w:type="spellEnd"/>
+      <w:r>
+        <w:rPr>
+          <w:lang w:val="uk-UA"/>
+        </w:rPr>
+        <w:t xml:space="preserve"> один и </w:t>
+      </w:r>
+      <w:proofErr w:type="spellStart"/>
+      <w:r>
+        <w:rPr>
+          <w:lang w:val="uk-UA"/>
+        </w:rPr>
+        <w:t>более</w:t>
+      </w:r>
+      <w:proofErr w:type="spellEnd"/>
+      <w:r>
+        <w:rPr>
+          <w:lang w:val="uk-UA"/>
+        </w:rPr>
+        <w:t xml:space="preserve"> раз. </w:t>
+      </w:r>
+    </w:p>
+    <w:p>
+      <w:pPr>
+        <w:rPr>
+          <w:lang w:val="uk-UA"/>
+        </w:rPr>
+      </w:pPr>
+      <w:r>
+        <w:rPr>
+          <w:lang w:val="uk-UA"/>
+        </w:rPr>
+        <w:t xml:space="preserve">Используется для </w:t>
+      </w:r>
+      <w:proofErr w:type="spellStart"/>
+      <w:r>
+        <w:rPr>
+          <w:lang w:val="uk-UA"/>
+        </w:rPr>
+        <w:t>обозначения</w:t>
+      </w:r>
+      <w:proofErr w:type="spellEnd"/>
+      <w:r>
+        <w:rPr>
+          <w:lang w:val="uk-UA"/>
+        </w:rPr>
+        <w:t xml:space="preserve"> </w:t>
+      </w:r>
+      <w:proofErr w:type="spellStart"/>
+      <w:r>
+        <w:rPr>
+          <w:lang w:val="uk-UA"/>
+        </w:rPr>
+        <w:t>кода</w:t>
+      </w:r>
+      <w:proofErr w:type="spellEnd"/>
+      <w:r>
+        <w:rPr>
+          <w:lang w:val="uk-UA"/>
+        </w:rPr>
+        <w:t>.</w:t>
+      </w:r>
+      <w:r>
+        <w:t xml:space="preserve"> </w:t>
+      </w:r>
+      <w:r>
+        <w:rPr>
+          <w:lang w:val="uk-UA"/>
+        </w:rPr>
+        <w:t>«</w:t>
+      </w:r>
+      <w:r>
+        <w:t>!</w:t>
+      </w:r>
+      <w:r>
+        <w:rPr>
+          <w:lang w:val="uk-UA"/>
+        </w:rPr>
+        <w:t xml:space="preserve">» сепаратор </w:t>
+      </w:r>
+      <w:proofErr w:type="spellStart"/>
+      <w:r>
+        <w:rPr>
+          <w:lang w:val="uk-UA"/>
+        </w:rPr>
+        <w:t>между</w:t>
+      </w:r>
+      <w:proofErr w:type="spellEnd"/>
+      <w:r>
+        <w:rPr>
+          <w:lang w:val="uk-UA"/>
+        </w:rPr>
+        <w:t xml:space="preserve"> </w:t>
+      </w:r>
+      <w:proofErr w:type="spellStart"/>
+      <w:r>
+        <w:rPr>
+          <w:lang w:val="uk-UA"/>
+        </w:rPr>
+        <w:t>столбцами</w:t>
+      </w:r>
+      <w:proofErr w:type="spellEnd"/>
+      <w:r>
+        <w:rPr>
+          <w:lang w:val="uk-UA"/>
+        </w:rPr>
+        <w:t xml:space="preserve">. </w:t>
+      </w:r>
+    </w:p>
+    <w:p>
+      <w:r>
+        <w:t>[^</w:t>
+      </w:r>
+      <w:proofErr w:type="gramStart"/>
+      <w:r>
+        <w:t>!</w:t>
+      </w:r>
+      <w:r>
+        <w:t>]</w:t>
+      </w:r>
+      <w:r>
+        <w:t>+</w:t>
+      </w:r>
+      <w:proofErr w:type="gramEnd"/>
+      <w:r>
+        <w:t xml:space="preserve"> все что угодно кроме того, что в квадратных скобках, один и более раз. То есть, все что угодно, кроме сепаратора между столбцами. Таким образом мы показываем, что шаблон не выходит за пределы второго столбца.</w:t>
+      </w:r>
+    </w:p>
+    <w:p>
+      <w:r>
+        <w:t>«\</w:t>
+      </w:r>
+      <w:r>
+        <w:t>“</w:t>
+      </w:r>
+      <w:r>
+        <w:t xml:space="preserve">» обратный слеш </w:t>
+      </w:r>
+      <w:proofErr w:type="gramStart"/>
+      <w:r>
+        <w:t>говорит</w:t>
+      </w:r>
+      <w:proofErr w:type="gramEnd"/>
+      <w:r>
+        <w:t xml:space="preserve"> что символ следующий после него будет проверяться на буквальное совпадение. Отменяет действие специальных символов. </w:t>
+      </w:r>
+    </w:p>
+    <w:p>
+      <w:r>
+        <w:rPr>
+          <w:lang w:val="en-US"/>
+        </w:rPr>
+        <w:t>GUIDE</w:t>
+      </w:r>
+      <w:r>
+        <w:t xml:space="preserve"> – буквальное совпадение. </w:t>
+      </w:r>
+    </w:p>
+    <w:p>
+      <w:r>
+        <w:t xml:space="preserve">«пробел </w:t>
+      </w:r>
+      <w:proofErr w:type="gramStart"/>
+      <w:r>
+        <w:t>[</w:t>
+      </w:r>
+      <w:r>
+        <w:t xml:space="preserve"> </w:t>
+      </w:r>
+      <w:r>
+        <w:rPr>
+          <w:lang w:val="en-US"/>
+        </w:rPr>
+        <w:t>A</w:t>
+      </w:r>
+      <w:proofErr w:type="gramEnd"/>
+      <w:r>
+        <w:t>-</w:t>
+      </w:r>
+      <w:r>
+        <w:rPr>
+          <w:lang w:val="en-US"/>
+        </w:rPr>
+        <w:t>z</w:t>
+      </w:r>
+      <w:r>
+        <w:t>]</w:t>
+      </w:r>
+      <w:r>
+        <w:t>+</w:t>
+      </w:r>
+      <w:r>
+        <w:t>» любая буква латинского алфавита</w:t>
+      </w:r>
+      <w:r>
+        <w:t xml:space="preserve"> или пробел</w:t>
+      </w:r>
+      <w:r>
+        <w:t xml:space="preserve"> повторенная один</w:t>
+      </w:r>
+      <w:r>
+        <w:t xml:space="preserve"> или более</w:t>
+      </w:r>
+      <w:r>
+        <w:t xml:space="preserve"> раз.</w:t>
+      </w:r>
+    </w:p>
+    <w:p>
+      <w:pPr>
+        <w:rPr>
+          <w:lang w:val="en-US"/>
+        </w:rPr>
+      </w:pPr>
+    </w:p>
+    <w:p/>
+    <w:p/>
+    <w:p/>
+    <w:p/>
+    <w:p/>
+    <w:p/>
+    <w:p/>
+    <w:p/>
+    <w:p/>
+    <w:p/>
+    <w:p/>
+    <w:p/>
+    <w:p/>
+    <w:p/>
+    <w:p/>
+    <w:p/>
+    <w:p/>
+    <w:p/>
+    <w:p/>
+    <w:p/>
+    <w:p/>
+    <w:p/>
+    <w:p/>
+    <w:p/>
+    <w:p/>
+    <w:p/>
+    <w:p/>
+    <w:p/>
+    <w:p/>
+    <w:p/>
+    <w:p/>
+    <w:p/>
     <w:p>
       <w:pPr>
         <w:jc w:val="center"/>
@@ -4910,15 +6429,54 @@
       </w:pPr>
     </w:p>
     <w:p>
-      <w:r>
-        <w:t>Структура файла query4</w:t>
+      <w:pPr>
+        <w:jc w:val="center"/>
+      </w:pPr>
+      <w:r>
+        <w:drawing>
+          <wp:inline distT="0" distB="0" distL="0" distR="0" wp14:anchorId="63CA87E4" wp14:editId="6BCC23E5">
+            <wp:extent cx="3429176" cy="1924149"/>
+            <wp:effectExtent l="0" t="0" r="0" b="0"/>
+            <wp:docPr id="1485797686" name="Рисунок 1"/>
+            <wp:cNvGraphicFramePr>
+              <a:graphicFrameLocks xmlns:a="http://schemas.openxmlformats.org/drawingml/2006/main" noChangeAspect="1"/>
+            </wp:cNvGraphicFramePr>
+            <a:graphic xmlns:a="http://schemas.openxmlformats.org/drawingml/2006/main">
+              <a:graphicData uri="http://schemas.openxmlformats.org/drawingml/2006/picture">
+                <pic:pic xmlns:pic="http://schemas.openxmlformats.org/drawingml/2006/picture">
+                  <pic:nvPicPr>
+                    <pic:cNvPr id="1485797686" name=""/>
+                    <pic:cNvPicPr/>
+                  </pic:nvPicPr>
+                  <pic:blipFill>
+                    <a:blip r:embed="rId8"/>
+                    <a:stretch>
+                      <a:fillRect/>
+                    </a:stretch>
+                  </pic:blipFill>
+                  <pic:spPr>
+                    <a:xfrm>
+                      <a:off x="0" y="0"/>
+                      <a:ext cx="3429176" cy="1924149"/>
+                    </a:xfrm>
+                    <a:prstGeom prst="rect">
+                      <a:avLst/>
+                    </a:prstGeom>
+                  </pic:spPr>
+                </pic:pic>
+              </a:graphicData>
+            </a:graphic>
+          </wp:inline>
+        </w:drawing>
       </w:r>
     </w:p>
     <w:p/>
     <w:p/>
     <w:p>
       <w:r>
-        <w:lastRenderedPageBreak/>
+        <w:rPr>
+          <w:noProof/>
+        </w:rPr>
         <w:drawing>
           <wp:inline distT="0" distB="0" distL="0" distR="0" wp14:anchorId="5FEBBB24" wp14:editId="760EE729">
             <wp:extent cx="5940425" cy="5093335"/>
@@ -4935,7 +6493,7 @@
                     <pic:cNvPicPr/>
                   </pic:nvPicPr>
                   <pic:blipFill>
-                    <a:blip r:embed="rId14"/>
+                    <a:blip r:embed="rId17"/>
                     <a:stretch>
                       <a:fillRect/>
                     </a:stretch>
@@ -4959,6 +6517,9 @@
     <w:p/>
     <w:p>
       <w:r>
+        <w:rPr>
+          <w:noProof/>
+        </w:rPr>
         <w:drawing>
           <wp:inline distT="0" distB="0" distL="0" distR="0" wp14:anchorId="14EEC5C2" wp14:editId="24547AE7">
             <wp:extent cx="5940425" cy="1318260"/>
@@ -4975,7 +6536,7 @@
                     <pic:cNvPicPr/>
                   </pic:nvPicPr>
                   <pic:blipFill>
-                    <a:blip r:embed="rId15"/>
+                    <a:blip r:embed="rId18"/>
                     <a:stretch>
                       <a:fillRect/>
                     </a:stretch>
@@ -4996,16 +6557,663 @@
         </w:drawing>
       </w:r>
     </w:p>
+    <w:p/>
+    <w:p>
+      <w:r>
+        <w:t>«</w:t>
+      </w:r>
+      <w:r>
+        <w:rPr>
+          <w:lang w:val="en-US"/>
+        </w:rPr>
+        <w:t>Grep</w:t>
+      </w:r>
+      <w:r>
+        <w:t xml:space="preserve"> – </w:t>
+      </w:r>
+      <w:proofErr w:type="gramStart"/>
+      <w:r>
+        <w:rPr>
+          <w:lang w:val="en-US"/>
+        </w:rPr>
+        <w:t>E</w:t>
+      </w:r>
+      <w:r>
+        <w:t>»</w:t>
+      </w:r>
+      <w:r>
+        <w:t xml:space="preserve"> </w:t>
+      </w:r>
+      <w:r>
+        <w:rPr>
+          <w:lang w:val="uk-UA"/>
+        </w:rPr>
+        <w:t xml:space="preserve"> </w:t>
+      </w:r>
+      <w:r>
+        <w:t>это</w:t>
+      </w:r>
+      <w:proofErr w:type="gramEnd"/>
+      <w:r>
+        <w:t xml:space="preserve"> поиск строк в файле содержащих  подстроку совпадающую с расширенным шаблоном (-Е)</w:t>
+      </w:r>
+    </w:p>
+    <w:p/>
+    <w:p>
+      <w:pPr>
+        <w:rPr>
+          <w:lang w:val="uk-UA"/>
+        </w:rPr>
+      </w:pPr>
+      <w:r>
+        <w:t>«</w:t>
+      </w:r>
+      <w:r>
+        <w:t>[</w:t>
+      </w:r>
+      <w:r>
+        <w:rPr>
+          <w:lang w:val="uk-UA"/>
+        </w:rPr>
+        <w:t>0-</w:t>
+      </w:r>
+      <w:proofErr w:type="gramStart"/>
+      <w:r>
+        <w:rPr>
+          <w:lang w:val="uk-UA"/>
+        </w:rPr>
+        <w:t>9</w:t>
+      </w:r>
+      <w:r>
+        <w:t>]</w:t>
+      </w:r>
+      <w:r>
+        <w:rPr>
+          <w:lang w:val="uk-UA"/>
+        </w:rPr>
+        <w:t>+</w:t>
+      </w:r>
+      <w:proofErr w:type="gramEnd"/>
+      <w:r>
+        <w:t>$</w:t>
+      </w:r>
+      <w:r>
+        <w:rPr>
+          <w:lang w:val="uk-UA"/>
+        </w:rPr>
+        <w:t>»</w:t>
+      </w:r>
+    </w:p>
+    <w:p>
+      <w:pPr>
+        <w:rPr>
+          <w:lang w:val="uk-UA"/>
+        </w:rPr>
+      </w:pPr>
+      <w:proofErr w:type="spellStart"/>
+      <w:r>
+        <w:rPr>
+          <w:lang w:val="uk-UA"/>
+        </w:rPr>
+        <w:t>любая</w:t>
+      </w:r>
+      <w:proofErr w:type="spellEnd"/>
+      <w:r>
+        <w:rPr>
+          <w:lang w:val="uk-UA"/>
+        </w:rPr>
+        <w:t xml:space="preserve"> цифра </w:t>
+      </w:r>
+      <w:proofErr w:type="spellStart"/>
+      <w:r>
+        <w:rPr>
+          <w:lang w:val="uk-UA"/>
+        </w:rPr>
+        <w:t>повтаренная</w:t>
+      </w:r>
+      <w:proofErr w:type="spellEnd"/>
+      <w:r>
+        <w:rPr>
+          <w:lang w:val="uk-UA"/>
+        </w:rPr>
+        <w:t xml:space="preserve"> один и </w:t>
+      </w:r>
+      <w:proofErr w:type="spellStart"/>
+      <w:r>
+        <w:rPr>
+          <w:lang w:val="uk-UA"/>
+        </w:rPr>
+        <w:t>более</w:t>
+      </w:r>
+      <w:proofErr w:type="spellEnd"/>
+      <w:r>
+        <w:rPr>
+          <w:lang w:val="uk-UA"/>
+        </w:rPr>
+        <w:t xml:space="preserve"> раз. </w:t>
+      </w:r>
+    </w:p>
+    <w:p>
+      <w:pPr>
+        <w:rPr>
+          <w:lang w:val="uk-UA"/>
+        </w:rPr>
+      </w:pPr>
+      <w:r>
+        <w:rPr>
+          <w:lang w:val="uk-UA"/>
+        </w:rPr>
+        <w:t xml:space="preserve">Используется для </w:t>
+      </w:r>
+      <w:proofErr w:type="spellStart"/>
+      <w:r>
+        <w:rPr>
+          <w:lang w:val="uk-UA"/>
+        </w:rPr>
+        <w:t>обозначения</w:t>
+      </w:r>
+      <w:proofErr w:type="spellEnd"/>
+      <w:r>
+        <w:rPr>
+          <w:lang w:val="uk-UA"/>
+        </w:rPr>
+        <w:t xml:space="preserve"> </w:t>
+      </w:r>
+      <w:proofErr w:type="spellStart"/>
+      <w:r>
+        <w:rPr>
+          <w:lang w:val="uk-UA"/>
+        </w:rPr>
+        <w:t>суммы</w:t>
+      </w:r>
+      <w:proofErr w:type="spellEnd"/>
+      <w:r>
+        <w:rPr>
+          <w:lang w:val="uk-UA"/>
+        </w:rPr>
+        <w:t xml:space="preserve">. </w:t>
+      </w:r>
+    </w:p>
+    <w:p>
+      <w:r>
+        <w:rPr>
+          <w:lang w:val="uk-UA"/>
+        </w:rPr>
+        <w:t>«</w:t>
+      </w:r>
+      <w:r>
+        <w:t>$</w:t>
+      </w:r>
+      <w:r>
+        <w:rPr>
+          <w:lang w:val="uk-UA"/>
+        </w:rPr>
+        <w:t>»</w:t>
+      </w:r>
+      <w:r>
+        <w:t xml:space="preserve"> конец строки. Данный шаблон учитывает только два последних столбца каждой строки.</w:t>
+      </w:r>
+      <w:r>
+        <w:t xml:space="preserve"> Без учета точки и цифры после нее </w:t>
+      </w:r>
+    </w:p>
+    <w:p/>
+    <w:p/>
+    <w:p/>
+    <w:p>
+      <w:r>
+        <w:lastRenderedPageBreak/>
+        <w:t>«</w:t>
+      </w:r>
+      <w:r>
+        <w:rPr>
+          <w:lang w:val="en-US"/>
+        </w:rPr>
+        <w:t>Grep</w:t>
+      </w:r>
+      <w:r>
+        <w:t xml:space="preserve"> – </w:t>
+      </w:r>
+      <w:proofErr w:type="gramStart"/>
+      <w:r>
+        <w:rPr>
+          <w:lang w:val="en-US"/>
+        </w:rPr>
+        <w:t>E</w:t>
+      </w:r>
+      <w:r>
+        <w:t>»</w:t>
+      </w:r>
+      <w:r>
+        <w:t xml:space="preserve"> </w:t>
+      </w:r>
+      <w:r>
+        <w:rPr>
+          <w:lang w:val="uk-UA"/>
+        </w:rPr>
+        <w:t xml:space="preserve"> </w:t>
+      </w:r>
+      <w:r>
+        <w:t>это</w:t>
+      </w:r>
+      <w:proofErr w:type="gramEnd"/>
+      <w:r>
+        <w:t xml:space="preserve"> поиск строк в файле содержащих  подстроку совпадающую с расширенным шаблоном (-Е)</w:t>
+      </w:r>
+      <w:r>
+        <w:t xml:space="preserve">, </w:t>
+      </w:r>
+      <w:r>
+        <w:t>выбор всех строк не содержащих совпадение (-</w:t>
+      </w:r>
+      <w:r>
+        <w:rPr>
+          <w:lang w:val="en-US"/>
+        </w:rPr>
+        <w:t>v</w:t>
+      </w:r>
+      <w:r>
+        <w:t>)</w:t>
+      </w:r>
+      <w:r>
+        <w:t>.</w:t>
+      </w:r>
+    </w:p>
+    <w:p>
+      <w:pPr>
+        <w:rPr>
+          <w:lang w:val="uk-UA"/>
+        </w:rPr>
+      </w:pPr>
+      <w:r>
+        <w:t>«</w:t>
+      </w:r>
+      <w:r>
+        <w:t>[</w:t>
+      </w:r>
+      <w:r>
+        <w:rPr>
+          <w:lang w:val="uk-UA"/>
+        </w:rPr>
+        <w:t>0-</w:t>
+      </w:r>
+      <w:proofErr w:type="gramStart"/>
+      <w:r>
+        <w:rPr>
+          <w:lang w:val="uk-UA"/>
+        </w:rPr>
+        <w:t>9</w:t>
+      </w:r>
+      <w:r>
+        <w:t>]</w:t>
+      </w:r>
+      <w:r>
+        <w:rPr>
+          <w:lang w:val="uk-UA"/>
+        </w:rPr>
+        <w:t>+</w:t>
+      </w:r>
+      <w:proofErr w:type="gramEnd"/>
+      <w:r>
+        <w:t>$</w:t>
+      </w:r>
+      <w:r>
+        <w:rPr>
+          <w:lang w:val="uk-UA"/>
+        </w:rPr>
+        <w:t>»</w:t>
+      </w:r>
+    </w:p>
+    <w:p>
+      <w:pPr>
+        <w:rPr>
+          <w:lang w:val="uk-UA"/>
+        </w:rPr>
+      </w:pPr>
+      <w:proofErr w:type="spellStart"/>
+      <w:r>
+        <w:rPr>
+          <w:lang w:val="uk-UA"/>
+        </w:rPr>
+        <w:t>любая</w:t>
+      </w:r>
+      <w:proofErr w:type="spellEnd"/>
+      <w:r>
+        <w:rPr>
+          <w:lang w:val="uk-UA"/>
+        </w:rPr>
+        <w:t xml:space="preserve"> цифра </w:t>
+      </w:r>
+      <w:proofErr w:type="spellStart"/>
+      <w:r>
+        <w:rPr>
+          <w:lang w:val="uk-UA"/>
+        </w:rPr>
+        <w:t>повтаренная</w:t>
+      </w:r>
+      <w:proofErr w:type="spellEnd"/>
+      <w:r>
+        <w:rPr>
+          <w:lang w:val="uk-UA"/>
+        </w:rPr>
+        <w:t xml:space="preserve"> один и </w:t>
+      </w:r>
+      <w:proofErr w:type="spellStart"/>
+      <w:r>
+        <w:rPr>
+          <w:lang w:val="uk-UA"/>
+        </w:rPr>
+        <w:t>более</w:t>
+      </w:r>
+      <w:proofErr w:type="spellEnd"/>
+      <w:r>
+        <w:rPr>
+          <w:lang w:val="uk-UA"/>
+        </w:rPr>
+        <w:t xml:space="preserve"> раз. </w:t>
+      </w:r>
+    </w:p>
+    <w:p>
+      <w:pPr>
+        <w:rPr>
+          <w:lang w:val="uk-UA"/>
+        </w:rPr>
+      </w:pPr>
+      <w:r>
+        <w:rPr>
+          <w:lang w:val="uk-UA"/>
+        </w:rPr>
+        <w:t xml:space="preserve">Используется для </w:t>
+      </w:r>
+      <w:proofErr w:type="spellStart"/>
+      <w:r>
+        <w:rPr>
+          <w:lang w:val="uk-UA"/>
+        </w:rPr>
+        <w:t>обозначения</w:t>
+      </w:r>
+      <w:proofErr w:type="spellEnd"/>
+      <w:r>
+        <w:rPr>
+          <w:lang w:val="uk-UA"/>
+        </w:rPr>
+        <w:t xml:space="preserve"> </w:t>
+      </w:r>
+      <w:proofErr w:type="spellStart"/>
+      <w:r>
+        <w:rPr>
+          <w:lang w:val="uk-UA"/>
+        </w:rPr>
+        <w:t>суммы</w:t>
+      </w:r>
+      <w:proofErr w:type="spellEnd"/>
+      <w:r>
+        <w:rPr>
+          <w:lang w:val="uk-UA"/>
+        </w:rPr>
+        <w:t xml:space="preserve">. </w:t>
+      </w:r>
+    </w:p>
+    <w:p>
+      <w:r>
+        <w:rPr>
+          <w:lang w:val="uk-UA"/>
+        </w:rPr>
+        <w:t>«</w:t>
+      </w:r>
+      <w:r>
+        <w:t>$</w:t>
+      </w:r>
+      <w:r>
+        <w:rPr>
+          <w:lang w:val="uk-UA"/>
+        </w:rPr>
+        <w:t>»</w:t>
+      </w:r>
+      <w:r>
+        <w:t xml:space="preserve"> конец строки. Данный шаблон учитывает только два последних столбца каждой строки. </w:t>
+      </w:r>
+      <w:r>
+        <w:t>С</w:t>
+      </w:r>
+      <w:r>
+        <w:t xml:space="preserve"> учет</w:t>
+      </w:r>
+      <w:r>
+        <w:t>ом</w:t>
+      </w:r>
+      <w:r>
+        <w:t xml:space="preserve"> точки и цифры после нее </w:t>
+      </w:r>
+    </w:p>
+    <w:p/>
+    <w:p>
+      <w:r>
+        <w:t>«</w:t>
+      </w:r>
+      <w:r>
+        <w:rPr>
+          <w:lang w:val="en-US"/>
+        </w:rPr>
+        <w:t>Grep</w:t>
+      </w:r>
+      <w:r>
+        <w:t xml:space="preserve"> – </w:t>
+      </w:r>
+      <w:proofErr w:type="gramStart"/>
+      <w:r>
+        <w:rPr>
+          <w:lang w:val="en-US"/>
+        </w:rPr>
+        <w:t>E</w:t>
+      </w:r>
+      <w:r>
+        <w:t>»</w:t>
+      </w:r>
+      <w:r>
+        <w:t xml:space="preserve"> </w:t>
+      </w:r>
+      <w:r>
+        <w:rPr>
+          <w:lang w:val="uk-UA"/>
+        </w:rPr>
+        <w:t xml:space="preserve"> </w:t>
+      </w:r>
+      <w:r>
+        <w:t>это</w:t>
+      </w:r>
+      <w:proofErr w:type="gramEnd"/>
+      <w:r>
+        <w:t xml:space="preserve"> поиск строк в файле содержащих  подстроку совпадающую с расширенным шаблоном (-Е)</w:t>
+      </w:r>
+    </w:p>
+    <w:p/>
+    <w:p>
+      <w:pPr>
+        <w:rPr>
+          <w:lang w:val="uk-UA"/>
+        </w:rPr>
+      </w:pPr>
+      <w:r>
+        <w:t>«</w:t>
+      </w:r>
+      <w:r>
+        <w:t>[</w:t>
+      </w:r>
+      <w:r>
+        <w:rPr>
+          <w:lang w:val="uk-UA"/>
+        </w:rPr>
+        <w:t>0-</w:t>
+      </w:r>
+      <w:proofErr w:type="gramStart"/>
+      <w:r>
+        <w:rPr>
+          <w:lang w:val="uk-UA"/>
+        </w:rPr>
+        <w:t>9</w:t>
+      </w:r>
+      <w:r>
+        <w:t>]</w:t>
+      </w:r>
+      <w:r>
+        <w:rPr>
+          <w:lang w:val="uk-UA"/>
+        </w:rPr>
+        <w:t>+</w:t>
+      </w:r>
+      <w:proofErr w:type="gramEnd"/>
+      <w:r>
+        <w:rPr>
+          <w:lang w:val="uk-UA"/>
+        </w:rPr>
+        <w:t>00</w:t>
+      </w:r>
+      <w:r>
+        <w:t>$</w:t>
+      </w:r>
+      <w:r>
+        <w:rPr>
+          <w:lang w:val="uk-UA"/>
+        </w:rPr>
+        <w:t>»</w:t>
+      </w:r>
+    </w:p>
+    <w:p>
+      <w:pPr>
+        <w:rPr>
+          <w:lang w:val="uk-UA"/>
+        </w:rPr>
+      </w:pPr>
+      <w:proofErr w:type="spellStart"/>
+      <w:r>
+        <w:rPr>
+          <w:lang w:val="uk-UA"/>
+        </w:rPr>
+        <w:t>любая</w:t>
+      </w:r>
+      <w:proofErr w:type="spellEnd"/>
+      <w:r>
+        <w:rPr>
+          <w:lang w:val="uk-UA"/>
+        </w:rPr>
+        <w:t xml:space="preserve"> цифра </w:t>
+      </w:r>
+      <w:proofErr w:type="spellStart"/>
+      <w:r>
+        <w:rPr>
+          <w:lang w:val="uk-UA"/>
+        </w:rPr>
+        <w:t>повтаренная</w:t>
+      </w:r>
+      <w:proofErr w:type="spellEnd"/>
+      <w:r>
+        <w:rPr>
+          <w:lang w:val="uk-UA"/>
+        </w:rPr>
+        <w:t xml:space="preserve"> один и </w:t>
+      </w:r>
+      <w:proofErr w:type="spellStart"/>
+      <w:r>
+        <w:rPr>
+          <w:lang w:val="uk-UA"/>
+        </w:rPr>
+        <w:t>более</w:t>
+      </w:r>
+      <w:proofErr w:type="spellEnd"/>
+      <w:r>
+        <w:rPr>
+          <w:lang w:val="uk-UA"/>
+        </w:rPr>
+        <w:t xml:space="preserve"> раз. </w:t>
+      </w:r>
+    </w:p>
+    <w:p>
+      <w:pPr>
+        <w:rPr>
+          <w:lang w:val="uk-UA"/>
+        </w:rPr>
+      </w:pPr>
+      <w:r>
+        <w:rPr>
+          <w:lang w:val="uk-UA"/>
+        </w:rPr>
+        <w:t xml:space="preserve">Используется для </w:t>
+      </w:r>
+      <w:proofErr w:type="spellStart"/>
+      <w:r>
+        <w:rPr>
+          <w:lang w:val="uk-UA"/>
+        </w:rPr>
+        <w:t>обозначения</w:t>
+      </w:r>
+      <w:proofErr w:type="spellEnd"/>
+      <w:r>
+        <w:rPr>
+          <w:lang w:val="uk-UA"/>
+        </w:rPr>
+        <w:t xml:space="preserve"> </w:t>
+      </w:r>
+      <w:proofErr w:type="spellStart"/>
+      <w:r>
+        <w:rPr>
+          <w:lang w:val="uk-UA"/>
+        </w:rPr>
+        <w:t>суммы</w:t>
+      </w:r>
+      <w:proofErr w:type="spellEnd"/>
+      <w:r>
+        <w:rPr>
+          <w:lang w:val="uk-UA"/>
+        </w:rPr>
+        <w:t xml:space="preserve">. </w:t>
+      </w:r>
+    </w:p>
+    <w:p>
+      <w:r>
+        <w:rPr>
+          <w:lang w:val="uk-UA"/>
+        </w:rPr>
+        <w:t>«</w:t>
+      </w:r>
+      <w:r>
+        <w:t>$</w:t>
+      </w:r>
+      <w:r>
+        <w:rPr>
+          <w:lang w:val="uk-UA"/>
+        </w:rPr>
+        <w:t>»</w:t>
+      </w:r>
+      <w:r>
+        <w:t xml:space="preserve"> конец строки. Данный шаблон учитывает только два последних столбца каждой строки. </w:t>
+      </w:r>
+      <w:r>
+        <w:t>С</w:t>
+      </w:r>
+      <w:r>
+        <w:t xml:space="preserve"> учета </w:t>
+      </w:r>
+      <w:r>
+        <w:t>двух нулей в конце строчки.</w:t>
+      </w:r>
+      <w:r>
+        <w:t xml:space="preserve"> </w:t>
+      </w:r>
+    </w:p>
+    <w:p/>
+    <w:p/>
+    <w:p/>
     <w:p>
       <w:pPr>
         <w:pStyle w:val="1"/>
         <w:jc w:val="center"/>
       </w:pPr>
-      <w:bookmarkStart w:id="1" w:name="_Toc151592483"/>
+      <w:bookmarkStart w:id="2" w:name="_Toc151592483"/>
       <w:r>
         <w:t>Литература</w:t>
       </w:r>
-      <w:bookmarkEnd w:id="1"/>
+      <w:bookmarkEnd w:id="2"/>
     </w:p>
     <w:p>
       <w:pPr>
@@ -5018,7 +7226,7 @@
           <w:lang w:val="en-US"/>
         </w:rPr>
       </w:pPr>
-      <w:hyperlink r:id="rId16" w:history="1">
+      <w:hyperlink r:id="rId19" w:history="1">
         <w:r>
           <w:rPr>
             <w:rStyle w:val="a5"/>
@@ -5039,7 +7247,7 @@
           <w:lang w:val="en-US"/>
         </w:rPr>
       </w:pPr>
-      <w:hyperlink r:id="rId17" w:history="1">
+      <w:hyperlink r:id="rId20" w:history="1">
         <w:r>
           <w:rPr>
             <w:rStyle w:val="a5"/>
@@ -6519,6 +8727,95 @@
     </w:lvl>
   </w:abstractNum>
   <w:abstractNum w:abstractNumId="13" w15:restartNumberingAfterBreak="0">
+    <w:nsid w:val="36592FAC"/>
+    <w:multiLevelType w:val="hybridMultilevel"/>
+    <w:tmpl w:val="146CC284"/>
+    <w:lvl w:ilvl="0" w:tplc="D6728C76">
+      <w:start w:val="1"/>
+      <w:numFmt w:val="decimalZero"/>
+      <w:lvlText w:val="%1-"/>
+      <w:lvlJc w:val="left"/>
+      <w:pPr>
+        <w:ind w:left="720" w:hanging="360"/>
+      </w:pPr>
+      <w:rPr>
+        <w:rFonts w:hint="default"/>
+      </w:rPr>
+    </w:lvl>
+    <w:lvl w:ilvl="1" w:tplc="04190019" w:tentative="1">
+      <w:start w:val="1"/>
+      <w:numFmt w:val="lowerLetter"/>
+      <w:lvlText w:val="%2."/>
+      <w:lvlJc w:val="left"/>
+      <w:pPr>
+        <w:ind w:left="1440" w:hanging="360"/>
+      </w:pPr>
+    </w:lvl>
+    <w:lvl w:ilvl="2" w:tplc="0419001B" w:tentative="1">
+      <w:start w:val="1"/>
+      <w:numFmt w:val="lowerRoman"/>
+      <w:lvlText w:val="%3."/>
+      <w:lvlJc w:val="right"/>
+      <w:pPr>
+        <w:ind w:left="2160" w:hanging="180"/>
+      </w:pPr>
+    </w:lvl>
+    <w:lvl w:ilvl="3" w:tplc="0419000F" w:tentative="1">
+      <w:start w:val="1"/>
+      <w:numFmt w:val="decimal"/>
+      <w:lvlText w:val="%4."/>
+      <w:lvlJc w:val="left"/>
+      <w:pPr>
+        <w:ind w:left="2880" w:hanging="360"/>
+      </w:pPr>
+    </w:lvl>
+    <w:lvl w:ilvl="4" w:tplc="04190019" w:tentative="1">
+      <w:start w:val="1"/>
+      <w:numFmt w:val="lowerLetter"/>
+      <w:lvlText w:val="%5."/>
+      <w:lvlJc w:val="left"/>
+      <w:pPr>
+        <w:ind w:left="3600" w:hanging="360"/>
+      </w:pPr>
+    </w:lvl>
+    <w:lvl w:ilvl="5" w:tplc="0419001B" w:tentative="1">
+      <w:start w:val="1"/>
+      <w:numFmt w:val="lowerRoman"/>
+      <w:lvlText w:val="%6."/>
+      <w:lvlJc w:val="right"/>
+      <w:pPr>
+        <w:ind w:left="4320" w:hanging="180"/>
+      </w:pPr>
+    </w:lvl>
+    <w:lvl w:ilvl="6" w:tplc="0419000F" w:tentative="1">
+      <w:start w:val="1"/>
+      <w:numFmt w:val="decimal"/>
+      <w:lvlText w:val="%7."/>
+      <w:lvlJc w:val="left"/>
+      <w:pPr>
+        <w:ind w:left="5040" w:hanging="360"/>
+      </w:pPr>
+    </w:lvl>
+    <w:lvl w:ilvl="7" w:tplc="04190019" w:tentative="1">
+      <w:start w:val="1"/>
+      <w:numFmt w:val="lowerLetter"/>
+      <w:lvlText w:val="%8."/>
+      <w:lvlJc w:val="left"/>
+      <w:pPr>
+        <w:ind w:left="5760" w:hanging="360"/>
+      </w:pPr>
+    </w:lvl>
+    <w:lvl w:ilvl="8" w:tplc="0419001B" w:tentative="1">
+      <w:start w:val="1"/>
+      <w:numFmt w:val="lowerRoman"/>
+      <w:lvlText w:val="%9."/>
+      <w:lvlJc w:val="right"/>
+      <w:pPr>
+        <w:ind w:left="6480" w:hanging="180"/>
+      </w:pPr>
+    </w:lvl>
+  </w:abstractNum>
+  <w:abstractNum w:abstractNumId="14" w15:restartNumberingAfterBreak="0">
     <w:nsid w:val="379B7749"/>
     <w:multiLevelType w:val="hybridMultilevel"/>
     <w:tmpl w:val="1D0259A0"/>
@@ -6608,7 +8905,7 @@
       </w:pPr>
     </w:lvl>
   </w:abstractNum>
-  <w:abstractNum w:abstractNumId="14" w15:restartNumberingAfterBreak="0">
+  <w:abstractNum w:abstractNumId="15" w15:restartNumberingAfterBreak="0">
     <w:nsid w:val="39D2773A"/>
     <w:multiLevelType w:val="multilevel"/>
     <w:tmpl w:val="966E7736"/>
@@ -6757,7 +9054,7 @@
       </w:rPr>
     </w:lvl>
   </w:abstractNum>
-  <w:abstractNum w:abstractNumId="15" w15:restartNumberingAfterBreak="0">
+  <w:abstractNum w:abstractNumId="16" w15:restartNumberingAfterBreak="0">
     <w:nsid w:val="3C7F128D"/>
     <w:multiLevelType w:val="hybridMultilevel"/>
     <w:tmpl w:val="B1548CFA"/>
@@ -6869,7 +9166,7 @@
       </w:rPr>
     </w:lvl>
   </w:abstractNum>
-  <w:abstractNum w:abstractNumId="16" w15:restartNumberingAfterBreak="0">
+  <w:abstractNum w:abstractNumId="17" w15:restartNumberingAfterBreak="0">
     <w:nsid w:val="3D372150"/>
     <w:multiLevelType w:val="multilevel"/>
     <w:tmpl w:val="87B0E362"/>
@@ -7018,7 +9315,7 @@
       </w:rPr>
     </w:lvl>
   </w:abstractNum>
-  <w:abstractNum w:abstractNumId="17" w15:restartNumberingAfterBreak="0">
+  <w:abstractNum w:abstractNumId="18" w15:restartNumberingAfterBreak="0">
     <w:nsid w:val="3EDE7E2C"/>
     <w:multiLevelType w:val="hybridMultilevel"/>
     <w:tmpl w:val="B044AC9C"/>
@@ -7130,7 +9427,7 @@
       </w:rPr>
     </w:lvl>
   </w:abstractNum>
-  <w:abstractNum w:abstractNumId="18" w15:restartNumberingAfterBreak="0">
+  <w:abstractNum w:abstractNumId="19" w15:restartNumberingAfterBreak="0">
     <w:nsid w:val="4A875907"/>
     <w:multiLevelType w:val="hybridMultilevel"/>
     <w:tmpl w:val="1D0259A0"/>
@@ -7220,7 +9517,7 @@
       </w:pPr>
     </w:lvl>
   </w:abstractNum>
-  <w:abstractNum w:abstractNumId="19" w15:restartNumberingAfterBreak="0">
+  <w:abstractNum w:abstractNumId="20" w15:restartNumberingAfterBreak="0">
     <w:nsid w:val="4AC935B6"/>
     <w:multiLevelType w:val="hybridMultilevel"/>
     <w:tmpl w:val="1D0259A0"/>
@@ -7310,7 +9607,7 @@
       </w:pPr>
     </w:lvl>
   </w:abstractNum>
-  <w:abstractNum w:abstractNumId="20" w15:restartNumberingAfterBreak="0">
+  <w:abstractNum w:abstractNumId="21" w15:restartNumberingAfterBreak="0">
     <w:nsid w:val="583B1672"/>
     <w:multiLevelType w:val="hybridMultilevel"/>
     <w:tmpl w:val="5DD651EC"/>
@@ -7399,7 +9696,7 @@
       </w:pPr>
     </w:lvl>
   </w:abstractNum>
-  <w:abstractNum w:abstractNumId="21" w15:restartNumberingAfterBreak="0">
+  <w:abstractNum w:abstractNumId="22" w15:restartNumberingAfterBreak="0">
     <w:nsid w:val="5C9A5306"/>
     <w:multiLevelType w:val="hybridMultilevel"/>
     <w:tmpl w:val="31B68CC4"/>
@@ -7488,7 +9785,7 @@
       </w:pPr>
     </w:lvl>
   </w:abstractNum>
-  <w:abstractNum w:abstractNumId="22" w15:restartNumberingAfterBreak="0">
+  <w:abstractNum w:abstractNumId="23" w15:restartNumberingAfterBreak="0">
     <w:nsid w:val="5E4B2292"/>
     <w:multiLevelType w:val="hybridMultilevel"/>
     <w:tmpl w:val="1D0259A0"/>
@@ -7578,7 +9875,7 @@
       </w:pPr>
     </w:lvl>
   </w:abstractNum>
-  <w:abstractNum w:abstractNumId="23" w15:restartNumberingAfterBreak="0">
+  <w:abstractNum w:abstractNumId="24" w15:restartNumberingAfterBreak="0">
     <w:nsid w:val="610E175C"/>
     <w:multiLevelType w:val="hybridMultilevel"/>
     <w:tmpl w:val="1D0259A0"/>
@@ -7668,7 +9965,7 @@
       </w:pPr>
     </w:lvl>
   </w:abstractNum>
-  <w:abstractNum w:abstractNumId="24" w15:restartNumberingAfterBreak="0">
+  <w:abstractNum w:abstractNumId="25" w15:restartNumberingAfterBreak="0">
     <w:nsid w:val="65AA7DCD"/>
     <w:multiLevelType w:val="hybridMultilevel"/>
     <w:tmpl w:val="8932E9F2"/>
@@ -7757,7 +10054,7 @@
       </w:pPr>
     </w:lvl>
   </w:abstractNum>
-  <w:abstractNum w:abstractNumId="25" w15:restartNumberingAfterBreak="0">
+  <w:abstractNum w:abstractNumId="26" w15:restartNumberingAfterBreak="0">
     <w:nsid w:val="66A62A62"/>
     <w:multiLevelType w:val="hybridMultilevel"/>
     <w:tmpl w:val="1D0259A0"/>
@@ -7847,7 +10144,7 @@
       </w:pPr>
     </w:lvl>
   </w:abstractNum>
-  <w:abstractNum w:abstractNumId="26" w15:restartNumberingAfterBreak="0">
+  <w:abstractNum w:abstractNumId="27" w15:restartNumberingAfterBreak="0">
     <w:nsid w:val="6C5B3969"/>
     <w:multiLevelType w:val="multilevel"/>
     <w:tmpl w:val="4838FE84"/>
@@ -7996,7 +10293,7 @@
       </w:rPr>
     </w:lvl>
   </w:abstractNum>
-  <w:abstractNum w:abstractNumId="27" w15:restartNumberingAfterBreak="0">
+  <w:abstractNum w:abstractNumId="28" w15:restartNumberingAfterBreak="0">
     <w:nsid w:val="6FCF2D15"/>
     <w:multiLevelType w:val="hybridMultilevel"/>
     <w:tmpl w:val="1D0259A0"/>
@@ -8086,7 +10383,7 @@
       </w:pPr>
     </w:lvl>
   </w:abstractNum>
-  <w:abstractNum w:abstractNumId="28" w15:restartNumberingAfterBreak="0">
+  <w:abstractNum w:abstractNumId="29" w15:restartNumberingAfterBreak="0">
     <w:nsid w:val="701F1FF3"/>
     <w:multiLevelType w:val="hybridMultilevel"/>
     <w:tmpl w:val="B532BECA"/>
@@ -8198,7 +10495,7 @@
       </w:rPr>
     </w:lvl>
   </w:abstractNum>
-  <w:abstractNum w:abstractNumId="29" w15:restartNumberingAfterBreak="0">
+  <w:abstractNum w:abstractNumId="30" w15:restartNumberingAfterBreak="0">
     <w:nsid w:val="703876D9"/>
     <w:multiLevelType w:val="hybridMultilevel"/>
     <w:tmpl w:val="1D0259A0"/>
@@ -8288,7 +10585,7 @@
       </w:pPr>
     </w:lvl>
   </w:abstractNum>
-  <w:abstractNum w:abstractNumId="30" w15:restartNumberingAfterBreak="0">
+  <w:abstractNum w:abstractNumId="31" w15:restartNumberingAfterBreak="0">
     <w:nsid w:val="71BD33E9"/>
     <w:multiLevelType w:val="hybridMultilevel"/>
     <w:tmpl w:val="1D0259A0"/>
@@ -8378,7 +10675,7 @@
       </w:pPr>
     </w:lvl>
   </w:abstractNum>
-  <w:abstractNum w:abstractNumId="31" w15:restartNumberingAfterBreak="0">
+  <w:abstractNum w:abstractNumId="32" w15:restartNumberingAfterBreak="0">
     <w:nsid w:val="7E990DA9"/>
     <w:multiLevelType w:val="hybridMultilevel"/>
     <w:tmpl w:val="89F031CE"/>
@@ -8468,22 +10765,22 @@
     </w:lvl>
   </w:abstractNum>
   <w:num w:numId="1" w16cid:durableId="1696418393">
-    <w:abstractNumId w:val="29"/>
+    <w:abstractNumId w:val="30"/>
   </w:num>
   <w:num w:numId="2" w16cid:durableId="1579822287">
     <w:abstractNumId w:val="7"/>
   </w:num>
   <w:num w:numId="3" w16cid:durableId="900364851">
-    <w:abstractNumId w:val="18"/>
+    <w:abstractNumId w:val="19"/>
   </w:num>
   <w:num w:numId="4" w16cid:durableId="1251161451">
     <w:abstractNumId w:val="5"/>
   </w:num>
   <w:num w:numId="5" w16cid:durableId="1733964895">
-    <w:abstractNumId w:val="27"/>
+    <w:abstractNumId w:val="28"/>
   </w:num>
   <w:num w:numId="6" w16cid:durableId="949358702">
-    <w:abstractNumId w:val="19"/>
+    <w:abstractNumId w:val="20"/>
   </w:num>
   <w:num w:numId="7" w16cid:durableId="691148785">
     <w:abstractNumId w:val="11"/>
@@ -8495,25 +10792,25 @@
     <w:abstractNumId w:val="12"/>
   </w:num>
   <w:num w:numId="10" w16cid:durableId="1815566938">
+    <w:abstractNumId w:val="24"/>
+  </w:num>
+  <w:num w:numId="11" w16cid:durableId="1441949624">
+    <w:abstractNumId w:val="26"/>
+  </w:num>
+  <w:num w:numId="12" w16cid:durableId="983974316">
+    <w:abstractNumId w:val="14"/>
+  </w:num>
+  <w:num w:numId="13" w16cid:durableId="2099322798">
     <w:abstractNumId w:val="23"/>
   </w:num>
-  <w:num w:numId="11" w16cid:durableId="1441949624">
-    <w:abstractNumId w:val="25"/>
-  </w:num>
-  <w:num w:numId="12" w16cid:durableId="983974316">
-    <w:abstractNumId w:val="13"/>
-  </w:num>
-  <w:num w:numId="13" w16cid:durableId="2099322798">
-    <w:abstractNumId w:val="22"/>
-  </w:num>
   <w:num w:numId="14" w16cid:durableId="1311865019">
-    <w:abstractNumId w:val="30"/>
+    <w:abstractNumId w:val="31"/>
   </w:num>
   <w:num w:numId="15" w16cid:durableId="122041996">
-    <w:abstractNumId w:val="31"/>
+    <w:abstractNumId w:val="32"/>
   </w:num>
   <w:num w:numId="16" w16cid:durableId="1921988066">
-    <w:abstractNumId w:val="21"/>
+    <w:abstractNumId w:val="22"/>
   </w:num>
   <w:num w:numId="17" w16cid:durableId="1682125625">
     <w:abstractNumId w:val="2"/>
@@ -8525,7 +10822,7 @@
     <w:abstractNumId w:val="10"/>
   </w:num>
   <w:num w:numId="20" w16cid:durableId="827019110">
-    <w:abstractNumId w:val="20"/>
+    <w:abstractNumId w:val="21"/>
   </w:num>
   <w:num w:numId="21" w16cid:durableId="2105369953">
     <w:abstractNumId w:val="4"/>
@@ -8534,19 +10831,19 @@
     <w:abstractNumId w:val="0"/>
   </w:num>
   <w:num w:numId="23" w16cid:durableId="1354770615">
-    <w:abstractNumId w:val="26"/>
+    <w:abstractNumId w:val="27"/>
   </w:num>
   <w:num w:numId="24" w16cid:durableId="2053074621">
     <w:abstractNumId w:val="6"/>
   </w:num>
   <w:num w:numId="25" w16cid:durableId="1606766151">
-    <w:abstractNumId w:val="16"/>
+    <w:abstractNumId w:val="17"/>
   </w:num>
   <w:num w:numId="26" w16cid:durableId="1524974348">
-    <w:abstractNumId w:val="14"/>
+    <w:abstractNumId w:val="15"/>
   </w:num>
   <w:num w:numId="27" w16cid:durableId="94713200">
-    <w:abstractNumId w:val="24"/>
+    <w:abstractNumId w:val="25"/>
   </w:num>
   <w:num w:numId="28" w16cid:durableId="1854954921">
     <w:abstractNumId w:val="3"/>
@@ -8582,13 +10879,16 @@
     <w:abstractNumId w:val="8"/>
   </w:num>
   <w:num w:numId="30" w16cid:durableId="56245512">
-    <w:abstractNumId w:val="17"/>
+    <w:abstractNumId w:val="18"/>
   </w:num>
   <w:num w:numId="31" w16cid:durableId="1775320012">
-    <w:abstractNumId w:val="28"/>
+    <w:abstractNumId w:val="29"/>
   </w:num>
   <w:num w:numId="32" w16cid:durableId="1922399457">
-    <w:abstractNumId w:val="15"/>
+    <w:abstractNumId w:val="16"/>
+  </w:num>
+  <w:num w:numId="33" w16cid:durableId="829713411">
+    <w:abstractNumId w:val="13"/>
   </w:num>
 </w:numbering>
 </file>

--- a/SO/lab6/Report_Anastasiia.docx
+++ b/SO/lab6/Report_Anastasiia.docx
@@ -137,9 +137,9 @@
           <w:b/>
           <w:sz w:val="48"/>
           <w:szCs w:val="48"/>
-        </w:rPr>
-      </w:pPr>
-      <w:proofErr w:type="spellStart"/>
+          <w:lang w:val="en-US"/>
+        </w:rPr>
+      </w:pPr>
       <w:r>
         <w:rPr>
           <w:b/>
@@ -149,7 +149,6 @@
         </w:rPr>
         <w:t>Индивидуальная</w:t>
       </w:r>
-      <w:proofErr w:type="spellEnd"/>
       <w:r>
         <w:rPr>
           <w:b/>
@@ -163,8 +162,9 @@
           <w:b/>
           <w:sz w:val="48"/>
           <w:szCs w:val="48"/>
-        </w:rPr>
-        <w:t>5</w:t>
+          <w:lang w:val="en-US"/>
+        </w:rPr>
+        <w:t>6</w:t>
       </w:r>
     </w:p>
     <w:p>
@@ -378,24 +378,49 @@
         </w:rPr>
         <w:t xml:space="preserve"> 2304: </w:t>
       </w:r>
-      <w:proofErr w:type="spellStart"/>
       <w:r>
         <w:rPr>
           <w:b/>
           <w:sz w:val="32"/>
           <w:szCs w:val="32"/>
         </w:rPr>
-        <w:t>Шелестян</w:t>
-      </w:r>
-      <w:proofErr w:type="spellEnd"/>
-      <w:r>
+        <w:t>Шелестян А.</w:t>
+      </w:r>
+      <w:r>
+        <w:rPr>
+          <w:sz w:val="32"/>
+          <w:szCs w:val="32"/>
+        </w:rPr>
+        <w:t xml:space="preserve"> </w:t>
+      </w:r>
+    </w:p>
+    <w:p>
+      <w:pPr>
+        <w:ind w:left="3600"/>
+        <w:jc w:val="right"/>
+        <w:rPr>
+          <w:sz w:val="32"/>
+          <w:szCs w:val="32"/>
+        </w:rPr>
+      </w:pPr>
+      <w:r>
+        <w:rPr>
+          <w:sz w:val="32"/>
+          <w:szCs w:val="32"/>
+        </w:rPr>
+        <w:t>Проверил преподаватель:</w:t>
+      </w:r>
+    </w:p>
+    <w:p>
+      <w:pPr>
+        <w:ind w:left="3600"/>
+        <w:jc w:val="right"/>
         <w:rPr>
           <w:b/>
           <w:sz w:val="32"/>
           <w:szCs w:val="32"/>
         </w:rPr>
-        <w:t xml:space="preserve"> А.</w:t>
-      </w:r>
+      </w:pPr>
       <w:r>
         <w:rPr>
           <w:sz w:val="32"/>
@@ -403,59 +428,38 @@
         </w:rPr>
         <w:t xml:space="preserve"> </w:t>
       </w:r>
-    </w:p>
-    <w:p>
-      <w:pPr>
-        <w:ind w:left="3600"/>
-        <w:jc w:val="right"/>
-        <w:rPr>
-          <w:sz w:val="32"/>
-          <w:szCs w:val="32"/>
-        </w:rPr>
-      </w:pPr>
-      <w:r>
-        <w:rPr>
-          <w:sz w:val="32"/>
-          <w:szCs w:val="32"/>
-        </w:rPr>
-        <w:t>Проверил преподаватель:</w:t>
-      </w:r>
-    </w:p>
-    <w:p>
-      <w:pPr>
-        <w:ind w:left="3600"/>
-        <w:jc w:val="right"/>
+      <w:r>
         <w:rPr>
           <w:b/>
           <w:sz w:val="32"/>
           <w:szCs w:val="32"/>
         </w:rPr>
-      </w:pPr>
-      <w:r>
+        <w:t>Препелица А.</w:t>
+      </w:r>
+    </w:p>
+    <w:p>
+      <w:pPr>
         <w:rPr>
           <w:sz w:val="32"/>
           <w:szCs w:val="32"/>
         </w:rPr>
-        <w:t xml:space="preserve"> </w:t>
-      </w:r>
-      <w:proofErr w:type="spellStart"/>
-      <w:r>
-        <w:rPr>
-          <w:b/>
+      </w:pPr>
+    </w:p>
+    <w:p>
+      <w:pPr>
+        <w:rPr>
           <w:sz w:val="32"/>
           <w:szCs w:val="32"/>
         </w:rPr>
-        <w:t>Препелица</w:t>
-      </w:r>
-      <w:proofErr w:type="spellEnd"/>
-      <w:r>
-        <w:rPr>
-          <w:b/>
+      </w:pPr>
+    </w:p>
+    <w:p>
+      <w:pPr>
+        <w:rPr>
           <w:sz w:val="32"/>
           <w:szCs w:val="32"/>
         </w:rPr>
-        <w:t xml:space="preserve"> А.</w:t>
-      </w:r>
+      </w:pPr>
     </w:p>
     <w:p>
       <w:pPr>
@@ -483,51 +487,18 @@
     </w:p>
     <w:p>
       <w:pPr>
+        <w:jc w:val="center"/>
         <w:rPr>
           <w:sz w:val="32"/>
           <w:szCs w:val="32"/>
         </w:rPr>
       </w:pPr>
-    </w:p>
-    <w:p>
-      <w:pPr>
+      <w:r>
         <w:rPr>
           <w:sz w:val="32"/>
           <w:szCs w:val="32"/>
         </w:rPr>
-      </w:pPr>
-    </w:p>
-    <w:p>
-      <w:pPr>
-        <w:rPr>
-          <w:sz w:val="32"/>
-          <w:szCs w:val="32"/>
-        </w:rPr>
-      </w:pPr>
-    </w:p>
-    <w:p>
-      <w:pPr>
-        <w:jc w:val="center"/>
-        <w:rPr>
-          <w:sz w:val="32"/>
-          <w:szCs w:val="32"/>
-        </w:rPr>
-      </w:pPr>
-      <w:proofErr w:type="spellStart"/>
-      <w:r>
-        <w:rPr>
-          <w:sz w:val="32"/>
-          <w:szCs w:val="32"/>
-        </w:rPr>
-        <w:t>Кишинэу</w:t>
-      </w:r>
-      <w:proofErr w:type="spellEnd"/>
-      <w:r>
-        <w:rPr>
-          <w:sz w:val="32"/>
-          <w:szCs w:val="32"/>
-        </w:rPr>
-        <w:t>, 2023</w:t>
+        <w:t>Кишинэу, 2023</w:t>
       </w:r>
       <w:r>
         <w:rPr>
@@ -1662,6 +1633,9 @@
         <w:jc w:val="center"/>
       </w:pPr>
       <w:r>
+        <w:rPr>
+          <w:noProof/>
+        </w:rPr>
         <w:drawing>
           <wp:inline distT="0" distB="0" distL="0" distR="0" wp14:anchorId="4A8D1B3C" wp14:editId="225AB925">
             <wp:extent cx="3429176" cy="1924149"/>
@@ -1799,7 +1773,6 @@
       <w:r>
         <w:t xml:space="preserve"> – </w:t>
       </w:r>
-      <w:proofErr w:type="gramStart"/>
       <w:r>
         <w:rPr>
           <w:lang w:val="en-US"/>
@@ -1816,11 +1789,7 @@
         <w:t xml:space="preserve"> </w:t>
       </w:r>
       <w:r>
-        <w:t>это</w:t>
-      </w:r>
-      <w:proofErr w:type="gramEnd"/>
-      <w:r>
-        <w:t xml:space="preserve"> поиск строк в файле содержащих  подстроку совпадающую с расширенным шаблоном (-Е)</w:t>
+        <w:t>это поиск строк в файле содержащих  подстроку совпадающую с расширенным шаблоном (-Е)</w:t>
       </w:r>
     </w:p>
     <w:p>
@@ -1841,7 +1810,6 @@
       <w:r>
         <w:t>-</w:t>
       </w:r>
-      <w:proofErr w:type="gramStart"/>
       <w:r>
         <w:rPr>
           <w:lang w:val="en-US"/>
@@ -1849,11 +1817,7 @@
         <w:t>z</w:t>
       </w:r>
       <w:r>
-        <w:t>]+</w:t>
-      </w:r>
-      <w:proofErr w:type="gramEnd"/>
-      <w:r>
-        <w:t xml:space="preserve">-[0-9]+’ </w:t>
+        <w:t xml:space="preserve">]+-[0-9]+’ </w:t>
       </w:r>
     </w:p>
     <w:p>
@@ -1873,15 +1837,7 @@
         <w:ind w:left="360"/>
       </w:pPr>
       <w:r>
-        <w:t xml:space="preserve">«01» это первое число месяц </w:t>
-      </w:r>
-      <w:proofErr w:type="gramStart"/>
-      <w:r>
-        <w:t>« -</w:t>
-      </w:r>
-      <w:proofErr w:type="gramEnd"/>
-      <w:r>
-        <w:t xml:space="preserve"> » это разделитель </w:t>
+        <w:t xml:space="preserve">«01» это первое число месяц « - » это разделитель </w:t>
       </w:r>
     </w:p>
     <w:p>
@@ -1900,7 +1856,6 @@
       <w:r>
         <w:t>-</w:t>
       </w:r>
-      <w:proofErr w:type="gramStart"/>
       <w:r>
         <w:rPr>
           <w:lang w:val="en-US"/>
@@ -1910,7 +1865,6 @@
       <w:r>
         <w:t>]+</w:t>
       </w:r>
-      <w:proofErr w:type="gramEnd"/>
       <w:r>
         <w:t xml:space="preserve"> любая буква латинского алфавита повторенная один или более раз. Используется </w:t>
       </w:r>
@@ -1941,97 +1895,27 @@
         <w:rPr>
           <w:lang w:val="uk-UA"/>
         </w:rPr>
-        <w:t>0-</w:t>
-      </w:r>
-      <w:proofErr w:type="gramStart"/>
+        <w:t>0-9</w:t>
+      </w:r>
+      <w:r>
+        <w:t>]</w:t>
+      </w:r>
       <w:r>
         <w:rPr>
           <w:lang w:val="uk-UA"/>
         </w:rPr>
-        <w:t>9</w:t>
-      </w:r>
-      <w:r>
-        <w:t>]</w:t>
-      </w:r>
+        <w:t xml:space="preserve">+ любая цифра повтаренная один и более раз. </w:t>
+      </w:r>
+    </w:p>
+    <w:p>
+      <w:pPr>
+        <w:ind w:left="360"/>
+      </w:pPr>
       <w:r>
         <w:rPr>
           <w:lang w:val="uk-UA"/>
         </w:rPr>
-        <w:t>+</w:t>
-      </w:r>
-      <w:proofErr w:type="gramEnd"/>
-      <w:r>
-        <w:rPr>
-          <w:lang w:val="uk-UA"/>
-        </w:rPr>
-        <w:t xml:space="preserve"> любая цифра </w:t>
-      </w:r>
-      <w:proofErr w:type="spellStart"/>
-      <w:r>
-        <w:rPr>
-          <w:lang w:val="uk-UA"/>
-        </w:rPr>
-        <w:t>повтаренная</w:t>
-      </w:r>
-      <w:proofErr w:type="spellEnd"/>
-      <w:r>
-        <w:rPr>
-          <w:lang w:val="uk-UA"/>
-        </w:rPr>
-        <w:t xml:space="preserve"> один и </w:t>
-      </w:r>
-      <w:proofErr w:type="spellStart"/>
-      <w:r>
-        <w:rPr>
-          <w:lang w:val="uk-UA"/>
-        </w:rPr>
-        <w:t>более</w:t>
-      </w:r>
-      <w:proofErr w:type="spellEnd"/>
-      <w:r>
-        <w:rPr>
-          <w:lang w:val="uk-UA"/>
-        </w:rPr>
-        <w:t xml:space="preserve"> раз. </w:t>
-      </w:r>
-    </w:p>
-    <w:p>
-      <w:pPr>
-        <w:ind w:left="360"/>
-      </w:pPr>
-      <w:r>
-        <w:rPr>
-          <w:lang w:val="uk-UA"/>
-        </w:rPr>
-        <w:t xml:space="preserve">Используется для </w:t>
-      </w:r>
-      <w:proofErr w:type="spellStart"/>
-      <w:r>
-        <w:rPr>
-          <w:lang w:val="uk-UA"/>
-        </w:rPr>
-        <w:t>обозначения</w:t>
-      </w:r>
-      <w:proofErr w:type="spellEnd"/>
-      <w:r>
-        <w:rPr>
-          <w:lang w:val="uk-UA"/>
-        </w:rPr>
-        <w:t xml:space="preserve"> </w:t>
-      </w:r>
-      <w:proofErr w:type="spellStart"/>
-      <w:r>
-        <w:rPr>
-          <w:lang w:val="uk-UA"/>
-        </w:rPr>
-        <w:t>года</w:t>
-      </w:r>
-      <w:proofErr w:type="spellEnd"/>
-      <w:r>
-        <w:rPr>
-          <w:lang w:val="uk-UA"/>
-        </w:rPr>
-        <w:t>.</w:t>
+        <w:t>Используется для обозначения года.</w:t>
       </w:r>
     </w:p>
     <w:p/>
@@ -2052,7 +1936,6 @@
           <w:bCs/>
           <w:sz w:val="28"/>
           <w:szCs w:val="28"/>
-          <w:lang w:val="en-US"/>
         </w:rPr>
       </w:pPr>
       <w:r>
@@ -2070,7 +1953,6 @@
           <w:bCs/>
           <w:sz w:val="28"/>
           <w:szCs w:val="28"/>
-          <w:lang w:val="en-US"/>
         </w:rPr>
         <w:t xml:space="preserve"> </w:t>
       </w:r>
@@ -2089,17 +1971,32 @@
           <w:bCs/>
           <w:sz w:val="28"/>
           <w:szCs w:val="28"/>
-          <w:lang w:val="en-US"/>
-        </w:rPr>
-        <w:t xml:space="preserve"> query1</w:t>
+        </w:rPr>
+        <w:t xml:space="preserve"> </w:t>
+      </w:r>
+      <w:r>
+        <w:rPr>
+          <w:b/>
+          <w:bCs/>
+          <w:sz w:val="28"/>
+          <w:szCs w:val="28"/>
+          <w:lang w:val="en-US"/>
+        </w:rPr>
+        <w:t>query</w:t>
+      </w:r>
+      <w:r>
+        <w:rPr>
+          <w:b/>
+          <w:bCs/>
+          <w:sz w:val="28"/>
+          <w:szCs w:val="28"/>
+        </w:rPr>
+        <w:t>1</w:t>
       </w:r>
     </w:p>
     <w:p>
       <w:pPr>
         <w:jc w:val="center"/>
-        <w:rPr>
-          <w:lang w:val="en-US"/>
-        </w:rPr>
       </w:pPr>
     </w:p>
     <w:p>
@@ -2542,6 +2439,7 @@
       </w:pPr>
       <w:r>
         <w:rPr>
+          <w:noProof/>
           <w:lang w:val="en-US"/>
         </w:rPr>
         <w:drawing>
@@ -2657,7 +2555,6 @@
       <w:r>
         <w:t xml:space="preserve"> – </w:t>
       </w:r>
-      <w:proofErr w:type="gramStart"/>
       <w:r>
         <w:rPr>
           <w:lang w:val="en-US"/>
@@ -2677,11 +2574,7 @@
         <w:t xml:space="preserve"> </w:t>
       </w:r>
       <w:r>
-        <w:t>это</w:t>
-      </w:r>
-      <w:proofErr w:type="gramEnd"/>
-      <w:r>
-        <w:t xml:space="preserve"> поиск строк в файле содержащих  подстроку совпадающую с расширенным шаблоном (-Е)</w:t>
+        <w:t>это поиск строк в файле содержащих  подстроку совпадающую с расширенным шаблоном (-Е)</w:t>
       </w:r>
     </w:p>
     <w:p/>
@@ -2719,446 +2612,281 @@
         <w:rPr>
           <w:lang w:val="uk-UA"/>
         </w:rPr>
-        <w:t>0-</w:t>
-      </w:r>
-      <w:proofErr w:type="gramStart"/>
+        <w:t>0-9</w:t>
+      </w:r>
+      <w:r>
+        <w:t>]</w:t>
+      </w:r>
       <w:r>
         <w:rPr>
           <w:lang w:val="uk-UA"/>
         </w:rPr>
-        <w:t>9</w:t>
+        <w:t xml:space="preserve">+ </w:t>
+      </w:r>
+      <w:r>
+        <w:rPr>
+          <w:lang w:val="uk-UA"/>
+        </w:rPr>
+        <w:t>пробел»</w:t>
+      </w:r>
+    </w:p>
+    <w:p>
+      <w:pPr>
+        <w:rPr>
+          <w:lang w:val="uk-UA"/>
+        </w:rPr>
+      </w:pPr>
+      <w:r>
+        <w:rPr>
+          <w:lang w:val="uk-UA"/>
+        </w:rPr>
+        <w:t xml:space="preserve">любая цифра повтаренная один и более раз. </w:t>
+      </w:r>
+    </w:p>
+    <w:p>
+      <w:pPr>
+        <w:rPr>
+          <w:lang w:val="uk-UA"/>
+        </w:rPr>
+      </w:pPr>
+      <w:r>
+        <w:rPr>
+          <w:lang w:val="uk-UA"/>
+        </w:rPr>
+        <w:t>Используется для обозначения кода.</w:t>
+      </w:r>
+    </w:p>
+    <w:p>
+      <w:pPr>
+        <w:rPr>
+          <w:lang w:val="uk-UA"/>
+        </w:rPr>
+      </w:pPr>
+    </w:p>
+    <w:p>
+      <w:pPr>
+        <w:rPr>
+          <w:lang w:val="uk-UA"/>
+        </w:rPr>
+      </w:pPr>
+      <w:r>
+        <w:rPr>
+          <w:lang w:val="uk-UA"/>
+        </w:rPr>
+        <w:t>«пробел»</w:t>
+      </w:r>
+    </w:p>
+    <w:p>
+      <w:pPr>
+        <w:rPr>
+          <w:lang w:val="uk-UA"/>
+        </w:rPr>
+      </w:pPr>
+      <w:r>
+        <w:rPr>
+          <w:lang w:val="uk-UA"/>
+        </w:rPr>
+        <w:t xml:space="preserve"> сипаратор между столбцами.</w:t>
+      </w:r>
+    </w:p>
+    <w:p>
+      <w:pPr>
+        <w:rPr>
+          <w:lang w:val="uk-UA"/>
+        </w:rPr>
+      </w:pPr>
+    </w:p>
+    <w:p>
+      <w:r>
+        <w:t xml:space="preserve">«пробел </w:t>
+      </w:r>
+      <w:r>
+        <w:t>[</w:t>
+      </w:r>
+      <w:r>
+        <w:rPr>
+          <w:lang w:val="en-US"/>
+        </w:rPr>
+        <w:t>A</w:t>
+      </w:r>
+      <w:r>
+        <w:t>-</w:t>
+      </w:r>
+      <w:r>
+        <w:rPr>
+          <w:lang w:val="en-US"/>
+        </w:rPr>
+        <w:t>z</w:t>
+      </w:r>
+      <w:r>
+        <w:t>]+</w:t>
+      </w:r>
+      <w:r>
+        <w:t xml:space="preserve"> </w:t>
+      </w:r>
+      <w:r>
+        <w:t>пробел»</w:t>
+      </w:r>
+    </w:p>
+    <w:p>
+      <w:r>
+        <w:t>любая буква латинского алфавита повторенная один или более раз.</w:t>
+      </w:r>
+    </w:p>
+    <w:p>
+      <w:r>
+        <w:t>Используется для обозначения имени.</w:t>
+      </w:r>
+    </w:p>
+    <w:p/>
+    <w:p>
+      <w:r>
+        <w:t xml:space="preserve">«пробел </w:t>
+      </w:r>
+      <w:r>
+        <w:t>[</w:t>
+      </w:r>
+      <w:r>
+        <w:rPr>
+          <w:lang w:val="en-US"/>
+        </w:rPr>
+        <w:t>A</w:t>
+      </w:r>
+      <w:r>
+        <w:t>-</w:t>
+      </w:r>
+      <w:r>
+        <w:rPr>
+          <w:lang w:val="en-US"/>
+        </w:rPr>
+        <w:t>z</w:t>
       </w:r>
       <w:r>
         <w:t>]</w:t>
       </w:r>
       <w:r>
+        <w:t xml:space="preserve"> </w:t>
+      </w:r>
+      <w:r>
+        <w:t xml:space="preserve">пробел» </w:t>
+      </w:r>
+      <w:r>
+        <w:t>любая буква латинского алфавита повторенная один раз.</w:t>
+      </w:r>
+    </w:p>
+    <w:p>
+      <w:r>
+        <w:t xml:space="preserve">Используется для обозначения </w:t>
+      </w:r>
+      <w:r>
+        <w:t>инициала</w:t>
+      </w:r>
+      <w:r>
+        <w:t>.</w:t>
+      </w:r>
+    </w:p>
+    <w:p/>
+    <w:p>
+      <w:r>
+        <w:t xml:space="preserve">«пробел </w:t>
+      </w:r>
+      <w:r>
+        <w:t>[</w:t>
+      </w:r>
+      <w:r>
+        <w:rPr>
+          <w:lang w:val="en-US"/>
+        </w:rPr>
+        <w:t>A</w:t>
+      </w:r>
+      <w:r>
+        <w:t>-</w:t>
+      </w:r>
+      <w:r>
+        <w:rPr>
+          <w:lang w:val="en-US"/>
+        </w:rPr>
+        <w:t>z</w:t>
+      </w:r>
+      <w:r>
+        <w:t>]+</w:t>
+      </w:r>
+      <w:r>
+        <w:t xml:space="preserve"> </w:t>
+      </w:r>
+      <w:r>
+        <w:t xml:space="preserve">пробел» </w:t>
+      </w:r>
+      <w:r>
+        <w:t>любая буква латинского алфавита повторенная один или более раз.</w:t>
+      </w:r>
+    </w:p>
+    <w:p>
+      <w:r>
+        <w:t xml:space="preserve">Используется для обозначения </w:t>
+      </w:r>
+      <w:r>
+        <w:t>фамилии</w:t>
+      </w:r>
+      <w:r>
+        <w:t>.</w:t>
+      </w:r>
+    </w:p>
+    <w:p/>
+    <w:p>
+      <w:r>
+        <w:rPr>
+          <w:lang w:val="en-US"/>
+        </w:rPr>
+        <w:t>SALESPERSON</w:t>
+      </w:r>
+      <w:r>
+        <w:t xml:space="preserve"> – буквальное совпадение со строкой «</w:t>
+      </w:r>
+      <w:r>
+        <w:rPr>
+          <w:lang w:val="en-US"/>
+        </w:rPr>
+        <w:t>SALESPERSON</w:t>
+      </w:r>
+      <w:r>
+        <w:t>»</w:t>
+      </w:r>
+    </w:p>
+    <w:p/>
+    <w:p>
+      <w:r>
+        <w:t>«</w:t>
+      </w:r>
+      <w:r>
+        <w:rPr>
+          <w:lang w:val="en-US"/>
+        </w:rPr>
+        <w:t>Grep</w:t>
+      </w:r>
+      <w:r>
+        <w:t xml:space="preserve"> – </w:t>
+      </w:r>
+      <w:r>
+        <w:rPr>
+          <w:lang w:val="en-US"/>
+        </w:rPr>
+        <w:t>E</w:t>
+      </w:r>
+      <w:r>
+        <w:t>»</w:t>
+      </w:r>
+      <w:r>
+        <w:t xml:space="preserve"> </w:t>
+      </w:r>
+      <w:r>
         <w:rPr>
           <w:lang w:val="uk-UA"/>
         </w:rPr>
-        <w:t>+</w:t>
-      </w:r>
-      <w:proofErr w:type="gramEnd"/>
-      <w:r>
-        <w:rPr>
-          <w:lang w:val="uk-UA"/>
-        </w:rPr>
         <w:t xml:space="preserve"> </w:t>
       </w:r>
-      <w:proofErr w:type="spellStart"/>
-      <w:r>
-        <w:rPr>
-          <w:lang w:val="uk-UA"/>
-        </w:rPr>
-        <w:t>пробел</w:t>
-      </w:r>
-      <w:proofErr w:type="spellEnd"/>
-      <w:r>
-        <w:rPr>
-          <w:lang w:val="uk-UA"/>
-        </w:rPr>
-        <w:t>»</w:t>
-      </w:r>
-    </w:p>
-    <w:p>
-      <w:pPr>
-        <w:rPr>
-          <w:lang w:val="uk-UA"/>
-        </w:rPr>
-      </w:pPr>
-      <w:proofErr w:type="spellStart"/>
-      <w:r>
-        <w:rPr>
-          <w:lang w:val="uk-UA"/>
-        </w:rPr>
-        <w:t>любая</w:t>
-      </w:r>
-      <w:proofErr w:type="spellEnd"/>
-      <w:r>
-        <w:rPr>
-          <w:lang w:val="uk-UA"/>
-        </w:rPr>
-        <w:t xml:space="preserve"> цифра </w:t>
-      </w:r>
-      <w:proofErr w:type="spellStart"/>
-      <w:r>
-        <w:rPr>
-          <w:lang w:val="uk-UA"/>
-        </w:rPr>
-        <w:t>повтаренная</w:t>
-      </w:r>
-      <w:proofErr w:type="spellEnd"/>
-      <w:r>
-        <w:rPr>
-          <w:lang w:val="uk-UA"/>
-        </w:rPr>
-        <w:t xml:space="preserve"> один и </w:t>
-      </w:r>
-      <w:proofErr w:type="spellStart"/>
-      <w:r>
-        <w:rPr>
-          <w:lang w:val="uk-UA"/>
-        </w:rPr>
-        <w:t>более</w:t>
-      </w:r>
-      <w:proofErr w:type="spellEnd"/>
-      <w:r>
-        <w:rPr>
-          <w:lang w:val="uk-UA"/>
-        </w:rPr>
-        <w:t xml:space="preserve"> раз. </w:t>
-      </w:r>
-    </w:p>
-    <w:p>
-      <w:pPr>
-        <w:rPr>
-          <w:lang w:val="uk-UA"/>
-        </w:rPr>
-      </w:pPr>
-      <w:r>
-        <w:rPr>
-          <w:lang w:val="uk-UA"/>
-        </w:rPr>
-        <w:t xml:space="preserve">Используется для </w:t>
-      </w:r>
-      <w:proofErr w:type="spellStart"/>
-      <w:r>
-        <w:rPr>
-          <w:lang w:val="uk-UA"/>
-        </w:rPr>
-        <w:t>обозначения</w:t>
-      </w:r>
-      <w:proofErr w:type="spellEnd"/>
-      <w:r>
-        <w:rPr>
-          <w:lang w:val="uk-UA"/>
-        </w:rPr>
-        <w:t xml:space="preserve"> </w:t>
-      </w:r>
-      <w:proofErr w:type="spellStart"/>
-      <w:r>
-        <w:rPr>
-          <w:lang w:val="uk-UA"/>
-        </w:rPr>
-        <w:t>кода</w:t>
-      </w:r>
-      <w:proofErr w:type="spellEnd"/>
-      <w:r>
-        <w:rPr>
-          <w:lang w:val="uk-UA"/>
-        </w:rPr>
-        <w:t>.</w:t>
-      </w:r>
-    </w:p>
-    <w:p>
-      <w:pPr>
-        <w:rPr>
-          <w:lang w:val="uk-UA"/>
-        </w:rPr>
-      </w:pPr>
-    </w:p>
-    <w:p>
-      <w:pPr>
-        <w:rPr>
-          <w:lang w:val="uk-UA"/>
-        </w:rPr>
-      </w:pPr>
-      <w:r>
-        <w:rPr>
-          <w:lang w:val="uk-UA"/>
-        </w:rPr>
-        <w:t>«</w:t>
-      </w:r>
-      <w:proofErr w:type="spellStart"/>
-      <w:r>
-        <w:rPr>
-          <w:lang w:val="uk-UA"/>
-        </w:rPr>
-        <w:t>пробел</w:t>
-      </w:r>
-      <w:proofErr w:type="spellEnd"/>
-      <w:r>
-        <w:rPr>
-          <w:lang w:val="uk-UA"/>
-        </w:rPr>
-        <w:t>»</w:t>
-      </w:r>
-    </w:p>
-    <w:p>
-      <w:pPr>
-        <w:rPr>
-          <w:lang w:val="uk-UA"/>
-        </w:rPr>
-      </w:pPr>
-      <w:r>
-        <w:rPr>
-          <w:lang w:val="uk-UA"/>
-        </w:rPr>
-        <w:t xml:space="preserve"> </w:t>
-      </w:r>
-      <w:proofErr w:type="spellStart"/>
-      <w:r>
-        <w:rPr>
-          <w:lang w:val="uk-UA"/>
-        </w:rPr>
-        <w:t>сипаратор</w:t>
-      </w:r>
-      <w:proofErr w:type="spellEnd"/>
-      <w:r>
-        <w:rPr>
-          <w:lang w:val="uk-UA"/>
-        </w:rPr>
-        <w:t xml:space="preserve"> </w:t>
-      </w:r>
-      <w:proofErr w:type="spellStart"/>
-      <w:r>
-        <w:rPr>
-          <w:lang w:val="uk-UA"/>
-        </w:rPr>
-        <w:t>между</w:t>
-      </w:r>
-      <w:proofErr w:type="spellEnd"/>
-      <w:r>
-        <w:rPr>
-          <w:lang w:val="uk-UA"/>
-        </w:rPr>
-        <w:t xml:space="preserve"> </w:t>
-      </w:r>
-      <w:proofErr w:type="spellStart"/>
-      <w:r>
-        <w:rPr>
-          <w:lang w:val="uk-UA"/>
-        </w:rPr>
-        <w:t>столбцами</w:t>
-      </w:r>
-      <w:proofErr w:type="spellEnd"/>
-      <w:r>
-        <w:rPr>
-          <w:lang w:val="uk-UA"/>
-        </w:rPr>
-        <w:t>.</w:t>
-      </w:r>
-    </w:p>
-    <w:p>
-      <w:pPr>
-        <w:rPr>
-          <w:lang w:val="uk-UA"/>
-        </w:rPr>
-      </w:pPr>
-    </w:p>
-    <w:p>
-      <w:r>
-        <w:t xml:space="preserve">«пробел </w:t>
-      </w:r>
-      <w:r>
-        <w:t>[</w:t>
-      </w:r>
-      <w:r>
-        <w:rPr>
-          <w:lang w:val="en-US"/>
-        </w:rPr>
-        <w:t>A</w:t>
-      </w:r>
-      <w:r>
-        <w:t>-</w:t>
-      </w:r>
-      <w:proofErr w:type="gramStart"/>
-      <w:r>
-        <w:rPr>
-          <w:lang w:val="en-US"/>
-        </w:rPr>
-        <w:t>z</w:t>
-      </w:r>
-      <w:r>
-        <w:t>]+</w:t>
-      </w:r>
-      <w:proofErr w:type="gramEnd"/>
-      <w:r>
-        <w:t xml:space="preserve"> </w:t>
-      </w:r>
-      <w:r>
-        <w:t>пробел»</w:t>
-      </w:r>
-    </w:p>
-    <w:p>
-      <w:r>
-        <w:t>любая буква латинского алфавита повторенная один или более раз.</w:t>
-      </w:r>
-    </w:p>
-    <w:p>
-      <w:r>
-        <w:t xml:space="preserve">Используется для обозначения </w:t>
-      </w:r>
-      <w:r>
-        <w:t>имени</w:t>
-      </w:r>
-      <w:r>
-        <w:t>.</w:t>
-      </w:r>
-    </w:p>
-    <w:p/>
-    <w:p>
-      <w:r>
-        <w:t xml:space="preserve">«пробел </w:t>
-      </w:r>
-      <w:r>
-        <w:t>[</w:t>
-      </w:r>
-      <w:r>
-        <w:rPr>
-          <w:lang w:val="en-US"/>
-        </w:rPr>
-        <w:t>A</w:t>
-      </w:r>
-      <w:r>
-        <w:t>-</w:t>
-      </w:r>
-      <w:r>
-        <w:rPr>
-          <w:lang w:val="en-US"/>
-        </w:rPr>
-        <w:t>z</w:t>
-      </w:r>
-      <w:r>
-        <w:t>]</w:t>
-      </w:r>
-      <w:r>
-        <w:t xml:space="preserve"> </w:t>
-      </w:r>
-      <w:r>
-        <w:t xml:space="preserve">пробел» </w:t>
-      </w:r>
-      <w:r>
-        <w:t xml:space="preserve">любая буква </w:t>
-      </w:r>
-      <w:proofErr w:type="gramStart"/>
-      <w:r>
-        <w:t>латинского алфавита</w:t>
-      </w:r>
-      <w:proofErr w:type="gramEnd"/>
-      <w:r>
-        <w:t xml:space="preserve"> повторенная один раз.</w:t>
-      </w:r>
-    </w:p>
-    <w:p>
-      <w:r>
-        <w:t xml:space="preserve">Используется для обозначения </w:t>
-      </w:r>
-      <w:r>
-        <w:t>инициала</w:t>
-      </w:r>
-      <w:r>
-        <w:t>.</w:t>
-      </w:r>
-    </w:p>
-    <w:p/>
-    <w:p>
-      <w:r>
-        <w:t xml:space="preserve">«пробел </w:t>
-      </w:r>
-      <w:r>
-        <w:t>[</w:t>
-      </w:r>
-      <w:r>
-        <w:rPr>
-          <w:lang w:val="en-US"/>
-        </w:rPr>
-        <w:t>A</w:t>
-      </w:r>
-      <w:r>
-        <w:t>-</w:t>
-      </w:r>
-      <w:proofErr w:type="gramStart"/>
-      <w:r>
-        <w:rPr>
-          <w:lang w:val="en-US"/>
-        </w:rPr>
-        <w:t>z</w:t>
-      </w:r>
-      <w:r>
-        <w:t>]+</w:t>
-      </w:r>
-      <w:proofErr w:type="gramEnd"/>
-      <w:r>
-        <w:t xml:space="preserve"> </w:t>
-      </w:r>
-      <w:r>
-        <w:t xml:space="preserve">пробел» </w:t>
-      </w:r>
-      <w:r>
-        <w:t>любая буква латинского алфавита повторенная один или более раз.</w:t>
-      </w:r>
-    </w:p>
-    <w:p>
-      <w:r>
-        <w:t xml:space="preserve">Используется для обозначения </w:t>
-      </w:r>
-      <w:r>
-        <w:t>фамилии</w:t>
-      </w:r>
-      <w:r>
-        <w:t>.</w:t>
-      </w:r>
-    </w:p>
-    <w:p/>
-    <w:p>
-      <w:r>
-        <w:rPr>
-          <w:lang w:val="en-US"/>
-        </w:rPr>
-        <w:t>SALESPERSON</w:t>
-      </w:r>
-      <w:r>
-        <w:t xml:space="preserve"> – буквальное совпадение со строкой «</w:t>
-      </w:r>
-      <w:r>
-        <w:rPr>
-          <w:lang w:val="en-US"/>
-        </w:rPr>
-        <w:t>SALESPERSON</w:t>
-      </w:r>
-      <w:r>
-        <w:t>»</w:t>
-      </w:r>
-    </w:p>
-    <w:p/>
-    <w:p>
-      <w:r>
-        <w:t>«</w:t>
-      </w:r>
-      <w:r>
-        <w:rPr>
-          <w:lang w:val="en-US"/>
-        </w:rPr>
-        <w:t>Grep</w:t>
-      </w:r>
-      <w:r>
-        <w:t xml:space="preserve"> – </w:t>
-      </w:r>
-      <w:proofErr w:type="gramStart"/>
-      <w:r>
-        <w:rPr>
-          <w:lang w:val="en-US"/>
-        </w:rPr>
-        <w:t>E</w:t>
-      </w:r>
-      <w:r>
-        <w:t>»</w:t>
-      </w:r>
-      <w:r>
-        <w:t xml:space="preserve"> </w:t>
-      </w:r>
-      <w:r>
-        <w:rPr>
-          <w:lang w:val="uk-UA"/>
-        </w:rPr>
-        <w:t xml:space="preserve"> </w:t>
-      </w:r>
-      <w:r>
-        <w:t>это</w:t>
-      </w:r>
-      <w:proofErr w:type="gramEnd"/>
-      <w:r>
-        <w:t xml:space="preserve"> поиск строк в файле содержащих  подстроку совпадающую с расширенным шаблоном (-Е)</w:t>
+      <w:r>
+        <w:t>это поиск строк в файле содержащих  подстроку совпадающую с расширенным шаблоном (-Е)</w:t>
       </w:r>
       <w:r>
         <w:t xml:space="preserve">, </w:t>
@@ -3258,733 +2986,452 @@
           <w:lang w:val="en-US"/>
         </w:rPr>
       </w:pPr>
-      <w:proofErr w:type="gramStart"/>
-      <w:r>
-        <w:rPr>
-          <w:lang w:val="en-US"/>
-        </w:rPr>
-        <w:t>100:JOCKSPORTS</w:t>
-      </w:r>
-      <w:proofErr w:type="gramEnd"/>
-      <w:r>
-        <w:rPr>
-          <w:lang w:val="en-US"/>
-        </w:rPr>
-        <w:t xml:space="preserve"> :345 VIEWRIDGE :BELMONT :CA:96711:5986609:5000</w:t>
-      </w:r>
-    </w:p>
-    <w:p>
-      <w:pPr>
-        <w:rPr>
-          <w:lang w:val="en-US"/>
-        </w:rPr>
-      </w:pPr>
-      <w:proofErr w:type="gramStart"/>
-      <w:r>
-        <w:rPr>
-          <w:lang w:val="en-US"/>
-        </w:rPr>
-        <w:t>101:TKB</w:t>
-      </w:r>
-      <w:proofErr w:type="gramEnd"/>
-      <w:r>
-        <w:rPr>
-          <w:lang w:val="en-US"/>
-        </w:rPr>
-        <w:t xml:space="preserve"> SPORT SHOP :490 BOLI RD. :REDWOOD CITY :CA:94061:3681223:10000</w:t>
-      </w:r>
-    </w:p>
-    <w:p>
-      <w:pPr>
-        <w:rPr>
-          <w:lang w:val="en-US"/>
-        </w:rPr>
-      </w:pPr>
-      <w:proofErr w:type="gramStart"/>
-      <w:r>
-        <w:rPr>
-          <w:lang w:val="en-US"/>
-        </w:rPr>
-        <w:t>102:VOLLYRITE</w:t>
-      </w:r>
-      <w:proofErr w:type="gramEnd"/>
-      <w:r>
-        <w:rPr>
-          <w:lang w:val="en-US"/>
-        </w:rPr>
-        <w:t xml:space="preserve"> :9722 HAMILTON :BURLINGAME :CA:95133:6443341:7000</w:t>
-      </w:r>
-    </w:p>
-    <w:p>
-      <w:pPr>
-        <w:rPr>
-          <w:lang w:val="en-US"/>
-        </w:rPr>
-      </w:pPr>
-      <w:proofErr w:type="gramStart"/>
-      <w:r>
-        <w:rPr>
-          <w:lang w:val="en-US"/>
-        </w:rPr>
-        <w:t>103:JUST</w:t>
-      </w:r>
-      <w:proofErr w:type="gramEnd"/>
-      <w:r>
-        <w:rPr>
-          <w:lang w:val="en-US"/>
-        </w:rPr>
-        <w:t xml:space="preserve"> TENNIS :HILLVIEW MALL :BURLINGAME :CA:97544:6779312:3000</w:t>
-      </w:r>
-    </w:p>
-    <w:p>
-      <w:pPr>
-        <w:rPr>
-          <w:lang w:val="en-US"/>
-        </w:rPr>
-      </w:pPr>
-      <w:proofErr w:type="gramStart"/>
-      <w:r>
-        <w:rPr>
-          <w:lang w:val="en-US"/>
-        </w:rPr>
-        <w:t>104:EVERY</w:t>
-      </w:r>
-      <w:proofErr w:type="gramEnd"/>
-      <w:r>
-        <w:rPr>
-          <w:lang w:val="en-US"/>
-        </w:rPr>
-        <w:t xml:space="preserve"> MOUNTAIN :574 SURRY RD. :CUPERTINO :CA:93301:9962323:10000</w:t>
-      </w:r>
-    </w:p>
-    <w:p>
-      <w:pPr>
-        <w:rPr>
-          <w:lang w:val="en-US"/>
-        </w:rPr>
-      </w:pPr>
-      <w:proofErr w:type="gramStart"/>
-      <w:r>
-        <w:rPr>
-          <w:lang w:val="en-US"/>
-        </w:rPr>
-        <w:t>105:K</w:t>
-      </w:r>
-      <w:proofErr w:type="gramEnd"/>
-      <w:r>
-        <w:rPr>
-          <w:lang w:val="en-US"/>
-        </w:rPr>
-        <w:t xml:space="preserve"> + T SPORTS :3476 EL PASEO :SANTA CLARA :CA:91003:3769966:5000</w:t>
-      </w:r>
-    </w:p>
-    <w:p>
-      <w:pPr>
-        <w:rPr>
-          <w:lang w:val="en-US"/>
-        </w:rPr>
-      </w:pPr>
-      <w:proofErr w:type="gramStart"/>
-      <w:r>
-        <w:rPr>
-          <w:lang w:val="en-US"/>
-        </w:rPr>
-        <w:t>106:SHAPE</w:t>
-      </w:r>
-      <w:proofErr w:type="gramEnd"/>
-      <w:r>
-        <w:rPr>
-          <w:lang w:val="en-US"/>
-        </w:rPr>
-        <w:t xml:space="preserve"> UP :908 SEQUOIA :PALO ALTO :CA:94301:3649777:6000</w:t>
-      </w:r>
-    </w:p>
-    <w:p>
-      <w:pPr>
-        <w:rPr>
-          <w:lang w:val="en-US"/>
-        </w:rPr>
-      </w:pPr>
-      <w:proofErr w:type="gramStart"/>
-      <w:r>
-        <w:rPr>
-          <w:lang w:val="en-US"/>
-        </w:rPr>
-        <w:t>107:WOMENS</w:t>
-      </w:r>
-      <w:proofErr w:type="gramEnd"/>
-      <w:r>
-        <w:rPr>
-          <w:lang w:val="en-US"/>
-        </w:rPr>
-        <w:t xml:space="preserve"> SPORTS :VALCO VILLAGE :SUNNYVALE :CA:93301:9674398:10000</w:t>
-      </w:r>
-    </w:p>
-    <w:p>
-      <w:pPr>
-        <w:rPr>
-          <w:lang w:val="en-US"/>
-        </w:rPr>
-      </w:pPr>
-      <w:proofErr w:type="gramStart"/>
-      <w:r>
-        <w:rPr>
-          <w:lang w:val="en-US"/>
-        </w:rPr>
-        <w:t>108:NORTH</w:t>
-      </w:r>
-      <w:proofErr w:type="gramEnd"/>
-      <w:r>
-        <w:rPr>
-          <w:lang w:val="en-US"/>
-        </w:rPr>
-        <w:t xml:space="preserve"> WOODS HEALTH CENTER :98 LONE PINE WAY :HIBBING :MN:55649:5669123:8000</w:t>
-      </w:r>
-    </w:p>
-    <w:p>
-      <w:pPr>
-        <w:rPr>
-          <w:lang w:val="en-US"/>
-        </w:rPr>
-      </w:pPr>
-      <w:proofErr w:type="gramStart"/>
-      <w:r>
-        <w:rPr>
-          <w:lang w:val="en-US"/>
-        </w:rPr>
-        <w:t>201:STADIUM</w:t>
-      </w:r>
-      <w:proofErr w:type="gramEnd"/>
-      <w:r>
-        <w:rPr>
-          <w:lang w:val="en-US"/>
-        </w:rPr>
-        <w:t xml:space="preserve"> SPORTS :47 IRVING PL. :NEW YORK :NY:10003:5555335:10000</w:t>
-      </w:r>
-    </w:p>
-    <w:p>
-      <w:pPr>
-        <w:rPr>
-          <w:lang w:val="en-US"/>
-        </w:rPr>
-      </w:pPr>
-      <w:proofErr w:type="gramStart"/>
-      <w:r>
-        <w:rPr>
-          <w:lang w:val="en-US"/>
-        </w:rPr>
-        <w:t>202:HOOPS</w:t>
-      </w:r>
-      <w:proofErr w:type="gramEnd"/>
-      <w:r>
-        <w:rPr>
-          <w:lang w:val="en-US"/>
-        </w:rPr>
-        <w:t xml:space="preserve"> :2345 ADAMS AVE. :LEICESTER :MA:01524:5557542:5000</w:t>
-      </w:r>
-    </w:p>
-    <w:p>
-      <w:pPr>
-        <w:rPr>
-          <w:lang w:val="en-US"/>
-        </w:rPr>
-      </w:pPr>
-      <w:proofErr w:type="gramStart"/>
-      <w:r>
-        <w:rPr>
-          <w:lang w:val="en-US"/>
-        </w:rPr>
-        <w:t>203:REBOUND</w:t>
-      </w:r>
-      <w:proofErr w:type="gramEnd"/>
-      <w:r>
-        <w:rPr>
-          <w:lang w:val="en-US"/>
-        </w:rPr>
-        <w:t xml:space="preserve"> SPORTS :2 E. 14TH ST. :NEW YORK :NY:10009:5555989:10000</w:t>
-      </w:r>
-    </w:p>
-    <w:p>
-      <w:pPr>
-        <w:rPr>
-          <w:lang w:val="en-US"/>
-        </w:rPr>
-      </w:pPr>
-      <w:proofErr w:type="gramStart"/>
-      <w:r>
-        <w:rPr>
-          <w:lang w:val="en-US"/>
-        </w:rPr>
-        <w:t>204:THE</w:t>
-      </w:r>
-      <w:proofErr w:type="gramEnd"/>
-      <w:r>
-        <w:rPr>
-          <w:lang w:val="en-US"/>
-        </w:rPr>
-        <w:t xml:space="preserve"> POWER FORWARD :1 KNOTS LANDING :DALLAS :TX:75248:5550505:12000</w:t>
-      </w:r>
-    </w:p>
-    <w:p>
-      <w:pPr>
-        <w:rPr>
-          <w:lang w:val="en-US"/>
-        </w:rPr>
-      </w:pPr>
-      <w:proofErr w:type="gramStart"/>
-      <w:r>
-        <w:rPr>
-          <w:lang w:val="en-US"/>
-        </w:rPr>
-        <w:t>205:POINT</w:t>
-      </w:r>
-      <w:proofErr w:type="gramEnd"/>
-      <w:r>
-        <w:rPr>
-          <w:lang w:val="en-US"/>
-        </w:rPr>
-        <w:t xml:space="preserve"> GUARD :20 THURSTON ST. :YONKERS :NY:10956:5554766:3000</w:t>
-      </w:r>
-    </w:p>
-    <w:p>
-      <w:pPr>
-        <w:rPr>
-          <w:lang w:val="en-US"/>
-        </w:rPr>
-      </w:pPr>
-      <w:proofErr w:type="gramStart"/>
-      <w:r>
-        <w:rPr>
-          <w:lang w:val="en-US"/>
-        </w:rPr>
-        <w:t>206:THE</w:t>
-      </w:r>
-      <w:proofErr w:type="gramEnd"/>
-      <w:r>
-        <w:rPr>
-          <w:lang w:val="en-US"/>
-        </w:rPr>
-        <w:t xml:space="preserve"> COLISEUM :5678 WILBUR PL. :SCARSDALE :NY:10583:5550217:6000</w:t>
-      </w:r>
-    </w:p>
-    <w:p>
-      <w:pPr>
-        <w:rPr>
-          <w:lang w:val="en-US"/>
-        </w:rPr>
-      </w:pPr>
-      <w:proofErr w:type="gramStart"/>
-      <w:r>
-        <w:rPr>
-          <w:lang w:val="en-US"/>
-        </w:rPr>
-        <w:t>207:FAST</w:t>
-      </w:r>
-      <w:proofErr w:type="gramEnd"/>
-      <w:r>
-        <w:rPr>
-          <w:lang w:val="en-US"/>
-        </w:rPr>
-        <w:t xml:space="preserve"> BREAK :1000 HERBERT LN. :CONCORD :MA:01742:5551298:7000</w:t>
-      </w:r>
-    </w:p>
-    <w:p>
-      <w:pPr>
-        <w:rPr>
-          <w:lang w:val="en-US"/>
-        </w:rPr>
-      </w:pPr>
-      <w:r>
-        <w:rPr>
-          <w:lang w:val="en-US"/>
-        </w:rPr>
-        <w:t>208:AL AND BOB&amp;#</w:t>
-      </w:r>
-      <w:proofErr w:type="gramStart"/>
-      <w:r>
-        <w:rPr>
-          <w:lang w:val="en-US"/>
-        </w:rPr>
-        <w:t>39;S</w:t>
-      </w:r>
-      <w:proofErr w:type="gramEnd"/>
-      <w:r>
-        <w:rPr>
-          <w:lang w:val="en-US"/>
-        </w:rPr>
-        <w:t xml:space="preserve"> SPORTS :260 YORKTOWN CT. :AUSTIN :TX:78731:5557631:4000</w:t>
-      </w:r>
-    </w:p>
-    <w:p>
-      <w:pPr>
-        <w:rPr>
-          <w:lang w:val="en-US"/>
-        </w:rPr>
-      </w:pPr>
-      <w:r>
-        <w:rPr>
-          <w:lang w:val="en-US"/>
-        </w:rPr>
-        <w:t xml:space="preserve">211:AT BAT :234 BEACHEM </w:t>
-      </w:r>
-      <w:proofErr w:type="gramStart"/>
-      <w:r>
-        <w:rPr>
-          <w:lang w:val="en-US"/>
-        </w:rPr>
-        <w:t>ST. :BROOKLINE</w:t>
-      </w:r>
-      <w:proofErr w:type="gramEnd"/>
-      <w:r>
-        <w:rPr>
-          <w:lang w:val="en-US"/>
-        </w:rPr>
-        <w:t xml:space="preserve"> :MA:02146:5557385:8000</w:t>
-      </w:r>
-    </w:p>
-    <w:p>
-      <w:pPr>
-        <w:rPr>
-          <w:lang w:val="en-US"/>
-        </w:rPr>
-      </w:pPr>
-      <w:proofErr w:type="gramStart"/>
-      <w:r>
-        <w:rPr>
-          <w:lang w:val="en-US"/>
-        </w:rPr>
-        <w:t>212:ALL</w:t>
-      </w:r>
-      <w:proofErr w:type="gramEnd"/>
-      <w:r>
-        <w:rPr>
-          <w:lang w:val="en-US"/>
-        </w:rPr>
-        <w:t xml:space="preserve"> SPORT :1000 38TH ST. :BROOKLYN :NY:11210:5551739:6000</w:t>
-      </w:r>
-    </w:p>
-    <w:p>
-      <w:pPr>
-        <w:rPr>
-          <w:lang w:val="en-US"/>
-        </w:rPr>
-      </w:pPr>
-      <w:proofErr w:type="gramStart"/>
-      <w:r>
-        <w:rPr>
-          <w:lang w:val="en-US"/>
-        </w:rPr>
-        <w:t>213:GOOD</w:t>
-      </w:r>
-      <w:proofErr w:type="gramEnd"/>
-      <w:r>
-        <w:rPr>
-          <w:lang w:val="en-US"/>
-        </w:rPr>
-        <w:t xml:space="preserve"> SPORT :400 46TH ST. :SUNNYSIDE :NY:11104:5553771:5000</w:t>
-      </w:r>
-    </w:p>
-    <w:p>
-      <w:pPr>
-        <w:rPr>
-          <w:lang w:val="en-US"/>
-        </w:rPr>
-      </w:pPr>
-      <w:r>
-        <w:rPr>
-          <w:lang w:val="en-US"/>
-        </w:rPr>
-        <w:t>214:AL&amp;#</w:t>
-      </w:r>
-      <w:proofErr w:type="gramStart"/>
-      <w:r>
-        <w:rPr>
-          <w:lang w:val="en-US"/>
-        </w:rPr>
-        <w:t>39;S</w:t>
-      </w:r>
-      <w:proofErr w:type="gramEnd"/>
-      <w:r>
-        <w:rPr>
-          <w:lang w:val="en-US"/>
-        </w:rPr>
-        <w:t xml:space="preserve"> PRO SHOP :45 SPRUCE ST. :SPRING :TX:77388:5555172:8000</w:t>
-      </w:r>
-    </w:p>
-    <w:p>
-      <w:pPr>
-        <w:rPr>
-          <w:lang w:val="en-US"/>
-        </w:rPr>
-      </w:pPr>
-      <w:proofErr w:type="gramStart"/>
-      <w:r>
-        <w:rPr>
-          <w:lang w:val="en-US"/>
-        </w:rPr>
-        <w:t>215:BOB</w:t>
-      </w:r>
-      <w:proofErr w:type="gramEnd"/>
-      <w:r>
-        <w:rPr>
-          <w:lang w:val="en-US"/>
-        </w:rPr>
-        <w:t>&amp;#39;S FAMILY SPORTS :400 E. 23RD :HOUSTON :TX:77026:5558015:8000</w:t>
-      </w:r>
-    </w:p>
-    <w:p>
-      <w:pPr>
-        <w:rPr>
-          <w:lang w:val="en-US"/>
-        </w:rPr>
-      </w:pPr>
-      <w:proofErr w:type="gramStart"/>
-      <w:r>
-        <w:rPr>
-          <w:lang w:val="en-US"/>
-        </w:rPr>
-        <w:t>216:THE</w:t>
-      </w:r>
-      <w:proofErr w:type="gramEnd"/>
-      <w:r>
-        <w:rPr>
-          <w:lang w:val="en-US"/>
-        </w:rPr>
-        <w:t xml:space="preserve"> ALL AMERICAN :547 PRENTICE RD. :CHELSEA :MA:02150:5553047:5000</w:t>
-      </w:r>
-    </w:p>
-    <w:p>
-      <w:pPr>
-        <w:rPr>
-          <w:lang w:val="en-US"/>
-        </w:rPr>
-      </w:pPr>
-      <w:proofErr w:type="gramStart"/>
-      <w:r>
-        <w:rPr>
-          <w:lang w:val="en-US"/>
-        </w:rPr>
-        <w:t>217:HIT</w:t>
-      </w:r>
-      <w:proofErr w:type="gramEnd"/>
-      <w:r>
-        <w:rPr>
-          <w:lang w:val="en-US"/>
-        </w:rPr>
-        <w:t>, THROW, AND RUN :333 WOOD COURT :GRAPEVINE :TX:76051:5552352:6000</w:t>
-      </w:r>
-    </w:p>
-    <w:p>
-      <w:pPr>
-        <w:rPr>
-          <w:lang w:val="en-US"/>
-        </w:rPr>
-      </w:pPr>
-      <w:proofErr w:type="gramStart"/>
-      <w:r>
-        <w:rPr>
-          <w:lang w:val="en-US"/>
-        </w:rPr>
-        <w:t>218:THE</w:t>
-      </w:r>
-      <w:proofErr w:type="gramEnd"/>
-      <w:r>
-        <w:rPr>
-          <w:lang w:val="en-US"/>
-        </w:rPr>
-        <w:t xml:space="preserve"> OUTFIELD :346 GARDEN BLVD. :FLUSHING :NY:11355:5552131:4000</w:t>
-      </w:r>
-    </w:p>
-    <w:p>
-      <w:pPr>
-        <w:rPr>
-          <w:lang w:val="en-US"/>
-        </w:rPr>
-      </w:pPr>
-      <w:proofErr w:type="gramStart"/>
-      <w:r>
-        <w:rPr>
-          <w:lang w:val="en-US"/>
-        </w:rPr>
-        <w:t>221:WHEELS</w:t>
-      </w:r>
-      <w:proofErr w:type="gramEnd"/>
-      <w:r>
-        <w:rPr>
-          <w:lang w:val="en-US"/>
-        </w:rPr>
-        <w:t xml:space="preserve"> AND DEALS :2 MEMORIAL DRIVE :HOUSTON :TX:77007:5554139:10000</w:t>
-      </w:r>
-    </w:p>
-    <w:p>
-      <w:pPr>
-        <w:rPr>
-          <w:lang w:val="en-US"/>
-        </w:rPr>
-      </w:pPr>
-      <w:proofErr w:type="gramStart"/>
-      <w:r>
-        <w:rPr>
-          <w:lang w:val="en-US"/>
-        </w:rPr>
-        <w:t>222:JUST</w:t>
-      </w:r>
-      <w:proofErr w:type="gramEnd"/>
-      <w:r>
-        <w:rPr>
-          <w:lang w:val="en-US"/>
-        </w:rPr>
-        <w:t xml:space="preserve"> BIKES :4000 PARKRIDGE BLVD. :DALLAS :TX:75205:5558735:4000</w:t>
-      </w:r>
-    </w:p>
-    <w:p>
-      <w:pPr>
-        <w:rPr>
-          <w:lang w:val="en-US"/>
-        </w:rPr>
-      </w:pPr>
-      <w:proofErr w:type="gramStart"/>
-      <w:r>
-        <w:rPr>
-          <w:lang w:val="en-US"/>
-        </w:rPr>
-        <w:t>223:VELO</w:t>
-      </w:r>
-      <w:proofErr w:type="gramEnd"/>
-      <w:r>
-        <w:rPr>
-          <w:lang w:val="en-US"/>
-        </w:rPr>
-        <w:t xml:space="preserve"> SPORTS :23 WHITE ST. :MALDEN :MA:02148:5554983:5000</w:t>
-      </w:r>
-    </w:p>
-    <w:p>
-      <w:pPr>
-        <w:rPr>
-          <w:lang w:val="en-US"/>
-        </w:rPr>
-      </w:pPr>
-      <w:proofErr w:type="gramStart"/>
-      <w:r>
-        <w:rPr>
-          <w:lang w:val="en-US"/>
-        </w:rPr>
-        <w:t>224:JOE</w:t>
-      </w:r>
-      <w:proofErr w:type="gramEnd"/>
-      <w:r>
-        <w:rPr>
-          <w:lang w:val="en-US"/>
-        </w:rPr>
-        <w:t>&amp;#39;S BIKE SHOP :4500 FOX COURT :GRAND PRARIE :TX:75051:5559834:6000</w:t>
-      </w:r>
-    </w:p>
-    <w:p>
-      <w:pPr>
-        <w:rPr>
-          <w:lang w:val="en-US"/>
-        </w:rPr>
-      </w:pPr>
-      <w:proofErr w:type="gramStart"/>
-      <w:r>
-        <w:rPr>
-          <w:lang w:val="en-US"/>
-        </w:rPr>
-        <w:t>225:BOB</w:t>
-      </w:r>
-      <w:proofErr w:type="gramEnd"/>
-      <w:r>
-        <w:rPr>
-          <w:lang w:val="en-US"/>
-        </w:rPr>
-        <w:t>&amp;#39;S SWIM, CYCLE, AND RUN:300 HORSECREEK CIRCLE:IRVING :TX:75039:5558388:7000</w:t>
-      </w:r>
-    </w:p>
-    <w:p>
-      <w:pPr>
-        <w:rPr>
-          <w:lang w:val="en-US"/>
-        </w:rPr>
-      </w:pPr>
-      <w:proofErr w:type="gramStart"/>
-      <w:r>
-        <w:rPr>
-          <w:lang w:val="en-US"/>
-        </w:rPr>
-        <w:t>226:CENTURY</w:t>
-      </w:r>
-      <w:proofErr w:type="gramEnd"/>
-      <w:r>
-        <w:rPr>
-          <w:lang w:val="en-US"/>
-        </w:rPr>
-        <w:t xml:space="preserve"> SHOP :8 DAGMAR DR. :HUNTINGTON :NY:11743:5553006:4000</w:t>
-      </w:r>
-    </w:p>
-    <w:p>
-      <w:pPr>
-        <w:rPr>
-          <w:lang w:val="en-US"/>
-        </w:rPr>
-      </w:pPr>
-      <w:proofErr w:type="gramStart"/>
-      <w:r>
-        <w:rPr>
-          <w:lang w:val="en-US"/>
-        </w:rPr>
-        <w:t>227:THE</w:t>
-      </w:r>
-      <w:proofErr w:type="gramEnd"/>
-      <w:r>
-        <w:rPr>
-          <w:lang w:val="en-US"/>
-        </w:rPr>
-        <w:t xml:space="preserve"> TOUR :2500 GARDNER RD. :SOMERVILLE :MA:02144:5556673:5000</w:t>
-      </w:r>
-    </w:p>
-    <w:p>
-      <w:pPr>
-        <w:rPr>
-          <w:lang w:val="en-US"/>
-        </w:rPr>
-      </w:pPr>
-      <w:proofErr w:type="gramStart"/>
-      <w:r>
-        <w:rPr>
-          <w:lang w:val="en-US"/>
-        </w:rPr>
-        <w:t>228:FITNESS</w:t>
-      </w:r>
-      <w:proofErr w:type="gramEnd"/>
-      <w:r>
-        <w:rPr>
-          <w:lang w:val="en-US"/>
-        </w:rPr>
-        <w:t xml:space="preserve"> FIRST :5000 85TH ST. :JACKSON HEIGHTS:NY:11372:5558710:4000</w:t>
-      </w:r>
-    </w:p>
-    <w:p>
-      <w:pPr>
-        <w:rPr>
-          <w:lang w:val="en-US"/>
-        </w:rPr>
-      </w:pPr>
-    </w:p>
-    <w:p>
-      <w:pPr>
-        <w:rPr>
-          <w:lang w:val="en-US"/>
-        </w:rPr>
-      </w:pPr>
-    </w:p>
-    <w:p>
-      <w:pPr>
-        <w:rPr>
-          <w:lang w:val="en-US"/>
-        </w:rPr>
-      </w:pPr>
-      <w:r>
-        <w:rPr>
+      <w:r>
+        <w:rPr>
+          <w:lang w:val="en-US"/>
+        </w:rPr>
+        <w:t>100:JOCKSPORTS :345 VIEWRIDGE :BELMONT :CA:96711:5986609:5000</w:t>
+      </w:r>
+    </w:p>
+    <w:p>
+      <w:pPr>
+        <w:rPr>
+          <w:lang w:val="en-US"/>
+        </w:rPr>
+      </w:pPr>
+      <w:r>
+        <w:rPr>
+          <w:lang w:val="en-US"/>
+        </w:rPr>
+        <w:t>101:TKB SPORT SHOP :490 BOLI RD. :REDWOOD CITY :CA:94061:3681223:10000</w:t>
+      </w:r>
+    </w:p>
+    <w:p>
+      <w:pPr>
+        <w:rPr>
+          <w:lang w:val="en-US"/>
+        </w:rPr>
+      </w:pPr>
+      <w:r>
+        <w:rPr>
+          <w:lang w:val="en-US"/>
+        </w:rPr>
+        <w:t>102:VOLLYRITE :9722 HAMILTON :BURLINGAME :CA:95133:6443341:7000</w:t>
+      </w:r>
+    </w:p>
+    <w:p>
+      <w:pPr>
+        <w:rPr>
+          <w:lang w:val="en-US"/>
+        </w:rPr>
+      </w:pPr>
+      <w:r>
+        <w:rPr>
+          <w:lang w:val="en-US"/>
+        </w:rPr>
+        <w:t>103:JUST TENNIS :HILLVIEW MALL :BURLINGAME :CA:97544:6779312:3000</w:t>
+      </w:r>
+    </w:p>
+    <w:p>
+      <w:pPr>
+        <w:rPr>
+          <w:lang w:val="en-US"/>
+        </w:rPr>
+      </w:pPr>
+      <w:r>
+        <w:rPr>
+          <w:lang w:val="en-US"/>
+        </w:rPr>
+        <w:t>104:EVERY MOUNTAIN :574 SURRY RD. :CUPERTINO :CA:93301:9962323:10000</w:t>
+      </w:r>
+    </w:p>
+    <w:p>
+      <w:pPr>
+        <w:rPr>
+          <w:lang w:val="en-US"/>
+        </w:rPr>
+      </w:pPr>
+      <w:r>
+        <w:rPr>
+          <w:lang w:val="en-US"/>
+        </w:rPr>
+        <w:t>105:K + T SPORTS :3476 EL PASEO :SANTA CLARA :CA:91003:3769966:5000</w:t>
+      </w:r>
+    </w:p>
+    <w:p>
+      <w:pPr>
+        <w:rPr>
+          <w:lang w:val="en-US"/>
+        </w:rPr>
+      </w:pPr>
+      <w:r>
+        <w:rPr>
+          <w:lang w:val="en-US"/>
+        </w:rPr>
+        <w:t>106:SHAPE UP :908 SEQUOIA :PALO ALTO :CA:94301:3649777:6000</w:t>
+      </w:r>
+    </w:p>
+    <w:p>
+      <w:pPr>
+        <w:rPr>
+          <w:lang w:val="en-US"/>
+        </w:rPr>
+      </w:pPr>
+      <w:r>
+        <w:rPr>
+          <w:lang w:val="en-US"/>
+        </w:rPr>
+        <w:t>107:WOMENS SPORTS :VALCO VILLAGE :SUNNYVALE :CA:93301:9674398:10000</w:t>
+      </w:r>
+    </w:p>
+    <w:p>
+      <w:pPr>
+        <w:rPr>
+          <w:lang w:val="en-US"/>
+        </w:rPr>
+      </w:pPr>
+      <w:r>
+        <w:rPr>
+          <w:lang w:val="en-US"/>
+        </w:rPr>
+        <w:t>108:NORTH WOODS HEALTH CENTER :98 LONE PINE WAY :HIBBING :MN:55649:5669123:8000</w:t>
+      </w:r>
+    </w:p>
+    <w:p>
+      <w:pPr>
+        <w:rPr>
+          <w:lang w:val="en-US"/>
+        </w:rPr>
+      </w:pPr>
+      <w:r>
+        <w:rPr>
+          <w:lang w:val="en-US"/>
+        </w:rPr>
+        <w:t>201:STADIUM SPORTS :47 IRVING PL. :NEW YORK :NY:10003:5555335:10000</w:t>
+      </w:r>
+    </w:p>
+    <w:p>
+      <w:pPr>
+        <w:rPr>
+          <w:lang w:val="en-US"/>
+        </w:rPr>
+      </w:pPr>
+      <w:r>
+        <w:rPr>
+          <w:lang w:val="en-US"/>
+        </w:rPr>
+        <w:t>202:HOOPS :2345 ADAMS AVE. :LEICESTER :MA:01524:5557542:5000</w:t>
+      </w:r>
+    </w:p>
+    <w:p>
+      <w:pPr>
+        <w:rPr>
+          <w:lang w:val="en-US"/>
+        </w:rPr>
+      </w:pPr>
+      <w:r>
+        <w:rPr>
+          <w:lang w:val="en-US"/>
+        </w:rPr>
+        <w:t>203:REBOUND SPORTS :2 E. 14TH ST. :NEW YORK :NY:10009:5555989:10000</w:t>
+      </w:r>
+    </w:p>
+    <w:p>
+      <w:pPr>
+        <w:rPr>
+          <w:lang w:val="en-US"/>
+        </w:rPr>
+      </w:pPr>
+      <w:r>
+        <w:rPr>
+          <w:lang w:val="en-US"/>
+        </w:rPr>
+        <w:t>204:THE POWER FORWARD :1 KNOTS LANDING :DALLAS :TX:75248:5550505:12000</w:t>
+      </w:r>
+    </w:p>
+    <w:p>
+      <w:pPr>
+        <w:rPr>
+          <w:lang w:val="en-US"/>
+        </w:rPr>
+      </w:pPr>
+      <w:r>
+        <w:rPr>
+          <w:lang w:val="en-US"/>
+        </w:rPr>
+        <w:t>205:POINT GUARD :20 THURSTON ST. :YONKERS :NY:10956:5554766:3000</w:t>
+      </w:r>
+    </w:p>
+    <w:p>
+      <w:pPr>
+        <w:rPr>
+          <w:lang w:val="en-US"/>
+        </w:rPr>
+      </w:pPr>
+      <w:r>
+        <w:rPr>
+          <w:lang w:val="en-US"/>
+        </w:rPr>
+        <w:t>206:THE COLISEUM :5678 WILBUR PL. :SCARSDALE :NY:10583:5550217:6000</w:t>
+      </w:r>
+    </w:p>
+    <w:p>
+      <w:pPr>
+        <w:rPr>
+          <w:lang w:val="en-US"/>
+        </w:rPr>
+      </w:pPr>
+      <w:r>
+        <w:rPr>
+          <w:lang w:val="en-US"/>
+        </w:rPr>
+        <w:t>207:FAST BREAK :1000 HERBERT LN. :CONCORD :MA:01742:5551298:7000</w:t>
+      </w:r>
+    </w:p>
+    <w:p>
+      <w:pPr>
+        <w:rPr>
+          <w:lang w:val="en-US"/>
+        </w:rPr>
+      </w:pPr>
+      <w:r>
+        <w:rPr>
+          <w:lang w:val="en-US"/>
+        </w:rPr>
+        <w:t>208:AL AND BOB&amp;#39;S SPORTS :260 YORKTOWN CT. :AUSTIN :TX:78731:5557631:4000</w:t>
+      </w:r>
+    </w:p>
+    <w:p>
+      <w:pPr>
+        <w:rPr>
+          <w:lang w:val="en-US"/>
+        </w:rPr>
+      </w:pPr>
+      <w:r>
+        <w:rPr>
+          <w:lang w:val="en-US"/>
+        </w:rPr>
+        <w:t>211:AT BAT :234 BEACHEM ST. :BROOKLINE :MA:02146:5557385:8000</w:t>
+      </w:r>
+    </w:p>
+    <w:p>
+      <w:pPr>
+        <w:rPr>
+          <w:lang w:val="en-US"/>
+        </w:rPr>
+      </w:pPr>
+      <w:r>
+        <w:rPr>
+          <w:lang w:val="en-US"/>
+        </w:rPr>
+        <w:t>212:ALL SPORT :1000 38TH ST. :BROOKLYN :NY:11210:5551739:6000</w:t>
+      </w:r>
+    </w:p>
+    <w:p>
+      <w:pPr>
+        <w:rPr>
+          <w:lang w:val="en-US"/>
+        </w:rPr>
+      </w:pPr>
+      <w:r>
+        <w:rPr>
+          <w:lang w:val="en-US"/>
+        </w:rPr>
+        <w:t>213:GOOD SPORT :400 46TH ST. :SUNNYSIDE :NY:11104:5553771:5000</w:t>
+      </w:r>
+    </w:p>
+    <w:p>
+      <w:pPr>
+        <w:rPr>
+          <w:lang w:val="en-US"/>
+        </w:rPr>
+      </w:pPr>
+      <w:r>
+        <w:rPr>
+          <w:lang w:val="en-US"/>
+        </w:rPr>
+        <w:t>214:AL&amp;#39;S PRO SHOP :45 SPRUCE ST. :SPRING :TX:77388:5555172:8000</w:t>
+      </w:r>
+    </w:p>
+    <w:p>
+      <w:pPr>
+        <w:rPr>
+          <w:lang w:val="en-US"/>
+        </w:rPr>
+      </w:pPr>
+      <w:r>
+        <w:rPr>
+          <w:lang w:val="en-US"/>
+        </w:rPr>
+        <w:t>215:BOB&amp;#39;S FAMILY SPORTS :400 E. 23RD :HOUSTON :TX:77026:5558015:8000</w:t>
+      </w:r>
+    </w:p>
+    <w:p>
+      <w:pPr>
+        <w:rPr>
+          <w:lang w:val="en-US"/>
+        </w:rPr>
+      </w:pPr>
+      <w:r>
+        <w:rPr>
+          <w:lang w:val="en-US"/>
+        </w:rPr>
+        <w:t>216:THE ALL AMERICAN :547 PRENTICE RD. :CHELSEA :MA:02150:5553047:5000</w:t>
+      </w:r>
+    </w:p>
+    <w:p>
+      <w:pPr>
+        <w:rPr>
+          <w:lang w:val="en-US"/>
+        </w:rPr>
+      </w:pPr>
+      <w:r>
+        <w:rPr>
+          <w:lang w:val="en-US"/>
+        </w:rPr>
+        <w:t>217:HIT, THROW, AND RUN :333 WOOD COURT :GRAPEVINE :TX:76051:5552352:6000</w:t>
+      </w:r>
+    </w:p>
+    <w:p>
+      <w:pPr>
+        <w:rPr>
+          <w:lang w:val="en-US"/>
+        </w:rPr>
+      </w:pPr>
+      <w:r>
+        <w:rPr>
+          <w:lang w:val="en-US"/>
+        </w:rPr>
+        <w:t>218:THE OUTFIELD :346 GARDEN BLVD. :FLUSHING :NY:11355:5552131:4000</w:t>
+      </w:r>
+    </w:p>
+    <w:p>
+      <w:pPr>
+        <w:rPr>
+          <w:lang w:val="en-US"/>
+        </w:rPr>
+      </w:pPr>
+      <w:r>
+        <w:rPr>
+          <w:lang w:val="en-US"/>
+        </w:rPr>
+        <w:t>221:WHEELS AND DEALS :2 MEMORIAL DRIVE :HOUSTON :TX:77007:5554139:10000</w:t>
+      </w:r>
+    </w:p>
+    <w:p>
+      <w:pPr>
+        <w:rPr>
+          <w:lang w:val="en-US"/>
+        </w:rPr>
+      </w:pPr>
+      <w:r>
+        <w:rPr>
+          <w:lang w:val="en-US"/>
+        </w:rPr>
+        <w:t>222:JUST BIKES :4000 PARKRIDGE BLVD. :DALLAS :TX:75205:5558735:4000</w:t>
+      </w:r>
+    </w:p>
+    <w:p>
+      <w:pPr>
+        <w:rPr>
+          <w:lang w:val="en-US"/>
+        </w:rPr>
+      </w:pPr>
+      <w:r>
+        <w:rPr>
+          <w:lang w:val="en-US"/>
+        </w:rPr>
+        <w:t>223:VELO SPORTS :23 WHITE ST. :MALDEN :MA:02148:5554983:5000</w:t>
+      </w:r>
+    </w:p>
+    <w:p>
+      <w:pPr>
+        <w:rPr>
+          <w:lang w:val="en-US"/>
+        </w:rPr>
+      </w:pPr>
+      <w:r>
+        <w:rPr>
+          <w:lang w:val="en-US"/>
+        </w:rPr>
+        <w:t>224:JOE&amp;#39;S BIKE SHOP :4500 FOX COURT :GRAND PRARIE :TX:75051:5559834:6000</w:t>
+      </w:r>
+    </w:p>
+    <w:p>
+      <w:pPr>
+        <w:rPr>
+          <w:lang w:val="en-US"/>
+        </w:rPr>
+      </w:pPr>
+      <w:r>
+        <w:rPr>
+          <w:lang w:val="en-US"/>
+        </w:rPr>
+        <w:t>225:BOB&amp;#39;S SWIM, CYCLE, AND RUN:300 HORSECREEK CIRCLE:IRVING :TX:75039:5558388:7000</w:t>
+      </w:r>
+    </w:p>
+    <w:p>
+      <w:pPr>
+        <w:rPr>
+          <w:lang w:val="en-US"/>
+        </w:rPr>
+      </w:pPr>
+      <w:r>
+        <w:rPr>
+          <w:lang w:val="en-US"/>
+        </w:rPr>
+        <w:t>226:CENTURY SHOP :8 DAGMAR DR. :HUNTINGTON :NY:11743:5553006:4000</w:t>
+      </w:r>
+    </w:p>
+    <w:p>
+      <w:pPr>
+        <w:rPr>
+          <w:lang w:val="en-US"/>
+        </w:rPr>
+      </w:pPr>
+      <w:r>
+        <w:rPr>
+          <w:lang w:val="en-US"/>
+        </w:rPr>
+        <w:t>227:THE TOUR :2500 GARDNER RD. :SOMERVILLE :MA:02144:5556673:5000</w:t>
+      </w:r>
+    </w:p>
+    <w:p>
+      <w:pPr>
+        <w:rPr>
+          <w:lang w:val="en-US"/>
+        </w:rPr>
+      </w:pPr>
+      <w:r>
+        <w:rPr>
+          <w:lang w:val="en-US"/>
+        </w:rPr>
+        <w:t>228:FITNESS FIRST :5000 85TH ST. :JACKSON HEIGHTS:NY:11372:5558710:4000</w:t>
+      </w:r>
+    </w:p>
+    <w:p>
+      <w:pPr>
+        <w:rPr>
+          <w:lang w:val="en-US"/>
+        </w:rPr>
+      </w:pPr>
+    </w:p>
+    <w:p>
+      <w:pPr>
+        <w:rPr>
+          <w:lang w:val="en-US"/>
+        </w:rPr>
+      </w:pPr>
+    </w:p>
+    <w:p>
+      <w:pPr>
+        <w:rPr>
+          <w:lang w:val="en-US"/>
+        </w:rPr>
+      </w:pPr>
+      <w:r>
+        <w:rPr>
+          <w:noProof/>
           <w:lang w:val="en-US"/>
         </w:rPr>
         <w:drawing>
@@ -4093,7 +3540,6 @@
       <w:r>
         <w:t xml:space="preserve"> – </w:t>
       </w:r>
-      <w:proofErr w:type="gramStart"/>
       <w:r>
         <w:rPr>
           <w:lang w:val="en-US"/>
@@ -4113,11 +3559,7 @@
         <w:t xml:space="preserve"> </w:t>
       </w:r>
       <w:r>
-        <w:t>это</w:t>
-      </w:r>
-      <w:proofErr w:type="gramEnd"/>
-      <w:r>
-        <w:t xml:space="preserve"> поиск строк в файле содержащих  подстроку совпадающую с расширенным шаблоном (-Е)</w:t>
+        <w:t>это поиск строк в файле содержащих  подстроку совпадающую с расширенным шаблоном (-Е)</w:t>
       </w:r>
     </w:p>
     <w:p/>
@@ -4145,14 +3587,80 @@
         <w:rPr>
           <w:lang w:val="uk-UA"/>
         </w:rPr>
-        <w:t>0-</w:t>
-      </w:r>
-      <w:proofErr w:type="gramStart"/>
+        <w:t>0-9</w:t>
+      </w:r>
+      <w:r>
+        <w:t>]</w:t>
+      </w:r>
       <w:r>
         <w:rPr>
           <w:lang w:val="uk-UA"/>
         </w:rPr>
-        <w:t>9</w:t>
+        <w:t>+:»</w:t>
+      </w:r>
+    </w:p>
+    <w:p>
+      <w:pPr>
+        <w:rPr>
+          <w:lang w:val="uk-UA"/>
+        </w:rPr>
+      </w:pPr>
+      <w:r>
+        <w:rPr>
+          <w:lang w:val="uk-UA"/>
+        </w:rPr>
+        <w:t xml:space="preserve">любая цифра повтаренная один и более раз. </w:t>
+      </w:r>
+    </w:p>
+    <w:p>
+      <w:pPr>
+        <w:rPr>
+          <w:lang w:val="uk-UA"/>
+        </w:rPr>
+      </w:pPr>
+      <w:r>
+        <w:rPr>
+          <w:lang w:val="uk-UA"/>
+        </w:rPr>
+        <w:t>Используется для обозначения кода.</w:t>
+      </w:r>
+      <w:r>
+        <w:t xml:space="preserve"> </w:t>
+      </w:r>
+      <w:r>
+        <w:rPr>
+          <w:lang w:val="uk-UA"/>
+        </w:rPr>
+        <w:t>«</w:t>
+      </w:r>
+      <w:r>
+        <w:t>:</w:t>
+      </w:r>
+      <w:r>
+        <w:rPr>
+          <w:lang w:val="uk-UA"/>
+        </w:rPr>
+        <w:t xml:space="preserve">» сепаратор между столбцами. </w:t>
+      </w:r>
+    </w:p>
+    <w:p/>
+    <w:p>
+      <w:pPr>
+        <w:rPr>
+          <w:lang w:val="uk-UA"/>
+        </w:rPr>
+      </w:pPr>
+      <w:r>
+        <w:t>«</w:t>
+      </w:r>
+      <w:r>
+        <w:t>[</w:t>
+      </w:r>
+      <w:r>
+        <w:rPr>
+          <w:lang w:val="uk-UA"/>
+        </w:rPr>
+        <w:t>0-9</w:t>
       </w:r>
       <w:r>
         <w:t>]</w:t>
@@ -4163,296 +3671,40 @@
         </w:rPr>
         <w:t>+</w:t>
       </w:r>
-      <w:proofErr w:type="gramEnd"/>
+      <w:r>
+        <w:t>$</w:t>
+      </w:r>
       <w:r>
         <w:rPr>
           <w:lang w:val="uk-UA"/>
         </w:rPr>
-        <w:t>:</w:t>
-      </w:r>
-      <w:r>
+        <w:t>»</w:t>
+      </w:r>
+    </w:p>
+    <w:p>
+      <w:pPr>
         <w:rPr>
           <w:lang w:val="uk-UA"/>
         </w:rPr>
-        <w:t>»</w:t>
-      </w:r>
-    </w:p>
-    <w:p>
-      <w:pPr>
+      </w:pPr>
+      <w:r>
         <w:rPr>
           <w:lang w:val="uk-UA"/>
         </w:rPr>
-      </w:pPr>
-      <w:proofErr w:type="spellStart"/>
-      <w:r>
+        <w:t xml:space="preserve">любая цифра повтаренная один и более раз. </w:t>
+      </w:r>
+    </w:p>
+    <w:p>
+      <w:pPr>
         <w:rPr>
           <w:lang w:val="uk-UA"/>
         </w:rPr>
-        <w:t>любая</w:t>
-      </w:r>
-      <w:proofErr w:type="spellEnd"/>
+      </w:pPr>
       <w:r>
         <w:rPr>
           <w:lang w:val="uk-UA"/>
         </w:rPr>
-        <w:t xml:space="preserve"> цифра </w:t>
-      </w:r>
-      <w:proofErr w:type="spellStart"/>
-      <w:r>
-        <w:rPr>
-          <w:lang w:val="uk-UA"/>
-        </w:rPr>
-        <w:t>повтаренная</w:t>
-      </w:r>
-      <w:proofErr w:type="spellEnd"/>
-      <w:r>
-        <w:rPr>
-          <w:lang w:val="uk-UA"/>
-        </w:rPr>
-        <w:t xml:space="preserve"> один и </w:t>
-      </w:r>
-      <w:proofErr w:type="spellStart"/>
-      <w:r>
-        <w:rPr>
-          <w:lang w:val="uk-UA"/>
-        </w:rPr>
-        <w:t>более</w:t>
-      </w:r>
-      <w:proofErr w:type="spellEnd"/>
-      <w:r>
-        <w:rPr>
-          <w:lang w:val="uk-UA"/>
-        </w:rPr>
-        <w:t xml:space="preserve"> раз. </w:t>
-      </w:r>
-    </w:p>
-    <w:p>
-      <w:pPr>
-        <w:rPr>
-          <w:lang w:val="uk-UA"/>
-        </w:rPr>
-      </w:pPr>
-      <w:r>
-        <w:rPr>
-          <w:lang w:val="uk-UA"/>
-        </w:rPr>
-        <w:t xml:space="preserve">Используется для </w:t>
-      </w:r>
-      <w:proofErr w:type="spellStart"/>
-      <w:r>
-        <w:rPr>
-          <w:lang w:val="uk-UA"/>
-        </w:rPr>
-        <w:t>обозначения</w:t>
-      </w:r>
-      <w:proofErr w:type="spellEnd"/>
-      <w:r>
-        <w:rPr>
-          <w:lang w:val="uk-UA"/>
-        </w:rPr>
-        <w:t xml:space="preserve"> </w:t>
-      </w:r>
-      <w:proofErr w:type="spellStart"/>
-      <w:r>
-        <w:rPr>
-          <w:lang w:val="uk-UA"/>
-        </w:rPr>
-        <w:t>кода</w:t>
-      </w:r>
-      <w:proofErr w:type="spellEnd"/>
-      <w:r>
-        <w:rPr>
-          <w:lang w:val="uk-UA"/>
-        </w:rPr>
-        <w:t>.</w:t>
-      </w:r>
-      <w:r>
-        <w:t xml:space="preserve"> </w:t>
-      </w:r>
-      <w:r>
-        <w:rPr>
-          <w:lang w:val="uk-UA"/>
-        </w:rPr>
-        <w:t>«</w:t>
-      </w:r>
-      <w:r>
-        <w:t>:</w:t>
-      </w:r>
-      <w:r>
-        <w:rPr>
-          <w:lang w:val="uk-UA"/>
-        </w:rPr>
-        <w:t xml:space="preserve">» сепаратор </w:t>
-      </w:r>
-      <w:proofErr w:type="spellStart"/>
-      <w:r>
-        <w:rPr>
-          <w:lang w:val="uk-UA"/>
-        </w:rPr>
-        <w:t>между</w:t>
-      </w:r>
-      <w:proofErr w:type="spellEnd"/>
-      <w:r>
-        <w:rPr>
-          <w:lang w:val="uk-UA"/>
-        </w:rPr>
-        <w:t xml:space="preserve"> </w:t>
-      </w:r>
-      <w:proofErr w:type="spellStart"/>
-      <w:r>
-        <w:rPr>
-          <w:lang w:val="uk-UA"/>
-        </w:rPr>
-        <w:t>столбцами</w:t>
-      </w:r>
-      <w:proofErr w:type="spellEnd"/>
-      <w:r>
-        <w:rPr>
-          <w:lang w:val="uk-UA"/>
-        </w:rPr>
-        <w:t xml:space="preserve">. </w:t>
-      </w:r>
-    </w:p>
-    <w:p/>
-    <w:p>
-      <w:pPr>
-        <w:rPr>
-          <w:lang w:val="uk-UA"/>
-        </w:rPr>
-      </w:pPr>
-      <w:r>
-        <w:t>«</w:t>
-      </w:r>
-      <w:r>
-        <w:t>[</w:t>
-      </w:r>
-      <w:r>
-        <w:rPr>
-          <w:lang w:val="uk-UA"/>
-        </w:rPr>
-        <w:t>0-</w:t>
-      </w:r>
-      <w:proofErr w:type="gramStart"/>
-      <w:r>
-        <w:rPr>
-          <w:lang w:val="uk-UA"/>
-        </w:rPr>
-        <w:t>9</w:t>
-      </w:r>
-      <w:r>
-        <w:t>]</w:t>
-      </w:r>
-      <w:r>
-        <w:rPr>
-          <w:lang w:val="uk-UA"/>
-        </w:rPr>
-        <w:t>+</w:t>
-      </w:r>
-      <w:proofErr w:type="gramEnd"/>
-      <w:r>
-        <w:t>$</w:t>
-      </w:r>
-      <w:r>
-        <w:rPr>
-          <w:lang w:val="uk-UA"/>
-        </w:rPr>
-        <w:t>»</w:t>
-      </w:r>
-    </w:p>
-    <w:p>
-      <w:pPr>
-        <w:rPr>
-          <w:lang w:val="uk-UA"/>
-        </w:rPr>
-      </w:pPr>
-      <w:proofErr w:type="spellStart"/>
-      <w:r>
-        <w:rPr>
-          <w:lang w:val="uk-UA"/>
-        </w:rPr>
-        <w:t>любая</w:t>
-      </w:r>
-      <w:proofErr w:type="spellEnd"/>
-      <w:r>
-        <w:rPr>
-          <w:lang w:val="uk-UA"/>
-        </w:rPr>
-        <w:t xml:space="preserve"> цифра </w:t>
-      </w:r>
-      <w:proofErr w:type="spellStart"/>
-      <w:r>
-        <w:rPr>
-          <w:lang w:val="uk-UA"/>
-        </w:rPr>
-        <w:t>повтаренная</w:t>
-      </w:r>
-      <w:proofErr w:type="spellEnd"/>
-      <w:r>
-        <w:rPr>
-          <w:lang w:val="uk-UA"/>
-        </w:rPr>
-        <w:t xml:space="preserve"> один и </w:t>
-      </w:r>
-      <w:proofErr w:type="spellStart"/>
-      <w:r>
-        <w:rPr>
-          <w:lang w:val="uk-UA"/>
-        </w:rPr>
-        <w:t>более</w:t>
-      </w:r>
-      <w:proofErr w:type="spellEnd"/>
-      <w:r>
-        <w:rPr>
-          <w:lang w:val="uk-UA"/>
-        </w:rPr>
-        <w:t xml:space="preserve"> раз. </w:t>
-      </w:r>
-    </w:p>
-    <w:p>
-      <w:pPr>
-        <w:rPr>
-          <w:lang w:val="uk-UA"/>
-        </w:rPr>
-      </w:pPr>
-      <w:r>
-        <w:rPr>
-          <w:lang w:val="uk-UA"/>
-        </w:rPr>
-        <w:t xml:space="preserve">Используется для </w:t>
-      </w:r>
-      <w:proofErr w:type="spellStart"/>
-      <w:r>
-        <w:rPr>
-          <w:lang w:val="uk-UA"/>
-        </w:rPr>
-        <w:t>обозначения</w:t>
-      </w:r>
-      <w:proofErr w:type="spellEnd"/>
-      <w:r>
-        <w:rPr>
-          <w:lang w:val="uk-UA"/>
-        </w:rPr>
-        <w:t xml:space="preserve"> </w:t>
-      </w:r>
-      <w:proofErr w:type="spellStart"/>
-      <w:r>
-        <w:rPr>
-          <w:lang w:val="uk-UA"/>
-        </w:rPr>
-        <w:t>кода</w:t>
-      </w:r>
-      <w:proofErr w:type="spellEnd"/>
-      <w:r>
-        <w:rPr>
-          <w:lang w:val="uk-UA"/>
-        </w:rPr>
-        <w:t>.</w:t>
-      </w:r>
-      <w:r>
-        <w:rPr>
-          <w:lang w:val="uk-UA"/>
-        </w:rPr>
-        <w:t xml:space="preserve"> </w:t>
+        <w:t xml:space="preserve">Используется для обозначения кода. </w:t>
       </w:r>
     </w:p>
     <w:p>
@@ -4580,761 +3832,401 @@
           <w:lang w:val="en-US"/>
         </w:rPr>
       </w:pPr>
-      <w:proofErr w:type="gramStart"/>
-      <w:r>
-        <w:rPr>
-          <w:lang w:val="en-US"/>
-        </w:rPr>
-        <w:t>100890!ACE</w:t>
-      </w:r>
-      <w:proofErr w:type="gramEnd"/>
-      <w:r>
-        <w:rPr>
-          <w:lang w:val="en-US"/>
-        </w:rPr>
-        <w:t xml:space="preserve"> TENNIS NET !58 !46.4 !01-JAN-89</w:t>
-      </w:r>
-    </w:p>
-    <w:p>
-      <w:pPr>
-        <w:rPr>
-          <w:lang w:val="en-US"/>
-        </w:rPr>
-      </w:pPr>
-      <w:proofErr w:type="gramStart"/>
-      <w:r>
-        <w:rPr>
-          <w:lang w:val="en-US"/>
-        </w:rPr>
-        <w:t>100860!ACE</w:t>
-      </w:r>
-      <w:proofErr w:type="gramEnd"/>
-      <w:r>
-        <w:rPr>
-          <w:lang w:val="en-US"/>
-        </w:rPr>
-        <w:t xml:space="preserve"> TENNIS RACKET I !35 !28 !01-JUN-90</w:t>
-      </w:r>
-    </w:p>
-    <w:p>
-      <w:pPr>
-        <w:rPr>
-          <w:lang w:val="en-US"/>
-        </w:rPr>
-      </w:pPr>
-      <w:proofErr w:type="gramStart"/>
-      <w:r>
-        <w:rPr>
-          <w:lang w:val="en-US"/>
-        </w:rPr>
-        <w:t>100861!ACE</w:t>
-      </w:r>
-      <w:proofErr w:type="gramEnd"/>
-      <w:r>
-        <w:rPr>
-          <w:lang w:val="en-US"/>
-        </w:rPr>
-        <w:t xml:space="preserve"> TENNIS RACKET II !45 !36 !01-JUN-90</w:t>
-      </w:r>
-    </w:p>
-    <w:p>
-      <w:pPr>
-        <w:rPr>
-          <w:lang w:val="en-US"/>
-        </w:rPr>
-      </w:pPr>
-      <w:proofErr w:type="gramStart"/>
-      <w:r>
-        <w:rPr>
-          <w:lang w:val="en-US"/>
-        </w:rPr>
-        <w:t>100870!ACE</w:t>
-      </w:r>
-      <w:proofErr w:type="gramEnd"/>
-      <w:r>
-        <w:rPr>
-          <w:lang w:val="en-US"/>
-        </w:rPr>
-        <w:t xml:space="preserve"> TENNIS BALLS-3 PACK !2.8 !2.4 !01-JAN-90</w:t>
-      </w:r>
-    </w:p>
-    <w:p>
-      <w:pPr>
-        <w:rPr>
-          <w:lang w:val="en-US"/>
-        </w:rPr>
-      </w:pPr>
-      <w:proofErr w:type="gramStart"/>
-      <w:r>
-        <w:rPr>
-          <w:lang w:val="en-US"/>
-        </w:rPr>
-        <w:t>100871!ACE</w:t>
-      </w:r>
-      <w:proofErr w:type="gramEnd"/>
-      <w:r>
-        <w:rPr>
-          <w:lang w:val="en-US"/>
-        </w:rPr>
-        <w:t xml:space="preserve"> TENNIS BALLS-6 PACK !5.6 !4.8 !01-JAN-90</w:t>
-      </w:r>
-    </w:p>
-    <w:p>
-      <w:pPr>
-        <w:rPr>
-          <w:lang w:val="en-US"/>
-        </w:rPr>
-      </w:pPr>
-      <w:proofErr w:type="gramStart"/>
-      <w:r>
-        <w:rPr>
-          <w:lang w:val="en-US"/>
-        </w:rPr>
-        <w:t>101860!SP</w:t>
-      </w:r>
-      <w:proofErr w:type="gramEnd"/>
-      <w:r>
-        <w:rPr>
-          <w:lang w:val="en-US"/>
-        </w:rPr>
-        <w:t xml:space="preserve"> TENNIS RACKET !24 !18 !15-FEB-89</w:t>
-      </w:r>
-    </w:p>
-    <w:p>
-      <w:pPr>
-        <w:rPr>
-          <w:lang w:val="en-US"/>
-        </w:rPr>
-      </w:pPr>
-      <w:proofErr w:type="gramStart"/>
-      <w:r>
-        <w:rPr>
-          <w:lang w:val="en-US"/>
-        </w:rPr>
-        <w:t>101863!SP</w:t>
-      </w:r>
-      <w:proofErr w:type="gramEnd"/>
-      <w:r>
-        <w:rPr>
-          <w:lang w:val="en-US"/>
-        </w:rPr>
-        <w:t xml:space="preserve"> JUNIOR RACKET !12.5 !9.4 !15-FEB-89</w:t>
-      </w:r>
-    </w:p>
-    <w:p>
-      <w:pPr>
-        <w:rPr>
-          <w:lang w:val="en-US"/>
-        </w:rPr>
-      </w:pPr>
-      <w:proofErr w:type="gramStart"/>
-      <w:r>
-        <w:rPr>
-          <w:lang w:val="en-US"/>
-        </w:rPr>
-        <w:t>102130!RH</w:t>
-      </w:r>
-      <w:proofErr w:type="gramEnd"/>
-      <w:r>
-        <w:rPr>
-          <w:lang w:val="en-US"/>
-        </w:rPr>
-        <w:t>: &amp;</w:t>
-      </w:r>
-      <w:proofErr w:type="spellStart"/>
-      <w:r>
-        <w:rPr>
-          <w:lang w:val="en-US"/>
-        </w:rPr>
-        <w:t>quot;GUIDE</w:t>
-      </w:r>
-      <w:proofErr w:type="spellEnd"/>
-      <w:r>
-        <w:rPr>
-          <w:lang w:val="en-US"/>
-        </w:rPr>
-        <w:t xml:space="preserve"> TO </w:t>
-      </w:r>
-      <w:proofErr w:type="spellStart"/>
-      <w:r>
-        <w:rPr>
-          <w:lang w:val="en-US"/>
-        </w:rPr>
-        <w:t>TENNIS&amp;quot</w:t>
-      </w:r>
-      <w:proofErr w:type="spellEnd"/>
-      <w:r>
-        <w:rPr>
-          <w:lang w:val="en-US"/>
-        </w:rPr>
-        <w:t>; !3.4 !2.8 !18-AUG-89</w:t>
-      </w:r>
-    </w:p>
-    <w:p>
-      <w:pPr>
-        <w:rPr>
-          <w:lang w:val="en-US"/>
-        </w:rPr>
-      </w:pPr>
-      <w:proofErr w:type="gramStart"/>
-      <w:r>
-        <w:rPr>
-          <w:lang w:val="en-US"/>
-        </w:rPr>
-        <w:t>200376!SB</w:t>
-      </w:r>
-      <w:proofErr w:type="gramEnd"/>
-      <w:r>
-        <w:rPr>
-          <w:lang w:val="en-US"/>
-        </w:rPr>
-        <w:t xml:space="preserve"> ENERGY BAR-6 PACK !2.4 !1.75 !15-NOV-90</w:t>
-      </w:r>
-    </w:p>
-    <w:p>
-      <w:pPr>
-        <w:rPr>
-          <w:lang w:val="en-US"/>
-        </w:rPr>
-      </w:pPr>
-      <w:proofErr w:type="gramStart"/>
-      <w:r>
-        <w:rPr>
-          <w:lang w:val="en-US"/>
-        </w:rPr>
-        <w:t>200380!SB</w:t>
-      </w:r>
-      <w:proofErr w:type="gramEnd"/>
-      <w:r>
-        <w:rPr>
-          <w:lang w:val="en-US"/>
-        </w:rPr>
-        <w:t xml:space="preserve"> VITA SNACK-6 PACK !4 !3.2 !15-NOV-90</w:t>
-      </w:r>
-    </w:p>
-    <w:p>
-      <w:pPr>
-        <w:rPr>
-          <w:lang w:val="en-US"/>
-        </w:rPr>
-      </w:pPr>
-      <w:proofErr w:type="gramStart"/>
-      <w:r>
-        <w:rPr>
-          <w:lang w:val="en-US"/>
-        </w:rPr>
-        <w:t>103120!WIFF</w:t>
-      </w:r>
-      <w:proofErr w:type="gramEnd"/>
-      <w:r>
-        <w:rPr>
-          <w:lang w:val="en-US"/>
-        </w:rPr>
-        <w:t xml:space="preserve"> SOFTBALL BAT I !25 !20 !01-JUN-90</w:t>
-      </w:r>
-    </w:p>
-    <w:p>
-      <w:pPr>
-        <w:rPr>
-          <w:lang w:val="en-US"/>
-        </w:rPr>
-      </w:pPr>
-      <w:proofErr w:type="gramStart"/>
-      <w:r>
-        <w:rPr>
-          <w:lang w:val="en-US"/>
-        </w:rPr>
-        <w:t>103121!WIFF</w:t>
-      </w:r>
-      <w:proofErr w:type="gramEnd"/>
-      <w:r>
-        <w:rPr>
-          <w:lang w:val="en-US"/>
-        </w:rPr>
-        <w:t xml:space="preserve"> SOFTBALL BAT II !30 !24 !01-JUN-90</w:t>
-      </w:r>
-    </w:p>
-    <w:p>
-      <w:pPr>
-        <w:rPr>
-          <w:lang w:val="en-US"/>
-        </w:rPr>
-      </w:pPr>
-      <w:proofErr w:type="gramStart"/>
-      <w:r>
-        <w:rPr>
-          <w:lang w:val="en-US"/>
-        </w:rPr>
-        <w:t>103130!WIFF</w:t>
-      </w:r>
-      <w:proofErr w:type="gramEnd"/>
-      <w:r>
-        <w:rPr>
-          <w:lang w:val="en-US"/>
-        </w:rPr>
-        <w:t xml:space="preserve"> SOFTBALL, SMALL !4.2 !3.6 !01-JAN-90</w:t>
-      </w:r>
-    </w:p>
-    <w:p>
-      <w:pPr>
-        <w:rPr>
-          <w:lang w:val="en-US"/>
-        </w:rPr>
-      </w:pPr>
-      <w:proofErr w:type="gramStart"/>
-      <w:r>
-        <w:rPr>
-          <w:lang w:val="en-US"/>
-        </w:rPr>
-        <w:t>103131!WIFF</w:t>
-      </w:r>
-      <w:proofErr w:type="gramEnd"/>
-      <w:r>
-        <w:rPr>
-          <w:lang w:val="en-US"/>
-        </w:rPr>
-        <w:t xml:space="preserve"> SOFTBALL, LARGE !4.5 !3.9 !01-JAN-90</w:t>
-      </w:r>
-    </w:p>
-    <w:p>
-      <w:pPr>
-        <w:rPr>
-          <w:lang w:val="en-US"/>
-        </w:rPr>
-      </w:pPr>
-      <w:proofErr w:type="gramStart"/>
-      <w:r>
-        <w:rPr>
-          <w:lang w:val="en-US"/>
-        </w:rPr>
-        <w:t>103140!WIFF</w:t>
-      </w:r>
-      <w:proofErr w:type="gramEnd"/>
-      <w:r>
-        <w:rPr>
-          <w:lang w:val="en-US"/>
-        </w:rPr>
-        <w:t xml:space="preserve"> SOFTBALL MITT (LH) !20 !15 !15-FEB-89</w:t>
-      </w:r>
-    </w:p>
-    <w:p>
-      <w:pPr>
-        <w:rPr>
-          <w:lang w:val="en-US"/>
-        </w:rPr>
-      </w:pPr>
-      <w:proofErr w:type="gramStart"/>
-      <w:r>
-        <w:rPr>
-          <w:lang w:val="en-US"/>
-        </w:rPr>
-        <w:t>103141!WIFF</w:t>
-      </w:r>
-      <w:proofErr w:type="gramEnd"/>
-      <w:r>
-        <w:rPr>
-          <w:lang w:val="en-US"/>
-        </w:rPr>
-        <w:t xml:space="preserve"> SOFTBALL MITT (RH) !20 !15 !15-FEB-89</w:t>
-      </w:r>
-    </w:p>
-    <w:p>
-      <w:pPr>
-        <w:rPr>
-          <w:lang w:val="en-US"/>
-        </w:rPr>
-      </w:pPr>
-      <w:proofErr w:type="gramStart"/>
-      <w:r>
-        <w:rPr>
-          <w:lang w:val="en-US"/>
-        </w:rPr>
-        <w:t>102132!RH</w:t>
-      </w:r>
-      <w:proofErr w:type="gramEnd"/>
-      <w:r>
-        <w:rPr>
-          <w:lang w:val="en-US"/>
-        </w:rPr>
-        <w:t>: &amp;</w:t>
-      </w:r>
-      <w:proofErr w:type="spellStart"/>
-      <w:r>
-        <w:rPr>
-          <w:lang w:val="en-US"/>
-        </w:rPr>
-        <w:t>quot;GUIDE</w:t>
-      </w:r>
-      <w:proofErr w:type="spellEnd"/>
-      <w:r>
-        <w:rPr>
-          <w:lang w:val="en-US"/>
-        </w:rPr>
-        <w:t xml:space="preserve"> TO </w:t>
-      </w:r>
-      <w:proofErr w:type="spellStart"/>
-      <w:r>
-        <w:rPr>
-          <w:lang w:val="en-US"/>
-        </w:rPr>
-        <w:t>SOFTBALL&amp;quot</w:t>
-      </w:r>
-      <w:proofErr w:type="spellEnd"/>
-      <w:r>
-        <w:rPr>
-          <w:lang w:val="en-US"/>
-        </w:rPr>
-        <w:t>; !3.4 !2.8 !18-AUG-89</w:t>
-      </w:r>
-    </w:p>
-    <w:p>
-      <w:pPr>
-        <w:rPr>
-          <w:lang w:val="en-US"/>
-        </w:rPr>
-      </w:pPr>
-      <w:proofErr w:type="gramStart"/>
-      <w:r>
-        <w:rPr>
-          <w:lang w:val="en-US"/>
-        </w:rPr>
-        <w:t>104350!DUNK</w:t>
-      </w:r>
-      <w:proofErr w:type="gramEnd"/>
-      <w:r>
-        <w:rPr>
-          <w:lang w:val="en-US"/>
-        </w:rPr>
-        <w:t xml:space="preserve"> BASKETBALL INDOOR !44 !35.3 !01-JUN-90</w:t>
-      </w:r>
-    </w:p>
-    <w:p>
-      <w:pPr>
-        <w:rPr>
-          <w:lang w:val="en-US"/>
-        </w:rPr>
-      </w:pPr>
-      <w:proofErr w:type="gramStart"/>
-      <w:r>
-        <w:rPr>
-          <w:lang w:val="en-US"/>
-        </w:rPr>
-        <w:t>104351!DUNK</w:t>
-      </w:r>
-      <w:proofErr w:type="gramEnd"/>
-      <w:r>
-        <w:rPr>
-          <w:lang w:val="en-US"/>
-        </w:rPr>
-        <w:t xml:space="preserve"> BASKETBALL OUTDOOR !26 !20.8 !01-JUN-90</w:t>
-      </w:r>
-    </w:p>
-    <w:p>
-      <w:pPr>
-        <w:rPr>
-          <w:lang w:val="en-US"/>
-        </w:rPr>
-      </w:pPr>
-      <w:proofErr w:type="gramStart"/>
-      <w:r>
-        <w:rPr>
-          <w:lang w:val="en-US"/>
-        </w:rPr>
-        <w:t>104352!DUNK</w:t>
-      </w:r>
-      <w:proofErr w:type="gramEnd"/>
-      <w:r>
-        <w:rPr>
-          <w:lang w:val="en-US"/>
-        </w:rPr>
-        <w:t xml:space="preserve"> BASKETBALL PROFESSIONAL!58.3 !40.8 !01-JUN-90</w:t>
-      </w:r>
-    </w:p>
-    <w:p>
-      <w:pPr>
-        <w:rPr>
-          <w:lang w:val="en-US"/>
-        </w:rPr>
-      </w:pPr>
-      <w:proofErr w:type="gramStart"/>
-      <w:r>
-        <w:rPr>
-          <w:lang w:val="en-US"/>
-        </w:rPr>
-        <w:t>104360!DUNK</w:t>
-      </w:r>
-      <w:proofErr w:type="gramEnd"/>
-      <w:r>
-        <w:rPr>
-          <w:lang w:val="en-US"/>
-        </w:rPr>
-        <w:t xml:space="preserve"> HOOP !39 !32 !01-JAN-90</w:t>
-      </w:r>
-    </w:p>
-    <w:p>
-      <w:pPr>
-        <w:rPr>
-          <w:lang w:val="en-US"/>
-        </w:rPr>
-      </w:pPr>
-      <w:proofErr w:type="gramStart"/>
-      <w:r>
-        <w:rPr>
-          <w:lang w:val="en-US"/>
-        </w:rPr>
-        <w:t>104361!DUNK</w:t>
-      </w:r>
-      <w:proofErr w:type="gramEnd"/>
-      <w:r>
-        <w:rPr>
-          <w:lang w:val="en-US"/>
-        </w:rPr>
-        <w:t xml:space="preserve"> HOOP W/FIBERGLASS BOARD!50 !35 !01-JAN-90</w:t>
-      </w:r>
-    </w:p>
-    <w:p>
-      <w:pPr>
-        <w:rPr>
-          <w:lang w:val="en-US"/>
-        </w:rPr>
-      </w:pPr>
-      <w:proofErr w:type="gramStart"/>
-      <w:r>
-        <w:rPr>
-          <w:lang w:val="en-US"/>
-        </w:rPr>
-        <w:t>104362!DUNK</w:t>
-      </w:r>
-      <w:proofErr w:type="gramEnd"/>
-      <w:r>
-        <w:rPr>
-          <w:lang w:val="en-US"/>
-        </w:rPr>
-        <w:t xml:space="preserve"> NETS - RAINBOW !5 !4 !15-FEB-89</w:t>
-      </w:r>
-    </w:p>
-    <w:p>
-      <w:pPr>
-        <w:rPr>
-          <w:lang w:val="en-US"/>
-        </w:rPr>
-      </w:pPr>
-      <w:proofErr w:type="gramStart"/>
-      <w:r>
-        <w:rPr>
-          <w:lang w:val="en-US"/>
-        </w:rPr>
-        <w:t>102134!RH</w:t>
-      </w:r>
-      <w:proofErr w:type="gramEnd"/>
-      <w:r>
-        <w:rPr>
-          <w:lang w:val="en-US"/>
-        </w:rPr>
-        <w:t>: &amp;</w:t>
-      </w:r>
-      <w:proofErr w:type="spellStart"/>
-      <w:r>
-        <w:rPr>
-          <w:lang w:val="en-US"/>
-        </w:rPr>
-        <w:t>quot;GUIDE</w:t>
-      </w:r>
-      <w:proofErr w:type="spellEnd"/>
-      <w:r>
-        <w:rPr>
-          <w:lang w:val="en-US"/>
-        </w:rPr>
-        <w:t xml:space="preserve"> TO </w:t>
-      </w:r>
-      <w:proofErr w:type="spellStart"/>
-      <w:r>
-        <w:rPr>
-          <w:lang w:val="en-US"/>
-        </w:rPr>
-        <w:t>BASKETBALL&amp;quot</w:t>
-      </w:r>
-      <w:proofErr w:type="spellEnd"/>
-      <w:r>
-        <w:rPr>
-          <w:lang w:val="en-US"/>
-        </w:rPr>
-        <w:t>; !3.4 !2.8 !18-AUG-89</w:t>
-      </w:r>
-    </w:p>
-    <w:p>
-      <w:pPr>
-        <w:rPr>
-          <w:lang w:val="en-US"/>
-        </w:rPr>
-      </w:pPr>
-      <w:proofErr w:type="gramStart"/>
-      <w:r>
-        <w:rPr>
-          <w:lang w:val="en-US"/>
-        </w:rPr>
-        <w:t>105123!YELLOW</w:t>
-      </w:r>
-      <w:proofErr w:type="gramEnd"/>
-      <w:r>
-        <w:rPr>
-          <w:lang w:val="en-US"/>
-        </w:rPr>
-        <w:t xml:space="preserve"> JERSEY BICYCLE HELMET!40 !34 !01-JUN-90</w:t>
-      </w:r>
-    </w:p>
-    <w:p>
-      <w:pPr>
-        <w:rPr>
-          <w:lang w:val="en-US"/>
-        </w:rPr>
-      </w:pPr>
-      <w:proofErr w:type="gramStart"/>
-      <w:r>
-        <w:rPr>
-          <w:lang w:val="en-US"/>
-        </w:rPr>
-        <w:t>105124!YELLOW</w:t>
-      </w:r>
-      <w:proofErr w:type="gramEnd"/>
-      <w:r>
-        <w:rPr>
-          <w:lang w:val="en-US"/>
-        </w:rPr>
-        <w:t xml:space="preserve"> JERSEY BICYCLE GLOVES!15 !10 !01-JUN-90</w:t>
-      </w:r>
-    </w:p>
-    <w:p>
-      <w:pPr>
-        <w:rPr>
-          <w:lang w:val="en-US"/>
-        </w:rPr>
-      </w:pPr>
-      <w:proofErr w:type="gramStart"/>
-      <w:r>
-        <w:rPr>
-          <w:lang w:val="en-US"/>
-        </w:rPr>
-        <w:t>105125!YELLOW</w:t>
-      </w:r>
-      <w:proofErr w:type="gramEnd"/>
-      <w:r>
-        <w:rPr>
-          <w:lang w:val="en-US"/>
-        </w:rPr>
-        <w:t xml:space="preserve"> JERSEY WATER BOTTLE !3 !2.6 !01-JAN-90</w:t>
-      </w:r>
-    </w:p>
-    <w:p>
-      <w:pPr>
-        <w:rPr>
-          <w:lang w:val="en-US"/>
-        </w:rPr>
-      </w:pPr>
-      <w:proofErr w:type="gramStart"/>
-      <w:r>
-        <w:rPr>
-          <w:lang w:val="en-US"/>
-        </w:rPr>
-        <w:t>105126!YELLOW</w:t>
-      </w:r>
-      <w:proofErr w:type="gramEnd"/>
-      <w:r>
-        <w:rPr>
-          <w:lang w:val="en-US"/>
-        </w:rPr>
-        <w:t xml:space="preserve"> JERSEY BOTTLE CAGE !6 !5 !01-JAN-90</w:t>
-      </w:r>
-    </w:p>
-    <w:p>
-      <w:pPr>
-        <w:rPr>
-          <w:lang w:val="en-US"/>
-        </w:rPr>
-      </w:pPr>
-      <w:proofErr w:type="gramStart"/>
-      <w:r>
-        <w:rPr>
-          <w:lang w:val="en-US"/>
-        </w:rPr>
-        <w:t>105127!YELLOW</w:t>
-      </w:r>
-      <w:proofErr w:type="gramEnd"/>
-      <w:r>
-        <w:rPr>
-          <w:lang w:val="en-US"/>
-        </w:rPr>
-        <w:t xml:space="preserve"> JERSEY FRAME PUMP !6 !5 !15-NOV-90</w:t>
-      </w:r>
-    </w:p>
-    <w:p>
-      <w:pPr>
-        <w:rPr>
-          <w:lang w:val="en-US"/>
-        </w:rPr>
-      </w:pPr>
-      <w:proofErr w:type="gramStart"/>
-      <w:r>
-        <w:rPr>
-          <w:lang w:val="en-US"/>
-        </w:rPr>
-        <w:t>105128!YELLOW</w:t>
-      </w:r>
-      <w:proofErr w:type="gramEnd"/>
-      <w:r>
-        <w:rPr>
-          <w:lang w:val="en-US"/>
-        </w:rPr>
-        <w:t xml:space="preserve"> JERSEY SADDLE PACK !10 !8 !15-NOV-90</w:t>
-      </w:r>
-    </w:p>
-    <w:p>
-      <w:pPr>
-        <w:rPr>
-          <w:lang w:val="en-US"/>
-        </w:rPr>
-      </w:pPr>
-      <w:proofErr w:type="gramStart"/>
-      <w:r>
-        <w:rPr>
-          <w:lang w:val="en-US"/>
-        </w:rPr>
-        <w:t>102136!RH</w:t>
-      </w:r>
-      <w:proofErr w:type="gramEnd"/>
-      <w:r>
-        <w:rPr>
-          <w:lang w:val="en-US"/>
-        </w:rPr>
-        <w:t>: &amp;</w:t>
-      </w:r>
-      <w:proofErr w:type="spellStart"/>
-      <w:r>
-        <w:rPr>
-          <w:lang w:val="en-US"/>
-        </w:rPr>
-        <w:t>quot;GUIDE</w:t>
-      </w:r>
-      <w:proofErr w:type="spellEnd"/>
-      <w:r>
-        <w:rPr>
-          <w:lang w:val="en-US"/>
-        </w:rPr>
-        <w:t xml:space="preserve"> TO </w:t>
-      </w:r>
-      <w:proofErr w:type="spellStart"/>
-      <w:r>
-        <w:rPr>
-          <w:lang w:val="en-US"/>
-        </w:rPr>
-        <w:t>CYCLING&amp;quot</w:t>
-      </w:r>
-      <w:proofErr w:type="spellEnd"/>
-      <w:r>
-        <w:rPr>
-          <w:lang w:val="en-US"/>
-        </w:rPr>
-        <w:t>; !3.4 !2.8 !18-AUG-89</w:t>
+      <w:r>
+        <w:rPr>
+          <w:lang w:val="en-US"/>
+        </w:rPr>
+        <w:t>100890!ACE TENNIS NET !58 !46.4 !01-JAN-89</w:t>
+      </w:r>
+    </w:p>
+    <w:p>
+      <w:pPr>
+        <w:rPr>
+          <w:lang w:val="en-US"/>
+        </w:rPr>
+      </w:pPr>
+      <w:r>
+        <w:rPr>
+          <w:lang w:val="en-US"/>
+        </w:rPr>
+        <w:t>100860!ACE TENNIS RACKET I !35 !28 !01-JUN-90</w:t>
+      </w:r>
+    </w:p>
+    <w:p>
+      <w:pPr>
+        <w:rPr>
+          <w:lang w:val="en-US"/>
+        </w:rPr>
+      </w:pPr>
+      <w:r>
+        <w:rPr>
+          <w:lang w:val="en-US"/>
+        </w:rPr>
+        <w:t>100861!ACE TENNIS RACKET II !45 !36 !01-JUN-90</w:t>
+      </w:r>
+    </w:p>
+    <w:p>
+      <w:pPr>
+        <w:rPr>
+          <w:lang w:val="en-US"/>
+        </w:rPr>
+      </w:pPr>
+      <w:r>
+        <w:rPr>
+          <w:lang w:val="en-US"/>
+        </w:rPr>
+        <w:t>100870!ACE TENNIS BALLS-3 PACK !2.8 !2.4 !01-JAN-90</w:t>
+      </w:r>
+    </w:p>
+    <w:p>
+      <w:pPr>
+        <w:rPr>
+          <w:lang w:val="en-US"/>
+        </w:rPr>
+      </w:pPr>
+      <w:r>
+        <w:rPr>
+          <w:lang w:val="en-US"/>
+        </w:rPr>
+        <w:t>100871!ACE TENNIS BALLS-6 PACK !5.6 !4.8 !01-JAN-90</w:t>
+      </w:r>
+    </w:p>
+    <w:p>
+      <w:pPr>
+        <w:rPr>
+          <w:lang w:val="en-US"/>
+        </w:rPr>
+      </w:pPr>
+      <w:r>
+        <w:rPr>
+          <w:lang w:val="en-US"/>
+        </w:rPr>
+        <w:t>101860!SP TENNIS RACKET !24 !18 !15-FEB-89</w:t>
+      </w:r>
+    </w:p>
+    <w:p>
+      <w:pPr>
+        <w:rPr>
+          <w:lang w:val="en-US"/>
+        </w:rPr>
+      </w:pPr>
+      <w:r>
+        <w:rPr>
+          <w:lang w:val="en-US"/>
+        </w:rPr>
+        <w:t>101863!SP JUNIOR RACKET !12.5 !9.4 !15-FEB-89</w:t>
+      </w:r>
+    </w:p>
+    <w:p>
+      <w:pPr>
+        <w:rPr>
+          <w:lang w:val="en-US"/>
+        </w:rPr>
+      </w:pPr>
+      <w:r>
+        <w:rPr>
+          <w:lang w:val="en-US"/>
+        </w:rPr>
+        <w:t>102130!RH: &amp;quot;GUIDE TO TENNIS&amp;quot; !3.4 !2.8 !18-AUG-89</w:t>
+      </w:r>
+    </w:p>
+    <w:p>
+      <w:pPr>
+        <w:rPr>
+          <w:lang w:val="en-US"/>
+        </w:rPr>
+      </w:pPr>
+      <w:r>
+        <w:rPr>
+          <w:lang w:val="en-US"/>
+        </w:rPr>
+        <w:t>200376!SB ENERGY BAR-6 PACK !2.4 !1.75 !15-NOV-90</w:t>
+      </w:r>
+    </w:p>
+    <w:p>
+      <w:pPr>
+        <w:rPr>
+          <w:lang w:val="en-US"/>
+        </w:rPr>
+      </w:pPr>
+      <w:r>
+        <w:rPr>
+          <w:lang w:val="en-US"/>
+        </w:rPr>
+        <w:t>200380!SB VITA SNACK-6 PACK !4 !3.2 !15-NOV-90</w:t>
+      </w:r>
+    </w:p>
+    <w:p>
+      <w:pPr>
+        <w:rPr>
+          <w:lang w:val="en-US"/>
+        </w:rPr>
+      </w:pPr>
+      <w:r>
+        <w:rPr>
+          <w:lang w:val="en-US"/>
+        </w:rPr>
+        <w:t>103120!WIFF SOFTBALL BAT I !25 !20 !01-JUN-90</w:t>
+      </w:r>
+    </w:p>
+    <w:p>
+      <w:pPr>
+        <w:rPr>
+          <w:lang w:val="en-US"/>
+        </w:rPr>
+      </w:pPr>
+      <w:r>
+        <w:rPr>
+          <w:lang w:val="en-US"/>
+        </w:rPr>
+        <w:t>103121!WIFF SOFTBALL BAT II !30 !24 !01-JUN-90</w:t>
+      </w:r>
+    </w:p>
+    <w:p>
+      <w:pPr>
+        <w:rPr>
+          <w:lang w:val="en-US"/>
+        </w:rPr>
+      </w:pPr>
+      <w:r>
+        <w:rPr>
+          <w:lang w:val="en-US"/>
+        </w:rPr>
+        <w:t>103130!WIFF SOFTBALL, SMALL !4.2 !3.6 !01-JAN-90</w:t>
+      </w:r>
+    </w:p>
+    <w:p>
+      <w:pPr>
+        <w:rPr>
+          <w:lang w:val="en-US"/>
+        </w:rPr>
+      </w:pPr>
+      <w:r>
+        <w:rPr>
+          <w:lang w:val="en-US"/>
+        </w:rPr>
+        <w:t>103131!WIFF SOFTBALL, LARGE !4.5 !3.9 !01-JAN-90</w:t>
+      </w:r>
+    </w:p>
+    <w:p>
+      <w:pPr>
+        <w:rPr>
+          <w:lang w:val="en-US"/>
+        </w:rPr>
+      </w:pPr>
+      <w:r>
+        <w:rPr>
+          <w:lang w:val="en-US"/>
+        </w:rPr>
+        <w:t>103140!WIFF SOFTBALL MITT (LH) !20 !15 !15-FEB-89</w:t>
+      </w:r>
+    </w:p>
+    <w:p>
+      <w:pPr>
+        <w:rPr>
+          <w:lang w:val="en-US"/>
+        </w:rPr>
+      </w:pPr>
+      <w:r>
+        <w:rPr>
+          <w:lang w:val="en-US"/>
+        </w:rPr>
+        <w:t>103141!WIFF SOFTBALL MITT (RH) !20 !15 !15-FEB-89</w:t>
+      </w:r>
+    </w:p>
+    <w:p>
+      <w:pPr>
+        <w:rPr>
+          <w:lang w:val="en-US"/>
+        </w:rPr>
+      </w:pPr>
+      <w:r>
+        <w:rPr>
+          <w:lang w:val="en-US"/>
+        </w:rPr>
+        <w:t>102132!RH: &amp;quot;GUIDE TO SOFTBALL&amp;quot; !3.4 !2.8 !18-AUG-89</w:t>
+      </w:r>
+    </w:p>
+    <w:p>
+      <w:pPr>
+        <w:rPr>
+          <w:lang w:val="en-US"/>
+        </w:rPr>
+      </w:pPr>
+      <w:r>
+        <w:rPr>
+          <w:lang w:val="en-US"/>
+        </w:rPr>
+        <w:t>104350!DUNK BASKETBALL INDOOR !44 !35.3 !01-JUN-90</w:t>
+      </w:r>
+    </w:p>
+    <w:p>
+      <w:pPr>
+        <w:rPr>
+          <w:lang w:val="en-US"/>
+        </w:rPr>
+      </w:pPr>
+      <w:r>
+        <w:rPr>
+          <w:lang w:val="en-US"/>
+        </w:rPr>
+        <w:t>104351!DUNK BASKETBALL OUTDOOR !26 !20.8 !01-JUN-90</w:t>
+      </w:r>
+    </w:p>
+    <w:p>
+      <w:pPr>
+        <w:rPr>
+          <w:lang w:val="en-US"/>
+        </w:rPr>
+      </w:pPr>
+      <w:r>
+        <w:rPr>
+          <w:lang w:val="en-US"/>
+        </w:rPr>
+        <w:t>104352!DUNK BASKETBALL PROFESSIONAL!58.3 !40.8 !01-JUN-90</w:t>
+      </w:r>
+    </w:p>
+    <w:p>
+      <w:pPr>
+        <w:rPr>
+          <w:lang w:val="en-US"/>
+        </w:rPr>
+      </w:pPr>
+      <w:r>
+        <w:rPr>
+          <w:lang w:val="en-US"/>
+        </w:rPr>
+        <w:t>104360!DUNK HOOP !39 !32 !01-JAN-90</w:t>
+      </w:r>
+    </w:p>
+    <w:p>
+      <w:pPr>
+        <w:rPr>
+          <w:lang w:val="en-US"/>
+        </w:rPr>
+      </w:pPr>
+      <w:r>
+        <w:rPr>
+          <w:lang w:val="en-US"/>
+        </w:rPr>
+        <w:t>104361!DUNK HOOP W/FIBERGLASS BOARD!50 !35 !01-JAN-90</w:t>
+      </w:r>
+    </w:p>
+    <w:p>
+      <w:pPr>
+        <w:rPr>
+          <w:lang w:val="en-US"/>
+        </w:rPr>
+      </w:pPr>
+      <w:r>
+        <w:rPr>
+          <w:lang w:val="en-US"/>
+        </w:rPr>
+        <w:t>104362!DUNK NETS - RAINBOW !5 !4 !15-FEB-89</w:t>
+      </w:r>
+    </w:p>
+    <w:p>
+      <w:pPr>
+        <w:rPr>
+          <w:lang w:val="en-US"/>
+        </w:rPr>
+      </w:pPr>
+      <w:r>
+        <w:rPr>
+          <w:lang w:val="en-US"/>
+        </w:rPr>
+        <w:t>102134!RH: &amp;quot;GUIDE TO BASKETBALL&amp;quot; !3.4 !2.8 !18-AUG-89</w:t>
+      </w:r>
+    </w:p>
+    <w:p>
+      <w:pPr>
+        <w:rPr>
+          <w:lang w:val="en-US"/>
+        </w:rPr>
+      </w:pPr>
+      <w:r>
+        <w:rPr>
+          <w:lang w:val="en-US"/>
+        </w:rPr>
+        <w:t>105123!YELLOW JERSEY BICYCLE HELMET!40 !34 !01-JUN-90</w:t>
+      </w:r>
+    </w:p>
+    <w:p>
+      <w:pPr>
+        <w:rPr>
+          <w:lang w:val="en-US"/>
+        </w:rPr>
+      </w:pPr>
+      <w:r>
+        <w:rPr>
+          <w:lang w:val="en-US"/>
+        </w:rPr>
+        <w:t>105124!YELLOW JERSEY BICYCLE GLOVES!15 !10 !01-JUN-90</w:t>
+      </w:r>
+    </w:p>
+    <w:p>
+      <w:pPr>
+        <w:rPr>
+          <w:lang w:val="en-US"/>
+        </w:rPr>
+      </w:pPr>
+      <w:r>
+        <w:rPr>
+          <w:lang w:val="en-US"/>
+        </w:rPr>
+        <w:t>105125!YELLOW JERSEY WATER BOTTLE !3 !2.6 !01-JAN-90</w:t>
+      </w:r>
+    </w:p>
+    <w:p>
+      <w:pPr>
+        <w:rPr>
+          <w:lang w:val="en-US"/>
+        </w:rPr>
+      </w:pPr>
+      <w:r>
+        <w:rPr>
+          <w:lang w:val="en-US"/>
+        </w:rPr>
+        <w:t>105126!YELLOW JERSEY BOTTLE CAGE !6 !5 !01-JAN-90</w:t>
+      </w:r>
+    </w:p>
+    <w:p>
+      <w:pPr>
+        <w:rPr>
+          <w:lang w:val="en-US"/>
+        </w:rPr>
+      </w:pPr>
+      <w:r>
+        <w:rPr>
+          <w:lang w:val="en-US"/>
+        </w:rPr>
+        <w:t>105127!YELLOW JERSEY FRAME PUMP !6 !5 !15-NOV-90</w:t>
+      </w:r>
+    </w:p>
+    <w:p>
+      <w:pPr>
+        <w:rPr>
+          <w:lang w:val="en-US"/>
+        </w:rPr>
+      </w:pPr>
+      <w:r>
+        <w:rPr>
+          <w:lang w:val="en-US"/>
+        </w:rPr>
+        <w:t>105128!YELLOW JERSEY SADDLE PACK !10 !8 !15-NOV-90</w:t>
+      </w:r>
+    </w:p>
+    <w:p>
+      <w:pPr>
+        <w:rPr>
+          <w:lang w:val="en-US"/>
+        </w:rPr>
+      </w:pPr>
+      <w:r>
+        <w:rPr>
+          <w:lang w:val="en-US"/>
+        </w:rPr>
+        <w:t>102136!RH: &amp;quot;GUIDE TO CYCLING&amp;quot; !3.4 !2.8 !18-AUG-89</w:t>
       </w:r>
     </w:p>
     <w:p>
@@ -5360,6 +4252,7 @@
       </w:pPr>
       <w:r>
         <w:rPr>
+          <w:noProof/>
           <w:lang w:val="en-US"/>
         </w:rPr>
         <w:drawing>
@@ -5507,7 +4400,6 @@
       <w:r>
         <w:t xml:space="preserve"> – </w:t>
       </w:r>
-      <w:proofErr w:type="gramStart"/>
       <w:r>
         <w:rPr>
           <w:lang w:val="en-US"/>
@@ -5527,11 +4419,7 @@
         <w:t xml:space="preserve"> </w:t>
       </w:r>
       <w:r>
-        <w:t>это</w:t>
-      </w:r>
-      <w:proofErr w:type="gramEnd"/>
-      <w:r>
-        <w:t xml:space="preserve"> поиск строк в файле содержащих  подстроку совпадающую с расширенным шаблоном (-Е)</w:t>
+        <w:t>это поиск строк в файле содержащих  подстроку совпадающую с расширенным шаблоном (-Е)</w:t>
       </w:r>
     </w:p>
     <w:p/>
@@ -5568,278 +4456,129 @@
         <w:rPr>
           <w:lang w:val="uk-UA"/>
         </w:rPr>
-        <w:t>0-</w:t>
-      </w:r>
-      <w:proofErr w:type="gramStart"/>
+        <w:t>0-9</w:t>
+      </w:r>
+      <w:r>
+        <w:t>]</w:t>
+      </w:r>
       <w:r>
         <w:rPr>
           <w:lang w:val="uk-UA"/>
         </w:rPr>
-        <w:t>9</w:t>
+        <w:t>+!»</w:t>
+      </w:r>
+    </w:p>
+    <w:p>
+      <w:pPr>
+        <w:rPr>
+          <w:lang w:val="uk-UA"/>
+        </w:rPr>
+      </w:pPr>
+      <w:r>
+        <w:rPr>
+          <w:lang w:val="uk-UA"/>
+        </w:rPr>
+        <w:t xml:space="preserve">любая цифра повтаренная один и более раз. </w:t>
+      </w:r>
+    </w:p>
+    <w:p>
+      <w:pPr>
+        <w:rPr>
+          <w:lang w:val="uk-UA"/>
+        </w:rPr>
+      </w:pPr>
+      <w:r>
+        <w:rPr>
+          <w:lang w:val="uk-UA"/>
+        </w:rPr>
+        <w:t>Используется для обозначения кода.</w:t>
+      </w:r>
+      <w:r>
+        <w:t xml:space="preserve"> </w:t>
+      </w:r>
+      <w:r>
+        <w:rPr>
+          <w:lang w:val="uk-UA"/>
+        </w:rPr>
+        <w:t>«</w:t>
+      </w:r>
+      <w:r>
+        <w:t>!</w:t>
+      </w:r>
+      <w:r>
+        <w:rPr>
+          <w:lang w:val="uk-UA"/>
+        </w:rPr>
+        <w:t xml:space="preserve">» сепаратор между столбцами. </w:t>
+      </w:r>
+    </w:p>
+    <w:p>
+      <w:r>
+        <w:t>[^</w:t>
+      </w:r>
+      <w:r>
+        <w:t>!</w:t>
       </w:r>
       <w:r>
         <w:t>]</w:t>
       </w:r>
       <w:r>
-        <w:rPr>
-          <w:lang w:val="uk-UA"/>
-        </w:rPr>
-        <w:t>+</w:t>
-      </w:r>
-      <w:proofErr w:type="gramEnd"/>
-      <w:r>
-        <w:rPr>
-          <w:lang w:val="uk-UA"/>
-        </w:rPr>
-        <w:t>!</w:t>
-      </w:r>
-      <w:r>
-        <w:rPr>
-          <w:lang w:val="uk-UA"/>
-        </w:rPr>
-        <w:t>»</w:t>
-      </w:r>
-    </w:p>
-    <w:p>
-      <w:pPr>
-        <w:rPr>
-          <w:lang w:val="uk-UA"/>
-        </w:rPr>
-      </w:pPr>
-      <w:proofErr w:type="spellStart"/>
-      <w:r>
-        <w:rPr>
-          <w:lang w:val="uk-UA"/>
-        </w:rPr>
-        <w:t>любая</w:t>
-      </w:r>
-      <w:proofErr w:type="spellEnd"/>
-      <w:r>
-        <w:rPr>
-          <w:lang w:val="uk-UA"/>
-        </w:rPr>
-        <w:t xml:space="preserve"> цифра </w:t>
-      </w:r>
-      <w:proofErr w:type="spellStart"/>
-      <w:r>
-        <w:rPr>
-          <w:lang w:val="uk-UA"/>
-        </w:rPr>
-        <w:t>повтаренная</w:t>
-      </w:r>
-      <w:proofErr w:type="spellEnd"/>
-      <w:r>
-        <w:rPr>
-          <w:lang w:val="uk-UA"/>
-        </w:rPr>
-        <w:t xml:space="preserve"> один и </w:t>
-      </w:r>
-      <w:proofErr w:type="spellStart"/>
-      <w:r>
-        <w:rPr>
-          <w:lang w:val="uk-UA"/>
-        </w:rPr>
-        <w:t>более</w:t>
-      </w:r>
-      <w:proofErr w:type="spellEnd"/>
-      <w:r>
-        <w:rPr>
-          <w:lang w:val="uk-UA"/>
-        </w:rPr>
-        <w:t xml:space="preserve"> раз. </w:t>
-      </w:r>
-    </w:p>
-    <w:p>
-      <w:pPr>
-        <w:rPr>
-          <w:lang w:val="uk-UA"/>
-        </w:rPr>
-      </w:pPr>
-      <w:r>
-        <w:rPr>
-          <w:lang w:val="uk-UA"/>
-        </w:rPr>
-        <w:t xml:space="preserve">Используется для </w:t>
-      </w:r>
-      <w:proofErr w:type="spellStart"/>
-      <w:r>
-        <w:rPr>
-          <w:lang w:val="uk-UA"/>
-        </w:rPr>
-        <w:t>обозначения</w:t>
-      </w:r>
-      <w:proofErr w:type="spellEnd"/>
-      <w:r>
-        <w:rPr>
-          <w:lang w:val="uk-UA"/>
-        </w:rPr>
+        <w:t>+ все что угодно кроме того, что в квадратных скобках, один и более раз. То есть, все что угодно, кроме сепаратора между столбцами. Таким образом мы показываем, что шаблон не выходит за пределы второго столбца.</w:t>
+      </w:r>
+    </w:p>
+    <w:p>
+      <w:r>
+        <w:t>«\</w:t>
+      </w:r>
+      <w:r>
+        <w:t>“</w:t>
+      </w:r>
+      <w:r>
+        <w:t xml:space="preserve">» обратный слеш говорит что символ следующий после него будет проверяться на буквальное совпадение. Отменяет действие специальных символов. </w:t>
+      </w:r>
+    </w:p>
+    <w:p>
+      <w:r>
+        <w:rPr>
+          <w:lang w:val="en-US"/>
+        </w:rPr>
+        <w:t>GUIDE</w:t>
+      </w:r>
+      <w:r>
+        <w:t xml:space="preserve"> – буквальное совпадение. </w:t>
+      </w:r>
+    </w:p>
+    <w:p>
+      <w:r>
+        <w:t xml:space="preserve">«пробел </w:t>
+      </w:r>
+      <w:r>
+        <w:t>[</w:t>
+      </w:r>
+      <w:r>
         <w:t xml:space="preserve"> </w:t>
       </w:r>
-      <w:proofErr w:type="spellStart"/>
-      <w:r>
-        <w:rPr>
-          <w:lang w:val="uk-UA"/>
-        </w:rPr>
-        <w:t>кода</w:t>
-      </w:r>
-      <w:proofErr w:type="spellEnd"/>
-      <w:r>
-        <w:rPr>
-          <w:lang w:val="uk-UA"/>
-        </w:rPr>
-        <w:t>.</w:t>
-      </w:r>
-      <w:r>
-        <w:t xml:space="preserve"> </w:t>
-      </w:r>
-      <w:r>
-        <w:rPr>
-          <w:lang w:val="uk-UA"/>
-        </w:rPr>
-        <w:t>«</w:t>
-      </w:r>
-      <w:r>
-        <w:t>!</w:t>
-      </w:r>
-      <w:r>
-        <w:rPr>
-          <w:lang w:val="uk-UA"/>
-        </w:rPr>
-        <w:t xml:space="preserve">» сепаратор </w:t>
-      </w:r>
-      <w:proofErr w:type="spellStart"/>
-      <w:r>
-        <w:rPr>
-          <w:lang w:val="uk-UA"/>
-        </w:rPr>
-        <w:t>между</w:t>
-      </w:r>
-      <w:proofErr w:type="spellEnd"/>
-      <w:r>
-        <w:rPr>
-          <w:lang w:val="uk-UA"/>
-        </w:rPr>
-        <w:t xml:space="preserve"> </w:t>
-      </w:r>
-      <w:proofErr w:type="spellStart"/>
-      <w:r>
-        <w:rPr>
-          <w:lang w:val="uk-UA"/>
-        </w:rPr>
-        <w:t>столбцами</w:t>
-      </w:r>
-      <w:proofErr w:type="spellEnd"/>
-      <w:r>
-        <w:rPr>
-          <w:lang w:val="uk-UA"/>
-        </w:rPr>
-        <w:t xml:space="preserve">. </w:t>
-      </w:r>
-    </w:p>
-    <w:p>
-      <w:r>
-        <w:t>[^</w:t>
-      </w:r>
-      <w:proofErr w:type="gramStart"/>
-      <w:r>
-        <w:t>!</w:t>
+      <w:r>
+        <w:rPr>
+          <w:lang w:val="en-US"/>
+        </w:rPr>
+        <w:t>A</w:t>
+      </w:r>
+      <w:r>
+        <w:t>-</w:t>
+      </w:r>
+      <w:r>
+        <w:rPr>
+          <w:lang w:val="en-US"/>
+        </w:rPr>
+        <w:t>z</w:t>
       </w:r>
       <w:r>
         <w:t>]</w:t>
       </w:r>
       <w:r>
-        <w:t>+</w:t>
-      </w:r>
-      <w:proofErr w:type="gramEnd"/>
-      <w:r>
-        <w:t xml:space="preserve"> все что угодно кроме того, что в квадратных скобках, один и более раз. То есть, все что угодно, кроме сепаратора между столбцами. Таким образом мы показываем, что шаблон не выходит за пределы второго столбца.</w:t>
-      </w:r>
-    </w:p>
-    <w:p>
-      <w:r>
-        <w:t>«\</w:t>
-      </w:r>
-      <w:r>
-        <w:t>“</w:t>
-      </w:r>
-      <w:r>
-        <w:t xml:space="preserve">» обратный слеш </w:t>
-      </w:r>
-      <w:proofErr w:type="gramStart"/>
-      <w:r>
-        <w:t>говорит</w:t>
-      </w:r>
-      <w:proofErr w:type="gramEnd"/>
-      <w:r>
-        <w:t xml:space="preserve"> что символ следующий после него будет проверяться на буквальное совпадение. Отменяет действие специальных символов. </w:t>
-      </w:r>
-    </w:p>
-    <w:p>
-      <w:r>
-        <w:rPr>
-          <w:lang w:val="en-US"/>
-        </w:rPr>
-        <w:t>GUIDE</w:t>
-      </w:r>
-      <w:r>
-        <w:t xml:space="preserve"> – буквальное совпадение. </w:t>
-      </w:r>
-    </w:p>
-    <w:p>
-      <w:r>
-        <w:t xml:space="preserve">«пробел </w:t>
-      </w:r>
-      <w:proofErr w:type="gramStart"/>
-      <w:r>
-        <w:t>[</w:t>
-      </w:r>
-      <w:r>
-        <w:t xml:space="preserve"> </w:t>
-      </w:r>
-      <w:r>
-        <w:rPr>
-          <w:lang w:val="en-US"/>
-        </w:rPr>
-        <w:t>A</w:t>
-      </w:r>
-      <w:proofErr w:type="gramEnd"/>
-      <w:r>
-        <w:t>-</w:t>
-      </w:r>
-      <w:r>
-        <w:rPr>
-          <w:lang w:val="en-US"/>
-        </w:rPr>
-        <w:t>z</w:t>
-      </w:r>
-      <w:r>
-        <w:t>]</w:t>
-      </w:r>
-      <w:r>
-        <w:t>+</w:t>
-      </w:r>
-      <w:r>
-        <w:t>» любая буква латинского алфавита</w:t>
-      </w:r>
-      <w:r>
-        <w:t xml:space="preserve"> или пробел</w:t>
-      </w:r>
-      <w:r>
-        <w:t xml:space="preserve"> повторенная один</w:t>
-      </w:r>
-      <w:r>
-        <w:t xml:space="preserve"> или более</w:t>
-      </w:r>
-      <w:r>
-        <w:t xml:space="preserve"> раз.</w:t>
-      </w:r>
-    </w:p>
-    <w:p>
-      <w:pPr>
-        <w:rPr>
-          <w:lang w:val="en-US"/>
-        </w:rPr>
-      </w:pPr>
+        <w:t>+» любая буква латинского алфавита или пробел повторенная один или более раз.</w:t>
+      </w:r>
     </w:p>
     <w:p/>
     <w:p/>
@@ -5873,6 +4612,7 @@
     <w:p/>
     <w:p/>
     <w:p/>
+    <w:p/>
     <w:p>
       <w:pPr>
         <w:jc w:val="center"/>
@@ -6433,6 +5173,9 @@
         <w:jc w:val="center"/>
       </w:pPr>
       <w:r>
+        <w:rPr>
+          <w:noProof/>
+        </w:rPr>
         <w:drawing>
           <wp:inline distT="0" distB="0" distL="0" distR="0" wp14:anchorId="63CA87E4" wp14:editId="6BCC23E5">
             <wp:extent cx="3429176" cy="1924149"/>
@@ -6571,7 +5314,6 @@
       <w:r>
         <w:t xml:space="preserve"> – </w:t>
       </w:r>
-      <w:proofErr w:type="gramStart"/>
       <w:r>
         <w:rPr>
           <w:lang w:val="en-US"/>
@@ -6591,11 +5333,7 @@
         <w:t xml:space="preserve"> </w:t>
       </w:r>
       <w:r>
-        <w:t>это</w:t>
-      </w:r>
-      <w:proofErr w:type="gramEnd"/>
-      <w:r>
-        <w:t xml:space="preserve"> поиск строк в файле содержащих  подстроку совпадающую с расширенным шаблоном (-Е)</w:t>
+        <w:t>это поиск строк в файле содержащих  подстроку совпадающую с расширенным шаблоном (-Е)</w:t>
       </w:r>
     </w:p>
     <w:p/>
@@ -6615,118 +5353,58 @@
         <w:rPr>
           <w:lang w:val="uk-UA"/>
         </w:rPr>
-        <w:t>0-</w:t>
-      </w:r>
-      <w:proofErr w:type="gramStart"/>
+        <w:t>0-9</w:t>
+      </w:r>
+      <w:r>
+        <w:t>]</w:t>
+      </w:r>
       <w:r>
         <w:rPr>
           <w:lang w:val="uk-UA"/>
         </w:rPr>
-        <w:t>9</w:t>
-      </w:r>
-      <w:r>
-        <w:t>]</w:t>
+        <w:t>+</w:t>
+      </w:r>
+      <w:r>
+        <w:t>$</w:t>
       </w:r>
       <w:r>
         <w:rPr>
           <w:lang w:val="uk-UA"/>
         </w:rPr>
-        <w:t>+</w:t>
-      </w:r>
-      <w:proofErr w:type="gramEnd"/>
-      <w:r>
-        <w:t>$</w:t>
-      </w:r>
-      <w:r>
+        <w:t>»</w:t>
+      </w:r>
+    </w:p>
+    <w:p>
+      <w:pPr>
         <w:rPr>
           <w:lang w:val="uk-UA"/>
         </w:rPr>
-        <w:t>»</w:t>
-      </w:r>
-    </w:p>
-    <w:p>
-      <w:pPr>
+      </w:pPr>
+      <w:r>
         <w:rPr>
           <w:lang w:val="uk-UA"/>
         </w:rPr>
-      </w:pPr>
-      <w:proofErr w:type="spellStart"/>
-      <w:r>
+        <w:t xml:space="preserve">любая цифра повтаренная один и более раз. </w:t>
+      </w:r>
+    </w:p>
+    <w:p>
+      <w:pPr>
         <w:rPr>
           <w:lang w:val="uk-UA"/>
         </w:rPr>
-        <w:t>любая</w:t>
-      </w:r>
-      <w:proofErr w:type="spellEnd"/>
+      </w:pPr>
       <w:r>
         <w:rPr>
           <w:lang w:val="uk-UA"/>
         </w:rPr>
-        <w:t xml:space="preserve"> цифра </w:t>
-      </w:r>
-      <w:proofErr w:type="spellStart"/>
+        <w:t xml:space="preserve">Используется для обозначения </w:t>
+      </w:r>
       <w:r>
         <w:rPr>
           <w:lang w:val="uk-UA"/>
         </w:rPr>
-        <w:t>повтаренная</w:t>
-      </w:r>
-      <w:proofErr w:type="spellEnd"/>
-      <w:r>
-        <w:rPr>
-          <w:lang w:val="uk-UA"/>
-        </w:rPr>
-        <w:t xml:space="preserve"> один и </w:t>
-      </w:r>
-      <w:proofErr w:type="spellStart"/>
-      <w:r>
-        <w:rPr>
-          <w:lang w:val="uk-UA"/>
-        </w:rPr>
-        <w:t>более</w:t>
-      </w:r>
-      <w:proofErr w:type="spellEnd"/>
-      <w:r>
-        <w:rPr>
-          <w:lang w:val="uk-UA"/>
-        </w:rPr>
-        <w:t xml:space="preserve"> раз. </w:t>
-      </w:r>
-    </w:p>
-    <w:p>
-      <w:pPr>
-        <w:rPr>
-          <w:lang w:val="uk-UA"/>
-        </w:rPr>
-      </w:pPr>
-      <w:r>
-        <w:rPr>
-          <w:lang w:val="uk-UA"/>
-        </w:rPr>
-        <w:t xml:space="preserve">Используется для </w:t>
-      </w:r>
-      <w:proofErr w:type="spellStart"/>
-      <w:r>
-        <w:rPr>
-          <w:lang w:val="uk-UA"/>
-        </w:rPr>
-        <w:t>обозначения</w:t>
-      </w:r>
-      <w:proofErr w:type="spellEnd"/>
-      <w:r>
-        <w:rPr>
-          <w:lang w:val="uk-UA"/>
-        </w:rPr>
-        <w:t xml:space="preserve"> </w:t>
-      </w:r>
-      <w:proofErr w:type="spellStart"/>
-      <w:r>
-        <w:rPr>
-          <w:lang w:val="uk-UA"/>
-        </w:rPr>
         <w:t>суммы</w:t>
       </w:r>
-      <w:proofErr w:type="spellEnd"/>
       <w:r>
         <w:rPr>
           <w:lang w:val="uk-UA"/>
@@ -6774,7 +5452,6 @@
       <w:r>
         <w:t xml:space="preserve"> – </w:t>
       </w:r>
-      <w:proofErr w:type="gramStart"/>
       <w:r>
         <w:rPr>
           <w:lang w:val="en-US"/>
@@ -6794,11 +5471,7 @@
         <w:t xml:space="preserve"> </w:t>
       </w:r>
       <w:r>
-        <w:t>это</w:t>
-      </w:r>
-      <w:proofErr w:type="gramEnd"/>
-      <w:r>
-        <w:t xml:space="preserve"> поиск строк в файле содержащих  подстроку совпадающую с расширенным шаблоном (-Е)</w:t>
+        <w:t>это поиск строк в файле содержащих  подстроку совпадающую с расширенным шаблоном (-Е)</w:t>
       </w:r>
       <w:r>
         <w:t xml:space="preserve">, </w:t>
@@ -6835,14 +5508,127 @@
         <w:rPr>
           <w:lang w:val="uk-UA"/>
         </w:rPr>
-        <w:t>0-</w:t>
-      </w:r>
-      <w:proofErr w:type="gramStart"/>
+        <w:t>0-9</w:t>
+      </w:r>
+      <w:r>
+        <w:t>]</w:t>
+      </w:r>
       <w:r>
         <w:rPr>
           <w:lang w:val="uk-UA"/>
         </w:rPr>
-        <w:t>9</w:t>
+        <w:t>+</w:t>
+      </w:r>
+      <w:r>
+        <w:t>$</w:t>
+      </w:r>
+      <w:r>
+        <w:rPr>
+          <w:lang w:val="uk-UA"/>
+        </w:rPr>
+        <w:t>»</w:t>
+      </w:r>
+    </w:p>
+    <w:p>
+      <w:pPr>
+        <w:rPr>
+          <w:lang w:val="uk-UA"/>
+        </w:rPr>
+      </w:pPr>
+      <w:r>
+        <w:rPr>
+          <w:lang w:val="uk-UA"/>
+        </w:rPr>
+        <w:t xml:space="preserve">любая цифра повтаренная один и более раз. </w:t>
+      </w:r>
+    </w:p>
+    <w:p>
+      <w:pPr>
+        <w:rPr>
+          <w:lang w:val="uk-UA"/>
+        </w:rPr>
+      </w:pPr>
+      <w:r>
+        <w:rPr>
+          <w:lang w:val="uk-UA"/>
+        </w:rPr>
+        <w:t xml:space="preserve">Используется для обозначения суммы. </w:t>
+      </w:r>
+    </w:p>
+    <w:p>
+      <w:r>
+        <w:rPr>
+          <w:lang w:val="uk-UA"/>
+        </w:rPr>
+        <w:t>«</w:t>
+      </w:r>
+      <w:r>
+        <w:t>$</w:t>
+      </w:r>
+      <w:r>
+        <w:rPr>
+          <w:lang w:val="uk-UA"/>
+        </w:rPr>
+        <w:t>»</w:t>
+      </w:r>
+      <w:r>
+        <w:t xml:space="preserve"> конец строки. Данный шаблон учитывает только два последних столбца каждой строки. С учетом точки и цифры после нее </w:t>
+      </w:r>
+    </w:p>
+    <w:p/>
+    <w:p>
+      <w:r>
+        <w:t>«</w:t>
+      </w:r>
+      <w:r>
+        <w:rPr>
+          <w:lang w:val="en-US"/>
+        </w:rPr>
+        <w:t>Grep</w:t>
+      </w:r>
+      <w:r>
+        <w:t xml:space="preserve"> – </w:t>
+      </w:r>
+      <w:r>
+        <w:rPr>
+          <w:lang w:val="en-US"/>
+        </w:rPr>
+        <w:t>E</w:t>
+      </w:r>
+      <w:r>
+        <w:t>»</w:t>
+      </w:r>
+      <w:r>
+        <w:t xml:space="preserve"> </w:t>
+      </w:r>
+      <w:r>
+        <w:rPr>
+          <w:lang w:val="uk-UA"/>
+        </w:rPr>
+        <w:t xml:space="preserve"> </w:t>
+      </w:r>
+      <w:r>
+        <w:t>это поиск строк в файле содержащих  подстроку совпадающую с расширенным шаблоном (-Е)</w:t>
+      </w:r>
+    </w:p>
+    <w:p/>
+    <w:p>
+      <w:pPr>
+        <w:rPr>
+          <w:lang w:val="uk-UA"/>
+        </w:rPr>
+      </w:pPr>
+      <w:r>
+        <w:t>«</w:t>
+      </w:r>
+      <w:r>
+        <w:t>[</w:t>
+      </w:r>
+      <w:r>
+        <w:rPr>
+          <w:lang w:val="uk-UA"/>
+        </w:rPr>
+        <w:t>0-9</w:t>
       </w:r>
       <w:r>
         <w:t>]</w:t>
@@ -6851,9 +5637,8 @@
         <w:rPr>
           <w:lang w:val="uk-UA"/>
         </w:rPr>
-        <w:t>+</w:t>
-      </w:r>
-      <w:proofErr w:type="gramEnd"/>
+        <w:t>+00</w:t>
+      </w:r>
       <w:r>
         <w:t>$</w:t>
       </w:r>
@@ -6870,335 +5655,44 @@
           <w:lang w:val="uk-UA"/>
         </w:rPr>
       </w:pPr>
-      <w:proofErr w:type="spellStart"/>
       <w:r>
         <w:rPr>
           <w:lang w:val="uk-UA"/>
         </w:rPr>
-        <w:t>любая</w:t>
-      </w:r>
-      <w:proofErr w:type="spellEnd"/>
-      <w:r>
+        <w:t xml:space="preserve">любая цифра повтаренная один и более раз. </w:t>
+      </w:r>
+    </w:p>
+    <w:p>
+      <w:pPr>
         <w:rPr>
           <w:lang w:val="uk-UA"/>
         </w:rPr>
-        <w:t xml:space="preserve"> цифра </w:t>
-      </w:r>
-      <w:proofErr w:type="spellStart"/>
+      </w:pPr>
       <w:r>
         <w:rPr>
           <w:lang w:val="uk-UA"/>
         </w:rPr>
-        <w:t>повтаренная</w:t>
-      </w:r>
-      <w:proofErr w:type="spellEnd"/>
+        <w:t xml:space="preserve">Используется для обозначения суммы. </w:t>
+      </w:r>
+    </w:p>
+    <w:p>
       <w:r>
         <w:rPr>
           <w:lang w:val="uk-UA"/>
         </w:rPr>
-        <w:t xml:space="preserve"> один и </w:t>
-      </w:r>
-      <w:proofErr w:type="spellStart"/>
+        <w:t>«</w:t>
+      </w:r>
+      <w:r>
+        <w:t>$</w:t>
+      </w:r>
       <w:r>
         <w:rPr>
           <w:lang w:val="uk-UA"/>
         </w:rPr>
-        <w:t>более</w:t>
-      </w:r>
-      <w:proofErr w:type="spellEnd"/>
-      <w:r>
-        <w:rPr>
-          <w:lang w:val="uk-UA"/>
-        </w:rPr>
-        <w:t xml:space="preserve"> раз. </w:t>
-      </w:r>
-    </w:p>
-    <w:p>
-      <w:pPr>
-        <w:rPr>
-          <w:lang w:val="uk-UA"/>
-        </w:rPr>
-      </w:pPr>
-      <w:r>
-        <w:rPr>
-          <w:lang w:val="uk-UA"/>
-        </w:rPr>
-        <w:t xml:space="preserve">Используется для </w:t>
-      </w:r>
-      <w:proofErr w:type="spellStart"/>
-      <w:r>
-        <w:rPr>
-          <w:lang w:val="uk-UA"/>
-        </w:rPr>
-        <w:t>обозначения</w:t>
-      </w:r>
-      <w:proofErr w:type="spellEnd"/>
-      <w:r>
-        <w:rPr>
-          <w:lang w:val="uk-UA"/>
-        </w:rPr>
-        <w:t xml:space="preserve"> </w:t>
-      </w:r>
-      <w:proofErr w:type="spellStart"/>
-      <w:r>
-        <w:rPr>
-          <w:lang w:val="uk-UA"/>
-        </w:rPr>
-        <w:t>суммы</w:t>
-      </w:r>
-      <w:proofErr w:type="spellEnd"/>
-      <w:r>
-        <w:rPr>
-          <w:lang w:val="uk-UA"/>
-        </w:rPr>
-        <w:t xml:space="preserve">. </w:t>
-      </w:r>
-    </w:p>
-    <w:p>
-      <w:r>
-        <w:rPr>
-          <w:lang w:val="uk-UA"/>
-        </w:rPr>
-        <w:t>«</w:t>
-      </w:r>
-      <w:r>
-        <w:t>$</w:t>
-      </w:r>
-      <w:r>
-        <w:rPr>
-          <w:lang w:val="uk-UA"/>
-        </w:rPr>
         <w:t>»</w:t>
       </w:r>
       <w:r>
-        <w:t xml:space="preserve"> конец строки. Данный шаблон учитывает только два последних столбца каждой строки. </w:t>
-      </w:r>
-      <w:r>
-        <w:t>С</w:t>
-      </w:r>
-      <w:r>
-        <w:t xml:space="preserve"> учет</w:t>
-      </w:r>
-      <w:r>
-        <w:t>ом</w:t>
-      </w:r>
-      <w:r>
-        <w:t xml:space="preserve"> точки и цифры после нее </w:t>
-      </w:r>
-    </w:p>
-    <w:p/>
-    <w:p>
-      <w:r>
-        <w:t>«</w:t>
-      </w:r>
-      <w:r>
-        <w:rPr>
-          <w:lang w:val="en-US"/>
-        </w:rPr>
-        <w:t>Grep</w:t>
-      </w:r>
-      <w:r>
-        <w:t xml:space="preserve"> – </w:t>
-      </w:r>
-      <w:proofErr w:type="gramStart"/>
-      <w:r>
-        <w:rPr>
-          <w:lang w:val="en-US"/>
-        </w:rPr>
-        <w:t>E</w:t>
-      </w:r>
-      <w:r>
-        <w:t>»</w:t>
-      </w:r>
-      <w:r>
-        <w:t xml:space="preserve"> </w:t>
-      </w:r>
-      <w:r>
-        <w:rPr>
-          <w:lang w:val="uk-UA"/>
-        </w:rPr>
-        <w:t xml:space="preserve"> </w:t>
-      </w:r>
-      <w:r>
-        <w:t>это</w:t>
-      </w:r>
-      <w:proofErr w:type="gramEnd"/>
-      <w:r>
-        <w:t xml:space="preserve"> поиск строк в файле содержащих  подстроку совпадающую с расширенным шаблоном (-Е)</w:t>
-      </w:r>
-    </w:p>
-    <w:p/>
-    <w:p>
-      <w:pPr>
-        <w:rPr>
-          <w:lang w:val="uk-UA"/>
-        </w:rPr>
-      </w:pPr>
-      <w:r>
-        <w:t>«</w:t>
-      </w:r>
-      <w:r>
-        <w:t>[</w:t>
-      </w:r>
-      <w:r>
-        <w:rPr>
-          <w:lang w:val="uk-UA"/>
-        </w:rPr>
-        <w:t>0-</w:t>
-      </w:r>
-      <w:proofErr w:type="gramStart"/>
-      <w:r>
-        <w:rPr>
-          <w:lang w:val="uk-UA"/>
-        </w:rPr>
-        <w:t>9</w:t>
-      </w:r>
-      <w:r>
-        <w:t>]</w:t>
-      </w:r>
-      <w:r>
-        <w:rPr>
-          <w:lang w:val="uk-UA"/>
-        </w:rPr>
-        <w:t>+</w:t>
-      </w:r>
-      <w:proofErr w:type="gramEnd"/>
-      <w:r>
-        <w:rPr>
-          <w:lang w:val="uk-UA"/>
-        </w:rPr>
-        <w:t>00</w:t>
-      </w:r>
-      <w:r>
-        <w:t>$</w:t>
-      </w:r>
-      <w:r>
-        <w:rPr>
-          <w:lang w:val="uk-UA"/>
-        </w:rPr>
-        <w:t>»</w:t>
-      </w:r>
-    </w:p>
-    <w:p>
-      <w:pPr>
-        <w:rPr>
-          <w:lang w:val="uk-UA"/>
-        </w:rPr>
-      </w:pPr>
-      <w:proofErr w:type="spellStart"/>
-      <w:r>
-        <w:rPr>
-          <w:lang w:val="uk-UA"/>
-        </w:rPr>
-        <w:t>любая</w:t>
-      </w:r>
-      <w:proofErr w:type="spellEnd"/>
-      <w:r>
-        <w:rPr>
-          <w:lang w:val="uk-UA"/>
-        </w:rPr>
-        <w:t xml:space="preserve"> цифра </w:t>
-      </w:r>
-      <w:proofErr w:type="spellStart"/>
-      <w:r>
-        <w:rPr>
-          <w:lang w:val="uk-UA"/>
-        </w:rPr>
-        <w:t>повтаренная</w:t>
-      </w:r>
-      <w:proofErr w:type="spellEnd"/>
-      <w:r>
-        <w:rPr>
-          <w:lang w:val="uk-UA"/>
-        </w:rPr>
-        <w:t xml:space="preserve"> один и </w:t>
-      </w:r>
-      <w:proofErr w:type="spellStart"/>
-      <w:r>
-        <w:rPr>
-          <w:lang w:val="uk-UA"/>
-        </w:rPr>
-        <w:t>более</w:t>
-      </w:r>
-      <w:proofErr w:type="spellEnd"/>
-      <w:r>
-        <w:rPr>
-          <w:lang w:val="uk-UA"/>
-        </w:rPr>
-        <w:t xml:space="preserve"> раз. </w:t>
-      </w:r>
-    </w:p>
-    <w:p>
-      <w:pPr>
-        <w:rPr>
-          <w:lang w:val="uk-UA"/>
-        </w:rPr>
-      </w:pPr>
-      <w:r>
-        <w:rPr>
-          <w:lang w:val="uk-UA"/>
-        </w:rPr>
-        <w:t xml:space="preserve">Используется для </w:t>
-      </w:r>
-      <w:proofErr w:type="spellStart"/>
-      <w:r>
-        <w:rPr>
-          <w:lang w:val="uk-UA"/>
-        </w:rPr>
-        <w:t>обозначения</w:t>
-      </w:r>
-      <w:proofErr w:type="spellEnd"/>
-      <w:r>
-        <w:rPr>
-          <w:lang w:val="uk-UA"/>
-        </w:rPr>
-        <w:t xml:space="preserve"> </w:t>
-      </w:r>
-      <w:proofErr w:type="spellStart"/>
-      <w:r>
-        <w:rPr>
-          <w:lang w:val="uk-UA"/>
-        </w:rPr>
-        <w:t>суммы</w:t>
-      </w:r>
-      <w:proofErr w:type="spellEnd"/>
-      <w:r>
-        <w:rPr>
-          <w:lang w:val="uk-UA"/>
-        </w:rPr>
-        <w:t xml:space="preserve">. </w:t>
-      </w:r>
-    </w:p>
-    <w:p>
-      <w:r>
-        <w:rPr>
-          <w:lang w:val="uk-UA"/>
-        </w:rPr>
-        <w:t>«</w:t>
-      </w:r>
-      <w:r>
-        <w:t>$</w:t>
-      </w:r>
-      <w:r>
-        <w:rPr>
-          <w:lang w:val="uk-UA"/>
-        </w:rPr>
-        <w:t>»</w:t>
-      </w:r>
-      <w:r>
-        <w:t xml:space="preserve"> конец строки. Данный шаблон учитывает только два последних столбца каждой строки. </w:t>
-      </w:r>
-      <w:r>
-        <w:t>С</w:t>
-      </w:r>
-      <w:r>
-        <w:t xml:space="preserve"> учета </w:t>
-      </w:r>
-      <w:r>
-        <w:t>двух нулей в конце строчки.</w:t>
-      </w:r>
-      <w:r>
-        <w:t xml:space="preserve"> </w:t>
+        <w:t xml:space="preserve"> конец строки. Данный шаблон учитывает только два последних столбца каждой строки. С учета двух нулей в конце строчки. </w:t>
       </w:r>
     </w:p>
     <w:p/>

--- a/SO/lab6/Report_Anastasiia.docx
+++ b/SO/lab6/Report_Anastasiia.docx
@@ -137,9 +137,9 @@
           <w:b/>
           <w:sz w:val="48"/>
           <w:szCs w:val="48"/>
-          <w:lang w:val="en-US"/>
-        </w:rPr>
-      </w:pPr>
+        </w:rPr>
+      </w:pPr>
+      <w:proofErr w:type="spellStart"/>
       <w:r>
         <w:rPr>
           <w:b/>
@@ -149,6 +149,7 @@
         </w:rPr>
         <w:t>Индивидуальная</w:t>
       </w:r>
+      <w:proofErr w:type="spellEnd"/>
       <w:r>
         <w:rPr>
           <w:b/>
@@ -162,7 +163,6 @@
           <w:b/>
           <w:sz w:val="48"/>
           <w:szCs w:val="48"/>
-          <w:lang w:val="en-US"/>
         </w:rPr>
         <w:t>6</w:t>
       </w:r>
@@ -288,32 +288,65 @@
             <w14:round/>
           </w14:textOutline>
         </w:rPr>
-        <w:t>”</w:t>
-      </w:r>
-    </w:p>
-    <w:p>
-      <w:pPr>
-        <w:rPr>
+        <w:t>Функция «</w:t>
+      </w:r>
+      <w:r>
+        <w:rPr>
+          <w:color w:val="000000" w:themeColor="text1"/>
           <w:sz w:val="32"/>
           <w:szCs w:val="32"/>
-        </w:rPr>
-      </w:pPr>
-    </w:p>
-    <w:p>
-      <w:pPr>
-        <w:rPr>
+          <w:lang w:val="en-US"/>
+          <w14:shadow w14:blurRad="38100" w14:dist="19050" w14:dir="2700000" w14:sx="100000" w14:sy="100000" w14:kx="0" w14:ky="0" w14:algn="tl">
+            <w14:schemeClr w14:val="dk1">
+              <w14:alpha w14:val="60000"/>
+            </w14:schemeClr>
+          </w14:shadow>
+          <w14:textOutline w14:w="0" w14:cap="flat" w14:cmpd="sng" w14:algn="ctr">
+            <w14:noFill/>
+            <w14:prstDash w14:val="solid"/>
+            <w14:round/>
+          </w14:textOutline>
+        </w:rPr>
+        <w:t>grep</w:t>
+      </w:r>
+      <w:r>
+        <w:rPr>
+          <w:color w:val="000000" w:themeColor="text1"/>
           <w:sz w:val="32"/>
           <w:szCs w:val="32"/>
-        </w:rPr>
-      </w:pPr>
-    </w:p>
-    <w:p>
-      <w:pPr>
-        <w:rPr>
+          <w:lang w:val="ru-RU"/>
+          <w14:shadow w14:blurRad="38100" w14:dist="19050" w14:dir="2700000" w14:sx="100000" w14:sy="100000" w14:kx="0" w14:ky="0" w14:algn="tl">
+            <w14:schemeClr w14:val="dk1">
+              <w14:alpha w14:val="60000"/>
+            </w14:schemeClr>
+          </w14:shadow>
+          <w14:textOutline w14:w="0" w14:cap="flat" w14:cmpd="sng" w14:algn="ctr">
+            <w14:noFill/>
+            <w14:prstDash w14:val="solid"/>
+            <w14:round/>
+          </w14:textOutline>
+        </w:rPr>
+        <w:t>» и регулярные выражения</w:t>
+      </w:r>
+      <w:r>
+        <w:rPr>
+          <w:color w:val="000000" w:themeColor="text1"/>
           <w:sz w:val="32"/>
           <w:szCs w:val="32"/>
-        </w:rPr>
-      </w:pPr>
+          <w:lang w:val="ru-RU"/>
+          <w14:shadow w14:blurRad="38100" w14:dist="19050" w14:dir="2700000" w14:sx="100000" w14:sy="100000" w14:kx="0" w14:ky="0" w14:algn="tl">
+            <w14:schemeClr w14:val="dk1">
+              <w14:alpha w14:val="60000"/>
+            </w14:schemeClr>
+          </w14:shadow>
+          <w14:textOutline w14:w="0" w14:cap="flat" w14:cmpd="sng" w14:algn="ctr">
+            <w14:noFill/>
+            <w14:prstDash w14:val="solid"/>
+            <w14:round/>
+          </w14:textOutline>
+        </w:rPr>
+        <w:t>”</w:t>
+      </w:r>
     </w:p>
     <w:p>
       <w:pPr>
@@ -349,6 +382,30 @@
     </w:p>
     <w:p>
       <w:pPr>
+        <w:rPr>
+          <w:sz w:val="32"/>
+          <w:szCs w:val="32"/>
+        </w:rPr>
+      </w:pPr>
+    </w:p>
+    <w:p>
+      <w:pPr>
+        <w:rPr>
+          <w:sz w:val="32"/>
+          <w:szCs w:val="32"/>
+        </w:rPr>
+      </w:pPr>
+    </w:p>
+    <w:p>
+      <w:pPr>
+        <w:rPr>
+          <w:sz w:val="32"/>
+          <w:szCs w:val="32"/>
+        </w:rPr>
+      </w:pPr>
+    </w:p>
+    <w:p>
+      <w:pPr>
         <w:ind w:left="3600"/>
         <w:jc w:val="right"/>
         <w:rPr>
@@ -378,49 +435,24 @@
         </w:rPr>
         <w:t xml:space="preserve"> 2304: </w:t>
       </w:r>
+      <w:proofErr w:type="spellStart"/>
       <w:r>
         <w:rPr>
           <w:b/>
           <w:sz w:val="32"/>
           <w:szCs w:val="32"/>
         </w:rPr>
-        <w:t>Шелестян А.</w:t>
-      </w:r>
-      <w:r>
-        <w:rPr>
-          <w:sz w:val="32"/>
-          <w:szCs w:val="32"/>
-        </w:rPr>
-        <w:t xml:space="preserve"> </w:t>
-      </w:r>
-    </w:p>
-    <w:p>
-      <w:pPr>
-        <w:ind w:left="3600"/>
-        <w:jc w:val="right"/>
-        <w:rPr>
-          <w:sz w:val="32"/>
-          <w:szCs w:val="32"/>
-        </w:rPr>
-      </w:pPr>
-      <w:r>
-        <w:rPr>
-          <w:sz w:val="32"/>
-          <w:szCs w:val="32"/>
-        </w:rPr>
-        <w:t>Проверил преподаватель:</w:t>
-      </w:r>
-    </w:p>
-    <w:p>
-      <w:pPr>
-        <w:ind w:left="3600"/>
-        <w:jc w:val="right"/>
+        <w:t>Шелестян</w:t>
+      </w:r>
+      <w:proofErr w:type="spellEnd"/>
+      <w:r>
         <w:rPr>
           <w:b/>
           <w:sz w:val="32"/>
           <w:szCs w:val="32"/>
         </w:rPr>
-      </w:pPr>
+        <w:t xml:space="preserve"> А.</w:t>
+      </w:r>
       <w:r>
         <w:rPr>
           <w:sz w:val="32"/>
@@ -428,38 +460,59 @@
         </w:rPr>
         <w:t xml:space="preserve"> </w:t>
       </w:r>
-      <w:r>
+    </w:p>
+    <w:p>
+      <w:pPr>
+        <w:ind w:left="3600"/>
+        <w:jc w:val="right"/>
+        <w:rPr>
+          <w:sz w:val="32"/>
+          <w:szCs w:val="32"/>
+        </w:rPr>
+      </w:pPr>
+      <w:r>
+        <w:rPr>
+          <w:sz w:val="32"/>
+          <w:szCs w:val="32"/>
+        </w:rPr>
+        <w:t>Проверил преподаватель:</w:t>
+      </w:r>
+    </w:p>
+    <w:p>
+      <w:pPr>
+        <w:ind w:left="3600"/>
+        <w:jc w:val="right"/>
         <w:rPr>
           <w:b/>
           <w:sz w:val="32"/>
           <w:szCs w:val="32"/>
         </w:rPr>
-        <w:t>Препелица А.</w:t>
-      </w:r>
-    </w:p>
-    <w:p>
-      <w:pPr>
+      </w:pPr>
+      <w:r>
         <w:rPr>
           <w:sz w:val="32"/>
           <w:szCs w:val="32"/>
         </w:rPr>
-      </w:pPr>
-    </w:p>
-    <w:p>
-      <w:pPr>
-        <w:rPr>
+        <w:t xml:space="preserve"> </w:t>
+      </w:r>
+      <w:proofErr w:type="spellStart"/>
+      <w:r>
+        <w:rPr>
+          <w:b/>
           <w:sz w:val="32"/>
           <w:szCs w:val="32"/>
         </w:rPr>
-      </w:pPr>
-    </w:p>
-    <w:p>
-      <w:pPr>
-        <w:rPr>
+        <w:t>Препелица</w:t>
+      </w:r>
+      <w:proofErr w:type="spellEnd"/>
+      <w:r>
+        <w:rPr>
+          <w:b/>
           <w:sz w:val="32"/>
           <w:szCs w:val="32"/>
         </w:rPr>
-      </w:pPr>
+        <w:t xml:space="preserve"> А.</w:t>
+      </w:r>
     </w:p>
     <w:p>
       <w:pPr>
@@ -487,18 +540,51 @@
     </w:p>
     <w:p>
       <w:pPr>
-        <w:jc w:val="center"/>
         <w:rPr>
           <w:sz w:val="32"/>
           <w:szCs w:val="32"/>
         </w:rPr>
       </w:pPr>
-      <w:r>
+    </w:p>
+    <w:p>
+      <w:pPr>
         <w:rPr>
           <w:sz w:val="32"/>
           <w:szCs w:val="32"/>
         </w:rPr>
-        <w:t>Кишинэу, 2023</w:t>
+      </w:pPr>
+    </w:p>
+    <w:p>
+      <w:pPr>
+        <w:rPr>
+          <w:sz w:val="32"/>
+          <w:szCs w:val="32"/>
+        </w:rPr>
+      </w:pPr>
+    </w:p>
+    <w:p>
+      <w:pPr>
+        <w:jc w:val="center"/>
+        <w:rPr>
+          <w:sz w:val="32"/>
+          <w:szCs w:val="32"/>
+        </w:rPr>
+      </w:pPr>
+      <w:proofErr w:type="spellStart"/>
+      <w:r>
+        <w:rPr>
+          <w:sz w:val="32"/>
+          <w:szCs w:val="32"/>
+        </w:rPr>
+        <w:t>Кишинэу</w:t>
+      </w:r>
+      <w:proofErr w:type="spellEnd"/>
+      <w:r>
+        <w:rPr>
+          <w:sz w:val="32"/>
+          <w:szCs w:val="32"/>
+        </w:rPr>
+        <w:t>, 2023</w:t>
       </w:r>
       <w:r>
         <w:rPr>
@@ -1773,6 +1859,7 @@
       <w:r>
         <w:t xml:space="preserve"> – </w:t>
       </w:r>
+      <w:proofErr w:type="gramStart"/>
       <w:r>
         <w:rPr>
           <w:lang w:val="en-US"/>
@@ -1789,7 +1876,11 @@
         <w:t xml:space="preserve"> </w:t>
       </w:r>
       <w:r>
-        <w:t>это поиск строк в файле содержащих  подстроку совпадающую с расширенным шаблоном (-Е)</w:t>
+        <w:t>это</w:t>
+      </w:r>
+      <w:proofErr w:type="gramEnd"/>
+      <w:r>
+        <w:t xml:space="preserve"> поиск строк в файле содержащих  подстроку совпадающую с расширенным шаблоном (-Е)</w:t>
       </w:r>
     </w:p>
     <w:p>
@@ -1810,6 +1901,7 @@
       <w:r>
         <w:t>-</w:t>
       </w:r>
+      <w:proofErr w:type="gramStart"/>
       <w:r>
         <w:rPr>
           <w:lang w:val="en-US"/>
@@ -1817,7 +1909,11 @@
         <w:t>z</w:t>
       </w:r>
       <w:r>
-        <w:t xml:space="preserve">]+-[0-9]+’ </w:t>
+        <w:t>]+</w:t>
+      </w:r>
+      <w:proofErr w:type="gramEnd"/>
+      <w:r>
+        <w:t xml:space="preserve">-[0-9]+’ </w:t>
       </w:r>
     </w:p>
     <w:p>
@@ -1837,7 +1933,15 @@
         <w:ind w:left="360"/>
       </w:pPr>
       <w:r>
-        <w:t xml:space="preserve">«01» это первое число месяц « - » это разделитель </w:t>
+        <w:t xml:space="preserve">«01» это первое число месяц </w:t>
+      </w:r>
+      <w:proofErr w:type="gramStart"/>
+      <w:r>
+        <w:t>« -</w:t>
+      </w:r>
+      <w:proofErr w:type="gramEnd"/>
+      <w:r>
+        <w:t xml:space="preserve"> » это разделитель </w:t>
       </w:r>
     </w:p>
     <w:p>
@@ -1856,6 +1960,7 @@
       <w:r>
         <w:t>-</w:t>
       </w:r>
+      <w:proofErr w:type="gramStart"/>
       <w:r>
         <w:rPr>
           <w:lang w:val="en-US"/>
@@ -1865,6 +1970,7 @@
       <w:r>
         <w:t>]+</w:t>
       </w:r>
+      <w:proofErr w:type="gramEnd"/>
       <w:r>
         <w:t xml:space="preserve"> любая буква латинского алфавита повторенная один или более раз. Используется </w:t>
       </w:r>
@@ -1895,7 +2001,14 @@
         <w:rPr>
           <w:lang w:val="uk-UA"/>
         </w:rPr>
-        <w:t>0-9</w:t>
+        <w:t>0-</w:t>
+      </w:r>
+      <w:proofErr w:type="gramStart"/>
+      <w:r>
+        <w:rPr>
+          <w:lang w:val="uk-UA"/>
+        </w:rPr>
+        <w:t>9</w:t>
       </w:r>
       <w:r>
         <w:t>]</w:t>
@@ -1904,18 +2017,103 @@
         <w:rPr>
           <w:lang w:val="uk-UA"/>
         </w:rPr>
-        <w:t xml:space="preserve">+ любая цифра повтаренная один и более раз. </w:t>
+        <w:t>+</w:t>
+      </w:r>
+      <w:proofErr w:type="gramEnd"/>
+      <w:r>
+        <w:rPr>
+          <w:lang w:val="uk-UA"/>
+        </w:rPr>
+        <w:t xml:space="preserve"> </w:t>
+      </w:r>
+      <w:proofErr w:type="spellStart"/>
+      <w:r>
+        <w:rPr>
+          <w:lang w:val="uk-UA"/>
+        </w:rPr>
+        <w:t>любая</w:t>
+      </w:r>
+      <w:proofErr w:type="spellEnd"/>
+      <w:r>
+        <w:rPr>
+          <w:lang w:val="uk-UA"/>
+        </w:rPr>
+        <w:t xml:space="preserve"> цифра </w:t>
+      </w:r>
+      <w:proofErr w:type="spellStart"/>
+      <w:r>
+        <w:rPr>
+          <w:lang w:val="uk-UA"/>
+        </w:rPr>
+        <w:t>повтаренная</w:t>
+      </w:r>
+      <w:proofErr w:type="spellEnd"/>
+      <w:r>
+        <w:rPr>
+          <w:lang w:val="uk-UA"/>
+        </w:rPr>
+        <w:t xml:space="preserve"> один и </w:t>
+      </w:r>
+      <w:proofErr w:type="spellStart"/>
+      <w:r>
+        <w:rPr>
+          <w:lang w:val="uk-UA"/>
+        </w:rPr>
+        <w:t>более</w:t>
+      </w:r>
+      <w:proofErr w:type="spellEnd"/>
+      <w:r>
+        <w:rPr>
+          <w:lang w:val="uk-UA"/>
+        </w:rPr>
+        <w:t xml:space="preserve"> раз. </w:t>
       </w:r>
     </w:p>
     <w:p>
       <w:pPr>
         <w:ind w:left="360"/>
       </w:pPr>
-      <w:r>
-        <w:rPr>
-          <w:lang w:val="uk-UA"/>
-        </w:rPr>
-        <w:t>Используется для обозначения года.</w:t>
+      <w:proofErr w:type="spellStart"/>
+      <w:r>
+        <w:rPr>
+          <w:lang w:val="uk-UA"/>
+        </w:rPr>
+        <w:t>Используется</w:t>
+      </w:r>
+      <w:proofErr w:type="spellEnd"/>
+      <w:r>
+        <w:rPr>
+          <w:lang w:val="uk-UA"/>
+        </w:rPr>
+        <w:t xml:space="preserve"> для </w:t>
+      </w:r>
+      <w:proofErr w:type="spellStart"/>
+      <w:r>
+        <w:rPr>
+          <w:lang w:val="uk-UA"/>
+        </w:rPr>
+        <w:t>обозначения</w:t>
+      </w:r>
+      <w:proofErr w:type="spellEnd"/>
+      <w:r>
+        <w:rPr>
+          <w:lang w:val="uk-UA"/>
+        </w:rPr>
+        <w:t xml:space="preserve"> </w:t>
+      </w:r>
+      <w:proofErr w:type="spellStart"/>
+      <w:r>
+        <w:rPr>
+          <w:lang w:val="uk-UA"/>
+        </w:rPr>
+        <w:t>года</w:t>
+      </w:r>
+      <w:proofErr w:type="spellEnd"/>
+      <w:r>
+        <w:rPr>
+          <w:lang w:val="uk-UA"/>
+        </w:rPr>
+        <w:t>.</w:t>
       </w:r>
     </w:p>
     <w:p/>
@@ -2555,6 +2753,7 @@
       <w:r>
         <w:t xml:space="preserve"> – </w:t>
       </w:r>
+      <w:proofErr w:type="gramStart"/>
       <w:r>
         <w:rPr>
           <w:lang w:val="en-US"/>
@@ -2574,7 +2773,11 @@
         <w:t xml:space="preserve"> </w:t>
       </w:r>
       <w:r>
-        <w:t>это поиск строк в файле содержащих  подстроку совпадающую с расширенным шаблоном (-Е)</w:t>
+        <w:t>это</w:t>
+      </w:r>
+      <w:proofErr w:type="gramEnd"/>
+      <w:r>
+        <w:t xml:space="preserve"> поиск строк в файле содержащих  подстроку совпадающую с расширенным шаблоном (-Е)</w:t>
       </w:r>
     </w:p>
     <w:p/>
@@ -2612,7 +2815,14 @@
         <w:rPr>
           <w:lang w:val="uk-UA"/>
         </w:rPr>
-        <w:t>0-9</w:t>
+        <w:t>0-</w:t>
+      </w:r>
+      <w:proofErr w:type="gramStart"/>
+      <w:r>
+        <w:rPr>
+          <w:lang w:val="uk-UA"/>
+        </w:rPr>
+        <w:t>9</w:t>
       </w:r>
       <w:r>
         <w:t>]</w:t>
@@ -2621,81 +2831,269 @@
         <w:rPr>
           <w:lang w:val="uk-UA"/>
         </w:rPr>
-        <w:t xml:space="preserve">+ </w:t>
-      </w:r>
-      <w:r>
-        <w:rPr>
-          <w:lang w:val="uk-UA"/>
-        </w:rPr>
+        <w:t>+</w:t>
+      </w:r>
+      <w:proofErr w:type="gramEnd"/>
+      <w:r>
+        <w:rPr>
+          <w:lang w:val="uk-UA"/>
+        </w:rPr>
+        <w:t xml:space="preserve"> </w:t>
+      </w:r>
+      <w:proofErr w:type="spellStart"/>
+      <w:r>
+        <w:rPr>
+          <w:lang w:val="uk-UA"/>
+        </w:rPr>
+        <w:t>пробел</w:t>
+      </w:r>
+      <w:proofErr w:type="spellEnd"/>
+      <w:r>
+        <w:rPr>
+          <w:lang w:val="uk-UA"/>
+        </w:rPr>
+        <w:t>»</w:t>
+      </w:r>
+    </w:p>
+    <w:p>
+      <w:pPr>
+        <w:rPr>
+          <w:lang w:val="uk-UA"/>
+        </w:rPr>
+      </w:pPr>
+      <w:proofErr w:type="spellStart"/>
+      <w:r>
+        <w:rPr>
+          <w:lang w:val="uk-UA"/>
+        </w:rPr>
+        <w:t>любая</w:t>
+      </w:r>
+      <w:proofErr w:type="spellEnd"/>
+      <w:r>
+        <w:rPr>
+          <w:lang w:val="uk-UA"/>
+        </w:rPr>
+        <w:t xml:space="preserve"> цифра </w:t>
+      </w:r>
+      <w:proofErr w:type="spellStart"/>
+      <w:r>
+        <w:rPr>
+          <w:lang w:val="uk-UA"/>
+        </w:rPr>
+        <w:t>повтаренная</w:t>
+      </w:r>
+      <w:proofErr w:type="spellEnd"/>
+      <w:r>
+        <w:rPr>
+          <w:lang w:val="uk-UA"/>
+        </w:rPr>
+        <w:t xml:space="preserve"> один и </w:t>
+      </w:r>
+      <w:proofErr w:type="spellStart"/>
+      <w:r>
+        <w:rPr>
+          <w:lang w:val="uk-UA"/>
+        </w:rPr>
+        <w:t>более</w:t>
+      </w:r>
+      <w:proofErr w:type="spellEnd"/>
+      <w:r>
+        <w:rPr>
+          <w:lang w:val="uk-UA"/>
+        </w:rPr>
+        <w:t xml:space="preserve"> раз. </w:t>
+      </w:r>
+    </w:p>
+    <w:p>
+      <w:pPr>
+        <w:rPr>
+          <w:lang w:val="uk-UA"/>
+        </w:rPr>
+      </w:pPr>
+      <w:proofErr w:type="spellStart"/>
+      <w:r>
+        <w:rPr>
+          <w:lang w:val="uk-UA"/>
+        </w:rPr>
+        <w:t>Используется</w:t>
+      </w:r>
+      <w:proofErr w:type="spellEnd"/>
+      <w:r>
+        <w:rPr>
+          <w:lang w:val="uk-UA"/>
+        </w:rPr>
+        <w:t xml:space="preserve"> для </w:t>
+      </w:r>
+      <w:proofErr w:type="spellStart"/>
+      <w:r>
+        <w:rPr>
+          <w:lang w:val="uk-UA"/>
+        </w:rPr>
+        <w:t>обозначения</w:t>
+      </w:r>
+      <w:proofErr w:type="spellEnd"/>
+      <w:r>
+        <w:rPr>
+          <w:lang w:val="uk-UA"/>
+        </w:rPr>
+        <w:t xml:space="preserve"> </w:t>
+      </w:r>
+      <w:proofErr w:type="spellStart"/>
+      <w:r>
+        <w:rPr>
+          <w:lang w:val="uk-UA"/>
+        </w:rPr>
+        <w:t>кода</w:t>
+      </w:r>
+      <w:proofErr w:type="spellEnd"/>
+      <w:r>
+        <w:rPr>
+          <w:lang w:val="uk-UA"/>
+        </w:rPr>
+        <w:t>.</w:t>
+      </w:r>
+    </w:p>
+    <w:p>
+      <w:pPr>
+        <w:rPr>
+          <w:lang w:val="uk-UA"/>
+        </w:rPr>
+      </w:pPr>
+    </w:p>
+    <w:p>
+      <w:pPr>
+        <w:rPr>
+          <w:lang w:val="uk-UA"/>
+        </w:rPr>
+      </w:pPr>
+      <w:r>
+        <w:rPr>
+          <w:lang w:val="uk-UA"/>
+        </w:rPr>
+        <w:t>«</w:t>
+      </w:r>
+      <w:proofErr w:type="spellStart"/>
+      <w:r>
+        <w:rPr>
+          <w:lang w:val="uk-UA"/>
+        </w:rPr>
+        <w:t>пробел</w:t>
+      </w:r>
+      <w:proofErr w:type="spellEnd"/>
+      <w:r>
+        <w:rPr>
+          <w:lang w:val="uk-UA"/>
+        </w:rPr>
+        <w:t>»</w:t>
+      </w:r>
+    </w:p>
+    <w:p>
+      <w:pPr>
+        <w:rPr>
+          <w:lang w:val="uk-UA"/>
+        </w:rPr>
+      </w:pPr>
+      <w:r>
+        <w:rPr>
+          <w:lang w:val="uk-UA"/>
+        </w:rPr>
+        <w:t xml:space="preserve"> </w:t>
+      </w:r>
+      <w:proofErr w:type="spellStart"/>
+      <w:r>
+        <w:rPr>
+          <w:lang w:val="uk-UA"/>
+        </w:rPr>
+        <w:t>сипаратор</w:t>
+      </w:r>
+      <w:proofErr w:type="spellEnd"/>
+      <w:r>
+        <w:rPr>
+          <w:lang w:val="uk-UA"/>
+        </w:rPr>
+        <w:t xml:space="preserve"> </w:t>
+      </w:r>
+      <w:proofErr w:type="spellStart"/>
+      <w:r>
+        <w:rPr>
+          <w:lang w:val="uk-UA"/>
+        </w:rPr>
+        <w:t>между</w:t>
+      </w:r>
+      <w:proofErr w:type="spellEnd"/>
+      <w:r>
+        <w:rPr>
+          <w:lang w:val="uk-UA"/>
+        </w:rPr>
+        <w:t xml:space="preserve"> </w:t>
+      </w:r>
+      <w:proofErr w:type="spellStart"/>
+      <w:r>
+        <w:rPr>
+          <w:lang w:val="uk-UA"/>
+        </w:rPr>
+        <w:t>столбцами</w:t>
+      </w:r>
+      <w:proofErr w:type="spellEnd"/>
+      <w:r>
+        <w:rPr>
+          <w:lang w:val="uk-UA"/>
+        </w:rPr>
+        <w:t>.</w:t>
+      </w:r>
+    </w:p>
+    <w:p>
+      <w:pPr>
+        <w:rPr>
+          <w:lang w:val="uk-UA"/>
+        </w:rPr>
+      </w:pPr>
+    </w:p>
+    <w:p>
+      <w:r>
+        <w:t xml:space="preserve">«пробел </w:t>
+      </w:r>
+      <w:r>
+        <w:t>[</w:t>
+      </w:r>
+      <w:r>
+        <w:rPr>
+          <w:lang w:val="en-US"/>
+        </w:rPr>
+        <w:t>A</w:t>
+      </w:r>
+      <w:r>
+        <w:t>-</w:t>
+      </w:r>
+      <w:proofErr w:type="gramStart"/>
+      <w:r>
+        <w:rPr>
+          <w:lang w:val="en-US"/>
+        </w:rPr>
+        <w:t>z</w:t>
+      </w:r>
+      <w:r>
+        <w:t>]+</w:t>
+      </w:r>
+      <w:proofErr w:type="gramEnd"/>
+      <w:r>
+        <w:t xml:space="preserve"> </w:t>
+      </w:r>
+      <w:r>
         <w:t>пробел»</w:t>
       </w:r>
     </w:p>
     <w:p>
-      <w:pPr>
-        <w:rPr>
-          <w:lang w:val="uk-UA"/>
-        </w:rPr>
-      </w:pPr>
-      <w:r>
-        <w:rPr>
-          <w:lang w:val="uk-UA"/>
-        </w:rPr>
-        <w:t xml:space="preserve">любая цифра повтаренная один и более раз. </w:t>
-      </w:r>
-    </w:p>
-    <w:p>
-      <w:pPr>
-        <w:rPr>
-          <w:lang w:val="uk-UA"/>
-        </w:rPr>
-      </w:pPr>
-      <w:r>
-        <w:rPr>
-          <w:lang w:val="uk-UA"/>
-        </w:rPr>
-        <w:t>Используется для обозначения кода.</w:t>
-      </w:r>
-    </w:p>
-    <w:p>
-      <w:pPr>
-        <w:rPr>
-          <w:lang w:val="uk-UA"/>
-        </w:rPr>
-      </w:pPr>
-    </w:p>
-    <w:p>
-      <w:pPr>
-        <w:rPr>
-          <w:lang w:val="uk-UA"/>
-        </w:rPr>
-      </w:pPr>
-      <w:r>
-        <w:rPr>
-          <w:lang w:val="uk-UA"/>
-        </w:rPr>
-        <w:t>«пробел»</w:t>
-      </w:r>
-    </w:p>
-    <w:p>
-      <w:pPr>
-        <w:rPr>
-          <w:lang w:val="uk-UA"/>
-        </w:rPr>
-      </w:pPr>
-      <w:r>
-        <w:rPr>
-          <w:lang w:val="uk-UA"/>
-        </w:rPr>
-        <w:t xml:space="preserve"> сипаратор между столбцами.</w:t>
-      </w:r>
-    </w:p>
-    <w:p>
-      <w:pPr>
-        <w:rPr>
-          <w:lang w:val="uk-UA"/>
-        </w:rPr>
-      </w:pPr>
-    </w:p>
+      <w:r>
+        <w:t>любая буква латинского алфавита повторенная один или более раз.</w:t>
+      </w:r>
+    </w:p>
+    <w:p>
+      <w:r>
+        <w:t>Используется для обозначения имени.</w:t>
+      </w:r>
+    </w:p>
+    <w:p/>
     <w:p>
       <w:r>
         <w:t xml:space="preserve">«пробел </w:t>
@@ -2719,174 +3117,146 @@
         <w:t>z</w:t>
       </w:r>
       <w:r>
+        <w:t>]</w:t>
+      </w:r>
+      <w:r>
+        <w:t xml:space="preserve"> </w:t>
+      </w:r>
+      <w:r>
+        <w:t xml:space="preserve">пробел» </w:t>
+      </w:r>
+      <w:r>
+        <w:t xml:space="preserve">любая буква </w:t>
+      </w:r>
+      <w:proofErr w:type="gramStart"/>
+      <w:r>
+        <w:t>латинского алфавита</w:t>
+      </w:r>
+      <w:proofErr w:type="gramEnd"/>
+      <w:r>
+        <w:t xml:space="preserve"> повторенная один раз.</w:t>
+      </w:r>
+    </w:p>
+    <w:p>
+      <w:r>
+        <w:t xml:space="preserve">Используется для обозначения </w:t>
+      </w:r>
+      <w:r>
+        <w:t>инициала</w:t>
+      </w:r>
+      <w:r>
+        <w:t>.</w:t>
+      </w:r>
+    </w:p>
+    <w:p/>
+    <w:p>
+      <w:r>
+        <w:t xml:space="preserve">«пробел </w:t>
+      </w:r>
+      <w:r>
+        <w:t>[</w:t>
+      </w:r>
+      <w:r>
+        <w:rPr>
+          <w:lang w:val="en-US"/>
+        </w:rPr>
+        <w:t>A</w:t>
+      </w:r>
+      <w:r>
+        <w:t>-</w:t>
+      </w:r>
+      <w:proofErr w:type="gramStart"/>
+      <w:r>
+        <w:rPr>
+          <w:lang w:val="en-US"/>
+        </w:rPr>
+        <w:t>z</w:t>
+      </w:r>
+      <w:r>
         <w:t>]+</w:t>
       </w:r>
+      <w:proofErr w:type="gramEnd"/>
       <w:r>
         <w:t xml:space="preserve"> </w:t>
       </w:r>
       <w:r>
-        <w:t>пробел»</w:t>
-      </w:r>
-    </w:p>
-    <w:p>
+        <w:t xml:space="preserve">пробел» </w:t>
+      </w:r>
       <w:r>
         <w:t>любая буква латинского алфавита повторенная один или более раз.</w:t>
       </w:r>
     </w:p>
     <w:p>
       <w:r>
-        <w:t>Используется для обозначения имени.</w:t>
+        <w:t xml:space="preserve">Используется для обозначения </w:t>
+      </w:r>
+      <w:r>
+        <w:t>фамилии</w:t>
+      </w:r>
+      <w:r>
+        <w:t>.</w:t>
       </w:r>
     </w:p>
     <w:p/>
     <w:p>
       <w:r>
-        <w:t xml:space="preserve">«пробел </w:t>
-      </w:r>
-      <w:r>
-        <w:t>[</w:t>
-      </w:r>
-      <w:r>
-        <w:rPr>
-          <w:lang w:val="en-US"/>
-        </w:rPr>
-        <w:t>A</w:t>
-      </w:r>
-      <w:r>
-        <w:t>-</w:t>
-      </w:r>
-      <w:r>
-        <w:rPr>
-          <w:lang w:val="en-US"/>
-        </w:rPr>
-        <w:t>z</w:t>
-      </w:r>
-      <w:r>
-        <w:t>]</w:t>
+        <w:rPr>
+          <w:lang w:val="en-US"/>
+        </w:rPr>
+        <w:t>SALESPERSON</w:t>
+      </w:r>
+      <w:r>
+        <w:t xml:space="preserve"> – буквальное совпадение со строкой «</w:t>
+      </w:r>
+      <w:r>
+        <w:rPr>
+          <w:lang w:val="en-US"/>
+        </w:rPr>
+        <w:t>SALESPERSON</w:t>
+      </w:r>
+      <w:r>
+        <w:t>»</w:t>
+      </w:r>
+    </w:p>
+    <w:p/>
+    <w:p>
+      <w:r>
+        <w:t>«</w:t>
+      </w:r>
+      <w:r>
+        <w:rPr>
+          <w:lang w:val="en-US"/>
+        </w:rPr>
+        <w:t>Grep</w:t>
+      </w:r>
+      <w:r>
+        <w:t xml:space="preserve"> – </w:t>
+      </w:r>
+      <w:proofErr w:type="gramStart"/>
+      <w:r>
+        <w:rPr>
+          <w:lang w:val="en-US"/>
+        </w:rPr>
+        <w:t>E</w:t>
+      </w:r>
+      <w:r>
+        <w:t>»</w:t>
       </w:r>
       <w:r>
         <w:t xml:space="preserve"> </w:t>
       </w:r>
       <w:r>
-        <w:t xml:space="preserve">пробел» </w:t>
-      </w:r>
-      <w:r>
-        <w:t>любая буква латинского алфавита повторенная один раз.</w:t>
-      </w:r>
-    </w:p>
-    <w:p>
-      <w:r>
-        <w:t xml:space="preserve">Используется для обозначения </w:t>
-      </w:r>
-      <w:r>
-        <w:t>инициала</w:t>
-      </w:r>
-      <w:r>
-        <w:t>.</w:t>
-      </w:r>
-    </w:p>
-    <w:p/>
-    <w:p>
-      <w:r>
-        <w:t xml:space="preserve">«пробел </w:t>
-      </w:r>
-      <w:r>
-        <w:t>[</w:t>
-      </w:r>
-      <w:r>
-        <w:rPr>
-          <w:lang w:val="en-US"/>
-        </w:rPr>
-        <w:t>A</w:t>
-      </w:r>
-      <w:r>
-        <w:t>-</w:t>
-      </w:r>
-      <w:r>
-        <w:rPr>
-          <w:lang w:val="en-US"/>
-        </w:rPr>
-        <w:t>z</w:t>
-      </w:r>
-      <w:r>
-        <w:t>]+</w:t>
-      </w:r>
-      <w:r>
+        <w:rPr>
+          <w:lang w:val="uk-UA"/>
+        </w:rPr>
         <w:t xml:space="preserve"> </w:t>
       </w:r>
       <w:r>
-        <w:t xml:space="preserve">пробел» </w:t>
-      </w:r>
-      <w:r>
-        <w:t>любая буква латинского алфавита повторенная один или более раз.</w:t>
-      </w:r>
-    </w:p>
-    <w:p>
-      <w:r>
-        <w:t xml:space="preserve">Используется для обозначения </w:t>
-      </w:r>
-      <w:r>
-        <w:t>фамилии</w:t>
-      </w:r>
-      <w:r>
-        <w:t>.</w:t>
-      </w:r>
-    </w:p>
-    <w:p/>
-    <w:p>
-      <w:r>
-        <w:rPr>
-          <w:lang w:val="en-US"/>
-        </w:rPr>
-        <w:t>SALESPERSON</w:t>
-      </w:r>
-      <w:r>
-        <w:t xml:space="preserve"> – буквальное совпадение со строкой «</w:t>
-      </w:r>
-      <w:r>
-        <w:rPr>
-          <w:lang w:val="en-US"/>
-        </w:rPr>
-        <w:t>SALESPERSON</w:t>
-      </w:r>
-      <w:r>
-        <w:t>»</w:t>
-      </w:r>
-    </w:p>
-    <w:p/>
-    <w:p>
-      <w:r>
-        <w:t>«</w:t>
-      </w:r>
-      <w:r>
-        <w:rPr>
-          <w:lang w:val="en-US"/>
-        </w:rPr>
-        <w:t>Grep</w:t>
-      </w:r>
-      <w:r>
-        <w:t xml:space="preserve"> – </w:t>
-      </w:r>
-      <w:r>
-        <w:rPr>
-          <w:lang w:val="en-US"/>
-        </w:rPr>
-        <w:t>E</w:t>
-      </w:r>
-      <w:r>
-        <w:t>»</w:t>
-      </w:r>
-      <w:r>
-        <w:t xml:space="preserve"> </w:t>
-      </w:r>
-      <w:r>
-        <w:rPr>
-          <w:lang w:val="uk-UA"/>
-        </w:rPr>
-        <w:t xml:space="preserve"> </w:t>
-      </w:r>
-      <w:r>
-        <w:t>это поиск строк в файле содержащих  подстроку совпадающую с расширенным шаблоном (-Е)</w:t>
+        <w:t>это</w:t>
+      </w:r>
+      <w:proofErr w:type="gramEnd"/>
+      <w:r>
+        <w:t xml:space="preserve"> поиск строк в файле содержащих  подстроку совпадающую с расширенным шаблоном (-Е)</w:t>
       </w:r>
       <w:r>
         <w:t xml:space="preserve">, </w:t>
@@ -2916,6 +3286,7 @@
           <w:bCs/>
           <w:sz w:val="28"/>
           <w:szCs w:val="28"/>
+          <w:lang w:val="en-US"/>
         </w:rPr>
       </w:pPr>
       <w:r>
@@ -2934,6 +3305,7 @@
           <w:bCs/>
           <w:sz w:val="28"/>
           <w:szCs w:val="28"/>
+          <w:lang w:val="en-US"/>
         </w:rPr>
         <w:t xml:space="preserve"> </w:t>
       </w:r>
@@ -2952,6 +3324,7 @@
           <w:bCs/>
           <w:sz w:val="28"/>
           <w:szCs w:val="28"/>
+          <w:lang w:val="en-US"/>
         </w:rPr>
         <w:t xml:space="preserve"> </w:t>
       </w:r>
@@ -2971,6 +3344,7 @@
           <w:bCs/>
           <w:sz w:val="28"/>
           <w:szCs w:val="28"/>
+          <w:lang w:val="en-US"/>
         </w:rPr>
         <w:t>2</w:t>
       </w:r>
@@ -2978,435 +3352,720 @@
     <w:p>
       <w:pPr>
         <w:jc w:val="center"/>
-      </w:pPr>
-    </w:p>
-    <w:p>
-      <w:pPr>
-        <w:rPr>
-          <w:lang w:val="en-US"/>
-        </w:rPr>
-      </w:pPr>
-      <w:r>
-        <w:rPr>
-          <w:lang w:val="en-US"/>
-        </w:rPr>
-        <w:t>100:JOCKSPORTS :345 VIEWRIDGE :BELMONT :CA:96711:5986609:5000</w:t>
-      </w:r>
-    </w:p>
-    <w:p>
-      <w:pPr>
-        <w:rPr>
-          <w:lang w:val="en-US"/>
-        </w:rPr>
-      </w:pPr>
-      <w:r>
-        <w:rPr>
-          <w:lang w:val="en-US"/>
-        </w:rPr>
-        <w:t>101:TKB SPORT SHOP :490 BOLI RD. :REDWOOD CITY :CA:94061:3681223:10000</w:t>
-      </w:r>
-    </w:p>
-    <w:p>
-      <w:pPr>
-        <w:rPr>
-          <w:lang w:val="en-US"/>
-        </w:rPr>
-      </w:pPr>
-      <w:r>
-        <w:rPr>
-          <w:lang w:val="en-US"/>
-        </w:rPr>
-        <w:t>102:VOLLYRITE :9722 HAMILTON :BURLINGAME :CA:95133:6443341:7000</w:t>
-      </w:r>
-    </w:p>
-    <w:p>
-      <w:pPr>
-        <w:rPr>
-          <w:lang w:val="en-US"/>
-        </w:rPr>
-      </w:pPr>
-      <w:r>
-        <w:rPr>
-          <w:lang w:val="en-US"/>
-        </w:rPr>
-        <w:t>103:JUST TENNIS :HILLVIEW MALL :BURLINGAME :CA:97544:6779312:3000</w:t>
-      </w:r>
-    </w:p>
-    <w:p>
-      <w:pPr>
-        <w:rPr>
-          <w:lang w:val="en-US"/>
-        </w:rPr>
-      </w:pPr>
-      <w:r>
-        <w:rPr>
-          <w:lang w:val="en-US"/>
-        </w:rPr>
-        <w:t>104:EVERY MOUNTAIN :574 SURRY RD. :CUPERTINO :CA:93301:9962323:10000</w:t>
-      </w:r>
-    </w:p>
-    <w:p>
-      <w:pPr>
-        <w:rPr>
-          <w:lang w:val="en-US"/>
-        </w:rPr>
-      </w:pPr>
-      <w:r>
-        <w:rPr>
-          <w:lang w:val="en-US"/>
-        </w:rPr>
-        <w:t>105:K + T SPORTS :3476 EL PASEO :SANTA CLARA :CA:91003:3769966:5000</w:t>
-      </w:r>
-    </w:p>
-    <w:p>
-      <w:pPr>
-        <w:rPr>
-          <w:lang w:val="en-US"/>
-        </w:rPr>
-      </w:pPr>
-      <w:r>
-        <w:rPr>
-          <w:lang w:val="en-US"/>
-        </w:rPr>
-        <w:t>106:SHAPE UP :908 SEQUOIA :PALO ALTO :CA:94301:3649777:6000</w:t>
-      </w:r>
-    </w:p>
-    <w:p>
-      <w:pPr>
-        <w:rPr>
-          <w:lang w:val="en-US"/>
-        </w:rPr>
-      </w:pPr>
-      <w:r>
-        <w:rPr>
-          <w:lang w:val="en-US"/>
-        </w:rPr>
-        <w:t>107:WOMENS SPORTS :VALCO VILLAGE :SUNNYVALE :CA:93301:9674398:10000</w:t>
-      </w:r>
-    </w:p>
-    <w:p>
-      <w:pPr>
-        <w:rPr>
-          <w:lang w:val="en-US"/>
-        </w:rPr>
-      </w:pPr>
-      <w:r>
-        <w:rPr>
-          <w:lang w:val="en-US"/>
-        </w:rPr>
-        <w:t>108:NORTH WOODS HEALTH CENTER :98 LONE PINE WAY :HIBBING :MN:55649:5669123:8000</w:t>
-      </w:r>
-    </w:p>
-    <w:p>
-      <w:pPr>
-        <w:rPr>
-          <w:lang w:val="en-US"/>
-        </w:rPr>
-      </w:pPr>
-      <w:r>
-        <w:rPr>
-          <w:lang w:val="en-US"/>
-        </w:rPr>
-        <w:t>201:STADIUM SPORTS :47 IRVING PL. :NEW YORK :NY:10003:5555335:10000</w:t>
-      </w:r>
-    </w:p>
-    <w:p>
-      <w:pPr>
-        <w:rPr>
-          <w:lang w:val="en-US"/>
-        </w:rPr>
-      </w:pPr>
-      <w:r>
-        <w:rPr>
-          <w:lang w:val="en-US"/>
-        </w:rPr>
-        <w:t>202:HOOPS :2345 ADAMS AVE. :LEICESTER :MA:01524:5557542:5000</w:t>
-      </w:r>
-    </w:p>
-    <w:p>
-      <w:pPr>
-        <w:rPr>
-          <w:lang w:val="en-US"/>
-        </w:rPr>
-      </w:pPr>
-      <w:r>
-        <w:rPr>
-          <w:lang w:val="en-US"/>
-        </w:rPr>
-        <w:t>203:REBOUND SPORTS :2 E. 14TH ST. :NEW YORK :NY:10009:5555989:10000</w:t>
-      </w:r>
-    </w:p>
-    <w:p>
-      <w:pPr>
-        <w:rPr>
-          <w:lang w:val="en-US"/>
-        </w:rPr>
-      </w:pPr>
-      <w:r>
-        <w:rPr>
-          <w:lang w:val="en-US"/>
-        </w:rPr>
-        <w:t>204:THE POWER FORWARD :1 KNOTS LANDING :DALLAS :TX:75248:5550505:12000</w:t>
-      </w:r>
-    </w:p>
-    <w:p>
-      <w:pPr>
-        <w:rPr>
-          <w:lang w:val="en-US"/>
-        </w:rPr>
-      </w:pPr>
-      <w:r>
-        <w:rPr>
-          <w:lang w:val="en-US"/>
-        </w:rPr>
-        <w:t>205:POINT GUARD :20 THURSTON ST. :YONKERS :NY:10956:5554766:3000</w:t>
-      </w:r>
-    </w:p>
-    <w:p>
-      <w:pPr>
-        <w:rPr>
-          <w:lang w:val="en-US"/>
-        </w:rPr>
-      </w:pPr>
-      <w:r>
-        <w:rPr>
-          <w:lang w:val="en-US"/>
-        </w:rPr>
-        <w:t>206:THE COLISEUM :5678 WILBUR PL. :SCARSDALE :NY:10583:5550217:6000</w:t>
-      </w:r>
-    </w:p>
-    <w:p>
-      <w:pPr>
-        <w:rPr>
-          <w:lang w:val="en-US"/>
-        </w:rPr>
-      </w:pPr>
-      <w:r>
-        <w:rPr>
-          <w:lang w:val="en-US"/>
-        </w:rPr>
-        <w:t>207:FAST BREAK :1000 HERBERT LN. :CONCORD :MA:01742:5551298:7000</w:t>
-      </w:r>
-    </w:p>
-    <w:p>
-      <w:pPr>
-        <w:rPr>
-          <w:lang w:val="en-US"/>
-        </w:rPr>
-      </w:pPr>
-      <w:r>
-        <w:rPr>
-          <w:lang w:val="en-US"/>
-        </w:rPr>
-        <w:t>208:AL AND BOB&amp;#39;S SPORTS :260 YORKTOWN CT. :AUSTIN :TX:78731:5557631:4000</w:t>
-      </w:r>
-    </w:p>
-    <w:p>
-      <w:pPr>
-        <w:rPr>
-          <w:lang w:val="en-US"/>
-        </w:rPr>
-      </w:pPr>
-      <w:r>
-        <w:rPr>
-          <w:lang w:val="en-US"/>
-        </w:rPr>
-        <w:t>211:AT BAT :234 BEACHEM ST. :BROOKLINE :MA:02146:5557385:8000</w:t>
-      </w:r>
-    </w:p>
-    <w:p>
-      <w:pPr>
-        <w:rPr>
-          <w:lang w:val="en-US"/>
-        </w:rPr>
-      </w:pPr>
-      <w:r>
-        <w:rPr>
-          <w:lang w:val="en-US"/>
-        </w:rPr>
-        <w:t>212:ALL SPORT :1000 38TH ST. :BROOKLYN :NY:11210:5551739:6000</w:t>
-      </w:r>
-    </w:p>
-    <w:p>
-      <w:pPr>
-        <w:rPr>
-          <w:lang w:val="en-US"/>
-        </w:rPr>
-      </w:pPr>
-      <w:r>
-        <w:rPr>
-          <w:lang w:val="en-US"/>
-        </w:rPr>
-        <w:t>213:GOOD SPORT :400 46TH ST. :SUNNYSIDE :NY:11104:5553771:5000</w:t>
-      </w:r>
-    </w:p>
-    <w:p>
-      <w:pPr>
-        <w:rPr>
-          <w:lang w:val="en-US"/>
-        </w:rPr>
-      </w:pPr>
-      <w:r>
-        <w:rPr>
-          <w:lang w:val="en-US"/>
-        </w:rPr>
-        <w:t>214:AL&amp;#39;S PRO SHOP :45 SPRUCE ST. :SPRING :TX:77388:5555172:8000</w:t>
-      </w:r>
-    </w:p>
-    <w:p>
-      <w:pPr>
-        <w:rPr>
-          <w:lang w:val="en-US"/>
-        </w:rPr>
-      </w:pPr>
-      <w:r>
-        <w:rPr>
-          <w:lang w:val="en-US"/>
-        </w:rPr>
-        <w:t>215:BOB&amp;#39;S FAMILY SPORTS :400 E. 23RD :HOUSTON :TX:77026:5558015:8000</w:t>
-      </w:r>
-    </w:p>
-    <w:p>
-      <w:pPr>
-        <w:rPr>
-          <w:lang w:val="en-US"/>
-        </w:rPr>
-      </w:pPr>
-      <w:r>
-        <w:rPr>
-          <w:lang w:val="en-US"/>
-        </w:rPr>
-        <w:t>216:THE ALL AMERICAN :547 PRENTICE RD. :CHELSEA :MA:02150:5553047:5000</w:t>
-      </w:r>
-    </w:p>
-    <w:p>
-      <w:pPr>
-        <w:rPr>
-          <w:lang w:val="en-US"/>
-        </w:rPr>
-      </w:pPr>
-      <w:r>
-        <w:rPr>
-          <w:lang w:val="en-US"/>
-        </w:rPr>
-        <w:t>217:HIT, THROW, AND RUN :333 WOOD COURT :GRAPEVINE :TX:76051:5552352:6000</w:t>
-      </w:r>
-    </w:p>
-    <w:p>
-      <w:pPr>
-        <w:rPr>
-          <w:lang w:val="en-US"/>
-        </w:rPr>
-      </w:pPr>
-      <w:r>
-        <w:rPr>
-          <w:lang w:val="en-US"/>
-        </w:rPr>
-        <w:t>218:THE OUTFIELD :346 GARDEN BLVD. :FLUSHING :NY:11355:5552131:4000</w:t>
-      </w:r>
-    </w:p>
-    <w:p>
-      <w:pPr>
-        <w:rPr>
-          <w:lang w:val="en-US"/>
-        </w:rPr>
-      </w:pPr>
-      <w:r>
-        <w:rPr>
-          <w:lang w:val="en-US"/>
-        </w:rPr>
-        <w:t>221:WHEELS AND DEALS :2 MEMORIAL DRIVE :HOUSTON :TX:77007:5554139:10000</w:t>
-      </w:r>
-    </w:p>
-    <w:p>
-      <w:pPr>
-        <w:rPr>
-          <w:lang w:val="en-US"/>
-        </w:rPr>
-      </w:pPr>
-      <w:r>
-        <w:rPr>
-          <w:lang w:val="en-US"/>
-        </w:rPr>
-        <w:t>222:JUST BIKES :4000 PARKRIDGE BLVD. :DALLAS :TX:75205:5558735:4000</w:t>
-      </w:r>
-    </w:p>
-    <w:p>
-      <w:pPr>
-        <w:rPr>
-          <w:lang w:val="en-US"/>
-        </w:rPr>
-      </w:pPr>
-      <w:r>
-        <w:rPr>
-          <w:lang w:val="en-US"/>
-        </w:rPr>
-        <w:t>223:VELO SPORTS :23 WHITE ST. :MALDEN :MA:02148:5554983:5000</w:t>
-      </w:r>
-    </w:p>
-    <w:p>
-      <w:pPr>
-        <w:rPr>
-          <w:lang w:val="en-US"/>
-        </w:rPr>
-      </w:pPr>
-      <w:r>
-        <w:rPr>
-          <w:lang w:val="en-US"/>
-        </w:rPr>
-        <w:t>224:JOE&amp;#39;S BIKE SHOP :4500 FOX COURT :GRAND PRARIE :TX:75051:5559834:6000</w:t>
-      </w:r>
-    </w:p>
-    <w:p>
-      <w:pPr>
-        <w:rPr>
-          <w:lang w:val="en-US"/>
-        </w:rPr>
-      </w:pPr>
-      <w:r>
-        <w:rPr>
-          <w:lang w:val="en-US"/>
-        </w:rPr>
-        <w:t>225:BOB&amp;#39;S SWIM, CYCLE, AND RUN:300 HORSECREEK CIRCLE:IRVING :TX:75039:5558388:7000</w:t>
-      </w:r>
-    </w:p>
-    <w:p>
-      <w:pPr>
-        <w:rPr>
-          <w:lang w:val="en-US"/>
-        </w:rPr>
-      </w:pPr>
-      <w:r>
-        <w:rPr>
-          <w:lang w:val="en-US"/>
-        </w:rPr>
-        <w:t>226:CENTURY SHOP :8 DAGMAR DR. :HUNTINGTON :NY:11743:5553006:4000</w:t>
-      </w:r>
-    </w:p>
-    <w:p>
-      <w:pPr>
-        <w:rPr>
-          <w:lang w:val="en-US"/>
-        </w:rPr>
-      </w:pPr>
-      <w:r>
-        <w:rPr>
-          <w:lang w:val="en-US"/>
-        </w:rPr>
-        <w:t>227:THE TOUR :2500 GARDNER RD. :SOMERVILLE :MA:02144:5556673:5000</w:t>
-      </w:r>
-    </w:p>
-    <w:p>
-      <w:pPr>
-        <w:rPr>
-          <w:lang w:val="en-US"/>
-        </w:rPr>
-      </w:pPr>
-      <w:r>
-        <w:rPr>
-          <w:lang w:val="en-US"/>
-        </w:rPr>
-        <w:t>228:FITNESS FIRST :5000 85TH ST. :JACKSON HEIGHTS:NY:11372:5558710:4000</w:t>
+        <w:rPr>
+          <w:lang w:val="en-US"/>
+        </w:rPr>
+      </w:pPr>
+    </w:p>
+    <w:p>
+      <w:pPr>
+        <w:rPr>
+          <w:lang w:val="en-US"/>
+        </w:rPr>
+      </w:pPr>
+      <w:proofErr w:type="gramStart"/>
+      <w:r>
+        <w:rPr>
+          <w:lang w:val="en-US"/>
+        </w:rPr>
+        <w:t>100:JOCKSPORTS</w:t>
+      </w:r>
+      <w:proofErr w:type="gramEnd"/>
+      <w:r>
+        <w:rPr>
+          <w:lang w:val="en-US"/>
+        </w:rPr>
+        <w:t xml:space="preserve"> :345 VIEWRIDGE :BELMONT :CA:96711:5986609:5000</w:t>
+      </w:r>
+    </w:p>
+    <w:p>
+      <w:pPr>
+        <w:rPr>
+          <w:lang w:val="en-US"/>
+        </w:rPr>
+      </w:pPr>
+      <w:proofErr w:type="gramStart"/>
+      <w:r>
+        <w:rPr>
+          <w:lang w:val="en-US"/>
+        </w:rPr>
+        <w:t>101:TKB</w:t>
+      </w:r>
+      <w:proofErr w:type="gramEnd"/>
+      <w:r>
+        <w:rPr>
+          <w:lang w:val="en-US"/>
+        </w:rPr>
+        <w:t xml:space="preserve"> SPORT SHOP :490 BOLI RD. :REDWOOD CITY :CA:94061:3681223:10000</w:t>
+      </w:r>
+    </w:p>
+    <w:p>
+      <w:pPr>
+        <w:rPr>
+          <w:lang w:val="en-US"/>
+        </w:rPr>
+      </w:pPr>
+      <w:proofErr w:type="gramStart"/>
+      <w:r>
+        <w:rPr>
+          <w:lang w:val="en-US"/>
+        </w:rPr>
+        <w:t>102:VOLLYRITE</w:t>
+      </w:r>
+      <w:proofErr w:type="gramEnd"/>
+      <w:r>
+        <w:rPr>
+          <w:lang w:val="en-US"/>
+        </w:rPr>
+        <w:t xml:space="preserve"> :9722 HAMILTON :BURLINGAME :CA:95133:6443341:7000</w:t>
+      </w:r>
+    </w:p>
+    <w:p>
+      <w:pPr>
+        <w:rPr>
+          <w:lang w:val="en-US"/>
+        </w:rPr>
+      </w:pPr>
+      <w:proofErr w:type="gramStart"/>
+      <w:r>
+        <w:rPr>
+          <w:lang w:val="en-US"/>
+        </w:rPr>
+        <w:t>103:JUST</w:t>
+      </w:r>
+      <w:proofErr w:type="gramEnd"/>
+      <w:r>
+        <w:rPr>
+          <w:lang w:val="en-US"/>
+        </w:rPr>
+        <w:t xml:space="preserve"> TENNIS :HILLVIEW MALL :BURLINGAME :CA:97544:6779312:3000</w:t>
+      </w:r>
+    </w:p>
+    <w:p>
+      <w:pPr>
+        <w:rPr>
+          <w:lang w:val="en-US"/>
+        </w:rPr>
+      </w:pPr>
+      <w:proofErr w:type="gramStart"/>
+      <w:r>
+        <w:rPr>
+          <w:lang w:val="en-US"/>
+        </w:rPr>
+        <w:t>104:EVERY</w:t>
+      </w:r>
+      <w:proofErr w:type="gramEnd"/>
+      <w:r>
+        <w:rPr>
+          <w:lang w:val="en-US"/>
+        </w:rPr>
+        <w:t xml:space="preserve"> MOUNTAIN :574 SURRY RD. :CUPERTINO :CA:93301:9962323:10000</w:t>
+      </w:r>
+    </w:p>
+    <w:p>
+      <w:pPr>
+        <w:rPr>
+          <w:lang w:val="en-US"/>
+        </w:rPr>
+      </w:pPr>
+      <w:proofErr w:type="gramStart"/>
+      <w:r>
+        <w:rPr>
+          <w:lang w:val="en-US"/>
+        </w:rPr>
+        <w:t>105:K</w:t>
+      </w:r>
+      <w:proofErr w:type="gramEnd"/>
+      <w:r>
+        <w:rPr>
+          <w:lang w:val="en-US"/>
+        </w:rPr>
+        <w:t xml:space="preserve"> + T SPORTS :3476 EL PASEO :SANTA CLARA :CA:91003:3769966:5000</w:t>
+      </w:r>
+    </w:p>
+    <w:p>
+      <w:pPr>
+        <w:rPr>
+          <w:lang w:val="en-US"/>
+        </w:rPr>
+      </w:pPr>
+      <w:proofErr w:type="gramStart"/>
+      <w:r>
+        <w:rPr>
+          <w:lang w:val="en-US"/>
+        </w:rPr>
+        <w:t>106:SHAPE</w:t>
+      </w:r>
+      <w:proofErr w:type="gramEnd"/>
+      <w:r>
+        <w:rPr>
+          <w:lang w:val="en-US"/>
+        </w:rPr>
+        <w:t xml:space="preserve"> UP :908 SEQUOIA :PALO ALTO :CA:94301:3649777:6000</w:t>
+      </w:r>
+    </w:p>
+    <w:p>
+      <w:pPr>
+        <w:rPr>
+          <w:lang w:val="en-US"/>
+        </w:rPr>
+      </w:pPr>
+      <w:proofErr w:type="gramStart"/>
+      <w:r>
+        <w:rPr>
+          <w:lang w:val="en-US"/>
+        </w:rPr>
+        <w:t>107:WOMENS</w:t>
+      </w:r>
+      <w:proofErr w:type="gramEnd"/>
+      <w:r>
+        <w:rPr>
+          <w:lang w:val="en-US"/>
+        </w:rPr>
+        <w:t xml:space="preserve"> SPORTS :VALCO VILLAGE :SUNNYVALE :CA:93301:9674398:10000</w:t>
+      </w:r>
+    </w:p>
+    <w:p>
+      <w:pPr>
+        <w:rPr>
+          <w:lang w:val="en-US"/>
+        </w:rPr>
+      </w:pPr>
+      <w:proofErr w:type="gramStart"/>
+      <w:r>
+        <w:rPr>
+          <w:lang w:val="en-US"/>
+        </w:rPr>
+        <w:t>108:NORTH</w:t>
+      </w:r>
+      <w:proofErr w:type="gramEnd"/>
+      <w:r>
+        <w:rPr>
+          <w:lang w:val="en-US"/>
+        </w:rPr>
+        <w:t xml:space="preserve"> WOODS HEALTH CENTER :98 LONE PINE WAY :HIBBING :MN:55649:5669123:8000</w:t>
+      </w:r>
+    </w:p>
+    <w:p>
+      <w:pPr>
+        <w:rPr>
+          <w:lang w:val="en-US"/>
+        </w:rPr>
+      </w:pPr>
+      <w:proofErr w:type="gramStart"/>
+      <w:r>
+        <w:rPr>
+          <w:lang w:val="en-US"/>
+        </w:rPr>
+        <w:t>201:STADIUM</w:t>
+      </w:r>
+      <w:proofErr w:type="gramEnd"/>
+      <w:r>
+        <w:rPr>
+          <w:lang w:val="en-US"/>
+        </w:rPr>
+        <w:t xml:space="preserve"> SPORTS :47 IRVING PL. :NEW YORK :NY:10003:5555335:10000</w:t>
+      </w:r>
+    </w:p>
+    <w:p>
+      <w:pPr>
+        <w:rPr>
+          <w:lang w:val="en-US"/>
+        </w:rPr>
+      </w:pPr>
+      <w:proofErr w:type="gramStart"/>
+      <w:r>
+        <w:rPr>
+          <w:lang w:val="en-US"/>
+        </w:rPr>
+        <w:t>202:HOOPS</w:t>
+      </w:r>
+      <w:proofErr w:type="gramEnd"/>
+      <w:r>
+        <w:rPr>
+          <w:lang w:val="en-US"/>
+        </w:rPr>
+        <w:t xml:space="preserve"> :2345 ADAMS AVE. :LEICESTER :MA:01524:5557542:5000</w:t>
+      </w:r>
+    </w:p>
+    <w:p>
+      <w:pPr>
+        <w:rPr>
+          <w:lang w:val="en-US"/>
+        </w:rPr>
+      </w:pPr>
+      <w:proofErr w:type="gramStart"/>
+      <w:r>
+        <w:rPr>
+          <w:lang w:val="en-US"/>
+        </w:rPr>
+        <w:t>203:REBOUND</w:t>
+      </w:r>
+      <w:proofErr w:type="gramEnd"/>
+      <w:r>
+        <w:rPr>
+          <w:lang w:val="en-US"/>
+        </w:rPr>
+        <w:t xml:space="preserve"> SPORTS :2 E. 14TH ST. :NEW YORK :NY:10009:5555989:10000</w:t>
+      </w:r>
+    </w:p>
+    <w:p>
+      <w:pPr>
+        <w:rPr>
+          <w:lang w:val="en-US"/>
+        </w:rPr>
+      </w:pPr>
+      <w:proofErr w:type="gramStart"/>
+      <w:r>
+        <w:rPr>
+          <w:lang w:val="en-US"/>
+        </w:rPr>
+        <w:t>204:THE</w:t>
+      </w:r>
+      <w:proofErr w:type="gramEnd"/>
+      <w:r>
+        <w:rPr>
+          <w:lang w:val="en-US"/>
+        </w:rPr>
+        <w:t xml:space="preserve"> POWER FORWARD :1 KNOTS LANDING :DALLAS :TX:75248:5550505:12000</w:t>
+      </w:r>
+    </w:p>
+    <w:p>
+      <w:pPr>
+        <w:rPr>
+          <w:lang w:val="en-US"/>
+        </w:rPr>
+      </w:pPr>
+      <w:proofErr w:type="gramStart"/>
+      <w:r>
+        <w:rPr>
+          <w:lang w:val="en-US"/>
+        </w:rPr>
+        <w:t>205:POINT</w:t>
+      </w:r>
+      <w:proofErr w:type="gramEnd"/>
+      <w:r>
+        <w:rPr>
+          <w:lang w:val="en-US"/>
+        </w:rPr>
+        <w:t xml:space="preserve"> GUARD :20 THURSTON ST. :YONKERS :NY:10956:5554766:3000</w:t>
+      </w:r>
+    </w:p>
+    <w:p>
+      <w:pPr>
+        <w:rPr>
+          <w:lang w:val="en-US"/>
+        </w:rPr>
+      </w:pPr>
+      <w:proofErr w:type="gramStart"/>
+      <w:r>
+        <w:rPr>
+          <w:lang w:val="en-US"/>
+        </w:rPr>
+        <w:t>206:THE</w:t>
+      </w:r>
+      <w:proofErr w:type="gramEnd"/>
+      <w:r>
+        <w:rPr>
+          <w:lang w:val="en-US"/>
+        </w:rPr>
+        <w:t xml:space="preserve"> COLISEUM :5678 WILBUR PL. :SCARSDALE :NY:10583:5550217:6000</w:t>
+      </w:r>
+    </w:p>
+    <w:p>
+      <w:pPr>
+        <w:rPr>
+          <w:lang w:val="en-US"/>
+        </w:rPr>
+      </w:pPr>
+      <w:proofErr w:type="gramStart"/>
+      <w:r>
+        <w:rPr>
+          <w:lang w:val="en-US"/>
+        </w:rPr>
+        <w:t>207:FAST</w:t>
+      </w:r>
+      <w:proofErr w:type="gramEnd"/>
+      <w:r>
+        <w:rPr>
+          <w:lang w:val="en-US"/>
+        </w:rPr>
+        <w:t xml:space="preserve"> BREAK :1000 HERBERT LN. :CONCORD :MA:01742:5551298:7000</w:t>
+      </w:r>
+    </w:p>
+    <w:p>
+      <w:pPr>
+        <w:rPr>
+          <w:lang w:val="en-US"/>
+        </w:rPr>
+      </w:pPr>
+      <w:r>
+        <w:rPr>
+          <w:lang w:val="en-US"/>
+        </w:rPr>
+        <w:t>208:AL AND BOB&amp;#</w:t>
+      </w:r>
+      <w:proofErr w:type="gramStart"/>
+      <w:r>
+        <w:rPr>
+          <w:lang w:val="en-US"/>
+        </w:rPr>
+        <w:t>39;S</w:t>
+      </w:r>
+      <w:proofErr w:type="gramEnd"/>
+      <w:r>
+        <w:rPr>
+          <w:lang w:val="en-US"/>
+        </w:rPr>
+        <w:t xml:space="preserve"> SPORTS :260 YORKTOWN CT. :AUSTIN :TX:78731:5557631:4000</w:t>
+      </w:r>
+    </w:p>
+    <w:p>
+      <w:pPr>
+        <w:rPr>
+          <w:lang w:val="en-US"/>
+        </w:rPr>
+      </w:pPr>
+      <w:r>
+        <w:rPr>
+          <w:lang w:val="en-US"/>
+        </w:rPr>
+        <w:t xml:space="preserve">211:AT BAT :234 BEACHEM </w:t>
+      </w:r>
+      <w:proofErr w:type="gramStart"/>
+      <w:r>
+        <w:rPr>
+          <w:lang w:val="en-US"/>
+        </w:rPr>
+        <w:t>ST. :BROOKLINE</w:t>
+      </w:r>
+      <w:proofErr w:type="gramEnd"/>
+      <w:r>
+        <w:rPr>
+          <w:lang w:val="en-US"/>
+        </w:rPr>
+        <w:t xml:space="preserve"> :MA:02146:5557385:8000</w:t>
+      </w:r>
+    </w:p>
+    <w:p>
+      <w:pPr>
+        <w:rPr>
+          <w:lang w:val="en-US"/>
+        </w:rPr>
+      </w:pPr>
+      <w:proofErr w:type="gramStart"/>
+      <w:r>
+        <w:rPr>
+          <w:lang w:val="en-US"/>
+        </w:rPr>
+        <w:t>212:ALL</w:t>
+      </w:r>
+      <w:proofErr w:type="gramEnd"/>
+      <w:r>
+        <w:rPr>
+          <w:lang w:val="en-US"/>
+        </w:rPr>
+        <w:t xml:space="preserve"> SPORT :1000 38TH ST. :BROOKLYN :NY:11210:5551739:6000</w:t>
+      </w:r>
+    </w:p>
+    <w:p>
+      <w:pPr>
+        <w:rPr>
+          <w:lang w:val="en-US"/>
+        </w:rPr>
+      </w:pPr>
+      <w:proofErr w:type="gramStart"/>
+      <w:r>
+        <w:rPr>
+          <w:lang w:val="en-US"/>
+        </w:rPr>
+        <w:t>213:GOOD</w:t>
+      </w:r>
+      <w:proofErr w:type="gramEnd"/>
+      <w:r>
+        <w:rPr>
+          <w:lang w:val="en-US"/>
+        </w:rPr>
+        <w:t xml:space="preserve"> SPORT :400 46TH ST. :SUNNYSIDE :NY:11104:5553771:5000</w:t>
+      </w:r>
+    </w:p>
+    <w:p>
+      <w:pPr>
+        <w:rPr>
+          <w:lang w:val="en-US"/>
+        </w:rPr>
+      </w:pPr>
+      <w:r>
+        <w:rPr>
+          <w:lang w:val="en-US"/>
+        </w:rPr>
+        <w:t>214:AL&amp;#</w:t>
+      </w:r>
+      <w:proofErr w:type="gramStart"/>
+      <w:r>
+        <w:rPr>
+          <w:lang w:val="en-US"/>
+        </w:rPr>
+        <w:t>39;S</w:t>
+      </w:r>
+      <w:proofErr w:type="gramEnd"/>
+      <w:r>
+        <w:rPr>
+          <w:lang w:val="en-US"/>
+        </w:rPr>
+        <w:t xml:space="preserve"> PRO SHOP :45 SPRUCE ST. :SPRING :TX:77388:5555172:8000</w:t>
+      </w:r>
+    </w:p>
+    <w:p>
+      <w:pPr>
+        <w:rPr>
+          <w:lang w:val="en-US"/>
+        </w:rPr>
+      </w:pPr>
+      <w:proofErr w:type="gramStart"/>
+      <w:r>
+        <w:rPr>
+          <w:lang w:val="en-US"/>
+        </w:rPr>
+        <w:t>215:BOB</w:t>
+      </w:r>
+      <w:proofErr w:type="gramEnd"/>
+      <w:r>
+        <w:rPr>
+          <w:lang w:val="en-US"/>
+        </w:rPr>
+        <w:t>&amp;#39;S FAMILY SPORTS :400 E. 23RD :HOUSTON :TX:77026:5558015:8000</w:t>
+      </w:r>
+    </w:p>
+    <w:p>
+      <w:pPr>
+        <w:rPr>
+          <w:lang w:val="en-US"/>
+        </w:rPr>
+      </w:pPr>
+      <w:proofErr w:type="gramStart"/>
+      <w:r>
+        <w:rPr>
+          <w:lang w:val="en-US"/>
+        </w:rPr>
+        <w:t>216:THE</w:t>
+      </w:r>
+      <w:proofErr w:type="gramEnd"/>
+      <w:r>
+        <w:rPr>
+          <w:lang w:val="en-US"/>
+        </w:rPr>
+        <w:t xml:space="preserve"> ALL AMERICAN :547 PRENTICE RD. :CHELSEA :MA:02150:5553047:5000</w:t>
+      </w:r>
+    </w:p>
+    <w:p>
+      <w:pPr>
+        <w:rPr>
+          <w:lang w:val="en-US"/>
+        </w:rPr>
+      </w:pPr>
+      <w:proofErr w:type="gramStart"/>
+      <w:r>
+        <w:rPr>
+          <w:lang w:val="en-US"/>
+        </w:rPr>
+        <w:t>217:HIT</w:t>
+      </w:r>
+      <w:proofErr w:type="gramEnd"/>
+      <w:r>
+        <w:rPr>
+          <w:lang w:val="en-US"/>
+        </w:rPr>
+        <w:t>, THROW, AND RUN :333 WOOD COURT :GRAPEVINE :TX:76051:5552352:6000</w:t>
+      </w:r>
+    </w:p>
+    <w:p>
+      <w:pPr>
+        <w:rPr>
+          <w:lang w:val="en-US"/>
+        </w:rPr>
+      </w:pPr>
+      <w:proofErr w:type="gramStart"/>
+      <w:r>
+        <w:rPr>
+          <w:lang w:val="en-US"/>
+        </w:rPr>
+        <w:t>218:THE</w:t>
+      </w:r>
+      <w:proofErr w:type="gramEnd"/>
+      <w:r>
+        <w:rPr>
+          <w:lang w:val="en-US"/>
+        </w:rPr>
+        <w:t xml:space="preserve"> OUTFIELD :346 GARDEN BLVD. :FLUSHING :NY:11355:5552131:4000</w:t>
+      </w:r>
+    </w:p>
+    <w:p>
+      <w:pPr>
+        <w:rPr>
+          <w:lang w:val="en-US"/>
+        </w:rPr>
+      </w:pPr>
+      <w:proofErr w:type="gramStart"/>
+      <w:r>
+        <w:rPr>
+          <w:lang w:val="en-US"/>
+        </w:rPr>
+        <w:t>221:WHEELS</w:t>
+      </w:r>
+      <w:proofErr w:type="gramEnd"/>
+      <w:r>
+        <w:rPr>
+          <w:lang w:val="en-US"/>
+        </w:rPr>
+        <w:t xml:space="preserve"> AND DEALS :2 MEMORIAL DRIVE :HOUSTON :TX:77007:5554139:10000</w:t>
+      </w:r>
+    </w:p>
+    <w:p>
+      <w:pPr>
+        <w:rPr>
+          <w:lang w:val="en-US"/>
+        </w:rPr>
+      </w:pPr>
+      <w:proofErr w:type="gramStart"/>
+      <w:r>
+        <w:rPr>
+          <w:lang w:val="en-US"/>
+        </w:rPr>
+        <w:t>222:JUST</w:t>
+      </w:r>
+      <w:proofErr w:type="gramEnd"/>
+      <w:r>
+        <w:rPr>
+          <w:lang w:val="en-US"/>
+        </w:rPr>
+        <w:t xml:space="preserve"> BIKES :4000 PARKRIDGE BLVD. :DALLAS :TX:75205:5558735:4000</w:t>
+      </w:r>
+    </w:p>
+    <w:p>
+      <w:pPr>
+        <w:rPr>
+          <w:lang w:val="en-US"/>
+        </w:rPr>
+      </w:pPr>
+      <w:proofErr w:type="gramStart"/>
+      <w:r>
+        <w:rPr>
+          <w:lang w:val="en-US"/>
+        </w:rPr>
+        <w:t>223:VELO</w:t>
+      </w:r>
+      <w:proofErr w:type="gramEnd"/>
+      <w:r>
+        <w:rPr>
+          <w:lang w:val="en-US"/>
+        </w:rPr>
+        <w:t xml:space="preserve"> SPORTS :23 WHITE ST. :MALDEN :MA:02148:5554983:5000</w:t>
+      </w:r>
+    </w:p>
+    <w:p>
+      <w:pPr>
+        <w:rPr>
+          <w:lang w:val="en-US"/>
+        </w:rPr>
+      </w:pPr>
+      <w:proofErr w:type="gramStart"/>
+      <w:r>
+        <w:rPr>
+          <w:lang w:val="en-US"/>
+        </w:rPr>
+        <w:t>224:JOE</w:t>
+      </w:r>
+      <w:proofErr w:type="gramEnd"/>
+      <w:r>
+        <w:rPr>
+          <w:lang w:val="en-US"/>
+        </w:rPr>
+        <w:t>&amp;#39;S BIKE SHOP :4500 FOX COURT :GRAND PRARIE :TX:75051:5559834:6000</w:t>
+      </w:r>
+    </w:p>
+    <w:p>
+      <w:pPr>
+        <w:rPr>
+          <w:lang w:val="en-US"/>
+        </w:rPr>
+      </w:pPr>
+      <w:proofErr w:type="gramStart"/>
+      <w:r>
+        <w:rPr>
+          <w:lang w:val="en-US"/>
+        </w:rPr>
+        <w:t>225:BOB</w:t>
+      </w:r>
+      <w:proofErr w:type="gramEnd"/>
+      <w:r>
+        <w:rPr>
+          <w:lang w:val="en-US"/>
+        </w:rPr>
+        <w:t>&amp;#39;S SWIM, CYCLE, AND RUN:300 HORSECREEK CIRCLE:IRVING :TX:75039:5558388:7000</w:t>
+      </w:r>
+    </w:p>
+    <w:p>
+      <w:pPr>
+        <w:rPr>
+          <w:lang w:val="en-US"/>
+        </w:rPr>
+      </w:pPr>
+      <w:proofErr w:type="gramStart"/>
+      <w:r>
+        <w:rPr>
+          <w:lang w:val="en-US"/>
+        </w:rPr>
+        <w:t>226:CENTURY</w:t>
+      </w:r>
+      <w:proofErr w:type="gramEnd"/>
+      <w:r>
+        <w:rPr>
+          <w:lang w:val="en-US"/>
+        </w:rPr>
+        <w:t xml:space="preserve"> SHOP :8 DAGMAR DR. :HUNTINGTON :NY:11743:5553006:4000</w:t>
+      </w:r>
+    </w:p>
+    <w:p>
+      <w:pPr>
+        <w:rPr>
+          <w:lang w:val="en-US"/>
+        </w:rPr>
+      </w:pPr>
+      <w:proofErr w:type="gramStart"/>
+      <w:r>
+        <w:rPr>
+          <w:lang w:val="en-US"/>
+        </w:rPr>
+        <w:t>227:THE</w:t>
+      </w:r>
+      <w:proofErr w:type="gramEnd"/>
+      <w:r>
+        <w:rPr>
+          <w:lang w:val="en-US"/>
+        </w:rPr>
+        <w:t xml:space="preserve"> TOUR :2500 GARDNER RD. :SOMERVILLE :MA:02144:5556673:5000</w:t>
+      </w:r>
+    </w:p>
+    <w:p>
+      <w:pPr>
+        <w:rPr>
+          <w:lang w:val="en-US"/>
+        </w:rPr>
+      </w:pPr>
+      <w:proofErr w:type="gramStart"/>
+      <w:r>
+        <w:rPr>
+          <w:lang w:val="en-US"/>
+        </w:rPr>
+        <w:t>228:FITNESS</w:t>
+      </w:r>
+      <w:proofErr w:type="gramEnd"/>
+      <w:r>
+        <w:rPr>
+          <w:lang w:val="en-US"/>
+        </w:rPr>
+        <w:t xml:space="preserve"> FIRST :5000 85TH ST. :JACKSON HEIGHTS:NY:11372:5558710:4000</w:t>
       </w:r>
     </w:p>
     <w:p>
@@ -3540,6 +4199,7 @@
       <w:r>
         <w:t xml:space="preserve"> – </w:t>
       </w:r>
+      <w:proofErr w:type="gramStart"/>
       <w:r>
         <w:rPr>
           <w:lang w:val="en-US"/>
@@ -3559,7 +4219,11 @@
         <w:t xml:space="preserve"> </w:t>
       </w:r>
       <w:r>
-        <w:t>это поиск строк в файле содержащих  подстроку совпадающую с расширенным шаблоном (-Е)</w:t>
+        <w:t>это</w:t>
+      </w:r>
+      <w:proofErr w:type="gramEnd"/>
+      <w:r>
+        <w:t xml:space="preserve"> поиск строк в файле содержащих  подстроку совпадающую с расширенным шаблоном (-Е)</w:t>
       </w:r>
     </w:p>
     <w:p/>
@@ -3587,7 +4251,14 @@
         <w:rPr>
           <w:lang w:val="uk-UA"/>
         </w:rPr>
-        <w:t>0-9</w:t>
+        <w:t>0-</w:t>
+      </w:r>
+      <w:proofErr w:type="gramStart"/>
+      <w:r>
+        <w:rPr>
+          <w:lang w:val="uk-UA"/>
+        </w:rPr>
+        <w:t>9</w:t>
       </w:r>
       <w:r>
         <w:t>]</w:t>
@@ -3596,37 +4267,116 @@
         <w:rPr>
           <w:lang w:val="uk-UA"/>
         </w:rPr>
-        <w:t>+:»</w:t>
-      </w:r>
-    </w:p>
-    <w:p>
-      <w:pPr>
-        <w:rPr>
-          <w:lang w:val="uk-UA"/>
-        </w:rPr>
-      </w:pPr>
-      <w:r>
-        <w:rPr>
-          <w:lang w:val="uk-UA"/>
-        </w:rPr>
-        <w:t xml:space="preserve">любая цифра повтаренная один и более раз. </w:t>
-      </w:r>
-    </w:p>
-    <w:p>
-      <w:pPr>
-        <w:rPr>
-          <w:lang w:val="uk-UA"/>
-        </w:rPr>
-      </w:pPr>
-      <w:r>
-        <w:rPr>
-          <w:lang w:val="uk-UA"/>
-        </w:rPr>
-        <w:t>Используется для обозначения кода.</w:t>
-      </w:r>
-      <w:r>
+        <w:t>+</w:t>
+      </w:r>
+      <w:proofErr w:type="gramEnd"/>
+      <w:r>
+        <w:rPr>
+          <w:lang w:val="uk-UA"/>
+        </w:rPr>
+        <w:t>:»</w:t>
+      </w:r>
+    </w:p>
+    <w:p>
+      <w:pPr>
+        <w:rPr>
+          <w:lang w:val="uk-UA"/>
+        </w:rPr>
+      </w:pPr>
+      <w:proofErr w:type="spellStart"/>
+      <w:r>
+        <w:rPr>
+          <w:lang w:val="uk-UA"/>
+        </w:rPr>
+        <w:t>любая</w:t>
+      </w:r>
+      <w:proofErr w:type="spellEnd"/>
+      <w:r>
+        <w:rPr>
+          <w:lang w:val="uk-UA"/>
+        </w:rPr>
+        <w:t xml:space="preserve"> цифра </w:t>
+      </w:r>
+      <w:proofErr w:type="spellStart"/>
+      <w:r>
+        <w:rPr>
+          <w:lang w:val="uk-UA"/>
+        </w:rPr>
+        <w:t>повтаренная</w:t>
+      </w:r>
+      <w:proofErr w:type="spellEnd"/>
+      <w:r>
+        <w:rPr>
+          <w:lang w:val="uk-UA"/>
+        </w:rPr>
+        <w:t xml:space="preserve"> один и </w:t>
+      </w:r>
+      <w:proofErr w:type="spellStart"/>
+      <w:r>
+        <w:rPr>
+          <w:lang w:val="uk-UA"/>
+        </w:rPr>
+        <w:t>более</w:t>
+      </w:r>
+      <w:proofErr w:type="spellEnd"/>
+      <w:r>
+        <w:rPr>
+          <w:lang w:val="uk-UA"/>
+        </w:rPr>
+        <w:t xml:space="preserve"> раз. </w:t>
+      </w:r>
+    </w:p>
+    <w:p>
+      <w:pPr>
+        <w:rPr>
+          <w:lang w:val="uk-UA"/>
+        </w:rPr>
+      </w:pPr>
+      <w:proofErr w:type="spellStart"/>
+      <w:r>
+        <w:rPr>
+          <w:lang w:val="uk-UA"/>
+        </w:rPr>
+        <w:t>Используется</w:t>
+      </w:r>
+      <w:proofErr w:type="spellEnd"/>
+      <w:r>
+        <w:rPr>
+          <w:lang w:val="uk-UA"/>
+        </w:rPr>
+        <w:t xml:space="preserve"> для </w:t>
+      </w:r>
+      <w:proofErr w:type="spellStart"/>
+      <w:r>
+        <w:rPr>
+          <w:lang w:val="uk-UA"/>
+        </w:rPr>
+        <w:t>обозначения</w:t>
+      </w:r>
+      <w:proofErr w:type="spellEnd"/>
+      <w:r>
+        <w:rPr>
+          <w:lang w:val="uk-UA"/>
+        </w:rPr>
         <w:t xml:space="preserve"> </w:t>
       </w:r>
+      <w:proofErr w:type="spellStart"/>
+      <w:r>
+        <w:rPr>
+          <w:lang w:val="uk-UA"/>
+        </w:rPr>
+        <w:t>кода</w:t>
+      </w:r>
+      <w:proofErr w:type="spellEnd"/>
+      <w:r>
+        <w:rPr>
+          <w:lang w:val="uk-UA"/>
+        </w:rPr>
+        <w:t>.</w:t>
+      </w:r>
+      <w:r>
+        <w:t xml:space="preserve"> </w:t>
+      </w:r>
       <w:r>
         <w:rPr>
           <w:lang w:val="uk-UA"/>
@@ -3640,7 +4390,35 @@
         <w:rPr>
           <w:lang w:val="uk-UA"/>
         </w:rPr>
-        <w:t xml:space="preserve">» сепаратор между столбцами. </w:t>
+        <w:t xml:space="preserve">» сепаратор </w:t>
+      </w:r>
+      <w:proofErr w:type="spellStart"/>
+      <w:r>
+        <w:rPr>
+          <w:lang w:val="uk-UA"/>
+        </w:rPr>
+        <w:t>между</w:t>
+      </w:r>
+      <w:proofErr w:type="spellEnd"/>
+      <w:r>
+        <w:rPr>
+          <w:lang w:val="uk-UA"/>
+        </w:rPr>
+        <w:t xml:space="preserve"> </w:t>
+      </w:r>
+      <w:proofErr w:type="spellStart"/>
+      <w:r>
+        <w:rPr>
+          <w:lang w:val="uk-UA"/>
+        </w:rPr>
+        <w:t>столбцами</w:t>
+      </w:r>
+      <w:proofErr w:type="spellEnd"/>
+      <w:r>
+        <w:rPr>
+          <w:lang w:val="uk-UA"/>
+        </w:rPr>
+        <w:t xml:space="preserve">. </w:t>
       </w:r>
     </w:p>
     <w:p/>
@@ -3660,7 +4438,14 @@
         <w:rPr>
           <w:lang w:val="uk-UA"/>
         </w:rPr>
-        <w:t>0-9</w:t>
+        <w:t>0-</w:t>
+      </w:r>
+      <w:proofErr w:type="gramStart"/>
+      <w:r>
+        <w:rPr>
+          <w:lang w:val="uk-UA"/>
+        </w:rPr>
+        <w:t>9</w:t>
       </w:r>
       <w:r>
         <w:t>]</w:t>
@@ -3671,6 +4456,7 @@
         </w:rPr>
         <w:t>+</w:t>
       </w:r>
+      <w:proofErr w:type="gramEnd"/>
       <w:r>
         <w:t>$</w:t>
       </w:r>
@@ -3687,24 +4473,96 @@
           <w:lang w:val="uk-UA"/>
         </w:rPr>
       </w:pPr>
-      <w:r>
-        <w:rPr>
-          <w:lang w:val="uk-UA"/>
-        </w:rPr>
-        <w:t xml:space="preserve">любая цифра повтаренная один и более раз. </w:t>
-      </w:r>
-    </w:p>
-    <w:p>
-      <w:pPr>
-        <w:rPr>
-          <w:lang w:val="uk-UA"/>
-        </w:rPr>
-      </w:pPr>
-      <w:r>
-        <w:rPr>
-          <w:lang w:val="uk-UA"/>
-        </w:rPr>
-        <w:t xml:space="preserve">Используется для обозначения кода. </w:t>
+      <w:proofErr w:type="spellStart"/>
+      <w:r>
+        <w:rPr>
+          <w:lang w:val="uk-UA"/>
+        </w:rPr>
+        <w:t>любая</w:t>
+      </w:r>
+      <w:proofErr w:type="spellEnd"/>
+      <w:r>
+        <w:rPr>
+          <w:lang w:val="uk-UA"/>
+        </w:rPr>
+        <w:t xml:space="preserve"> цифра </w:t>
+      </w:r>
+      <w:proofErr w:type="spellStart"/>
+      <w:r>
+        <w:rPr>
+          <w:lang w:val="uk-UA"/>
+        </w:rPr>
+        <w:t>повтаренная</w:t>
+      </w:r>
+      <w:proofErr w:type="spellEnd"/>
+      <w:r>
+        <w:rPr>
+          <w:lang w:val="uk-UA"/>
+        </w:rPr>
+        <w:t xml:space="preserve"> один и </w:t>
+      </w:r>
+      <w:proofErr w:type="spellStart"/>
+      <w:r>
+        <w:rPr>
+          <w:lang w:val="uk-UA"/>
+        </w:rPr>
+        <w:t>более</w:t>
+      </w:r>
+      <w:proofErr w:type="spellEnd"/>
+      <w:r>
+        <w:rPr>
+          <w:lang w:val="uk-UA"/>
+        </w:rPr>
+        <w:t xml:space="preserve"> раз. </w:t>
+      </w:r>
+    </w:p>
+    <w:p>
+      <w:pPr>
+        <w:rPr>
+          <w:lang w:val="uk-UA"/>
+        </w:rPr>
+      </w:pPr>
+      <w:proofErr w:type="spellStart"/>
+      <w:r>
+        <w:rPr>
+          <w:lang w:val="uk-UA"/>
+        </w:rPr>
+        <w:t>Используется</w:t>
+      </w:r>
+      <w:proofErr w:type="spellEnd"/>
+      <w:r>
+        <w:rPr>
+          <w:lang w:val="uk-UA"/>
+        </w:rPr>
+        <w:t xml:space="preserve"> для </w:t>
+      </w:r>
+      <w:proofErr w:type="spellStart"/>
+      <w:r>
+        <w:rPr>
+          <w:lang w:val="uk-UA"/>
+        </w:rPr>
+        <w:t>обозначения</w:t>
+      </w:r>
+      <w:proofErr w:type="spellEnd"/>
+      <w:r>
+        <w:rPr>
+          <w:lang w:val="uk-UA"/>
+        </w:rPr>
+        <w:t xml:space="preserve"> </w:t>
+      </w:r>
+      <w:proofErr w:type="spellStart"/>
+      <w:r>
+        <w:rPr>
+          <w:lang w:val="uk-UA"/>
+        </w:rPr>
+        <w:t>кода</w:t>
+      </w:r>
+      <w:proofErr w:type="spellEnd"/>
+      <w:r>
+        <w:rPr>
+          <w:lang w:val="uk-UA"/>
+        </w:rPr>
+        <w:t xml:space="preserve">. </w:t>
       </w:r>
     </w:p>
     <w:p>
@@ -3763,6 +4621,7 @@
           <w:bCs/>
           <w:sz w:val="28"/>
           <w:szCs w:val="28"/>
+          <w:lang w:val="en-US"/>
         </w:rPr>
       </w:pPr>
       <w:r>
@@ -3780,6 +4639,7 @@
           <w:bCs/>
           <w:sz w:val="28"/>
           <w:szCs w:val="28"/>
+          <w:lang w:val="en-US"/>
         </w:rPr>
         <w:t xml:space="preserve"> </w:t>
       </w:r>
@@ -3798,6 +4658,7 @@
           <w:bCs/>
           <w:sz w:val="28"/>
           <w:szCs w:val="28"/>
+          <w:lang w:val="en-US"/>
         </w:rPr>
         <w:t xml:space="preserve"> </w:t>
       </w:r>
@@ -3817,6 +4678,7 @@
           <w:bCs/>
           <w:sz w:val="28"/>
           <w:szCs w:val="28"/>
+          <w:lang w:val="en-US"/>
         </w:rPr>
         <w:t>3</w:t>
       </w:r>
@@ -3824,409 +4686,772 @@
     <w:p>
       <w:pPr>
         <w:jc w:val="center"/>
-      </w:pPr>
-    </w:p>
-    <w:p>
-      <w:pPr>
-        <w:rPr>
-          <w:lang w:val="en-US"/>
-        </w:rPr>
-      </w:pPr>
-      <w:r>
-        <w:rPr>
-          <w:lang w:val="en-US"/>
-        </w:rPr>
-        <w:t>100890!ACE TENNIS NET !58 !46.4 !01-JAN-89</w:t>
-      </w:r>
-    </w:p>
-    <w:p>
-      <w:pPr>
-        <w:rPr>
-          <w:lang w:val="en-US"/>
-        </w:rPr>
-      </w:pPr>
-      <w:r>
-        <w:rPr>
-          <w:lang w:val="en-US"/>
-        </w:rPr>
-        <w:t>100860!ACE TENNIS RACKET I !35 !28 !01-JUN-90</w:t>
-      </w:r>
-    </w:p>
-    <w:p>
-      <w:pPr>
-        <w:rPr>
-          <w:lang w:val="en-US"/>
-        </w:rPr>
-      </w:pPr>
-      <w:r>
-        <w:rPr>
-          <w:lang w:val="en-US"/>
-        </w:rPr>
-        <w:t>100861!ACE TENNIS RACKET II !45 !36 !01-JUN-90</w:t>
-      </w:r>
-    </w:p>
-    <w:p>
-      <w:pPr>
-        <w:rPr>
-          <w:lang w:val="en-US"/>
-        </w:rPr>
-      </w:pPr>
-      <w:r>
-        <w:rPr>
-          <w:lang w:val="en-US"/>
-        </w:rPr>
-        <w:t>100870!ACE TENNIS BALLS-3 PACK !2.8 !2.4 !01-JAN-90</w:t>
-      </w:r>
-    </w:p>
-    <w:p>
-      <w:pPr>
-        <w:rPr>
-          <w:lang w:val="en-US"/>
-        </w:rPr>
-      </w:pPr>
-      <w:r>
-        <w:rPr>
-          <w:lang w:val="en-US"/>
-        </w:rPr>
-        <w:t>100871!ACE TENNIS BALLS-6 PACK !5.6 !4.8 !01-JAN-90</w:t>
-      </w:r>
-    </w:p>
-    <w:p>
-      <w:pPr>
-        <w:rPr>
-          <w:lang w:val="en-US"/>
-        </w:rPr>
-      </w:pPr>
-      <w:r>
-        <w:rPr>
-          <w:lang w:val="en-US"/>
-        </w:rPr>
-        <w:t>101860!SP TENNIS RACKET !24 !18 !15-FEB-89</w:t>
-      </w:r>
-    </w:p>
-    <w:p>
-      <w:pPr>
-        <w:rPr>
-          <w:lang w:val="en-US"/>
-        </w:rPr>
-      </w:pPr>
-      <w:r>
-        <w:rPr>
-          <w:lang w:val="en-US"/>
-        </w:rPr>
-        <w:t>101863!SP JUNIOR RACKET !12.5 !9.4 !15-FEB-89</w:t>
-      </w:r>
-    </w:p>
-    <w:p>
-      <w:pPr>
-        <w:rPr>
-          <w:lang w:val="en-US"/>
-        </w:rPr>
-      </w:pPr>
-      <w:r>
-        <w:rPr>
-          <w:lang w:val="en-US"/>
-        </w:rPr>
-        <w:t>102130!RH: &amp;quot;GUIDE TO TENNIS&amp;quot; !3.4 !2.8 !18-AUG-89</w:t>
-      </w:r>
-    </w:p>
-    <w:p>
-      <w:pPr>
-        <w:rPr>
-          <w:lang w:val="en-US"/>
-        </w:rPr>
-      </w:pPr>
-      <w:r>
-        <w:rPr>
-          <w:lang w:val="en-US"/>
-        </w:rPr>
-        <w:t>200376!SB ENERGY BAR-6 PACK !2.4 !1.75 !15-NOV-90</w:t>
-      </w:r>
-    </w:p>
-    <w:p>
-      <w:pPr>
-        <w:rPr>
-          <w:lang w:val="en-US"/>
-        </w:rPr>
-      </w:pPr>
-      <w:r>
-        <w:rPr>
-          <w:lang w:val="en-US"/>
-        </w:rPr>
-        <w:t>200380!SB VITA SNACK-6 PACK !4 !3.2 !15-NOV-90</w:t>
-      </w:r>
-    </w:p>
-    <w:p>
-      <w:pPr>
-        <w:rPr>
-          <w:lang w:val="en-US"/>
-        </w:rPr>
-      </w:pPr>
-      <w:r>
-        <w:rPr>
-          <w:lang w:val="en-US"/>
-        </w:rPr>
-        <w:t>103120!WIFF SOFTBALL BAT I !25 !20 !01-JUN-90</w:t>
-      </w:r>
-    </w:p>
-    <w:p>
-      <w:pPr>
-        <w:rPr>
-          <w:lang w:val="en-US"/>
-        </w:rPr>
-      </w:pPr>
-      <w:r>
-        <w:rPr>
-          <w:lang w:val="en-US"/>
-        </w:rPr>
-        <w:t>103121!WIFF SOFTBALL BAT II !30 !24 !01-JUN-90</w:t>
-      </w:r>
-    </w:p>
-    <w:p>
-      <w:pPr>
-        <w:rPr>
-          <w:lang w:val="en-US"/>
-        </w:rPr>
-      </w:pPr>
-      <w:r>
-        <w:rPr>
-          <w:lang w:val="en-US"/>
-        </w:rPr>
-        <w:t>103130!WIFF SOFTBALL, SMALL !4.2 !3.6 !01-JAN-90</w:t>
-      </w:r>
-    </w:p>
-    <w:p>
-      <w:pPr>
-        <w:rPr>
-          <w:lang w:val="en-US"/>
-        </w:rPr>
-      </w:pPr>
-      <w:r>
-        <w:rPr>
-          <w:lang w:val="en-US"/>
-        </w:rPr>
-        <w:t>103131!WIFF SOFTBALL, LARGE !4.5 !3.9 !01-JAN-90</w:t>
-      </w:r>
-    </w:p>
-    <w:p>
-      <w:pPr>
-        <w:rPr>
-          <w:lang w:val="en-US"/>
-        </w:rPr>
-      </w:pPr>
-      <w:r>
-        <w:rPr>
-          <w:lang w:val="en-US"/>
-        </w:rPr>
-        <w:t>103140!WIFF SOFTBALL MITT (LH) !20 !15 !15-FEB-89</w:t>
-      </w:r>
-    </w:p>
-    <w:p>
-      <w:pPr>
-        <w:rPr>
-          <w:lang w:val="en-US"/>
-        </w:rPr>
-      </w:pPr>
-      <w:r>
-        <w:rPr>
-          <w:lang w:val="en-US"/>
-        </w:rPr>
-        <w:t>103141!WIFF SOFTBALL MITT (RH) !20 !15 !15-FEB-89</w:t>
-      </w:r>
-    </w:p>
-    <w:p>
-      <w:pPr>
-        <w:rPr>
-          <w:lang w:val="en-US"/>
-        </w:rPr>
-      </w:pPr>
-      <w:r>
-        <w:rPr>
-          <w:lang w:val="en-US"/>
-        </w:rPr>
-        <w:t>102132!RH: &amp;quot;GUIDE TO SOFTBALL&amp;quot; !3.4 !2.8 !18-AUG-89</w:t>
-      </w:r>
-    </w:p>
-    <w:p>
-      <w:pPr>
-        <w:rPr>
-          <w:lang w:val="en-US"/>
-        </w:rPr>
-      </w:pPr>
-      <w:r>
-        <w:rPr>
-          <w:lang w:val="en-US"/>
-        </w:rPr>
-        <w:t>104350!DUNK BASKETBALL INDOOR !44 !35.3 !01-JUN-90</w:t>
-      </w:r>
-    </w:p>
-    <w:p>
-      <w:pPr>
-        <w:rPr>
-          <w:lang w:val="en-US"/>
-        </w:rPr>
-      </w:pPr>
-      <w:r>
-        <w:rPr>
-          <w:lang w:val="en-US"/>
-        </w:rPr>
-        <w:t>104351!DUNK BASKETBALL OUTDOOR !26 !20.8 !01-JUN-90</w:t>
-      </w:r>
-    </w:p>
-    <w:p>
-      <w:pPr>
-        <w:rPr>
-          <w:lang w:val="en-US"/>
-        </w:rPr>
-      </w:pPr>
-      <w:r>
-        <w:rPr>
-          <w:lang w:val="en-US"/>
-        </w:rPr>
-        <w:t>104352!DUNK BASKETBALL PROFESSIONAL!58.3 !40.8 !01-JUN-90</w:t>
-      </w:r>
-    </w:p>
-    <w:p>
-      <w:pPr>
-        <w:rPr>
-          <w:lang w:val="en-US"/>
-        </w:rPr>
-      </w:pPr>
-      <w:r>
-        <w:rPr>
-          <w:lang w:val="en-US"/>
-        </w:rPr>
-        <w:t>104360!DUNK HOOP !39 !32 !01-JAN-90</w:t>
-      </w:r>
-    </w:p>
-    <w:p>
-      <w:pPr>
-        <w:rPr>
-          <w:lang w:val="en-US"/>
-        </w:rPr>
-      </w:pPr>
-      <w:r>
-        <w:rPr>
-          <w:lang w:val="en-US"/>
-        </w:rPr>
-        <w:t>104361!DUNK HOOP W/FIBERGLASS BOARD!50 !35 !01-JAN-90</w:t>
-      </w:r>
-    </w:p>
-    <w:p>
-      <w:pPr>
-        <w:rPr>
-          <w:lang w:val="en-US"/>
-        </w:rPr>
-      </w:pPr>
-      <w:r>
-        <w:rPr>
-          <w:lang w:val="en-US"/>
-        </w:rPr>
-        <w:t>104362!DUNK NETS - RAINBOW !5 !4 !15-FEB-89</w:t>
-      </w:r>
-    </w:p>
-    <w:p>
-      <w:pPr>
-        <w:rPr>
-          <w:lang w:val="en-US"/>
-        </w:rPr>
-      </w:pPr>
-      <w:r>
-        <w:rPr>
-          <w:lang w:val="en-US"/>
-        </w:rPr>
-        <w:t>102134!RH: &amp;quot;GUIDE TO BASKETBALL&amp;quot; !3.4 !2.8 !18-AUG-89</w:t>
-      </w:r>
-    </w:p>
-    <w:p>
-      <w:pPr>
-        <w:rPr>
-          <w:lang w:val="en-US"/>
-        </w:rPr>
-      </w:pPr>
-      <w:r>
-        <w:rPr>
-          <w:lang w:val="en-US"/>
-        </w:rPr>
-        <w:t>105123!YELLOW JERSEY BICYCLE HELMET!40 !34 !01-JUN-90</w:t>
-      </w:r>
-    </w:p>
-    <w:p>
-      <w:pPr>
-        <w:rPr>
-          <w:lang w:val="en-US"/>
-        </w:rPr>
-      </w:pPr>
-      <w:r>
-        <w:rPr>
-          <w:lang w:val="en-US"/>
-        </w:rPr>
-        <w:t>105124!YELLOW JERSEY BICYCLE GLOVES!15 !10 !01-JUN-90</w:t>
-      </w:r>
-    </w:p>
-    <w:p>
-      <w:pPr>
-        <w:rPr>
-          <w:lang w:val="en-US"/>
-        </w:rPr>
-      </w:pPr>
-      <w:r>
-        <w:rPr>
-          <w:lang w:val="en-US"/>
-        </w:rPr>
-        <w:t>105125!YELLOW JERSEY WATER BOTTLE !3 !2.6 !01-JAN-90</w:t>
-      </w:r>
-    </w:p>
-    <w:p>
-      <w:pPr>
-        <w:rPr>
-          <w:lang w:val="en-US"/>
-        </w:rPr>
-      </w:pPr>
-      <w:r>
-        <w:rPr>
-          <w:lang w:val="en-US"/>
-        </w:rPr>
-        <w:t>105126!YELLOW JERSEY BOTTLE CAGE !6 !5 !01-JAN-90</w:t>
-      </w:r>
-    </w:p>
-    <w:p>
-      <w:pPr>
-        <w:rPr>
-          <w:lang w:val="en-US"/>
-        </w:rPr>
-      </w:pPr>
-      <w:r>
-        <w:rPr>
-          <w:lang w:val="en-US"/>
-        </w:rPr>
-        <w:t>105127!YELLOW JERSEY FRAME PUMP !6 !5 !15-NOV-90</w:t>
-      </w:r>
-    </w:p>
-    <w:p>
-      <w:pPr>
-        <w:rPr>
-          <w:lang w:val="en-US"/>
-        </w:rPr>
-      </w:pPr>
-      <w:r>
-        <w:rPr>
-          <w:lang w:val="en-US"/>
-        </w:rPr>
-        <w:t>105128!YELLOW JERSEY SADDLE PACK !10 !8 !15-NOV-90</w:t>
-      </w:r>
-    </w:p>
-    <w:p>
-      <w:pPr>
-        <w:rPr>
-          <w:lang w:val="en-US"/>
-        </w:rPr>
-      </w:pPr>
-      <w:r>
-        <w:rPr>
-          <w:lang w:val="en-US"/>
-        </w:rPr>
-        <w:t>102136!RH: &amp;quot;GUIDE TO CYCLING&amp;quot; !3.4 !2.8 !18-AUG-89</w:t>
+        <w:rPr>
+          <w:lang w:val="en-US"/>
+        </w:rPr>
+      </w:pPr>
+    </w:p>
+    <w:p>
+      <w:pPr>
+        <w:rPr>
+          <w:lang w:val="en-US"/>
+        </w:rPr>
+      </w:pPr>
+      <w:proofErr w:type="gramStart"/>
+      <w:r>
+        <w:rPr>
+          <w:lang w:val="en-US"/>
+        </w:rPr>
+        <w:t>100890!ACE</w:t>
+      </w:r>
+      <w:proofErr w:type="gramEnd"/>
+      <w:r>
+        <w:rPr>
+          <w:lang w:val="en-US"/>
+        </w:rPr>
+        <w:t xml:space="preserve"> TENNIS NET !58 !46.4 !01-JAN-89</w:t>
+      </w:r>
+    </w:p>
+    <w:p>
+      <w:pPr>
+        <w:rPr>
+          <w:lang w:val="en-US"/>
+        </w:rPr>
+      </w:pPr>
+      <w:proofErr w:type="gramStart"/>
+      <w:r>
+        <w:rPr>
+          <w:lang w:val="en-US"/>
+        </w:rPr>
+        <w:t>100860!ACE</w:t>
+      </w:r>
+      <w:proofErr w:type="gramEnd"/>
+      <w:r>
+        <w:rPr>
+          <w:lang w:val="en-US"/>
+        </w:rPr>
+        <w:t xml:space="preserve"> TENNIS RACKET I !35 !28 !01-JUN-90</w:t>
+      </w:r>
+    </w:p>
+    <w:p>
+      <w:pPr>
+        <w:rPr>
+          <w:lang w:val="en-US"/>
+        </w:rPr>
+      </w:pPr>
+      <w:proofErr w:type="gramStart"/>
+      <w:r>
+        <w:rPr>
+          <w:lang w:val="en-US"/>
+        </w:rPr>
+        <w:t>100861!ACE</w:t>
+      </w:r>
+      <w:proofErr w:type="gramEnd"/>
+      <w:r>
+        <w:rPr>
+          <w:lang w:val="en-US"/>
+        </w:rPr>
+        <w:t xml:space="preserve"> TENNIS RACKET II !45 !36 !01-JUN-90</w:t>
+      </w:r>
+    </w:p>
+    <w:p>
+      <w:pPr>
+        <w:rPr>
+          <w:lang w:val="en-US"/>
+        </w:rPr>
+      </w:pPr>
+      <w:proofErr w:type="gramStart"/>
+      <w:r>
+        <w:rPr>
+          <w:lang w:val="en-US"/>
+        </w:rPr>
+        <w:t>100870!ACE</w:t>
+      </w:r>
+      <w:proofErr w:type="gramEnd"/>
+      <w:r>
+        <w:rPr>
+          <w:lang w:val="en-US"/>
+        </w:rPr>
+        <w:t xml:space="preserve"> TENNIS BALLS-3 PACK !2.8 !2.4 !01-JAN-90</w:t>
+      </w:r>
+    </w:p>
+    <w:p>
+      <w:pPr>
+        <w:rPr>
+          <w:lang w:val="en-US"/>
+        </w:rPr>
+      </w:pPr>
+      <w:proofErr w:type="gramStart"/>
+      <w:r>
+        <w:rPr>
+          <w:lang w:val="en-US"/>
+        </w:rPr>
+        <w:t>100871!ACE</w:t>
+      </w:r>
+      <w:proofErr w:type="gramEnd"/>
+      <w:r>
+        <w:rPr>
+          <w:lang w:val="en-US"/>
+        </w:rPr>
+        <w:t xml:space="preserve"> TENNIS BALLS-6 PACK !5.6 !4.8 !01-JAN-90</w:t>
+      </w:r>
+    </w:p>
+    <w:p>
+      <w:pPr>
+        <w:rPr>
+          <w:lang w:val="en-US"/>
+        </w:rPr>
+      </w:pPr>
+      <w:proofErr w:type="gramStart"/>
+      <w:r>
+        <w:rPr>
+          <w:lang w:val="en-US"/>
+        </w:rPr>
+        <w:t>101860!SP</w:t>
+      </w:r>
+      <w:proofErr w:type="gramEnd"/>
+      <w:r>
+        <w:rPr>
+          <w:lang w:val="en-US"/>
+        </w:rPr>
+        <w:t xml:space="preserve"> TENNIS RACKET !24 !18 !15-FEB-89</w:t>
+      </w:r>
+    </w:p>
+    <w:p>
+      <w:pPr>
+        <w:rPr>
+          <w:lang w:val="en-US"/>
+        </w:rPr>
+      </w:pPr>
+      <w:proofErr w:type="gramStart"/>
+      <w:r>
+        <w:rPr>
+          <w:lang w:val="en-US"/>
+        </w:rPr>
+        <w:t>101863!SP</w:t>
+      </w:r>
+      <w:proofErr w:type="gramEnd"/>
+      <w:r>
+        <w:rPr>
+          <w:lang w:val="en-US"/>
+        </w:rPr>
+        <w:t xml:space="preserve"> JUNIOR RACKET !12.5 !9.4 !15-FEB-89</w:t>
+      </w:r>
+    </w:p>
+    <w:p>
+      <w:pPr>
+        <w:rPr>
+          <w:lang w:val="en-US"/>
+        </w:rPr>
+      </w:pPr>
+      <w:proofErr w:type="gramStart"/>
+      <w:r>
+        <w:rPr>
+          <w:lang w:val="en-US"/>
+        </w:rPr>
+        <w:t>102130!RH</w:t>
+      </w:r>
+      <w:proofErr w:type="gramEnd"/>
+      <w:r>
+        <w:rPr>
+          <w:lang w:val="en-US"/>
+        </w:rPr>
+        <w:t>: &amp;</w:t>
+      </w:r>
+      <w:proofErr w:type="spellStart"/>
+      <w:r>
+        <w:rPr>
+          <w:lang w:val="en-US"/>
+        </w:rPr>
+        <w:t>quot;GUIDE</w:t>
+      </w:r>
+      <w:proofErr w:type="spellEnd"/>
+      <w:r>
+        <w:rPr>
+          <w:lang w:val="en-US"/>
+        </w:rPr>
+        <w:t xml:space="preserve"> TO </w:t>
+      </w:r>
+      <w:proofErr w:type="spellStart"/>
+      <w:r>
+        <w:rPr>
+          <w:lang w:val="en-US"/>
+        </w:rPr>
+        <w:t>TENNIS&amp;quot</w:t>
+      </w:r>
+      <w:proofErr w:type="spellEnd"/>
+      <w:r>
+        <w:rPr>
+          <w:lang w:val="en-US"/>
+        </w:rPr>
+        <w:t>; !3.4 !2.8 !18-AUG-89</w:t>
+      </w:r>
+    </w:p>
+    <w:p>
+      <w:pPr>
+        <w:rPr>
+          <w:lang w:val="en-US"/>
+        </w:rPr>
+      </w:pPr>
+      <w:proofErr w:type="gramStart"/>
+      <w:r>
+        <w:rPr>
+          <w:lang w:val="en-US"/>
+        </w:rPr>
+        <w:t>200376!SB</w:t>
+      </w:r>
+      <w:proofErr w:type="gramEnd"/>
+      <w:r>
+        <w:rPr>
+          <w:lang w:val="en-US"/>
+        </w:rPr>
+        <w:t xml:space="preserve"> ENERGY BAR-6 PACK !2.4 !1.75 !15-NOV-90</w:t>
+      </w:r>
+    </w:p>
+    <w:p>
+      <w:pPr>
+        <w:rPr>
+          <w:lang w:val="en-US"/>
+        </w:rPr>
+      </w:pPr>
+      <w:proofErr w:type="gramStart"/>
+      <w:r>
+        <w:rPr>
+          <w:lang w:val="en-US"/>
+        </w:rPr>
+        <w:t>200380!SB</w:t>
+      </w:r>
+      <w:proofErr w:type="gramEnd"/>
+      <w:r>
+        <w:rPr>
+          <w:lang w:val="en-US"/>
+        </w:rPr>
+        <w:t xml:space="preserve"> VITA SNACK-6 PACK !4 !3.2 !15-NOV-90</w:t>
+      </w:r>
+    </w:p>
+    <w:p>
+      <w:pPr>
+        <w:rPr>
+          <w:lang w:val="en-US"/>
+        </w:rPr>
+      </w:pPr>
+      <w:proofErr w:type="gramStart"/>
+      <w:r>
+        <w:rPr>
+          <w:lang w:val="en-US"/>
+        </w:rPr>
+        <w:t>103120!WIFF</w:t>
+      </w:r>
+      <w:proofErr w:type="gramEnd"/>
+      <w:r>
+        <w:rPr>
+          <w:lang w:val="en-US"/>
+        </w:rPr>
+        <w:t xml:space="preserve"> SOFTBALL BAT I !25 !20 !01-JUN-90</w:t>
+      </w:r>
+    </w:p>
+    <w:p>
+      <w:pPr>
+        <w:rPr>
+          <w:lang w:val="en-US"/>
+        </w:rPr>
+      </w:pPr>
+      <w:proofErr w:type="gramStart"/>
+      <w:r>
+        <w:rPr>
+          <w:lang w:val="en-US"/>
+        </w:rPr>
+        <w:t>103121!WIFF</w:t>
+      </w:r>
+      <w:proofErr w:type="gramEnd"/>
+      <w:r>
+        <w:rPr>
+          <w:lang w:val="en-US"/>
+        </w:rPr>
+        <w:t xml:space="preserve"> SOFTBALL BAT II !30 !24 !01-JUN-90</w:t>
+      </w:r>
+    </w:p>
+    <w:p>
+      <w:pPr>
+        <w:rPr>
+          <w:lang w:val="en-US"/>
+        </w:rPr>
+      </w:pPr>
+      <w:proofErr w:type="gramStart"/>
+      <w:r>
+        <w:rPr>
+          <w:lang w:val="en-US"/>
+        </w:rPr>
+        <w:t>103130!WIFF</w:t>
+      </w:r>
+      <w:proofErr w:type="gramEnd"/>
+      <w:r>
+        <w:rPr>
+          <w:lang w:val="en-US"/>
+        </w:rPr>
+        <w:t xml:space="preserve"> SOFTBALL, SMALL !4.2 !3.6 !01-JAN-90</w:t>
+      </w:r>
+    </w:p>
+    <w:p>
+      <w:pPr>
+        <w:rPr>
+          <w:lang w:val="en-US"/>
+        </w:rPr>
+      </w:pPr>
+      <w:proofErr w:type="gramStart"/>
+      <w:r>
+        <w:rPr>
+          <w:lang w:val="en-US"/>
+        </w:rPr>
+        <w:t>103131!WIFF</w:t>
+      </w:r>
+      <w:proofErr w:type="gramEnd"/>
+      <w:r>
+        <w:rPr>
+          <w:lang w:val="en-US"/>
+        </w:rPr>
+        <w:t xml:space="preserve"> SOFTBALL, LARGE !4.5 !3.9 !01-JAN-90</w:t>
+      </w:r>
+    </w:p>
+    <w:p>
+      <w:pPr>
+        <w:rPr>
+          <w:lang w:val="en-US"/>
+        </w:rPr>
+      </w:pPr>
+      <w:proofErr w:type="gramStart"/>
+      <w:r>
+        <w:rPr>
+          <w:lang w:val="en-US"/>
+        </w:rPr>
+        <w:t>103140!WIFF</w:t>
+      </w:r>
+      <w:proofErr w:type="gramEnd"/>
+      <w:r>
+        <w:rPr>
+          <w:lang w:val="en-US"/>
+        </w:rPr>
+        <w:t xml:space="preserve"> SOFTBALL MITT (LH) !20 !15 !15-FEB-89</w:t>
+      </w:r>
+    </w:p>
+    <w:p>
+      <w:pPr>
+        <w:rPr>
+          <w:lang w:val="en-US"/>
+        </w:rPr>
+      </w:pPr>
+      <w:proofErr w:type="gramStart"/>
+      <w:r>
+        <w:rPr>
+          <w:lang w:val="en-US"/>
+        </w:rPr>
+        <w:t>103141!WIFF</w:t>
+      </w:r>
+      <w:proofErr w:type="gramEnd"/>
+      <w:r>
+        <w:rPr>
+          <w:lang w:val="en-US"/>
+        </w:rPr>
+        <w:t xml:space="preserve"> SOFTBALL MITT (RH) !20 !15 !15-FEB-89</w:t>
+      </w:r>
+    </w:p>
+    <w:p>
+      <w:pPr>
+        <w:rPr>
+          <w:lang w:val="en-US"/>
+        </w:rPr>
+      </w:pPr>
+      <w:proofErr w:type="gramStart"/>
+      <w:r>
+        <w:rPr>
+          <w:lang w:val="en-US"/>
+        </w:rPr>
+        <w:t>102132!RH</w:t>
+      </w:r>
+      <w:proofErr w:type="gramEnd"/>
+      <w:r>
+        <w:rPr>
+          <w:lang w:val="en-US"/>
+        </w:rPr>
+        <w:t>: &amp;</w:t>
+      </w:r>
+      <w:proofErr w:type="spellStart"/>
+      <w:r>
+        <w:rPr>
+          <w:lang w:val="en-US"/>
+        </w:rPr>
+        <w:t>quot;GUIDE</w:t>
+      </w:r>
+      <w:proofErr w:type="spellEnd"/>
+      <w:r>
+        <w:rPr>
+          <w:lang w:val="en-US"/>
+        </w:rPr>
+        <w:t xml:space="preserve"> TO </w:t>
+      </w:r>
+      <w:proofErr w:type="spellStart"/>
+      <w:r>
+        <w:rPr>
+          <w:lang w:val="en-US"/>
+        </w:rPr>
+        <w:t>SOFTBALL&amp;quot</w:t>
+      </w:r>
+      <w:proofErr w:type="spellEnd"/>
+      <w:r>
+        <w:rPr>
+          <w:lang w:val="en-US"/>
+        </w:rPr>
+        <w:t>; !3.4 !2.8 !18-AUG-89</w:t>
+      </w:r>
+    </w:p>
+    <w:p>
+      <w:pPr>
+        <w:rPr>
+          <w:lang w:val="en-US"/>
+        </w:rPr>
+      </w:pPr>
+      <w:proofErr w:type="gramStart"/>
+      <w:r>
+        <w:rPr>
+          <w:lang w:val="en-US"/>
+        </w:rPr>
+        <w:t>104350!DUNK</w:t>
+      </w:r>
+      <w:proofErr w:type="gramEnd"/>
+      <w:r>
+        <w:rPr>
+          <w:lang w:val="en-US"/>
+        </w:rPr>
+        <w:t xml:space="preserve"> BASKETBALL INDOOR !44 !35.3 !01-JUN-90</w:t>
+      </w:r>
+    </w:p>
+    <w:p>
+      <w:pPr>
+        <w:rPr>
+          <w:lang w:val="en-US"/>
+        </w:rPr>
+      </w:pPr>
+      <w:proofErr w:type="gramStart"/>
+      <w:r>
+        <w:rPr>
+          <w:lang w:val="en-US"/>
+        </w:rPr>
+        <w:t>104351!DUNK</w:t>
+      </w:r>
+      <w:proofErr w:type="gramEnd"/>
+      <w:r>
+        <w:rPr>
+          <w:lang w:val="en-US"/>
+        </w:rPr>
+        <w:t xml:space="preserve"> BASKETBALL OUTDOOR !26 !20.8 !01-JUN-90</w:t>
+      </w:r>
+    </w:p>
+    <w:p>
+      <w:pPr>
+        <w:rPr>
+          <w:lang w:val="en-US"/>
+        </w:rPr>
+      </w:pPr>
+      <w:proofErr w:type="gramStart"/>
+      <w:r>
+        <w:rPr>
+          <w:lang w:val="en-US"/>
+        </w:rPr>
+        <w:t>104352!DUNK</w:t>
+      </w:r>
+      <w:proofErr w:type="gramEnd"/>
+      <w:r>
+        <w:rPr>
+          <w:lang w:val="en-US"/>
+        </w:rPr>
+        <w:t xml:space="preserve"> BASKETBALL PROFESSIONAL!58.3 !40.8 !01-JUN-90</w:t>
+      </w:r>
+    </w:p>
+    <w:p>
+      <w:pPr>
+        <w:rPr>
+          <w:lang w:val="en-US"/>
+        </w:rPr>
+      </w:pPr>
+      <w:proofErr w:type="gramStart"/>
+      <w:r>
+        <w:rPr>
+          <w:lang w:val="en-US"/>
+        </w:rPr>
+        <w:t>104360!DUNK</w:t>
+      </w:r>
+      <w:proofErr w:type="gramEnd"/>
+      <w:r>
+        <w:rPr>
+          <w:lang w:val="en-US"/>
+        </w:rPr>
+        <w:t xml:space="preserve"> HOOP !39 !32 !01-JAN-90</w:t>
+      </w:r>
+    </w:p>
+    <w:p>
+      <w:pPr>
+        <w:rPr>
+          <w:lang w:val="en-US"/>
+        </w:rPr>
+      </w:pPr>
+      <w:proofErr w:type="gramStart"/>
+      <w:r>
+        <w:rPr>
+          <w:lang w:val="en-US"/>
+        </w:rPr>
+        <w:t>104361!DUNK</w:t>
+      </w:r>
+      <w:proofErr w:type="gramEnd"/>
+      <w:r>
+        <w:rPr>
+          <w:lang w:val="en-US"/>
+        </w:rPr>
+        <w:t xml:space="preserve"> HOOP W/FIBERGLASS BOARD!50 !35 !01-JAN-90</w:t>
+      </w:r>
+    </w:p>
+    <w:p>
+      <w:pPr>
+        <w:rPr>
+          <w:lang w:val="en-US"/>
+        </w:rPr>
+      </w:pPr>
+      <w:proofErr w:type="gramStart"/>
+      <w:r>
+        <w:rPr>
+          <w:lang w:val="en-US"/>
+        </w:rPr>
+        <w:t>104362!DUNK</w:t>
+      </w:r>
+      <w:proofErr w:type="gramEnd"/>
+      <w:r>
+        <w:rPr>
+          <w:lang w:val="en-US"/>
+        </w:rPr>
+        <w:t xml:space="preserve"> NETS - RAINBOW !5 !4 !15-FEB-89</w:t>
+      </w:r>
+    </w:p>
+    <w:p>
+      <w:pPr>
+        <w:rPr>
+          <w:lang w:val="en-US"/>
+        </w:rPr>
+      </w:pPr>
+      <w:proofErr w:type="gramStart"/>
+      <w:r>
+        <w:rPr>
+          <w:lang w:val="en-US"/>
+        </w:rPr>
+        <w:t>102134!RH</w:t>
+      </w:r>
+      <w:proofErr w:type="gramEnd"/>
+      <w:r>
+        <w:rPr>
+          <w:lang w:val="en-US"/>
+        </w:rPr>
+        <w:t>: &amp;</w:t>
+      </w:r>
+      <w:proofErr w:type="spellStart"/>
+      <w:r>
+        <w:rPr>
+          <w:lang w:val="en-US"/>
+        </w:rPr>
+        <w:t>quot;GUIDE</w:t>
+      </w:r>
+      <w:proofErr w:type="spellEnd"/>
+      <w:r>
+        <w:rPr>
+          <w:lang w:val="en-US"/>
+        </w:rPr>
+        <w:t xml:space="preserve"> TO </w:t>
+      </w:r>
+      <w:proofErr w:type="spellStart"/>
+      <w:r>
+        <w:rPr>
+          <w:lang w:val="en-US"/>
+        </w:rPr>
+        <w:t>BASKETBALL&amp;quot</w:t>
+      </w:r>
+      <w:proofErr w:type="spellEnd"/>
+      <w:r>
+        <w:rPr>
+          <w:lang w:val="en-US"/>
+        </w:rPr>
+        <w:t>; !3.4 !2.8 !18-AUG-89</w:t>
+      </w:r>
+    </w:p>
+    <w:p>
+      <w:pPr>
+        <w:rPr>
+          <w:lang w:val="en-US"/>
+        </w:rPr>
+      </w:pPr>
+      <w:proofErr w:type="gramStart"/>
+      <w:r>
+        <w:rPr>
+          <w:lang w:val="en-US"/>
+        </w:rPr>
+        <w:t>105123!YELLOW</w:t>
+      </w:r>
+      <w:proofErr w:type="gramEnd"/>
+      <w:r>
+        <w:rPr>
+          <w:lang w:val="en-US"/>
+        </w:rPr>
+        <w:t xml:space="preserve"> JERSEY BICYCLE HELMET!40 !34 !01-JUN-90</w:t>
+      </w:r>
+    </w:p>
+    <w:p>
+      <w:pPr>
+        <w:rPr>
+          <w:lang w:val="en-US"/>
+        </w:rPr>
+      </w:pPr>
+      <w:proofErr w:type="gramStart"/>
+      <w:r>
+        <w:rPr>
+          <w:lang w:val="en-US"/>
+        </w:rPr>
+        <w:t>105124!YELLOW</w:t>
+      </w:r>
+      <w:proofErr w:type="gramEnd"/>
+      <w:r>
+        <w:rPr>
+          <w:lang w:val="en-US"/>
+        </w:rPr>
+        <w:t xml:space="preserve"> JERSEY BICYCLE GLOVES!15 !10 !01-JUN-90</w:t>
+      </w:r>
+    </w:p>
+    <w:p>
+      <w:pPr>
+        <w:rPr>
+          <w:lang w:val="en-US"/>
+        </w:rPr>
+      </w:pPr>
+      <w:proofErr w:type="gramStart"/>
+      <w:r>
+        <w:rPr>
+          <w:lang w:val="en-US"/>
+        </w:rPr>
+        <w:t>105125!YELLOW</w:t>
+      </w:r>
+      <w:proofErr w:type="gramEnd"/>
+      <w:r>
+        <w:rPr>
+          <w:lang w:val="en-US"/>
+        </w:rPr>
+        <w:t xml:space="preserve"> JERSEY WATER BOTTLE !3 !2.6 !01-JAN-90</w:t>
+      </w:r>
+    </w:p>
+    <w:p>
+      <w:pPr>
+        <w:rPr>
+          <w:lang w:val="en-US"/>
+        </w:rPr>
+      </w:pPr>
+      <w:proofErr w:type="gramStart"/>
+      <w:r>
+        <w:rPr>
+          <w:lang w:val="en-US"/>
+        </w:rPr>
+        <w:t>105126!YELLOW</w:t>
+      </w:r>
+      <w:proofErr w:type="gramEnd"/>
+      <w:r>
+        <w:rPr>
+          <w:lang w:val="en-US"/>
+        </w:rPr>
+        <w:t xml:space="preserve"> JERSEY BOTTLE CAGE !6 !5 !01-JAN-90</w:t>
+      </w:r>
+    </w:p>
+    <w:p>
+      <w:pPr>
+        <w:rPr>
+          <w:lang w:val="en-US"/>
+        </w:rPr>
+      </w:pPr>
+      <w:proofErr w:type="gramStart"/>
+      <w:r>
+        <w:rPr>
+          <w:lang w:val="en-US"/>
+        </w:rPr>
+        <w:t>105127!YELLOW</w:t>
+      </w:r>
+      <w:proofErr w:type="gramEnd"/>
+      <w:r>
+        <w:rPr>
+          <w:lang w:val="en-US"/>
+        </w:rPr>
+        <w:t xml:space="preserve"> JERSEY FRAME PUMP !6 !5 !15-NOV-90</w:t>
+      </w:r>
+    </w:p>
+    <w:p>
+      <w:pPr>
+        <w:rPr>
+          <w:lang w:val="en-US"/>
+        </w:rPr>
+      </w:pPr>
+      <w:proofErr w:type="gramStart"/>
+      <w:r>
+        <w:rPr>
+          <w:lang w:val="en-US"/>
+        </w:rPr>
+        <w:t>105128!YELLOW</w:t>
+      </w:r>
+      <w:proofErr w:type="gramEnd"/>
+      <w:r>
+        <w:rPr>
+          <w:lang w:val="en-US"/>
+        </w:rPr>
+        <w:t xml:space="preserve"> JERSEY SADDLE PACK !10 !8 !15-NOV-90</w:t>
+      </w:r>
+    </w:p>
+    <w:p>
+      <w:pPr>
+        <w:rPr>
+          <w:lang w:val="en-US"/>
+        </w:rPr>
+      </w:pPr>
+      <w:proofErr w:type="gramStart"/>
+      <w:r>
+        <w:rPr>
+          <w:lang w:val="en-US"/>
+        </w:rPr>
+        <w:t>102136!RH</w:t>
+      </w:r>
+      <w:proofErr w:type="gramEnd"/>
+      <w:r>
+        <w:rPr>
+          <w:lang w:val="en-US"/>
+        </w:rPr>
+        <w:t>: &amp;</w:t>
+      </w:r>
+      <w:proofErr w:type="spellStart"/>
+      <w:r>
+        <w:rPr>
+          <w:lang w:val="en-US"/>
+        </w:rPr>
+        <w:t>quot;GUIDE</w:t>
+      </w:r>
+      <w:proofErr w:type="spellEnd"/>
+      <w:r>
+        <w:rPr>
+          <w:lang w:val="en-US"/>
+        </w:rPr>
+        <w:t xml:space="preserve"> TO </w:t>
+      </w:r>
+      <w:proofErr w:type="spellStart"/>
+      <w:r>
+        <w:rPr>
+          <w:lang w:val="en-US"/>
+        </w:rPr>
+        <w:t>CYCLING&amp;quot</w:t>
+      </w:r>
+      <w:proofErr w:type="spellEnd"/>
+      <w:r>
+        <w:rPr>
+          <w:lang w:val="en-US"/>
+        </w:rPr>
+        <w:t>; !3.4 !2.8 !18-AUG-89</w:t>
       </w:r>
     </w:p>
     <w:p>
@@ -4400,6 +5625,7 @@
       <w:r>
         <w:t xml:space="preserve"> – </w:t>
       </w:r>
+      <w:proofErr w:type="gramStart"/>
       <w:r>
         <w:rPr>
           <w:lang w:val="en-US"/>
@@ -4419,7 +5645,11 @@
         <w:t xml:space="preserve"> </w:t>
       </w:r>
       <w:r>
-        <w:t>это поиск строк в файле содержащих  подстроку совпадающую с расширенным шаблоном (-Е)</w:t>
+        <w:t>это</w:t>
+      </w:r>
+      <w:proofErr w:type="gramEnd"/>
+      <w:r>
+        <w:t xml:space="preserve"> поиск строк в файле содержащих  подстроку совпадающую с расширенным шаблоном (-Е)</w:t>
       </w:r>
     </w:p>
     <w:p/>
@@ -4456,7 +5686,14 @@
         <w:rPr>
           <w:lang w:val="uk-UA"/>
         </w:rPr>
-        <w:t>0-9</w:t>
+        <w:t>0-</w:t>
+      </w:r>
+      <w:proofErr w:type="gramStart"/>
+      <w:r>
+        <w:rPr>
+          <w:lang w:val="uk-UA"/>
+        </w:rPr>
+        <w:t>9</w:t>
       </w:r>
       <w:r>
         <w:t>]</w:t>
@@ -4465,37 +5702,116 @@
         <w:rPr>
           <w:lang w:val="uk-UA"/>
         </w:rPr>
-        <w:t>+!»</w:t>
-      </w:r>
-    </w:p>
-    <w:p>
-      <w:pPr>
-        <w:rPr>
-          <w:lang w:val="uk-UA"/>
-        </w:rPr>
-      </w:pPr>
-      <w:r>
-        <w:rPr>
-          <w:lang w:val="uk-UA"/>
-        </w:rPr>
-        <w:t xml:space="preserve">любая цифра повтаренная один и более раз. </w:t>
-      </w:r>
-    </w:p>
-    <w:p>
-      <w:pPr>
-        <w:rPr>
-          <w:lang w:val="uk-UA"/>
-        </w:rPr>
-      </w:pPr>
-      <w:r>
-        <w:rPr>
-          <w:lang w:val="uk-UA"/>
-        </w:rPr>
-        <w:t>Используется для обозначения кода.</w:t>
-      </w:r>
-      <w:r>
+        <w:t>+</w:t>
+      </w:r>
+      <w:proofErr w:type="gramEnd"/>
+      <w:r>
+        <w:rPr>
+          <w:lang w:val="uk-UA"/>
+        </w:rPr>
+        <w:t>!»</w:t>
+      </w:r>
+    </w:p>
+    <w:p>
+      <w:pPr>
+        <w:rPr>
+          <w:lang w:val="uk-UA"/>
+        </w:rPr>
+      </w:pPr>
+      <w:proofErr w:type="spellStart"/>
+      <w:r>
+        <w:rPr>
+          <w:lang w:val="uk-UA"/>
+        </w:rPr>
+        <w:t>любая</w:t>
+      </w:r>
+      <w:proofErr w:type="spellEnd"/>
+      <w:r>
+        <w:rPr>
+          <w:lang w:val="uk-UA"/>
+        </w:rPr>
+        <w:t xml:space="preserve"> цифра </w:t>
+      </w:r>
+      <w:proofErr w:type="spellStart"/>
+      <w:r>
+        <w:rPr>
+          <w:lang w:val="uk-UA"/>
+        </w:rPr>
+        <w:t>повтаренная</w:t>
+      </w:r>
+      <w:proofErr w:type="spellEnd"/>
+      <w:r>
+        <w:rPr>
+          <w:lang w:val="uk-UA"/>
+        </w:rPr>
+        <w:t xml:space="preserve"> один и </w:t>
+      </w:r>
+      <w:proofErr w:type="spellStart"/>
+      <w:r>
+        <w:rPr>
+          <w:lang w:val="uk-UA"/>
+        </w:rPr>
+        <w:t>более</w:t>
+      </w:r>
+      <w:proofErr w:type="spellEnd"/>
+      <w:r>
+        <w:rPr>
+          <w:lang w:val="uk-UA"/>
+        </w:rPr>
+        <w:t xml:space="preserve"> раз. </w:t>
+      </w:r>
+    </w:p>
+    <w:p>
+      <w:pPr>
+        <w:rPr>
+          <w:lang w:val="uk-UA"/>
+        </w:rPr>
+      </w:pPr>
+      <w:proofErr w:type="spellStart"/>
+      <w:r>
+        <w:rPr>
+          <w:lang w:val="uk-UA"/>
+        </w:rPr>
+        <w:t>Используется</w:t>
+      </w:r>
+      <w:proofErr w:type="spellEnd"/>
+      <w:r>
+        <w:rPr>
+          <w:lang w:val="uk-UA"/>
+        </w:rPr>
+        <w:t xml:space="preserve"> для </w:t>
+      </w:r>
+      <w:proofErr w:type="spellStart"/>
+      <w:r>
+        <w:rPr>
+          <w:lang w:val="uk-UA"/>
+        </w:rPr>
+        <w:t>обозначения</w:t>
+      </w:r>
+      <w:proofErr w:type="spellEnd"/>
+      <w:r>
+        <w:rPr>
+          <w:lang w:val="uk-UA"/>
+        </w:rPr>
         <w:t xml:space="preserve"> </w:t>
       </w:r>
+      <w:proofErr w:type="spellStart"/>
+      <w:r>
+        <w:rPr>
+          <w:lang w:val="uk-UA"/>
+        </w:rPr>
+        <w:t>кода</w:t>
+      </w:r>
+      <w:proofErr w:type="spellEnd"/>
+      <w:r>
+        <w:rPr>
+          <w:lang w:val="uk-UA"/>
+        </w:rPr>
+        <w:t>.</w:t>
+      </w:r>
+      <w:r>
+        <w:t xml:space="preserve"> </w:t>
+      </w:r>
       <w:r>
         <w:rPr>
           <w:lang w:val="uk-UA"/>
@@ -4509,13 +5825,42 @@
         <w:rPr>
           <w:lang w:val="uk-UA"/>
         </w:rPr>
-        <w:t xml:space="preserve">» сепаратор между столбцами. </w:t>
+        <w:t xml:space="preserve">» сепаратор </w:t>
+      </w:r>
+      <w:proofErr w:type="spellStart"/>
+      <w:r>
+        <w:rPr>
+          <w:lang w:val="uk-UA"/>
+        </w:rPr>
+        <w:t>между</w:t>
+      </w:r>
+      <w:proofErr w:type="spellEnd"/>
+      <w:r>
+        <w:rPr>
+          <w:lang w:val="uk-UA"/>
+        </w:rPr>
+        <w:t xml:space="preserve"> </w:t>
+      </w:r>
+      <w:proofErr w:type="spellStart"/>
+      <w:r>
+        <w:rPr>
+          <w:lang w:val="uk-UA"/>
+        </w:rPr>
+        <w:t>столбцами</w:t>
+      </w:r>
+      <w:proofErr w:type="spellEnd"/>
+      <w:r>
+        <w:rPr>
+          <w:lang w:val="uk-UA"/>
+        </w:rPr>
+        <w:t xml:space="preserve">. </w:t>
       </w:r>
     </w:p>
     <w:p>
       <w:r>
         <w:t>[^</w:t>
       </w:r>
+      <w:proofErr w:type="gramStart"/>
       <w:r>
         <w:t>!</w:t>
       </w:r>
@@ -4523,7 +5868,11 @@
         <w:t>]</w:t>
       </w:r>
       <w:r>
-        <w:t>+ все что угодно кроме того, что в квадратных скобках, один и более раз. То есть, все что угодно, кроме сепаратора между столбцами. Таким образом мы показываем, что шаблон не выходит за пределы второго столбца.</w:t>
+        <w:t>+</w:t>
+      </w:r>
+      <w:proofErr w:type="gramEnd"/>
+      <w:r>
+        <w:t xml:space="preserve"> все что угодно кроме того, что в квадратных скобках, один и более раз. То есть, все что угодно, кроме сепаратора между столбцами. Таким образом мы показываем, что шаблон не выходит за пределы второго столбца.</w:t>
       </w:r>
     </w:p>
     <w:p>
@@ -4534,7 +5883,15 @@
         <w:t>“</w:t>
       </w:r>
       <w:r>
-        <w:t xml:space="preserve">» обратный слеш говорит что символ следующий после него будет проверяться на буквальное совпадение. Отменяет действие специальных символов. </w:t>
+        <w:t xml:space="preserve">» обратный слеш </w:t>
+      </w:r>
+      <w:proofErr w:type="gramStart"/>
+      <w:r>
+        <w:t>говорит</w:t>
+      </w:r>
+      <w:proofErr w:type="gramEnd"/>
+      <w:r>
+        <w:t xml:space="preserve"> что символ следующий после него будет проверяться на буквальное совпадение. Отменяет действие специальных символов. </w:t>
       </w:r>
     </w:p>
     <w:p>
@@ -4552,6 +5909,7 @@
       <w:r>
         <w:t xml:space="preserve">«пробел </w:t>
       </w:r>
+      <w:proofErr w:type="gramStart"/>
       <w:r>
         <w:t>[</w:t>
       </w:r>
@@ -4564,6 +5922,7 @@
         </w:rPr>
         <w:t>A</w:t>
       </w:r>
+      <w:proofErr w:type="gramEnd"/>
       <w:r>
         <w:t>-</w:t>
       </w:r>
@@ -5314,6 +6673,7 @@
       <w:r>
         <w:t xml:space="preserve"> – </w:t>
       </w:r>
+      <w:proofErr w:type="gramStart"/>
       <w:r>
         <w:rPr>
           <w:lang w:val="en-US"/>
@@ -5333,7 +6693,11 @@
         <w:t xml:space="preserve"> </w:t>
       </w:r>
       <w:r>
-        <w:t>это поиск строк в файле содержащих  подстроку совпадающую с расширенным шаблоном (-Е)</w:t>
+        <w:t>это</w:t>
+      </w:r>
+      <w:proofErr w:type="gramEnd"/>
+      <w:r>
+        <w:t xml:space="preserve"> поиск строк в файле содержащих  подстроку совпадающую с расширенным шаблоном (-Е)</w:t>
       </w:r>
     </w:p>
     <w:p/>
@@ -5353,7 +6717,14 @@
         <w:rPr>
           <w:lang w:val="uk-UA"/>
         </w:rPr>
-        <w:t>0-9</w:t>
+        <w:t>0-</w:t>
+      </w:r>
+      <w:proofErr w:type="gramStart"/>
+      <w:r>
+        <w:rPr>
+          <w:lang w:val="uk-UA"/>
+        </w:rPr>
+        <w:t>9</w:t>
       </w:r>
       <w:r>
         <w:t>]</w:t>
@@ -5364,6 +6735,7 @@
         </w:rPr>
         <w:t>+</w:t>
       </w:r>
+      <w:proofErr w:type="gramEnd"/>
       <w:r>
         <w:t>$</w:t>
       </w:r>
@@ -5380,31 +6752,91 @@
           <w:lang w:val="uk-UA"/>
         </w:rPr>
       </w:pPr>
-      <w:r>
-        <w:rPr>
-          <w:lang w:val="uk-UA"/>
-        </w:rPr>
-        <w:t xml:space="preserve">любая цифра повтаренная один и более раз. </w:t>
-      </w:r>
-    </w:p>
-    <w:p>
-      <w:pPr>
-        <w:rPr>
-          <w:lang w:val="uk-UA"/>
-        </w:rPr>
-      </w:pPr>
-      <w:r>
-        <w:rPr>
-          <w:lang w:val="uk-UA"/>
-        </w:rPr>
-        <w:t xml:space="preserve">Используется для обозначения </w:t>
-      </w:r>
+      <w:proofErr w:type="spellStart"/>
+      <w:r>
+        <w:rPr>
+          <w:lang w:val="uk-UA"/>
+        </w:rPr>
+        <w:t>любая</w:t>
+      </w:r>
+      <w:proofErr w:type="spellEnd"/>
+      <w:r>
+        <w:rPr>
+          <w:lang w:val="uk-UA"/>
+        </w:rPr>
+        <w:t xml:space="preserve"> цифра </w:t>
+      </w:r>
+      <w:proofErr w:type="spellStart"/>
+      <w:r>
+        <w:rPr>
+          <w:lang w:val="uk-UA"/>
+        </w:rPr>
+        <w:t>повтаренная</w:t>
+      </w:r>
+      <w:proofErr w:type="spellEnd"/>
+      <w:r>
+        <w:rPr>
+          <w:lang w:val="uk-UA"/>
+        </w:rPr>
+        <w:t xml:space="preserve"> один и </w:t>
+      </w:r>
+      <w:proofErr w:type="spellStart"/>
+      <w:r>
+        <w:rPr>
+          <w:lang w:val="uk-UA"/>
+        </w:rPr>
+        <w:t>более</w:t>
+      </w:r>
+      <w:proofErr w:type="spellEnd"/>
+      <w:r>
+        <w:rPr>
+          <w:lang w:val="uk-UA"/>
+        </w:rPr>
+        <w:t xml:space="preserve"> раз. </w:t>
+      </w:r>
+    </w:p>
+    <w:p>
+      <w:pPr>
+        <w:rPr>
+          <w:lang w:val="uk-UA"/>
+        </w:rPr>
+      </w:pPr>
+      <w:proofErr w:type="spellStart"/>
+      <w:r>
+        <w:rPr>
+          <w:lang w:val="uk-UA"/>
+        </w:rPr>
+        <w:t>Используется</w:t>
+      </w:r>
+      <w:proofErr w:type="spellEnd"/>
+      <w:r>
+        <w:rPr>
+          <w:lang w:val="uk-UA"/>
+        </w:rPr>
+        <w:t xml:space="preserve"> для </w:t>
+      </w:r>
+      <w:proofErr w:type="spellStart"/>
+      <w:r>
+        <w:rPr>
+          <w:lang w:val="uk-UA"/>
+        </w:rPr>
+        <w:t>обозначения</w:t>
+      </w:r>
+      <w:proofErr w:type="spellEnd"/>
+      <w:r>
+        <w:rPr>
+          <w:lang w:val="uk-UA"/>
+        </w:rPr>
+        <w:t xml:space="preserve"> </w:t>
+      </w:r>
+      <w:proofErr w:type="spellStart"/>
       <w:r>
         <w:rPr>
           <w:lang w:val="uk-UA"/>
         </w:rPr>
         <w:t>суммы</w:t>
       </w:r>
+      <w:proofErr w:type="spellEnd"/>
       <w:r>
         <w:rPr>
           <w:lang w:val="uk-UA"/>
@@ -5452,6 +6884,7 @@
       <w:r>
         <w:t xml:space="preserve"> – </w:t>
       </w:r>
+      <w:proofErr w:type="gramStart"/>
       <w:r>
         <w:rPr>
           <w:lang w:val="en-US"/>
@@ -5471,7 +6904,11 @@
         <w:t xml:space="preserve"> </w:t>
       </w:r>
       <w:r>
-        <w:t>это поиск строк в файле содержащих  подстроку совпадающую с расширенным шаблоном (-Е)</w:t>
+        <w:t>это</w:t>
+      </w:r>
+      <w:proofErr w:type="gramEnd"/>
+      <w:r>
+        <w:t xml:space="preserve"> поиск строк в файле содержащих  подстроку совпадающую с расширенным шаблоном (-Е)</w:t>
       </w:r>
       <w:r>
         <w:t xml:space="preserve">, </w:t>
@@ -5508,7 +6945,14 @@
         <w:rPr>
           <w:lang w:val="uk-UA"/>
         </w:rPr>
-        <w:t>0-9</w:t>
+        <w:t>0-</w:t>
+      </w:r>
+      <w:proofErr w:type="gramStart"/>
+      <w:r>
+        <w:rPr>
+          <w:lang w:val="uk-UA"/>
+        </w:rPr>
+        <w:t>9</w:t>
       </w:r>
       <w:r>
         <w:t>]</w:t>
@@ -5519,6 +6963,7 @@
         </w:rPr>
         <w:t>+</w:t>
       </w:r>
+      <w:proofErr w:type="gramEnd"/>
       <w:r>
         <w:t>$</w:t>
       </w:r>
@@ -5535,24 +6980,96 @@
           <w:lang w:val="uk-UA"/>
         </w:rPr>
       </w:pPr>
-      <w:r>
-        <w:rPr>
-          <w:lang w:val="uk-UA"/>
-        </w:rPr>
-        <w:t xml:space="preserve">любая цифра повтаренная один и более раз. </w:t>
-      </w:r>
-    </w:p>
-    <w:p>
-      <w:pPr>
-        <w:rPr>
-          <w:lang w:val="uk-UA"/>
-        </w:rPr>
-      </w:pPr>
-      <w:r>
-        <w:rPr>
-          <w:lang w:val="uk-UA"/>
-        </w:rPr>
-        <w:t xml:space="preserve">Используется для обозначения суммы. </w:t>
+      <w:proofErr w:type="spellStart"/>
+      <w:r>
+        <w:rPr>
+          <w:lang w:val="uk-UA"/>
+        </w:rPr>
+        <w:t>любая</w:t>
+      </w:r>
+      <w:proofErr w:type="spellEnd"/>
+      <w:r>
+        <w:rPr>
+          <w:lang w:val="uk-UA"/>
+        </w:rPr>
+        <w:t xml:space="preserve"> цифра </w:t>
+      </w:r>
+      <w:proofErr w:type="spellStart"/>
+      <w:r>
+        <w:rPr>
+          <w:lang w:val="uk-UA"/>
+        </w:rPr>
+        <w:t>повтаренная</w:t>
+      </w:r>
+      <w:proofErr w:type="spellEnd"/>
+      <w:r>
+        <w:rPr>
+          <w:lang w:val="uk-UA"/>
+        </w:rPr>
+        <w:t xml:space="preserve"> один и </w:t>
+      </w:r>
+      <w:proofErr w:type="spellStart"/>
+      <w:r>
+        <w:rPr>
+          <w:lang w:val="uk-UA"/>
+        </w:rPr>
+        <w:t>более</w:t>
+      </w:r>
+      <w:proofErr w:type="spellEnd"/>
+      <w:r>
+        <w:rPr>
+          <w:lang w:val="uk-UA"/>
+        </w:rPr>
+        <w:t xml:space="preserve"> раз. </w:t>
+      </w:r>
+    </w:p>
+    <w:p>
+      <w:pPr>
+        <w:rPr>
+          <w:lang w:val="uk-UA"/>
+        </w:rPr>
+      </w:pPr>
+      <w:proofErr w:type="spellStart"/>
+      <w:r>
+        <w:rPr>
+          <w:lang w:val="uk-UA"/>
+        </w:rPr>
+        <w:t>Используется</w:t>
+      </w:r>
+      <w:proofErr w:type="spellEnd"/>
+      <w:r>
+        <w:rPr>
+          <w:lang w:val="uk-UA"/>
+        </w:rPr>
+        <w:t xml:space="preserve"> для </w:t>
+      </w:r>
+      <w:proofErr w:type="spellStart"/>
+      <w:r>
+        <w:rPr>
+          <w:lang w:val="uk-UA"/>
+        </w:rPr>
+        <w:t>обозначения</w:t>
+      </w:r>
+      <w:proofErr w:type="spellEnd"/>
+      <w:r>
+        <w:rPr>
+          <w:lang w:val="uk-UA"/>
+        </w:rPr>
+        <w:t xml:space="preserve"> </w:t>
+      </w:r>
+      <w:proofErr w:type="spellStart"/>
+      <w:r>
+        <w:rPr>
+          <w:lang w:val="uk-UA"/>
+        </w:rPr>
+        <w:t>суммы</w:t>
+      </w:r>
+      <w:proofErr w:type="spellEnd"/>
+      <w:r>
+        <w:rPr>
+          <w:lang w:val="uk-UA"/>
+        </w:rPr>
+        <w:t xml:space="preserve">. </w:t>
       </w:r>
     </w:p>
     <w:p>
@@ -5589,6 +7106,7 @@
       <w:r>
         <w:t xml:space="preserve"> – </w:t>
       </w:r>
+      <w:proofErr w:type="gramStart"/>
       <w:r>
         <w:rPr>
           <w:lang w:val="en-US"/>
@@ -5608,7 +7126,11 @@
         <w:t xml:space="preserve"> </w:t>
       </w:r>
       <w:r>
-        <w:t>это поиск строк в файле содержащих  подстроку совпадающую с расширенным шаблоном (-Е)</w:t>
+        <w:t>это</w:t>
+      </w:r>
+      <w:proofErr w:type="gramEnd"/>
+      <w:r>
+        <w:t xml:space="preserve"> поиск строк в файле содержащих  подстроку совпадающую с расширенным шаблоном (-Е)</w:t>
       </w:r>
     </w:p>
     <w:p/>
@@ -5628,7 +7150,14 @@
         <w:rPr>
           <w:lang w:val="uk-UA"/>
         </w:rPr>
-        <w:t>0-9</w:t>
+        <w:t>0-</w:t>
+      </w:r>
+      <w:proofErr w:type="gramStart"/>
+      <w:r>
+        <w:rPr>
+          <w:lang w:val="uk-UA"/>
+        </w:rPr>
+        <w:t>9</w:t>
       </w:r>
       <w:r>
         <w:t>]</w:t>
@@ -5637,7 +7166,14 @@
         <w:rPr>
           <w:lang w:val="uk-UA"/>
         </w:rPr>
-        <w:t>+00</w:t>
+        <w:t>+</w:t>
+      </w:r>
+      <w:proofErr w:type="gramEnd"/>
+      <w:r>
+        <w:rPr>
+          <w:lang w:val="uk-UA"/>
+        </w:rPr>
+        <w:t>00</w:t>
       </w:r>
       <w:r>
         <w:t>$</w:t>
@@ -5655,24 +7191,96 @@
           <w:lang w:val="uk-UA"/>
         </w:rPr>
       </w:pPr>
-      <w:r>
-        <w:rPr>
-          <w:lang w:val="uk-UA"/>
-        </w:rPr>
-        <w:t xml:space="preserve">любая цифра повтаренная один и более раз. </w:t>
-      </w:r>
-    </w:p>
-    <w:p>
-      <w:pPr>
-        <w:rPr>
-          <w:lang w:val="uk-UA"/>
-        </w:rPr>
-      </w:pPr>
-      <w:r>
-        <w:rPr>
-          <w:lang w:val="uk-UA"/>
-        </w:rPr>
-        <w:t xml:space="preserve">Используется для обозначения суммы. </w:t>
+      <w:proofErr w:type="spellStart"/>
+      <w:r>
+        <w:rPr>
+          <w:lang w:val="uk-UA"/>
+        </w:rPr>
+        <w:t>любая</w:t>
+      </w:r>
+      <w:proofErr w:type="spellEnd"/>
+      <w:r>
+        <w:rPr>
+          <w:lang w:val="uk-UA"/>
+        </w:rPr>
+        <w:t xml:space="preserve"> цифра </w:t>
+      </w:r>
+      <w:proofErr w:type="spellStart"/>
+      <w:r>
+        <w:rPr>
+          <w:lang w:val="uk-UA"/>
+        </w:rPr>
+        <w:t>повтаренная</w:t>
+      </w:r>
+      <w:proofErr w:type="spellEnd"/>
+      <w:r>
+        <w:rPr>
+          <w:lang w:val="uk-UA"/>
+        </w:rPr>
+        <w:t xml:space="preserve"> один и </w:t>
+      </w:r>
+      <w:proofErr w:type="spellStart"/>
+      <w:r>
+        <w:rPr>
+          <w:lang w:val="uk-UA"/>
+        </w:rPr>
+        <w:t>более</w:t>
+      </w:r>
+      <w:proofErr w:type="spellEnd"/>
+      <w:r>
+        <w:rPr>
+          <w:lang w:val="uk-UA"/>
+        </w:rPr>
+        <w:t xml:space="preserve"> раз. </w:t>
+      </w:r>
+    </w:p>
+    <w:p>
+      <w:pPr>
+        <w:rPr>
+          <w:lang w:val="uk-UA"/>
+        </w:rPr>
+      </w:pPr>
+      <w:proofErr w:type="spellStart"/>
+      <w:r>
+        <w:rPr>
+          <w:lang w:val="uk-UA"/>
+        </w:rPr>
+        <w:t>Используется</w:t>
+      </w:r>
+      <w:proofErr w:type="spellEnd"/>
+      <w:r>
+        <w:rPr>
+          <w:lang w:val="uk-UA"/>
+        </w:rPr>
+        <w:t xml:space="preserve"> для </w:t>
+      </w:r>
+      <w:proofErr w:type="spellStart"/>
+      <w:r>
+        <w:rPr>
+          <w:lang w:val="uk-UA"/>
+        </w:rPr>
+        <w:t>обозначения</w:t>
+      </w:r>
+      <w:proofErr w:type="spellEnd"/>
+      <w:r>
+        <w:rPr>
+          <w:lang w:val="uk-UA"/>
+        </w:rPr>
+        <w:t xml:space="preserve"> </w:t>
+      </w:r>
+      <w:proofErr w:type="spellStart"/>
+      <w:r>
+        <w:rPr>
+          <w:lang w:val="uk-UA"/>
+        </w:rPr>
+        <w:t>суммы</w:t>
+      </w:r>
+      <w:proofErr w:type="spellEnd"/>
+      <w:r>
+        <w:rPr>
+          <w:lang w:val="uk-UA"/>
+        </w:rPr>
+        <w:t xml:space="preserve">. </w:t>
       </w:r>
     </w:p>
     <w:p>
